--- a/docs/TECHNICAL-ADVISORY-REPORT.docx
+++ b/docs/TECHNICAL-ADVISORY-REPORT.docx
@@ -75,7 +75,7 @@
           <w:sz w:val="19"/>
           <w:szCs w:val="19"/>
         </w:rPr>
-        <w:t>讨论稿 v2.7   |   2026-10-25</w:t>
+        <w:t>讨论稿 v4.0   |   2026-10-26</w:t>
       </w:r>
     </w:p>
     <w:p>
@@ -127,7 +127,6 @@
         <w:keepNext/>
         <w:spacing w:after="120" w:before="300"/>
       </w:pPr>
-      <w:bookmarkStart w:name="_Toc1" w:id="1"/>
       <w:r>
         <w:rPr>
           <w:rFonts w:ascii="Noto Sans CJK SC" w:cs="Noto Sans CJK SC" w:eastAsia="Noto Sans CJK SC" w:hAnsi="Noto Sans CJK SC"/>
@@ -141,7 +140,6 @@
         </w:rPr>
         <w:t>阅读说明与详细目录</w:t>
       </w:r>
-      <w:bookmarkEnd w:id="1"/>
     </w:p>
     <w:p>
       <w:pPr>
@@ -172,10 +170,10 @@
           <w:pPr>
             <w:pStyle w:val="TOC1"/>
             <w:tabs>
-              <w:tab w:val="right" w:pos="9906" w:leader="dot"/>
+              <w:tab w:val="right" w:leader="dot" w:pos="9906"/>
             </w:tabs>
           </w:pPr>
-          <w:hyperlink w:history="1" w:anchor="_Toc2">
+          <w:hyperlink w:anchor="_TechToc1" w:history="1">
             <w:r>
               <w:t xml:space="preserve">1. 执行摘要</w:t>
             </w:r>
@@ -184,8 +182,15 @@
             </w:r>
             <w:r>
               <w:fldChar w:fldCharType="begin" w:dirty="true"/>
-              <w:instrText xml:space="preserve">PAGEREF _Toc2 \h</w:instrText>
+            </w:r>
+            <w:r>
+              <w:instrText xml:space="preserve"> PAGEREF _TechToc1 \h </w:instrText>
+            </w:r>
+            <w:r>
               <w:fldChar w:fldCharType="separate"/>
+              <w:t>1</w:t>
+            </w:r>
+            <w:r>
               <w:fldChar w:fldCharType="end"/>
             </w:r>
           </w:hyperlink>
@@ -194,10 +199,10 @@
           <w:pPr>
             <w:pStyle w:val="TOC2"/>
             <w:tabs>
-              <w:tab w:val="right" w:pos="9906" w:leader="dot"/>
+              <w:tab w:val="right" w:leader="dot" w:pos="9906"/>
             </w:tabs>
           </w:pPr>
-          <w:hyperlink w:history="1" w:anchor="_Toc3">
+          <w:hyperlink w:anchor="_TechToc2" w:history="1">
             <w:r>
               <w:t xml:space="preserve">建议优先级</w:t>
             </w:r>
@@ -206,8 +211,15 @@
             </w:r>
             <w:r>
               <w:fldChar w:fldCharType="begin" w:dirty="true"/>
-              <w:instrText xml:space="preserve">PAGEREF _Toc3 \h</w:instrText>
+            </w:r>
+            <w:r>
+              <w:instrText xml:space="preserve"> PAGEREF _TechToc2 \h </w:instrText>
+            </w:r>
+            <w:r>
               <w:fldChar w:fldCharType="separate"/>
+              <w:t>1</w:t>
+            </w:r>
+            <w:r>
               <w:fldChar w:fldCharType="end"/>
             </w:r>
           </w:hyperlink>
@@ -216,10 +228,10 @@
           <w:pPr>
             <w:pStyle w:val="TOC1"/>
             <w:tabs>
-              <w:tab w:val="right" w:pos="9906" w:leader="dot"/>
+              <w:tab w:val="right" w:leader="dot" w:pos="9906"/>
             </w:tabs>
           </w:pPr>
-          <w:hyperlink w:history="1" w:anchor="_Toc4">
+          <w:hyperlink w:anchor="_TechToc3" w:history="1">
             <w:r>
               <w:t xml:space="preserve">2. 核查范围、版本和可信边界</w:t>
             </w:r>
@@ -228,8 +240,15 @@
             </w:r>
             <w:r>
               <w:fldChar w:fldCharType="begin" w:dirty="true"/>
-              <w:instrText xml:space="preserve">PAGEREF _Toc4 \h</w:instrText>
+            </w:r>
+            <w:r>
+              <w:instrText xml:space="preserve"> PAGEREF _TechToc3 \h </w:instrText>
+            </w:r>
+            <w:r>
               <w:fldChar w:fldCharType="separate"/>
+              <w:t>1</w:t>
+            </w:r>
+            <w:r>
               <w:fldChar w:fldCharType="end"/>
             </w:r>
           </w:hyperlink>
@@ -238,10 +257,10 @@
           <w:pPr>
             <w:pStyle w:val="TOC2"/>
             <w:tabs>
-              <w:tab w:val="right" w:pos="9906" w:leader="dot"/>
+              <w:tab w:val="right" w:leader="dot" w:pos="9906"/>
             </w:tabs>
           </w:pPr>
-          <w:hyperlink w:history="1" w:anchor="_Toc5">
+          <w:hyperlink w:anchor="_TechToc4" w:history="1">
             <w:r>
               <w:t xml:space="preserve">2.1 仓库版本</w:t>
             </w:r>
@@ -250,8 +269,15 @@
             </w:r>
             <w:r>
               <w:fldChar w:fldCharType="begin" w:dirty="true"/>
-              <w:instrText xml:space="preserve">PAGEREF _Toc5 \h</w:instrText>
+            </w:r>
+            <w:r>
+              <w:instrText xml:space="preserve"> PAGEREF _TechToc4 \h </w:instrText>
+            </w:r>
+            <w:r>
               <w:fldChar w:fldCharType="separate"/>
+              <w:t>1</w:t>
+            </w:r>
+            <w:r>
               <w:fldChar w:fldCharType="end"/>
             </w:r>
           </w:hyperlink>
@@ -260,10 +286,10 @@
           <w:pPr>
             <w:pStyle w:val="TOC2"/>
             <w:tabs>
-              <w:tab w:val="right" w:pos="9906" w:leader="dot"/>
+              <w:tab w:val="right" w:leader="dot" w:pos="9906"/>
             </w:tabs>
           </w:pPr>
-          <w:hyperlink w:history="1" w:anchor="_Toc6">
+          <w:hyperlink w:anchor="_TechToc5" w:history="1">
             <w:r>
               <w:t xml:space="preserve">2.2 核查到的架构事实</w:t>
             </w:r>
@@ -272,8 +298,15 @@
             </w:r>
             <w:r>
               <w:fldChar w:fldCharType="begin" w:dirty="true"/>
-              <w:instrText xml:space="preserve">PAGEREF _Toc6 \h</w:instrText>
+            </w:r>
+            <w:r>
+              <w:instrText xml:space="preserve"> PAGEREF _TechToc5 \h </w:instrText>
+            </w:r>
+            <w:r>
               <w:fldChar w:fldCharType="separate"/>
+              <w:t>1</w:t>
+            </w:r>
+            <w:r>
               <w:fldChar w:fldCharType="end"/>
             </w:r>
           </w:hyperlink>
@@ -282,20 +315,56 @@
           <w:pPr>
             <w:pStyle w:val="TOC2"/>
             <w:tabs>
-              <w:tab w:val="right" w:pos="9906" w:leader="dot"/>
+              <w:tab w:val="right" w:leader="dot" w:pos="9906"/>
             </w:tabs>
           </w:pPr>
-          <w:hyperlink w:history="1" w:anchor="_Toc7">
-            <w:r>
-              <w:t xml:space="preserve">2.3 技能检索说明</w:t>
+          <w:hyperlink w:anchor="_TechToc6" w:history="1">
+            <w:r>
+              <w:t xml:space="preserve">2.3 新仓库进展：RC522、PBR1 与啸天需求更新</w:t>
             </w:r>
             <w:r>
               <w:tab/>
             </w:r>
             <w:r>
               <w:fldChar w:fldCharType="begin" w:dirty="true"/>
-              <w:instrText xml:space="preserve">PAGEREF _Toc7 \h</w:instrText>
+            </w:r>
+            <w:r>
+              <w:instrText xml:space="preserve"> PAGEREF _TechToc6 \h </w:instrText>
+            </w:r>
+            <w:r>
               <w:fldChar w:fldCharType="separate"/>
+              <w:t>1</w:t>
+            </w:r>
+            <w:r>
+              <w:fldChar w:fldCharType="end"/>
+            </w:r>
+          </w:hyperlink>
+        </w:p>
+        <w:p>
+          <w:pPr>
+            <w:pStyle w:val="TOC2"/>
+            <w:tabs>
+              <w:tab w:val="right" w:leader="dot" w:pos="9906"/>
+            </w:tabs>
+          </w:pPr>
+          <w:hyperlink w:anchor="_TechToc7" w:history="1">
+            <w:r>
+              <w:t xml:space="preserve">2.4 技能检索与方法说明</w:t>
+            </w:r>
+            <w:r>
+              <w:tab/>
+            </w:r>
+            <w:r>
+              <w:fldChar w:fldCharType="begin" w:dirty="true"/>
+            </w:r>
+            <w:r>
+              <w:instrText xml:space="preserve"> PAGEREF _TechToc7 \h </w:instrText>
+            </w:r>
+            <w:r>
+              <w:fldChar w:fldCharType="separate"/>
+              <w:t>1</w:t>
+            </w:r>
+            <w:r>
               <w:fldChar w:fldCharType="end"/>
             </w:r>
           </w:hyperlink>
@@ -304,10 +373,10 @@
           <w:pPr>
             <w:pStyle w:val="TOC1"/>
             <w:tabs>
-              <w:tab w:val="right" w:pos="9906" w:leader="dot"/>
+              <w:tab w:val="right" w:leader="dot" w:pos="9906"/>
             </w:tabs>
           </w:pPr>
-          <w:hyperlink w:history="1" w:anchor="_Toc8">
+          <w:hyperlink w:anchor="_TechToc8" w:history="1">
             <w:r>
               <w:t xml:space="preserve">3. 产品边界与安全原则</w:t>
             </w:r>
@@ -316,8 +385,15 @@
             </w:r>
             <w:r>
               <w:fldChar w:fldCharType="begin" w:dirty="true"/>
-              <w:instrText xml:space="preserve">PAGEREF _Toc8 \h</w:instrText>
+            </w:r>
+            <w:r>
+              <w:instrText xml:space="preserve"> PAGEREF _TechToc8 \h </w:instrText>
+            </w:r>
+            <w:r>
               <w:fldChar w:fldCharType="separate"/>
+              <w:t>1</w:t>
+            </w:r>
+            <w:r>
               <w:fldChar w:fldCharType="end"/>
             </w:r>
           </w:hyperlink>
@@ -326,10 +402,10 @@
           <w:pPr>
             <w:pStyle w:val="TOC2"/>
             <w:tabs>
-              <w:tab w:val="right" w:pos="9906" w:leader="dot"/>
+              <w:tab w:val="right" w:leader="dot" w:pos="9906"/>
             </w:tabs>
           </w:pPr>
-          <w:hyperlink w:history="1" w:anchor="_Toc9">
+          <w:hyperlink w:anchor="_TechToc9" w:history="1">
             <w:r>
               <w:t xml:space="preserve">3.1 健康参考用途</w:t>
             </w:r>
@@ -338,8 +414,15 @@
             </w:r>
             <w:r>
               <w:fldChar w:fldCharType="begin" w:dirty="true"/>
-              <w:instrText xml:space="preserve">PAGEREF _Toc9 \h</w:instrText>
+            </w:r>
+            <w:r>
+              <w:instrText xml:space="preserve"> PAGEREF _TechToc9 \h </w:instrText>
+            </w:r>
+            <w:r>
               <w:fldChar w:fldCharType="separate"/>
+              <w:t>1</w:t>
+            </w:r>
+            <w:r>
               <w:fldChar w:fldCharType="end"/>
             </w:r>
           </w:hyperlink>
@@ -348,10 +431,10 @@
           <w:pPr>
             <w:pStyle w:val="TOC2"/>
             <w:tabs>
-              <w:tab w:val="right" w:pos="9906" w:leader="dot"/>
+              <w:tab w:val="right" w:leader="dot" w:pos="9906"/>
             </w:tabs>
           </w:pPr>
-          <w:hyperlink w:history="1" w:anchor="_Toc10">
+          <w:hyperlink w:anchor="_TechToc10" w:history="1">
             <w:r>
               <w:t xml:space="preserve">3.2 安全原则</w:t>
             </w:r>
@@ -360,8 +443,15 @@
             </w:r>
             <w:r>
               <w:fldChar w:fldCharType="begin" w:dirty="true"/>
-              <w:instrText xml:space="preserve">PAGEREF _Toc10 \h</w:instrText>
+            </w:r>
+            <w:r>
+              <w:instrText xml:space="preserve"> PAGEREF _TechToc10 \h </w:instrText>
+            </w:r>
+            <w:r>
               <w:fldChar w:fldCharType="separate"/>
+              <w:t>1</w:t>
+            </w:r>
+            <w:r>
               <w:fldChar w:fldCharType="end"/>
             </w:r>
           </w:hyperlink>
@@ -370,10 +460,10 @@
           <w:pPr>
             <w:pStyle w:val="TOC1"/>
             <w:tabs>
-              <w:tab w:val="right" w:pos="9906" w:leader="dot"/>
+              <w:tab w:val="right" w:leader="dot" w:pos="9906"/>
             </w:tabs>
           </w:pPr>
-          <w:hyperlink w:history="1" w:anchor="_Toc11">
+          <w:hyperlink w:anchor="_TechToc11" w:history="1">
             <w:r>
               <w:t xml:space="preserve">4. 目标架构</w:t>
             </w:r>
@@ -382,8 +472,15 @@
             </w:r>
             <w:r>
               <w:fldChar w:fldCharType="begin" w:dirty="true"/>
-              <w:instrText xml:space="preserve">PAGEREF _Toc11 \h</w:instrText>
+            </w:r>
+            <w:r>
+              <w:instrText xml:space="preserve"> PAGEREF _TechToc11 \h </w:instrText>
+            </w:r>
+            <w:r>
               <w:fldChar w:fldCharType="separate"/>
+              <w:t>1</w:t>
+            </w:r>
+            <w:r>
               <w:fldChar w:fldCharType="end"/>
             </w:r>
           </w:hyperlink>
@@ -392,10 +489,10 @@
           <w:pPr>
             <w:pStyle w:val="TOC1"/>
             <w:tabs>
-              <w:tab w:val="right" w:pos="9906" w:leader="dot"/>
+              <w:tab w:val="right" w:leader="dot" w:pos="9906"/>
             </w:tabs>
           </w:pPr>
-          <w:hyperlink w:history="1" w:anchor="_Toc12">
+          <w:hyperlink w:anchor="_TechToc12" w:history="1">
             <w:r>
               <w:t xml:space="preserve">5. 用户、PIN、卡片与任务归属</w:t>
             </w:r>
@@ -404,8 +501,15 @@
             </w:r>
             <w:r>
               <w:fldChar w:fldCharType="begin" w:dirty="true"/>
-              <w:instrText xml:space="preserve">PAGEREF _Toc12 \h</w:instrText>
+            </w:r>
+            <w:r>
+              <w:instrText xml:space="preserve"> PAGEREF _TechToc12 \h </w:instrText>
+            </w:r>
+            <w:r>
               <w:fldChar w:fldCharType="separate"/>
+              <w:t>1</w:t>
+            </w:r>
+            <w:r>
               <w:fldChar w:fldCharType="end"/>
             </w:r>
           </w:hyperlink>
@@ -414,10 +518,10 @@
           <w:pPr>
             <w:pStyle w:val="TOC2"/>
             <w:tabs>
-              <w:tab w:val="right" w:pos="9906" w:leader="dot"/>
+              <w:tab w:val="right" w:leader="dot" w:pos="9906"/>
             </w:tabs>
           </w:pPr>
-          <w:hyperlink w:history="1" w:anchor="_Toc13">
+          <w:hyperlink w:anchor="_TechToc13" w:history="1">
             <w:r>
               <w:t xml:space="preserve">5.1 用户流程</w:t>
             </w:r>
@@ -426,8 +530,15 @@
             </w:r>
             <w:r>
               <w:fldChar w:fldCharType="begin" w:dirty="true"/>
-              <w:instrText xml:space="preserve">PAGEREF _Toc13 \h</w:instrText>
+            </w:r>
+            <w:r>
+              <w:instrText xml:space="preserve"> PAGEREF _TechToc13 \h </w:instrText>
+            </w:r>
+            <w:r>
               <w:fldChar w:fldCharType="separate"/>
+              <w:t>1</w:t>
+            </w:r>
+            <w:r>
               <w:fldChar w:fldCharType="end"/>
             </w:r>
           </w:hyperlink>
@@ -436,10 +547,10 @@
           <w:pPr>
             <w:pStyle w:val="TOC2"/>
             <w:tabs>
-              <w:tab w:val="right" w:pos="9906" w:leader="dot"/>
+              <w:tab w:val="right" w:leader="dot" w:pos="9906"/>
             </w:tabs>
           </w:pPr>
-          <w:hyperlink w:history="1" w:anchor="_Toc14">
+          <w:hyperlink w:anchor="_TechToc14" w:history="1">
             <w:r>
               <w:t xml:space="preserve">5.2 PIN 与自动锁屏</w:t>
             </w:r>
@@ -448,8 +559,15 @@
             </w:r>
             <w:r>
               <w:fldChar w:fldCharType="begin" w:dirty="true"/>
-              <w:instrText xml:space="preserve">PAGEREF _Toc14 \h</w:instrText>
+            </w:r>
+            <w:r>
+              <w:instrText xml:space="preserve"> PAGEREF _TechToc14 \h </w:instrText>
+            </w:r>
+            <w:r>
               <w:fldChar w:fldCharType="separate"/>
+              <w:t>1</w:t>
+            </w:r>
+            <w:r>
               <w:fldChar w:fldCharType="end"/>
             </w:r>
           </w:hyperlink>
@@ -458,10 +576,10 @@
           <w:pPr>
             <w:pStyle w:val="TOC2"/>
             <w:tabs>
-              <w:tab w:val="right" w:pos="9906" w:leader="dot"/>
+              <w:tab w:val="right" w:leader="dot" w:pos="9906"/>
             </w:tabs>
           </w:pPr>
-          <w:hyperlink w:history="1" w:anchor="_Toc15">
+          <w:hyperlink w:anchor="_TechToc15" w:history="1">
             <w:r>
               <w:t xml:space="preserve">5.3 用户切换与任务生命周期</w:t>
             </w:r>
@@ -470,8 +588,15 @@
             </w:r>
             <w:r>
               <w:fldChar w:fldCharType="begin" w:dirty="true"/>
-              <w:instrText xml:space="preserve">PAGEREF _Toc15 \h</w:instrText>
+            </w:r>
+            <w:r>
+              <w:instrText xml:space="preserve"> PAGEREF _TechToc15 \h </w:instrText>
+            </w:r>
+            <w:r>
               <w:fldChar w:fldCharType="separate"/>
+              <w:t>1</w:t>
+            </w:r>
+            <w:r>
               <w:fldChar w:fldCharType="end"/>
             </w:r>
           </w:hyperlink>
@@ -480,10 +605,10 @@
           <w:pPr>
             <w:pStyle w:val="TOC1"/>
             <w:tabs>
-              <w:tab w:val="right" w:pos="9906" w:leader="dot"/>
+              <w:tab w:val="right" w:leader="dot" w:pos="9906"/>
             </w:tabs>
           </w:pPr>
-          <w:hyperlink w:history="1" w:anchor="_Toc16">
+          <w:hyperlink w:anchor="_TechToc16" w:history="1">
             <w:r>
               <w:t xml:space="preserve">6. 本机健康数据与 SQLCipher</w:t>
             </w:r>
@@ -492,8 +617,15 @@
             </w:r>
             <w:r>
               <w:fldChar w:fldCharType="begin" w:dirty="true"/>
-              <w:instrText xml:space="preserve">PAGEREF _Toc16 \h</w:instrText>
+            </w:r>
+            <w:r>
+              <w:instrText xml:space="preserve"> PAGEREF _TechToc16 \h </w:instrText>
+            </w:r>
+            <w:r>
               <w:fldChar w:fldCharType="separate"/>
+              <w:t>1</w:t>
+            </w:r>
+            <w:r>
               <w:fldChar w:fldCharType="end"/>
             </w:r>
           </w:hyperlink>
@@ -502,10 +634,10 @@
           <w:pPr>
             <w:pStyle w:val="TOC2"/>
             <w:tabs>
-              <w:tab w:val="right" w:pos="9906" w:leader="dot"/>
+              <w:tab w:val="right" w:leader="dot" w:pos="9906"/>
             </w:tabs>
           </w:pPr>
-          <w:hyperlink w:history="1" w:anchor="_Toc17">
+          <w:hyperlink w:anchor="_TechToc17" w:history="1">
             <w:r>
               <w:t xml:space="preserve">6.1 数据存储</w:t>
             </w:r>
@@ -514,8 +646,15 @@
             </w:r>
             <w:r>
               <w:fldChar w:fldCharType="begin" w:dirty="true"/>
-              <w:instrText xml:space="preserve">PAGEREF _Toc17 \h</w:instrText>
+            </w:r>
+            <w:r>
+              <w:instrText xml:space="preserve"> PAGEREF _TechToc17 \h </w:instrText>
+            </w:r>
+            <w:r>
               <w:fldChar w:fldCharType="separate"/>
+              <w:t>1</w:t>
+            </w:r>
+            <w:r>
               <w:fldChar w:fldCharType="end"/>
             </w:r>
           </w:hyperlink>
@@ -524,10 +663,10 @@
           <w:pPr>
             <w:pStyle w:val="TOC2"/>
             <w:tabs>
-              <w:tab w:val="right" w:pos="9906" w:leader="dot"/>
+              <w:tab w:val="right" w:leader="dot" w:pos="9906"/>
             </w:tabs>
           </w:pPr>
-          <w:hyperlink w:history="1" w:anchor="_Toc18">
+          <w:hyperlink w:anchor="_TechToc18" w:history="1">
             <w:r>
               <w:t xml:space="preserve">6.2 简化但可恢复的密钥模型</w:t>
             </w:r>
@@ -536,8 +675,15 @@
             </w:r>
             <w:r>
               <w:fldChar w:fldCharType="begin" w:dirty="true"/>
-              <w:instrText xml:space="preserve">PAGEREF _Toc18 \h</w:instrText>
+            </w:r>
+            <w:r>
+              <w:instrText xml:space="preserve"> PAGEREF _TechToc18 \h </w:instrText>
+            </w:r>
+            <w:r>
               <w:fldChar w:fldCharType="separate"/>
+              <w:t>1</w:t>
+            </w:r>
+            <w:r>
               <w:fldChar w:fldCharType="end"/>
             </w:r>
           </w:hyperlink>
@@ -546,10 +692,10 @@
           <w:pPr>
             <w:pStyle w:val="TOC2"/>
             <w:tabs>
-              <w:tab w:val="right" w:pos="9906" w:leader="dot"/>
+              <w:tab w:val="right" w:leader="dot" w:pos="9906"/>
             </w:tabs>
           </w:pPr>
-          <w:hyperlink w:history="1" w:anchor="_Toc19">
+          <w:hyperlink w:anchor="_TechToc19" w:history="1">
             <w:r>
               <w:t xml:space="preserve">6.3 SQLCipher 和运行时限制</w:t>
             </w:r>
@@ -558,8 +704,15 @@
             </w:r>
             <w:r>
               <w:fldChar w:fldCharType="begin" w:dirty="true"/>
-              <w:instrText xml:space="preserve">PAGEREF _Toc19 \h</w:instrText>
+            </w:r>
+            <w:r>
+              <w:instrText xml:space="preserve"> PAGEREF _TechToc19 \h </w:instrText>
+            </w:r>
+            <w:r>
               <w:fldChar w:fldCharType="separate"/>
+              <w:t>1</w:t>
+            </w:r>
+            <w:r>
               <w:fldChar w:fldCharType="end"/>
             </w:r>
           </w:hyperlink>
@@ -568,10 +721,10 @@
           <w:pPr>
             <w:pStyle w:val="TOC2"/>
             <w:tabs>
-              <w:tab w:val="right" w:pos="9906" w:leader="dot"/>
+              <w:tab w:val="right" w:leader="dot" w:pos="9906"/>
             </w:tabs>
           </w:pPr>
-          <w:hyperlink w:history="1" w:anchor="_Toc20">
+          <w:hyperlink w:anchor="_TechToc20" w:history="1">
             <w:r>
               <w:t xml:space="preserve">6.4 保留、删除、导出</w:t>
             </w:r>
@@ -580,8 +733,15 @@
             </w:r>
             <w:r>
               <w:fldChar w:fldCharType="begin" w:dirty="true"/>
-              <w:instrText xml:space="preserve">PAGEREF _Toc20 \h</w:instrText>
+            </w:r>
+            <w:r>
+              <w:instrText xml:space="preserve"> PAGEREF _TechToc20 \h </w:instrText>
+            </w:r>
+            <w:r>
               <w:fldChar w:fldCharType="separate"/>
+              <w:t>1</w:t>
+            </w:r>
+            <w:r>
               <w:fldChar w:fldCharType="end"/>
             </w:r>
           </w:hyperlink>
@@ -590,10 +750,10 @@
           <w:pPr>
             <w:pStyle w:val="TOC1"/>
             <w:tabs>
-              <w:tab w:val="right" w:pos="9906" w:leader="dot"/>
+              <w:tab w:val="right" w:leader="dot" w:pos="9906"/>
             </w:tabs>
           </w:pPr>
-          <w:hyperlink w:history="1" w:anchor="_Toc21">
+          <w:hyperlink w:anchor="_TechToc21" w:history="1">
             <w:r>
               <w:t xml:space="preserve">7. 备份、恢复与家庭管理员</w:t>
             </w:r>
@@ -602,8 +762,15 @@
             </w:r>
             <w:r>
               <w:fldChar w:fldCharType="begin" w:dirty="true"/>
-              <w:instrText xml:space="preserve">PAGEREF _Toc21 \h</w:instrText>
+            </w:r>
+            <w:r>
+              <w:instrText xml:space="preserve"> PAGEREF _TechToc21 \h </w:instrText>
+            </w:r>
+            <w:r>
               <w:fldChar w:fldCharType="separate"/>
+              <w:t>1</w:t>
+            </w:r>
+            <w:r>
               <w:fldChar w:fldCharType="end"/>
             </w:r>
           </w:hyperlink>
@@ -612,10 +779,10 @@
           <w:pPr>
             <w:pStyle w:val="TOC2"/>
             <w:tabs>
-              <w:tab w:val="right" w:pos="9906" w:leader="dot"/>
+              <w:tab w:val="right" w:leader="dot" w:pos="9906"/>
             </w:tabs>
           </w:pPr>
-          <w:hyperlink w:history="1" w:anchor="_Toc22">
+          <w:hyperlink w:anchor="_TechToc22" w:history="1">
             <w:r>
               <w:t xml:space="preserve">7.1 两种 USB 备份</w:t>
             </w:r>
@@ -624,8 +791,15 @@
             </w:r>
             <w:r>
               <w:fldChar w:fldCharType="begin" w:dirty="true"/>
-              <w:instrText xml:space="preserve">PAGEREF _Toc22 \h</w:instrText>
+            </w:r>
+            <w:r>
+              <w:instrText xml:space="preserve"> PAGEREF _TechToc22 \h </w:instrText>
+            </w:r>
+            <w:r>
               <w:fldChar w:fldCharType="separate"/>
+              <w:t>1</w:t>
+            </w:r>
+            <w:r>
               <w:fldChar w:fldCharType="end"/>
             </w:r>
           </w:hyperlink>
@@ -634,10 +808,10 @@
           <w:pPr>
             <w:pStyle w:val="TOC2"/>
             <w:tabs>
-              <w:tab w:val="right" w:pos="9906" w:leader="dot"/>
+              <w:tab w:val="right" w:leader="dot" w:pos="9906"/>
             </w:tabs>
           </w:pPr>
-          <w:hyperlink w:history="1" w:anchor="_Toc23">
+          <w:hyperlink w:anchor="_TechToc23" w:history="1">
             <w:r>
               <w:t xml:space="preserve">7.2 恢复</w:t>
             </w:r>
@@ -646,8 +820,15 @@
             </w:r>
             <w:r>
               <w:fldChar w:fldCharType="begin" w:dirty="true"/>
-              <w:instrText xml:space="preserve">PAGEREF _Toc23 \h</w:instrText>
+            </w:r>
+            <w:r>
+              <w:instrText xml:space="preserve"> PAGEREF _TechToc23 \h </w:instrText>
+            </w:r>
+            <w:r>
               <w:fldChar w:fldCharType="separate"/>
+              <w:t>1</w:t>
+            </w:r>
+            <w:r>
               <w:fldChar w:fldCharType="end"/>
             </w:r>
           </w:hyperlink>
@@ -656,10 +837,10 @@
           <w:pPr>
             <w:pStyle w:val="TOC1"/>
             <w:tabs>
-              <w:tab w:val="right" w:pos="9906" w:leader="dot"/>
+              <w:tab w:val="right" w:leader="dot" w:pos="9906"/>
             </w:tabs>
           </w:pPr>
-          <w:hyperlink w:history="1" w:anchor="_Toc24">
+          <w:hyperlink w:anchor="_TechToc24" w:history="1">
             <w:r>
               <w:t xml:space="preserve">8. 模块身份、授权、隔离和 UI</w:t>
             </w:r>
@@ -668,8 +849,15 @@
             </w:r>
             <w:r>
               <w:fldChar w:fldCharType="begin" w:dirty="true"/>
-              <w:instrText xml:space="preserve">PAGEREF _Toc24 \h</w:instrText>
+            </w:r>
+            <w:r>
+              <w:instrText xml:space="preserve"> PAGEREF _TechToc24 \h </w:instrText>
+            </w:r>
+            <w:r>
               <w:fldChar w:fldCharType="separate"/>
+              <w:t>1</w:t>
+            </w:r>
+            <w:r>
               <w:fldChar w:fldCharType="end"/>
             </w:r>
           </w:hyperlink>
@@ -678,10 +866,10 @@
           <w:pPr>
             <w:pStyle w:val="TOC2"/>
             <w:tabs>
-              <w:tab w:val="right" w:pos="9906" w:leader="dot"/>
+              <w:tab w:val="right" w:leader="dot" w:pos="9906"/>
             </w:tabs>
           </w:pPr>
-          <w:hyperlink w:history="1" w:anchor="_Toc25">
+          <w:hyperlink w:anchor="_TechToc25" w:history="1">
             <w:r>
               <w:t xml:space="preserve">8.1 身份与密钥</w:t>
             </w:r>
@@ -690,8 +878,15 @@
             </w:r>
             <w:r>
               <w:fldChar w:fldCharType="begin" w:dirty="true"/>
-              <w:instrText xml:space="preserve">PAGEREF _Toc25 \h</w:instrText>
+            </w:r>
+            <w:r>
+              <w:instrText xml:space="preserve"> PAGEREF _TechToc25 \h </w:instrText>
+            </w:r>
+            <w:r>
               <w:fldChar w:fldCharType="separate"/>
+              <w:t>1</w:t>
+            </w:r>
+            <w:r>
               <w:fldChar w:fldCharType="end"/>
             </w:r>
           </w:hyperlink>
@@ -700,10 +895,10 @@
           <w:pPr>
             <w:pStyle w:val="TOC2"/>
             <w:tabs>
-              <w:tab w:val="right" w:pos="9906" w:leader="dot"/>
+              <w:tab w:val="right" w:leader="dot" w:pos="9906"/>
             </w:tabs>
           </w:pPr>
-          <w:hyperlink w:history="1" w:anchor="_Toc26">
+          <w:hyperlink w:anchor="_TechToc26" w:history="1">
             <w:r>
               <w:t xml:space="preserve">8.2 用户级权限</w:t>
             </w:r>
@@ -712,8 +907,15 @@
             </w:r>
             <w:r>
               <w:fldChar w:fldCharType="begin" w:dirty="true"/>
-              <w:instrText xml:space="preserve">PAGEREF _Toc26 \h</w:instrText>
+            </w:r>
+            <w:r>
+              <w:instrText xml:space="preserve"> PAGEREF _TechToc26 \h </w:instrText>
+            </w:r>
+            <w:r>
               <w:fldChar w:fldCharType="separate"/>
+              <w:t>1</w:t>
+            </w:r>
+            <w:r>
               <w:fldChar w:fldCharType="end"/>
             </w:r>
           </w:hyperlink>
@@ -722,10 +924,10 @@
           <w:pPr>
             <w:pStyle w:val="TOC2"/>
             <w:tabs>
-              <w:tab w:val="right" w:pos="9906" w:leader="dot"/>
+              <w:tab w:val="right" w:leader="dot" w:pos="9906"/>
             </w:tabs>
           </w:pPr>
-          <w:hyperlink w:history="1" w:anchor="_Toc27">
+          <w:hyperlink w:anchor="_TechToc27" w:history="1">
             <w:r>
               <w:t xml:space="preserve">8.3 插件进程沙箱</w:t>
             </w:r>
@@ -734,8 +936,15 @@
             </w:r>
             <w:r>
               <w:fldChar w:fldCharType="begin" w:dirty="true"/>
-              <w:instrText xml:space="preserve">PAGEREF _Toc27 \h</w:instrText>
+            </w:r>
+            <w:r>
+              <w:instrText xml:space="preserve"> PAGEREF _TechToc27 \h </w:instrText>
+            </w:r>
+            <w:r>
               <w:fldChar w:fldCharType="separate"/>
+              <w:t>1</w:t>
+            </w:r>
+            <w:r>
               <w:fldChar w:fldCharType="end"/>
             </w:r>
           </w:hyperlink>
@@ -744,10 +953,10 @@
           <w:pPr>
             <w:pStyle w:val="TOC2"/>
             <w:tabs>
-              <w:tab w:val="right" w:pos="9906" w:leader="dot"/>
+              <w:tab w:val="right" w:leader="dot" w:pos="9906"/>
             </w:tabs>
           </w:pPr>
-          <w:hyperlink w:history="1" w:anchor="_Toc28">
+          <w:hyperlink w:anchor="_TechToc28" w:history="1">
             <w:r>
               <w:t xml:space="preserve">8.4 受控模块 UI</w:t>
             </w:r>
@@ -756,8 +965,15 @@
             </w:r>
             <w:r>
               <w:fldChar w:fldCharType="begin" w:dirty="true"/>
-              <w:instrText xml:space="preserve">PAGEREF _Toc28 \h</w:instrText>
+            </w:r>
+            <w:r>
+              <w:instrText xml:space="preserve"> PAGEREF _TechToc28 \h </w:instrText>
+            </w:r>
+            <w:r>
               <w:fldChar w:fldCharType="separate"/>
+              <w:t>1</w:t>
+            </w:r>
+            <w:r>
               <w:fldChar w:fldCharType="end"/>
             </w:r>
           </w:hyperlink>
@@ -766,10 +982,10 @@
           <w:pPr>
             <w:pStyle w:val="TOC1"/>
             <w:tabs>
-              <w:tab w:val="right" w:pos="9906" w:leader="dot"/>
+              <w:tab w:val="right" w:leader="dot" w:pos="9906"/>
             </w:tabs>
           </w:pPr>
-          <w:hyperlink w:history="1" w:anchor="_Toc29">
+          <w:hyperlink w:anchor="_TechToc29" w:history="1">
             <w:r>
               <w:t xml:space="preserve">9. 新安全通信协议和 HTTPS</w:t>
             </w:r>
@@ -778,8 +994,15 @@
             </w:r>
             <w:r>
               <w:fldChar w:fldCharType="begin" w:dirty="true"/>
-              <w:instrText xml:space="preserve">PAGEREF _Toc29 \h</w:instrText>
+            </w:r>
+            <w:r>
+              <w:instrText xml:space="preserve"> PAGEREF _TechToc29 \h </w:instrText>
+            </w:r>
+            <w:r>
               <w:fldChar w:fldCharType="separate"/>
+              <w:t>1</w:t>
+            </w:r>
+            <w:r>
               <w:fldChar w:fldCharType="end"/>
             </w:r>
           </w:hyperlink>
@@ -788,10 +1011,10 @@
           <w:pPr>
             <w:pStyle w:val="TOC2"/>
             <w:tabs>
-              <w:tab w:val="right" w:pos="9906" w:leader="dot"/>
+              <w:tab w:val="right" w:leader="dot" w:pos="9906"/>
             </w:tabs>
           </w:pPr>
-          <w:hyperlink w:history="1" w:anchor="_Toc30">
+          <w:hyperlink w:anchor="_TechToc30" w:history="1">
             <w:r>
               <w:t xml:space="preserve">9.1 禁止旧明文降级</w:t>
             </w:r>
@@ -800,8 +1023,15 @@
             </w:r>
             <w:r>
               <w:fldChar w:fldCharType="begin" w:dirty="true"/>
-              <w:instrText xml:space="preserve">PAGEREF _Toc30 \h</w:instrText>
+            </w:r>
+            <w:r>
+              <w:instrText xml:space="preserve"> PAGEREF _TechToc30 \h </w:instrText>
+            </w:r>
+            <w:r>
               <w:fldChar w:fldCharType="separate"/>
+              <w:t>1</w:t>
+            </w:r>
+            <w:r>
               <w:fldChar w:fldCharType="end"/>
             </w:r>
           </w:hyperlink>
@@ -810,10 +1040,10 @@
           <w:pPr>
             <w:pStyle w:val="TOC2"/>
             <w:tabs>
-              <w:tab w:val="right" w:pos="9906" w:leader="dot"/>
+              <w:tab w:val="right" w:leader="dot" w:pos="9906"/>
             </w:tabs>
           </w:pPr>
-          <w:hyperlink w:history="1" w:anchor="_Toc31">
+          <w:hyperlink w:anchor="_TechToc31" w:history="1">
             <w:r>
               <w:t xml:space="preserve">9.2 链路建议</w:t>
             </w:r>
@@ -822,8 +1052,15 @@
             </w:r>
             <w:r>
               <w:fldChar w:fldCharType="begin" w:dirty="true"/>
-              <w:instrText xml:space="preserve">PAGEREF _Toc31 \h</w:instrText>
+            </w:r>
+            <w:r>
+              <w:instrText xml:space="preserve"> PAGEREF _TechToc31 \h </w:instrText>
+            </w:r>
+            <w:r>
               <w:fldChar w:fldCharType="separate"/>
+              <w:t>1</w:t>
+            </w:r>
+            <w:r>
               <w:fldChar w:fldCharType="end"/>
             </w:r>
           </w:hyperlink>
@@ -832,10 +1069,10 @@
           <w:pPr>
             <w:pStyle w:val="TOC2"/>
             <w:tabs>
-              <w:tab w:val="right" w:pos="9906" w:leader="dot"/>
+              <w:tab w:val="right" w:leader="dot" w:pos="9906"/>
             </w:tabs>
           </w:pPr>
-          <w:hyperlink w:history="1" w:anchor="_Toc32">
+          <w:hyperlink w:anchor="_TechToc32" w:history="1">
             <w:r>
               <w:t xml:space="preserve">9.3 联网总开关与有限网络</w:t>
             </w:r>
@@ -844,8 +1081,15 @@
             </w:r>
             <w:r>
               <w:fldChar w:fldCharType="begin" w:dirty="true"/>
-              <w:instrText xml:space="preserve">PAGEREF _Toc32 \h</w:instrText>
+            </w:r>
+            <w:r>
+              <w:instrText xml:space="preserve"> PAGEREF _TechToc32 \h </w:instrText>
+            </w:r>
+            <w:r>
               <w:fldChar w:fldCharType="separate"/>
+              <w:t>1</w:t>
+            </w:r>
+            <w:r>
               <w:fldChar w:fldCharType="end"/>
             </w:r>
           </w:hyperlink>
@@ -854,10 +1098,10 @@
           <w:pPr>
             <w:pStyle w:val="TOC1"/>
             <w:tabs>
-              <w:tab w:val="right" w:pos="9906" w:leader="dot"/>
+              <w:tab w:val="right" w:leader="dot" w:pos="9906"/>
             </w:tabs>
           </w:pPr>
-          <w:hyperlink w:history="1" w:anchor="_Toc33">
+          <w:hyperlink w:anchor="_TechToc33" w:history="1">
             <w:r>
               <w:t xml:space="preserve">10. 双 Pogo 插槽、单桥板</w:t>
             </w:r>
@@ -866,8 +1110,15 @@
             </w:r>
             <w:r>
               <w:fldChar w:fldCharType="begin" w:dirty="true"/>
-              <w:instrText xml:space="preserve">PAGEREF _Toc33 \h</w:instrText>
+            </w:r>
+            <w:r>
+              <w:instrText xml:space="preserve"> PAGEREF _TechToc33 \h </w:instrText>
+            </w:r>
+            <w:r>
               <w:fldChar w:fldCharType="separate"/>
+              <w:t>1</w:t>
+            </w:r>
+            <w:r>
               <w:fldChar w:fldCharType="end"/>
             </w:r>
           </w:hyperlink>
@@ -876,10 +1127,10 @@
           <w:pPr>
             <w:pStyle w:val="TOC2"/>
             <w:tabs>
-              <w:tab w:val="right" w:pos="9906" w:leader="dot"/>
+              <w:tab w:val="right" w:leader="dot" w:pos="9906"/>
             </w:tabs>
           </w:pPr>
-          <w:hyperlink w:history="1" w:anchor="_Toc34">
+          <w:hyperlink w:anchor="_TechToc34" w:history="1">
             <w:r>
               <w:t xml:space="preserve">10.1 当前事实与设计目标</w:t>
             </w:r>
@@ -888,8 +1139,15 @@
             </w:r>
             <w:r>
               <w:fldChar w:fldCharType="begin" w:dirty="true"/>
-              <w:instrText xml:space="preserve">PAGEREF _Toc34 \h</w:instrText>
+            </w:r>
+            <w:r>
+              <w:instrText xml:space="preserve"> PAGEREF _TechToc34 \h </w:instrText>
+            </w:r>
+            <w:r>
               <w:fldChar w:fldCharType="separate"/>
+              <w:t>1</w:t>
+            </w:r>
+            <w:r>
               <w:fldChar w:fldCharType="end"/>
             </w:r>
           </w:hyperlink>
@@ -898,10 +1156,10 @@
           <w:pPr>
             <w:pStyle w:val="TOC2"/>
             <w:tabs>
-              <w:tab w:val="right" w:pos="9906" w:leader="dot"/>
+              <w:tab w:val="right" w:leader="dot" w:pos="9906"/>
             </w:tabs>
           </w:pPr>
-          <w:hyperlink w:history="1" w:anchor="_Toc35">
+          <w:hyperlink w:anchor="_TechToc35" w:history="1">
             <w:r>
               <w:t xml:space="preserve">10.2 未决拓扑候选</w:t>
             </w:r>
@@ -910,8 +1168,15 @@
             </w:r>
             <w:r>
               <w:fldChar w:fldCharType="begin" w:dirty="true"/>
-              <w:instrText xml:space="preserve">PAGEREF _Toc35 \h</w:instrText>
+            </w:r>
+            <w:r>
+              <w:instrText xml:space="preserve"> PAGEREF _TechToc35 \h </w:instrText>
+            </w:r>
+            <w:r>
               <w:fldChar w:fldCharType="separate"/>
+              <w:t>1</w:t>
+            </w:r>
+            <w:r>
               <w:fldChar w:fldCharType="end"/>
             </w:r>
           </w:hyperlink>
@@ -920,10 +1185,10 @@
           <w:pPr>
             <w:pStyle w:val="TOC2"/>
             <w:tabs>
-              <w:tab w:val="right" w:pos="9906" w:leader="dot"/>
+              <w:tab w:val="right" w:leader="dot" w:pos="9906"/>
             </w:tabs>
           </w:pPr>
-          <w:hyperlink w:history="1" w:anchor="_Toc36">
+          <w:hyperlink w:anchor="_TechToc36" w:history="1">
             <w:r>
               <w:t xml:space="preserve">10.3 固件与主机改造</w:t>
             </w:r>
@@ -932,8 +1197,15 @@
             </w:r>
             <w:r>
               <w:fldChar w:fldCharType="begin" w:dirty="true"/>
-              <w:instrText xml:space="preserve">PAGEREF _Toc36 \h</w:instrText>
+            </w:r>
+            <w:r>
+              <w:instrText xml:space="preserve"> PAGEREF _TechToc36 \h </w:instrText>
+            </w:r>
+            <w:r>
               <w:fldChar w:fldCharType="separate"/>
+              <w:t>1</w:t>
+            </w:r>
+            <w:r>
               <w:fldChar w:fldCharType="end"/>
             </w:r>
           </w:hyperlink>
@@ -942,10 +1214,10 @@
           <w:pPr>
             <w:pStyle w:val="TOC2"/>
             <w:tabs>
-              <w:tab w:val="right" w:pos="9906" w:leader="dot"/>
+              <w:tab w:val="right" w:leader="dot" w:pos="9906"/>
             </w:tabs>
           </w:pPr>
-          <w:hyperlink w:history="1" w:anchor="_Toc37">
+          <w:hyperlink w:anchor="_TechToc37" w:history="1">
             <w:r>
               <w:t xml:space="preserve">10.4 实机测试矩阵</w:t>
             </w:r>
@@ -954,8 +1226,15 @@
             </w:r>
             <w:r>
               <w:fldChar w:fldCharType="begin" w:dirty="true"/>
-              <w:instrText xml:space="preserve">PAGEREF _Toc37 \h</w:instrText>
+            </w:r>
+            <w:r>
+              <w:instrText xml:space="preserve"> PAGEREF _TechToc37 \h </w:instrText>
+            </w:r>
+            <w:r>
               <w:fldChar w:fldCharType="separate"/>
+              <w:t>1</w:t>
+            </w:r>
+            <w:r>
               <w:fldChar w:fldCharType="end"/>
             </w:r>
           </w:hyperlink>
@@ -964,20 +1243,27 @@
           <w:pPr>
             <w:pStyle w:val="TOC1"/>
             <w:tabs>
-              <w:tab w:val="right" w:pos="9906" w:leader="dot"/>
+              <w:tab w:val="right" w:leader="dot" w:pos="9906"/>
             </w:tabs>
           </w:pPr>
-          <w:hyperlink w:history="1" w:anchor="_Toc38">
-            <w:r>
-              <w:t xml:space="preserve">11. 哮天犬电子栅栏模块</w:t>
+          <w:hyperlink w:anchor="_TechToc38" w:history="1">
+            <w:r>
+              <w:t xml:space="preserve">11. 啸天红外围界模块</w:t>
             </w:r>
             <w:r>
               <w:tab/>
             </w:r>
             <w:r>
               <w:fldChar w:fldCharType="begin" w:dirty="true"/>
-              <w:instrText xml:space="preserve">PAGEREF _Toc38 \h</w:instrText>
+            </w:r>
+            <w:r>
+              <w:instrText xml:space="preserve"> PAGEREF _TechToc38 \h </w:instrText>
+            </w:r>
+            <w:r>
               <w:fldChar w:fldCharType="separate"/>
+              <w:t>1</w:t>
+            </w:r>
+            <w:r>
               <w:fldChar w:fldCharType="end"/>
             </w:r>
           </w:hyperlink>
@@ -986,10 +1272,10 @@
           <w:pPr>
             <w:pStyle w:val="TOC2"/>
             <w:tabs>
-              <w:tab w:val="right" w:pos="9906" w:leader="dot"/>
+              <w:tab w:val="right" w:leader="dot" w:pos="9906"/>
             </w:tabs>
           </w:pPr>
-          <w:hyperlink w:history="1" w:anchor="_Toc39">
+          <w:hyperlink w:anchor="_TechToc39" w:history="1">
             <w:r>
               <w:t xml:space="preserve">11.1 场景和传感器路线</w:t>
             </w:r>
@@ -998,8 +1284,15 @@
             </w:r>
             <w:r>
               <w:fldChar w:fldCharType="begin" w:dirty="true"/>
-              <w:instrText xml:space="preserve">PAGEREF _Toc39 \h</w:instrText>
+            </w:r>
+            <w:r>
+              <w:instrText xml:space="preserve"> PAGEREF _TechToc39 \h </w:instrText>
+            </w:r>
+            <w:r>
               <w:fldChar w:fldCharType="separate"/>
+              <w:t>1</w:t>
+            </w:r>
+            <w:r>
               <w:fldChar w:fldCharType="end"/>
             </w:r>
           </w:hyperlink>
@@ -1008,10 +1301,10 @@
           <w:pPr>
             <w:pStyle w:val="TOC2"/>
             <w:tabs>
-              <w:tab w:val="right" w:pos="9906" w:leader="dot"/>
+              <w:tab w:val="right" w:leader="dot" w:pos="9906"/>
             </w:tabs>
           </w:pPr>
-          <w:hyperlink w:history="1" w:anchor="_Toc40">
+          <w:hyperlink w:anchor="_TechToc40" w:history="1">
             <w:r>
               <w:t xml:space="preserve">11.2 电气与供电原则</w:t>
             </w:r>
@@ -1020,8 +1313,15 @@
             </w:r>
             <w:r>
               <w:fldChar w:fldCharType="begin" w:dirty="true"/>
-              <w:instrText xml:space="preserve">PAGEREF _Toc40 \h</w:instrText>
+            </w:r>
+            <w:r>
+              <w:instrText xml:space="preserve"> PAGEREF _TechToc40 \h </w:instrText>
+            </w:r>
+            <w:r>
               <w:fldChar w:fldCharType="separate"/>
+              <w:t>1</w:t>
+            </w:r>
+            <w:r>
               <w:fldChar w:fldCharType="end"/>
             </w:r>
           </w:hyperlink>
@@ -1030,10 +1330,10 @@
           <w:pPr>
             <w:pStyle w:val="TOC2"/>
             <w:tabs>
-              <w:tab w:val="right" w:pos="9906" w:leader="dot"/>
+              <w:tab w:val="right" w:leader="dot" w:pos="9906"/>
             </w:tabs>
           </w:pPr>
-          <w:hyperlink w:history="1" w:anchor="_Toc41">
+          <w:hyperlink w:anchor="_TechToc41" w:history="1">
             <w:r>
               <w:t xml:space="preserve">11.3 最小功能范围</w:t>
             </w:r>
@@ -1042,8 +1342,15 @@
             </w:r>
             <w:r>
               <w:fldChar w:fldCharType="begin" w:dirty="true"/>
-              <w:instrText xml:space="preserve">PAGEREF _Toc41 \h</w:instrText>
+            </w:r>
+            <w:r>
+              <w:instrText xml:space="preserve"> PAGEREF _TechToc41 \h </w:instrText>
+            </w:r>
+            <w:r>
               <w:fldChar w:fldCharType="separate"/>
+              <w:t>1</w:t>
+            </w:r>
+            <w:r>
               <w:fldChar w:fldCharType="end"/>
             </w:r>
           </w:hyperlink>
@@ -1052,10 +1359,10 @@
           <w:pPr>
             <w:pStyle w:val="TOC2"/>
             <w:tabs>
-              <w:tab w:val="right" w:pos="9906" w:leader="dot"/>
+              <w:tab w:val="right" w:leader="dot" w:pos="9906"/>
             </w:tabs>
           </w:pPr>
-          <w:hyperlink w:history="1" w:anchor="_Toc42">
+          <w:hyperlink w:anchor="_TechToc42" w:history="1">
             <w:r>
               <w:t xml:space="preserve">11.4 数据协议建议修正</w:t>
             </w:r>
@@ -1064,8 +1371,15 @@
             </w:r>
             <w:r>
               <w:fldChar w:fldCharType="begin" w:dirty="true"/>
-              <w:instrText xml:space="preserve">PAGEREF _Toc42 \h</w:instrText>
+            </w:r>
+            <w:r>
+              <w:instrText xml:space="preserve"> PAGEREF _TechToc42 \h </w:instrText>
+            </w:r>
+            <w:r>
               <w:fldChar w:fldCharType="separate"/>
+              <w:t>1</w:t>
+            </w:r>
+            <w:r>
               <w:fldChar w:fldCharType="end"/>
             </w:r>
           </w:hyperlink>
@@ -1074,10 +1388,10 @@
           <w:pPr>
             <w:pStyle w:val="TOC2"/>
             <w:tabs>
-              <w:tab w:val="right" w:pos="9906" w:leader="dot"/>
+              <w:tab w:val="right" w:leader="dot" w:pos="9906"/>
             </w:tabs>
           </w:pPr>
-          <w:hyperlink w:history="1" w:anchor="_Toc43">
+          <w:hyperlink w:anchor="_TechToc43" w:history="1">
             <w:r>
               <w:t xml:space="preserve">11.5 页面与低网策略</w:t>
             </w:r>
@@ -1086,8 +1400,15 @@
             </w:r>
             <w:r>
               <w:fldChar w:fldCharType="begin" w:dirty="true"/>
-              <w:instrText xml:space="preserve">PAGEREF _Toc43 \h</w:instrText>
+            </w:r>
+            <w:r>
+              <w:instrText xml:space="preserve"> PAGEREF _TechToc43 \h </w:instrText>
+            </w:r>
+            <w:r>
               <w:fldChar w:fldCharType="separate"/>
+              <w:t>1</w:t>
+            </w:r>
+            <w:r>
               <w:fldChar w:fldCharType="end"/>
             </w:r>
           </w:hyperlink>
@@ -1096,20 +1417,27 @@
           <w:pPr>
             <w:pStyle w:val="TOC2"/>
             <w:tabs>
-              <w:tab w:val="right" w:pos="9906" w:leader="dot"/>
+              <w:tab w:val="right" w:leader="dot" w:pos="9906"/>
             </w:tabs>
           </w:pPr>
-          <w:hyperlink w:history="1" w:anchor="_Toc44">
-            <w:r>
-              <w:t xml:space="preserve">11.6 开发和验收阶段</w:t>
+          <w:hyperlink w:anchor="_TechToc44" w:history="1">
+            <w:r>
+              <w:t xml:space="preserve">11.6 最新原型执行、构造与来源参考</w:t>
             </w:r>
             <w:r>
               <w:tab/>
             </w:r>
             <w:r>
               <w:fldChar w:fldCharType="begin" w:dirty="true"/>
-              <w:instrText xml:space="preserve">PAGEREF _Toc44 \h</w:instrText>
+            </w:r>
+            <w:r>
+              <w:instrText xml:space="preserve"> PAGEREF _TechToc44 \h </w:instrText>
+            </w:r>
+            <w:r>
               <w:fldChar w:fldCharType="separate"/>
+              <w:t>1</w:t>
+            </w:r>
+            <w:r>
               <w:fldChar w:fldCharType="end"/>
             </w:r>
           </w:hyperlink>
@@ -1118,10 +1446,10 @@
           <w:pPr>
             <w:pStyle w:val="TOC2"/>
             <w:tabs>
-              <w:tab w:val="right" w:pos="9906" w:leader="dot"/>
+              <w:tab w:val="right" w:leader="dot" w:pos="9906"/>
             </w:tabs>
           </w:pPr>
-          <w:hyperlink w:history="1" w:anchor="_Toc45">
+          <w:hyperlink w:anchor="_TechToc45" w:history="1">
             <w:r>
               <w:t xml:space="preserve">11.7 风险</w:t>
             </w:r>
@@ -1130,8 +1458,15 @@
             </w:r>
             <w:r>
               <w:fldChar w:fldCharType="begin" w:dirty="true"/>
-              <w:instrText xml:space="preserve">PAGEREF _Toc45 \h</w:instrText>
+            </w:r>
+            <w:r>
+              <w:instrText xml:space="preserve"> PAGEREF _TechToc45 \h </w:instrText>
+            </w:r>
+            <w:r>
               <w:fldChar w:fldCharType="separate"/>
+              <w:t>1</w:t>
+            </w:r>
+            <w:r>
               <w:fldChar w:fldCharType="end"/>
             </w:r>
           </w:hyperlink>
@@ -1140,10 +1475,10 @@
           <w:pPr>
             <w:pStyle w:val="TOC1"/>
             <w:tabs>
-              <w:tab w:val="right" w:pos="9906" w:leader="dot"/>
+              <w:tab w:val="right" w:leader="dot" w:pos="9906"/>
             </w:tabs>
           </w:pPr>
-          <w:hyperlink w:history="1" w:anchor="_Toc46">
+          <w:hyperlink w:anchor="_TechToc46" w:history="1">
             <w:r>
               <w:t xml:space="preserve">12. 血压计模块</w:t>
             </w:r>
@@ -1152,8 +1487,15 @@
             </w:r>
             <w:r>
               <w:fldChar w:fldCharType="begin" w:dirty="true"/>
-              <w:instrText xml:space="preserve">PAGEREF _Toc46 \h</w:instrText>
+            </w:r>
+            <w:r>
+              <w:instrText xml:space="preserve"> PAGEREF _TechToc46 \h </w:instrText>
+            </w:r>
+            <w:r>
               <w:fldChar w:fldCharType="separate"/>
+              <w:t>1</w:t>
+            </w:r>
+            <w:r>
               <w:fldChar w:fldCharType="end"/>
             </w:r>
           </w:hyperlink>
@@ -1162,10 +1504,10 @@
           <w:pPr>
             <w:pStyle w:val="TOC2"/>
             <w:tabs>
-              <w:tab w:val="right" w:pos="9906" w:leader="dot"/>
+              <w:tab w:val="right" w:leader="dot" w:pos="9906"/>
             </w:tabs>
           </w:pPr>
-          <w:hyperlink w:history="1" w:anchor="_Toc47">
+          <w:hyperlink w:anchor="_TechToc47" w:history="1">
             <w:r>
               <w:t xml:space="preserve">12.1 首期路线</w:t>
             </w:r>
@@ -1174,8 +1516,15 @@
             </w:r>
             <w:r>
               <w:fldChar w:fldCharType="begin" w:dirty="true"/>
-              <w:instrText xml:space="preserve">PAGEREF _Toc47 \h</w:instrText>
+            </w:r>
+            <w:r>
+              <w:instrText xml:space="preserve"> PAGEREF _TechToc47 \h </w:instrText>
+            </w:r>
+            <w:r>
               <w:fldChar w:fldCharType="separate"/>
+              <w:t>1</w:t>
+            </w:r>
+            <w:r>
               <w:fldChar w:fldCharType="end"/>
             </w:r>
           </w:hyperlink>
@@ -1184,10 +1533,10 @@
           <w:pPr>
             <w:pStyle w:val="TOC2"/>
             <w:tabs>
-              <w:tab w:val="right" w:pos="9906" w:leader="dot"/>
+              <w:tab w:val="right" w:leader="dot" w:pos="9906"/>
             </w:tabs>
           </w:pPr>
-          <w:hyperlink w:history="1" w:anchor="_Toc48">
+          <w:hyperlink w:anchor="_TechToc48" w:history="1">
             <w:r>
               <w:t xml:space="preserve">12.2 BLE 与记录归属</w:t>
             </w:r>
@@ -1196,8 +1545,15 @@
             </w:r>
             <w:r>
               <w:fldChar w:fldCharType="begin" w:dirty="true"/>
-              <w:instrText xml:space="preserve">PAGEREF _Toc48 \h</w:instrText>
+            </w:r>
+            <w:r>
+              <w:instrText xml:space="preserve"> PAGEREF _TechToc48 \h </w:instrText>
+            </w:r>
+            <w:r>
               <w:fldChar w:fldCharType="separate"/>
+              <w:t>1</w:t>
+            </w:r>
+            <w:r>
               <w:fldChar w:fldCharType="end"/>
             </w:r>
           </w:hyperlink>
@@ -1206,10 +1562,10 @@
           <w:pPr>
             <w:pStyle w:val="TOC2"/>
             <w:tabs>
-              <w:tab w:val="right" w:pos="9906" w:leader="dot"/>
+              <w:tab w:val="right" w:leader="dot" w:pos="9906"/>
             </w:tabs>
           </w:pPr>
-          <w:hyperlink w:history="1" w:anchor="_Toc49">
+          <w:hyperlink w:anchor="_TechToc49" w:history="1">
             <w:r>
               <w:t xml:space="preserve">12.3 验收</w:t>
             </w:r>
@@ -1218,8 +1574,15 @@
             </w:r>
             <w:r>
               <w:fldChar w:fldCharType="begin" w:dirty="true"/>
-              <w:instrText xml:space="preserve">PAGEREF _Toc49 \h</w:instrText>
+            </w:r>
+            <w:r>
+              <w:instrText xml:space="preserve"> PAGEREF _TechToc49 \h </w:instrText>
+            </w:r>
+            <w:r>
               <w:fldChar w:fldCharType="separate"/>
+              <w:t>1</w:t>
+            </w:r>
+            <w:r>
               <w:fldChar w:fldCharType="end"/>
             </w:r>
           </w:hyperlink>
@@ -1228,10 +1591,10 @@
           <w:pPr>
             <w:pStyle w:val="TOC1"/>
             <w:tabs>
-              <w:tab w:val="right" w:pos="9906" w:leader="dot"/>
+              <w:tab w:val="right" w:leader="dot" w:pos="9906"/>
             </w:tabs>
           </w:pPr>
-          <w:hyperlink w:history="1" w:anchor="_Toc50">
+          <w:hyperlink w:anchor="_TechToc50" w:history="1">
             <w:r>
               <w:t xml:space="preserve">13. 充电宝电量读取与 Raspberry Pi OS 双处显示</w:t>
             </w:r>
@@ -1240,8 +1603,15 @@
             </w:r>
             <w:r>
               <w:fldChar w:fldCharType="begin" w:dirty="true"/>
-              <w:instrText xml:space="preserve">PAGEREF _Toc50 \h</w:instrText>
+            </w:r>
+            <w:r>
+              <w:instrText xml:space="preserve"> PAGEREF _TechToc50 \h </w:instrText>
+            </w:r>
+            <w:r>
               <w:fldChar w:fldCharType="separate"/>
+              <w:t>1</w:t>
+            </w:r>
+            <w:r>
               <w:fldChar w:fldCharType="end"/>
             </w:r>
           </w:hyperlink>
@@ -1250,10 +1620,10 @@
           <w:pPr>
             <w:pStyle w:val="TOC2"/>
             <w:tabs>
-              <w:tab w:val="right" w:pos="9906" w:leader="dot"/>
+              <w:tab w:val="right" w:leader="dot" w:pos="9906"/>
             </w:tabs>
           </w:pPr>
-          <w:hyperlink w:history="1" w:anchor="_Toc51">
+          <w:hyperlink w:anchor="_TechToc51" w:history="1">
             <w:r>
               <w:t xml:space="preserve">13.1 统一遥测</w:t>
             </w:r>
@@ -1262,8 +1632,15 @@
             </w:r>
             <w:r>
               <w:fldChar w:fldCharType="begin" w:dirty="true"/>
-              <w:instrText xml:space="preserve">PAGEREF _Toc51 \h</w:instrText>
+            </w:r>
+            <w:r>
+              <w:instrText xml:space="preserve"> PAGEREF _TechToc51 \h </w:instrText>
+            </w:r>
+            <w:r>
               <w:fldChar w:fldCharType="separate"/>
+              <w:t>1</w:t>
+            </w:r>
+            <w:r>
               <w:fldChar w:fldCharType="end"/>
             </w:r>
           </w:hyperlink>
@@ -1272,10 +1649,10 @@
           <w:pPr>
             <w:pStyle w:val="TOC2"/>
             <w:tabs>
-              <w:tab w:val="right" w:pos="9906" w:leader="dot"/>
+              <w:tab w:val="right" w:leader="dot" w:pos="9906"/>
             </w:tabs>
           </w:pPr>
-          <w:hyperlink w:history="1" w:anchor="_Toc52">
+          <w:hyperlink w:anchor="_TechToc52" w:history="1">
             <w:r>
               <w:t xml:space="preserve">13.2 OS 与终端 UI</w:t>
             </w:r>
@@ -1284,8 +1661,15 @@
             </w:r>
             <w:r>
               <w:fldChar w:fldCharType="begin" w:dirty="true"/>
-              <w:instrText xml:space="preserve">PAGEREF _Toc52 \h</w:instrText>
+            </w:r>
+            <w:r>
+              <w:instrText xml:space="preserve"> PAGEREF _TechToc52 \h </w:instrText>
+            </w:r>
+            <w:r>
               <w:fldChar w:fldCharType="separate"/>
+              <w:t>1</w:t>
+            </w:r>
+            <w:r>
               <w:fldChar w:fldCharType="end"/>
             </w:r>
           </w:hyperlink>
@@ -1294,10 +1678,10 @@
           <w:pPr>
             <w:pStyle w:val="TOC2"/>
             <w:tabs>
-              <w:tab w:val="right" w:pos="9906" w:leader="dot"/>
+              <w:tab w:val="right" w:leader="dot" w:pos="9906"/>
             </w:tabs>
           </w:pPr>
-          <w:hyperlink w:history="1" w:anchor="_Toc53">
+          <w:hyperlink w:anchor="_TechToc53" w:history="1">
             <w:r>
               <w:t xml:space="preserve">13.3 低电量与关机策略</w:t>
             </w:r>
@@ -1306,8 +1690,15 @@
             </w:r>
             <w:r>
               <w:fldChar w:fldCharType="begin" w:dirty="true"/>
-              <w:instrText xml:space="preserve">PAGEREF _Toc53 \h</w:instrText>
+            </w:r>
+            <w:r>
+              <w:instrText xml:space="preserve"> PAGEREF _TechToc53 \h </w:instrText>
+            </w:r>
+            <w:r>
               <w:fldChar w:fldCharType="separate"/>
+              <w:t>1</w:t>
+            </w:r>
+            <w:r>
               <w:fldChar w:fldCharType="end"/>
             </w:r>
           </w:hyperlink>
@@ -1316,10 +1707,10 @@
           <w:pPr>
             <w:pStyle w:val="TOC1"/>
             <w:tabs>
-              <w:tab w:val="right" w:pos="9906" w:leader="dot"/>
+              <w:tab w:val="right" w:leader="dot" w:pos="9906"/>
             </w:tabs>
           </w:pPr>
-          <w:hyperlink w:history="1" w:anchor="_Toc54">
+          <w:hyperlink w:anchor="_TechToc54" w:history="1">
             <w:r>
               <w:t xml:space="preserve">14. 适老化体验</w:t>
             </w:r>
@@ -1328,8 +1719,15 @@
             </w:r>
             <w:r>
               <w:fldChar w:fldCharType="begin" w:dirty="true"/>
-              <w:instrText xml:space="preserve">PAGEREF _Toc54 \h</w:instrText>
+            </w:r>
+            <w:r>
+              <w:instrText xml:space="preserve"> PAGEREF _TechToc54 \h </w:instrText>
+            </w:r>
+            <w:r>
               <w:fldChar w:fldCharType="separate"/>
+              <w:t>1</w:t>
+            </w:r>
+            <w:r>
               <w:fldChar w:fldCharType="end"/>
             </w:r>
           </w:hyperlink>
@@ -1338,10 +1736,10 @@
           <w:pPr>
             <w:pStyle w:val="TOC1"/>
             <w:tabs>
-              <w:tab w:val="right" w:pos="9906" w:leader="dot"/>
+              <w:tab w:val="right" w:leader="dot" w:pos="9906"/>
             </w:tabs>
           </w:pPr>
-          <w:hyperlink w:history="1" w:anchor="_Toc55">
+          <w:hyperlink w:anchor="_TechToc55" w:history="1">
             <w:r>
               <w:t xml:space="preserve">15. OTA 与版本管理评估（不实施）</w:t>
             </w:r>
@@ -1350,8 +1748,15 @@
             </w:r>
             <w:r>
               <w:fldChar w:fldCharType="begin" w:dirty="true"/>
-              <w:instrText xml:space="preserve">PAGEREF _Toc55 \h</w:instrText>
+            </w:r>
+            <w:r>
+              <w:instrText xml:space="preserve"> PAGEREF _TechToc55 \h </w:instrText>
+            </w:r>
+            <w:r>
               <w:fldChar w:fldCharType="separate"/>
+              <w:t>1</w:t>
+            </w:r>
+            <w:r>
               <w:fldChar w:fldCharType="end"/>
             </w:r>
           </w:hyperlink>
@@ -1360,10 +1765,10 @@
           <w:pPr>
             <w:pStyle w:val="TOC2"/>
             <w:tabs>
-              <w:tab w:val="right" w:pos="9906" w:leader="dot"/>
+              <w:tab w:val="right" w:leader="dot" w:pos="9906"/>
             </w:tabs>
           </w:pPr>
-          <w:hyperlink w:history="1" w:anchor="_Toc56">
+          <w:hyperlink w:anchor="_TechToc56" w:history="1">
             <w:r>
               <w:t xml:space="preserve">15.1 终端软件</w:t>
             </w:r>
@@ -1372,8 +1777,15 @@
             </w:r>
             <w:r>
               <w:fldChar w:fldCharType="begin" w:dirty="true"/>
-              <w:instrText xml:space="preserve">PAGEREF _Toc56 \h</w:instrText>
+            </w:r>
+            <w:r>
+              <w:instrText xml:space="preserve"> PAGEREF _TechToc56 \h </w:instrText>
+            </w:r>
+            <w:r>
               <w:fldChar w:fldCharType="separate"/>
+              <w:t>1</w:t>
+            </w:r>
+            <w:r>
               <w:fldChar w:fldCharType="end"/>
             </w:r>
           </w:hyperlink>
@@ -1382,10 +1794,10 @@
           <w:pPr>
             <w:pStyle w:val="TOC2"/>
             <w:tabs>
-              <w:tab w:val="right" w:pos="9906" w:leader="dot"/>
+              <w:tab w:val="right" w:leader="dot" w:pos="9906"/>
             </w:tabs>
           </w:pPr>
-          <w:hyperlink w:history="1" w:anchor="_Toc57">
+          <w:hyperlink w:anchor="_TechToc57" w:history="1">
             <w:r>
               <w:t xml:space="preserve">15.2 模块页面/插件</w:t>
             </w:r>
@@ -1394,8 +1806,15 @@
             </w:r>
             <w:r>
               <w:fldChar w:fldCharType="begin" w:dirty="true"/>
-              <w:instrText xml:space="preserve">PAGEREF _Toc57 \h</w:instrText>
+            </w:r>
+            <w:r>
+              <w:instrText xml:space="preserve"> PAGEREF _TechToc57 \h </w:instrText>
+            </w:r>
+            <w:r>
               <w:fldChar w:fldCharType="separate"/>
+              <w:t>1</w:t>
+            </w:r>
+            <w:r>
               <w:fldChar w:fldCharType="end"/>
             </w:r>
           </w:hyperlink>
@@ -1404,20 +1823,27 @@
           <w:pPr>
             <w:pStyle w:val="TOC2"/>
             <w:tabs>
-              <w:tab w:val="right" w:pos="9906" w:leader="dot"/>
+              <w:tab w:val="right" w:leader="dot" w:pos="9906"/>
             </w:tabs>
           </w:pPr>
-          <w:hyperlink w:history="1" w:anchor="_Toc58">
-            <w:r>
-              <w:t xml:space="preserve">15.3 ESP 固件</w:t>
+          <w:hyperlink w:anchor="_TechToc58" w:history="1">
+            <w:r>
+              <w:t xml:space="preserve">与“模块页面可实时增加或销毁”的方向一致，评估以独立签名模块包作为最小更新单元：先下载到暂存区、校验签名/版本/UI schema/权限差异，待用户确认后在安全边界内停止旧实例、释放旧页面和工作进程，再原子切换并启动新版本；失败时恢复上一个仍满足安全版本要求的包。禁止覆盖正在运行的库文件、半包启动、静默扩大权限或把页面热插拔等同于整个终端 OTA。此为方案，不代表当前已有安全 OTA。</w:t>
             </w:r>
             <w:r>
               <w:tab/>
             </w:r>
             <w:r>
               <w:fldChar w:fldCharType="begin" w:dirty="true"/>
-              <w:instrText xml:space="preserve">PAGEREF _Toc58 \h</w:instrText>
+            </w:r>
+            <w:r>
+              <w:instrText xml:space="preserve"> PAGEREF _TechToc58 \h </w:instrText>
+            </w:r>
+            <w:r>
               <w:fldChar w:fldCharType="separate"/>
+              <w:t>1</w:t>
+            </w:r>
+            <w:r>
               <w:fldChar w:fldCharType="end"/>
             </w:r>
           </w:hyperlink>
@@ -1426,10 +1852,39 @@
           <w:pPr>
             <w:pStyle w:val="TOC2"/>
             <w:tabs>
-              <w:tab w:val="right" w:pos="9906" w:leader="dot"/>
+              <w:tab w:val="right" w:leader="dot" w:pos="9906"/>
             </w:tabs>
           </w:pPr>
-          <w:hyperlink w:history="1" w:anchor="_Toc59">
+          <w:hyperlink w:anchor="_TechToc59" w:history="1">
+            <w:r>
+              <w:t xml:space="preserve">15.3 ESP 固件</w:t>
+            </w:r>
+            <w:r>
+              <w:tab/>
+            </w:r>
+            <w:r>
+              <w:fldChar w:fldCharType="begin" w:dirty="true"/>
+            </w:r>
+            <w:r>
+              <w:instrText xml:space="preserve"> PAGEREF _TechToc59 \h </w:instrText>
+            </w:r>
+            <w:r>
+              <w:fldChar w:fldCharType="separate"/>
+              <w:t>1</w:t>
+            </w:r>
+            <w:r>
+              <w:fldChar w:fldCharType="end"/>
+            </w:r>
+          </w:hyperlink>
+        </w:p>
+        <w:p>
+          <w:pPr>
+            <w:pStyle w:val="TOC2"/>
+            <w:tabs>
+              <w:tab w:val="right" w:leader="dot" w:pos="9906"/>
+            </w:tabs>
+          </w:pPr>
+          <w:hyperlink w:anchor="_TechToc60" w:history="1">
             <w:r>
               <w:t xml:space="preserve">15.4 密钥与旧协议</w:t>
             </w:r>
@@ -1438,8 +1893,15 @@
             </w:r>
             <w:r>
               <w:fldChar w:fldCharType="begin" w:dirty="true"/>
-              <w:instrText xml:space="preserve">PAGEREF _Toc59 \h</w:instrText>
+            </w:r>
+            <w:r>
+              <w:instrText xml:space="preserve"> PAGEREF _TechToc60 \h </w:instrText>
+            </w:r>
+            <w:r>
               <w:fldChar w:fldCharType="separate"/>
+              <w:t>1</w:t>
+            </w:r>
+            <w:r>
               <w:fldChar w:fldCharType="end"/>
             </w:r>
           </w:hyperlink>
@@ -1448,10 +1910,10 @@
           <w:pPr>
             <w:pStyle w:val="TOC1"/>
             <w:tabs>
-              <w:tab w:val="right" w:pos="9906" w:leader="dot"/>
+              <w:tab w:val="right" w:leader="dot" w:pos="9906"/>
             </w:tabs>
           </w:pPr>
-          <w:hyperlink w:history="1" w:anchor="_Toc60">
+          <w:hyperlink w:anchor="_TechToc61" w:history="1">
             <w:r>
               <w:t xml:space="preserve">16. 推荐阶段、交付和退出标准</w:t>
             </w:r>
@@ -1460,8 +1922,15 @@
             </w:r>
             <w:r>
               <w:fldChar w:fldCharType="begin" w:dirty="true"/>
-              <w:instrText xml:space="preserve">PAGEREF _Toc60 \h</w:instrText>
+            </w:r>
+            <w:r>
+              <w:instrText xml:space="preserve"> PAGEREF _TechToc61 \h </w:instrText>
+            </w:r>
+            <w:r>
               <w:fldChar w:fldCharType="separate"/>
+              <w:t>1</w:t>
+            </w:r>
+            <w:r>
               <w:fldChar w:fldCharType="end"/>
             </w:r>
           </w:hyperlink>
@@ -1470,10 +1939,10 @@
           <w:pPr>
             <w:pStyle w:val="TOC2"/>
             <w:tabs>
-              <w:tab w:val="right" w:pos="9906" w:leader="dot"/>
+              <w:tab w:val="right" w:leader="dot" w:pos="9906"/>
             </w:tabs>
           </w:pPr>
-          <w:hyperlink w:history="1" w:anchor="_Toc61">
+          <w:hyperlink w:anchor="_TechToc62" w:history="1">
             <w:r>
               <w:t xml:space="preserve">通用验收要求</w:t>
             </w:r>
@@ -1482,8 +1951,15 @@
             </w:r>
             <w:r>
               <w:fldChar w:fldCharType="begin" w:dirty="true"/>
-              <w:instrText xml:space="preserve">PAGEREF _Toc61 \h</w:instrText>
+            </w:r>
+            <w:r>
+              <w:instrText xml:space="preserve"> PAGEREF _TechToc62 \h </w:instrText>
+            </w:r>
+            <w:r>
               <w:fldChar w:fldCharType="separate"/>
+              <w:t>1</w:t>
+            </w:r>
+            <w:r>
               <w:fldChar w:fldCharType="end"/>
             </w:r>
           </w:hyperlink>
@@ -1492,10 +1968,10 @@
           <w:pPr>
             <w:pStyle w:val="TOC1"/>
             <w:tabs>
-              <w:tab w:val="right" w:pos="9906" w:leader="dot"/>
+              <w:tab w:val="right" w:leader="dot" w:pos="9906"/>
             </w:tabs>
           </w:pPr>
-          <w:hyperlink w:history="1" w:anchor="_Toc62">
+          <w:hyperlink w:anchor="_TechToc63" w:history="1">
             <w:r>
               <w:t xml:space="preserve">17. 集中待确认事项</w:t>
             </w:r>
@@ -1504,8 +1980,15 @@
             </w:r>
             <w:r>
               <w:fldChar w:fldCharType="begin" w:dirty="true"/>
-              <w:instrText xml:space="preserve">PAGEREF _Toc62 \h</w:instrText>
+            </w:r>
+            <w:r>
+              <w:instrText xml:space="preserve"> PAGEREF _TechToc63 \h </w:instrText>
+            </w:r>
+            <w:r>
               <w:fldChar w:fldCharType="separate"/>
+              <w:t>1</w:t>
+            </w:r>
+            <w:r>
               <w:fldChar w:fldCharType="end"/>
             </w:r>
           </w:hyperlink>
@@ -1514,10 +1997,10 @@
           <w:pPr>
             <w:pStyle w:val="TOC1"/>
             <w:tabs>
-              <w:tab w:val="right" w:pos="9906" w:leader="dot"/>
+              <w:tab w:val="right" w:leader="dot" w:pos="9906"/>
             </w:tabs>
           </w:pPr>
-          <w:hyperlink w:history="1" w:anchor="_Toc63">
+          <w:hyperlink w:anchor="_TechToc64" w:history="1">
             <w:r>
               <w:t xml:space="preserve">18. 外部资料与说明</w:t>
             </w:r>
@@ -1526,8 +2009,15 @@
             </w:r>
             <w:r>
               <w:fldChar w:fldCharType="begin" w:dirty="true"/>
-              <w:instrText xml:space="preserve">PAGEREF _Toc63 \h</w:instrText>
+            </w:r>
+            <w:r>
+              <w:instrText xml:space="preserve"> PAGEREF _TechToc64 \h </w:instrText>
+            </w:r>
+            <w:r>
               <w:fldChar w:fldCharType="separate"/>
+              <w:t>1</w:t>
+            </w:r>
+            <w:r>
               <w:fldChar w:fldCharType="end"/>
             </w:r>
           </w:hyperlink>
@@ -1536,10 +2026,10 @@
           <w:pPr>
             <w:pStyle w:val="TOC1"/>
             <w:tabs>
-              <w:tab w:val="right" w:pos="9906" w:leader="dot"/>
+              <w:tab w:val="right" w:leader="dot" w:pos="9906"/>
             </w:tabs>
           </w:pPr>
-          <w:hyperlink w:history="1" w:anchor="_Toc64">
+          <w:hyperlink w:anchor="_TechToc65" w:history="1">
             <w:r>
               <w:t xml:space="preserve">19. 当前结论</w:t>
             </w:r>
@@ -1548,16 +2038,47 @@
             </w:r>
             <w:r>
               <w:fldChar w:fldCharType="begin" w:dirty="true"/>
-              <w:instrText xml:space="preserve">PAGEREF _Toc64 \h</w:instrText>
+            </w:r>
+            <w:r>
+              <w:instrText xml:space="preserve"> PAGEREF _TechToc65 \h </w:instrText>
+            </w:r>
+            <w:r>
               <w:fldChar w:fldCharType="separate"/>
+              <w:t>1</w:t>
+            </w:r>
+            <w:r>
               <w:fldChar w:fldCharType="end"/>
             </w:r>
           </w:hyperlink>
         </w:p>
         <w:p>
-          <w:r>
-            <w:fldChar w:fldCharType="end"/>
-          </w:r>
+          <w:pPr>
+            <w:pStyle w:val="TOC1"/>
+            <w:tabs>
+              <w:tab w:val="right" w:leader="dot" w:pos="9906"/>
+            </w:tabs>
+          </w:pPr>
+          <w:hyperlink w:anchor="_TechToc66" w:history="1">
+            <w:r>
+              <w:t xml:space="preserve">附录 A｜初始需求覆盖审查</w:t>
+            </w:r>
+            <w:r>
+              <w:tab/>
+            </w:r>
+            <w:r>
+              <w:fldChar w:fldCharType="begin" w:dirty="true"/>
+            </w:r>
+            <w:r>
+              <w:instrText xml:space="preserve"> PAGEREF _TechToc66 \h </w:instrText>
+            </w:r>
+            <w:r>
+              <w:fldChar w:fldCharType="separate"/>
+              <w:t>1</w:t>
+            </w:r>
+            <w:r>
+              <w:fldChar w:fldCharType="end"/>
+            </w:r>
+          </w:hyperlink>
         </w:p>
       </w:sdtContent>
     </w:sdt>
@@ -1570,7 +2091,7 @@
         <w:keepNext/>
         <w:spacing w:after="120" w:before="300"/>
       </w:pPr>
-      <w:bookmarkStart w:name="_Toc2" w:id="2"/>
+      <w:bookmarkStart w:id="3001" w:name="_TechToc1"/>
       <w:r>
         <w:rPr>
           <w:rFonts w:ascii="Noto Sans CJK SC" w:cs="Noto Sans CJK SC" w:eastAsia="Noto Sans CJK SC" w:hAnsi="Noto Sans CJK SC"/>
@@ -1584,7 +2105,7 @@
         </w:rPr>
         <w:t>1. 执行摘要</w:t>
       </w:r>
-      <w:bookmarkEnd w:id="2"/>
+      <w:bookmarkEnd w:id="3001"/>
     </w:p>
     <w:p>
       <w:pPr>
@@ -1593,43 +2114,7 @@
         <w:jc w:val="left"/>
       </w:pPr>
       <w:r>
-        <w:rPr>
-          <w:rFonts w:ascii="Noto Sans CJK SC" w:cs="Noto Sans CJK SC" w:eastAsia="Noto Sans CJK SC" w:hAnsi="Noto Sans CJK SC"/>
-          <w:b w:val="false"/>
-          <w:bCs w:val="false"/>
-          <w:i w:val="false"/>
-          <w:iCs w:val="false"/>
-          <w:color w:val="183329"/>
-          <w:sz w:val="20"/>
-          <w:szCs w:val="20"/>
-        </w:rPr>
-        <w:t>建议采用</w:t>
-      </w:r>
-      <w:r>
-        <w:rPr>
-          <w:rFonts w:ascii="Noto Sans CJK SC" w:cs="Noto Sans CJK SC" w:eastAsia="Noto Sans CJK SC" w:hAnsi="Noto Sans CJK SC"/>
-          <w:b/>
-          <w:bCs/>
-          <w:i w:val="false"/>
-          <w:iCs w:val="false"/>
-          <w:color w:val="183329"/>
-          <w:sz w:val="20"/>
-          <w:szCs w:val="20"/>
-        </w:rPr>
-        <w:t>先安全基础、后场景模块</w:t>
-      </w:r>
-      <w:r>
-        <w:rPr>
-          <w:rFonts w:ascii="Noto Sans CJK SC" w:cs="Noto Sans CJK SC" w:eastAsia="Noto Sans CJK SC" w:hAnsi="Noto Sans CJK SC"/>
-          <w:b w:val="false"/>
-          <w:bCs w:val="false"/>
-          <w:i w:val="false"/>
-          <w:iCs w:val="false"/>
-          <w:color w:val="183329"/>
-          <w:sz w:val="20"/>
-          <w:szCs w:val="20"/>
-        </w:rPr>
-        <w:t>的路线：先建设本机用户身份/数据边界、受限模块进程和新的强制加密协议，再推进桥板双槽、血压计与哮天犬围栏。这样避免先让健康数据进入现有同进程插件，再为隔离返工。</w:t>
+        <w:t>建议采用先安全基础、后场景模块的路线：先建设本机用户身份/数据边界、受限模块进程和新的强制加密协议，再推进桥板双槽、血压计与啸天围栏。这样避免先让健康数据进入现有同进程插件，再为隔离返工。</w:t>
       </w:r>
     </w:p>
     <w:p>
@@ -1711,17 +2196,7 @@
         <w:ind w:left="420" w:hanging="220"/>
       </w:pPr>
       <w:r>
-        <w:rPr>
-          <w:rFonts w:ascii="Noto Sans CJK SC" w:cs="Noto Sans CJK SC" w:eastAsia="Noto Sans CJK SC" w:hAnsi="Noto Sans CJK SC"/>
-          <w:b w:val="false"/>
-          <w:bCs w:val="false"/>
-          <w:i w:val="false"/>
-          <w:iCs w:val="false"/>
-          <w:color w:val="183329"/>
-          <w:sz w:val="19"/>
-          <w:szCs w:val="19"/>
-        </w:rPr>
-        <w:t>终端集中读卡；同一模块可由多个用户分别配对，但运行时一次只服务一个当前用户。</w:t>
+        <w:t>桥板 RC522 读卡、Pi 集中认证/授权；用户各自配卡与权限，同一模块可多人分别配对，但一次只服务一个当前用户。</w:t>
       </w:r>
     </w:p>
     <w:p>
@@ -1946,7 +2421,7 @@
         <w:keepNext/>
         <w:spacing w:after="120" w:before="220"/>
       </w:pPr>
-      <w:bookmarkStart w:name="_Toc3" w:id="3"/>
+      <w:bookmarkStart w:id="3002" w:name="_TechToc2"/>
       <w:r>
         <w:rPr>
           <w:rFonts w:ascii="Noto Sans CJK SC" w:cs="Noto Sans CJK SC" w:eastAsia="Noto Sans CJK SC" w:hAnsi="Noto Sans CJK SC"/>
@@ -1960,7 +2435,7 @@
         </w:rPr>
         <w:t>建议优先级</w:t>
       </w:r>
-      <w:bookmarkEnd w:id="3"/>
+      <w:bookmarkEnd w:id="3002"/>
     </w:p>
     <w:p>
       <w:pPr>
@@ -2069,17 +2544,7 @@
         <w:ind w:left="420" w:hanging="220"/>
       </w:pPr>
       <w:r>
-        <w:rPr>
-          <w:rFonts w:ascii="Noto Sans CJK SC" w:cs="Noto Sans CJK SC" w:eastAsia="Noto Sans CJK SC" w:hAnsi="Noto Sans CJK SC"/>
-          <w:b/>
-          <w:bCs/>
-          <w:i w:val="false"/>
-          <w:iCs w:val="false"/>
-          <w:color w:val="183329"/>
-          <w:sz w:val="19"/>
-          <w:szCs w:val="19"/>
-        </w:rPr>
-        <w:t>P4：单型号血压计与哮天犬红外围栏原型、实机验证。</w:t>
+        <w:t>P4：单型号血压计与啸天红外围栏原型、实机验证。</w:t>
       </w:r>
     </w:p>
     <w:p>
@@ -2112,7 +2577,7 @@
         <w:keepNext/>
         <w:spacing w:after="120" w:before="300"/>
       </w:pPr>
-      <w:bookmarkStart w:name="_Toc4" w:id="4"/>
+      <w:bookmarkStart w:id="3003" w:name="_TechToc3"/>
       <w:r>
         <w:rPr>
           <w:rFonts w:ascii="Noto Sans CJK SC" w:cs="Noto Sans CJK SC" w:eastAsia="Noto Sans CJK SC" w:hAnsi="Noto Sans CJK SC"/>
@@ -2126,7 +2591,7 @@
         </w:rPr>
         <w:t>2. 核查范围、版本和可信边界</w:t>
       </w:r>
-      <w:bookmarkEnd w:id="4"/>
+      <w:bookmarkEnd w:id="3003"/>
     </w:p>
     <w:p>
       <w:pPr>
@@ -2134,7 +2599,7 @@
         <w:keepNext/>
         <w:spacing w:after="120" w:before="220"/>
       </w:pPr>
-      <w:bookmarkStart w:name="_Toc5" w:id="5"/>
+      <w:bookmarkStart w:id="3004" w:name="_TechToc4"/>
       <w:r>
         <w:rPr>
           <w:rFonts w:ascii="Noto Sans CJK SC" w:cs="Noto Sans CJK SC" w:eastAsia="Noto Sans CJK SC" w:hAnsi="Noto Sans CJK SC"/>
@@ -2148,7 +2613,7 @@
         </w:rPr>
         <w:t>2.1 仓库版本</w:t>
       </w:r>
-      <w:bookmarkEnd w:id="5"/>
+      <w:bookmarkEnd w:id="3004"/>
     </w:p>
     <w:tbl>
       <w:tblPr>
@@ -2191,21 +2656,8 @@
             <w:vAlign w:val="center"/>
           </w:tcPr>
           <w:p>
-            <w:pPr>
-              <w:spacing w:after="20" w:before="20" w:line="250"/>
-            </w:pPr>
-            <w:r>
-              <w:rPr>
-                <w:rFonts w:ascii="Noto Sans CJK SC" w:cs="Noto Sans CJK SC" w:eastAsia="Noto Sans CJK SC" w:hAnsi="Noto Sans CJK SC"/>
-                <w:b/>
-                <w:bCs/>
-                <w:i w:val="false"/>
-                <w:iCs w:val="false"/>
-                <w:color w:val="FFFFFF"/>
-                <w:sz w:val="17"/>
-                <w:szCs w:val="17"/>
-              </w:rPr>
-              <w:t xml:space="preserve">仓库</w:t>
+            <w:r>
+              <w:t>仓库</w:t>
             </w:r>
           </w:p>
         </w:tc>
@@ -2222,21 +2674,8 @@
             <w:vAlign w:val="center"/>
           </w:tcPr>
           <w:p>
-            <w:pPr>
-              <w:spacing w:after="20" w:before="20" w:line="250"/>
-            </w:pPr>
-            <w:r>
-              <w:rPr>
-                <w:rFonts w:ascii="Noto Sans CJK SC" w:cs="Noto Sans CJK SC" w:eastAsia="Noto Sans CJK SC" w:hAnsi="Noto Sans CJK SC"/>
-                <w:b/>
-                <w:bCs/>
-                <w:i w:val="false"/>
-                <w:iCs w:val="false"/>
-                <w:color w:val="FFFFFF"/>
-                <w:sz w:val="17"/>
-                <w:szCs w:val="17"/>
-              </w:rPr>
-              <w:t xml:space="preserve">核对基线</w:t>
+            <w:r>
+              <w:t>核对基线</w:t>
             </w:r>
           </w:p>
         </w:tc>
@@ -2253,21 +2692,8 @@
             <w:vAlign w:val="center"/>
           </w:tcPr>
           <w:p>
-            <w:pPr>
-              <w:spacing w:after="20" w:before="20" w:line="250"/>
-            </w:pPr>
-            <w:r>
-              <w:rPr>
-                <w:rFonts w:ascii="Noto Sans CJK SC" w:cs="Noto Sans CJK SC" w:eastAsia="Noto Sans CJK SC" w:hAnsi="Noto Sans CJK SC"/>
-                <w:b/>
-                <w:bCs/>
-                <w:i w:val="false"/>
-                <w:iCs w:val="false"/>
-                <w:color w:val="FFFFFF"/>
-                <w:sz w:val="17"/>
-                <w:szCs w:val="17"/>
-              </w:rPr>
-              <w:t xml:space="preserve">结果</w:t>
+            <w:r>
+              <w:t>结果</w:t>
             </w:r>
           </w:p>
         </w:tc>
@@ -2289,34 +2715,8 @@
             <w:vAlign w:val="center"/>
           </w:tcPr>
           <w:p>
-            <w:pPr>
-              <w:spacing w:after="20" w:before="20" w:line="250"/>
-            </w:pPr>
-            <w:r>
-              <w:rPr>
-                <w:rFonts w:ascii="Noto Sans CJK SC" w:cs="Noto Sans CJK SC" w:eastAsia="Noto Sans CJK SC" w:hAnsi="Noto Sans CJK SC"/>
-                <w:b w:val="false"/>
-                <w:bCs w:val="false"/>
-                <w:i w:val="false"/>
-                <w:iCs w:val="false"/>
-                <w:color w:val="183329"/>
-                <w:sz w:val="16"/>
-                <w:szCs w:val="16"/>
-              </w:rPr>
-              <w:t xml:space="preserve">主项目 </w:t>
-            </w:r>
-            <w:r>
-              <w:rPr>
-                <w:rFonts w:ascii="Noto Sans CJK SC" w:cs="Noto Sans CJK SC" w:eastAsia="Noto Sans CJK SC" w:hAnsi="Noto Sans CJK SC"/>
-                <w:b/>
-                <w:bCs/>
-                <w:i w:val="false"/>
-                <w:iCs w:val="false"/>
-                <w:color w:val="25634B"/>
-                <w:sz w:val="16"/>
-                <w:szCs w:val="16"/>
-              </w:rPr>
-              <w:t xml:space="preserve">Axe665/Multi-Function-ESP32-Pi-Terminal</w:t>
+            <w:r>
+              <w:t>主项目 Axe665/Multi-Function-ESP32-Pi-Terminal</w:t>
             </w:r>
           </w:p>
         </w:tc>
@@ -2333,112 +2733,8 @@
             <w:vAlign w:val="center"/>
           </w:tcPr>
           <w:p>
-            <w:pPr>
-              <w:spacing w:after="20" w:before="20" w:line="250"/>
-            </w:pPr>
-            <w:r>
-              <w:rPr>
-                <w:rFonts w:ascii="Noto Sans CJK SC" w:cs="Noto Sans CJK SC" w:eastAsia="Noto Sans CJK SC" w:hAnsi="Noto Sans CJK SC"/>
-                <w:b w:val="false"/>
-                <w:bCs w:val="false"/>
-                <w:i w:val="false"/>
-                <w:iCs w:val="false"/>
-                <w:color w:val="183329"/>
-                <w:sz w:val="16"/>
-                <w:szCs w:val="16"/>
-              </w:rPr>
-              <w:t xml:space="preserve">远端 </w:t>
-            </w:r>
-            <w:r>
-              <w:rPr>
-                <w:rFonts w:ascii="Noto Sans CJK SC" w:cs="Noto Sans CJK SC" w:eastAsia="Noto Sans CJK SC" w:hAnsi="Noto Sans CJK SC"/>
-                <w:b/>
-                <w:bCs/>
-                <w:i w:val="false"/>
-                <w:iCs w:val="false"/>
-                <w:color w:val="25634B"/>
-                <w:sz w:val="16"/>
-                <w:szCs w:val="16"/>
-              </w:rPr>
-              <w:t xml:space="preserve">main</w:t>
-            </w:r>
-            <w:r>
-              <w:rPr>
-                <w:rFonts w:ascii="Noto Sans CJK SC" w:cs="Noto Sans CJK SC" w:eastAsia="Noto Sans CJK SC" w:hAnsi="Noto Sans CJK SC"/>
-                <w:b w:val="false"/>
-                <w:bCs w:val="false"/>
-                <w:i w:val="false"/>
-                <w:iCs w:val="false"/>
-                <w:color w:val="183329"/>
-                <w:sz w:val="16"/>
-                <w:szCs w:val="16"/>
-              </w:rPr>
-              <w:t xml:space="preserve">：</w:t>
-            </w:r>
-            <w:r>
-              <w:rPr>
-                <w:rFonts w:ascii="Noto Sans CJK SC" w:cs="Noto Sans CJK SC" w:eastAsia="Noto Sans CJK SC" w:hAnsi="Noto Sans CJK SC"/>
-                <w:b/>
-                <w:bCs/>
-                <w:i w:val="false"/>
-                <w:iCs w:val="false"/>
-                <w:color w:val="25634B"/>
-                <w:sz w:val="16"/>
-                <w:szCs w:val="16"/>
-              </w:rPr>
-              <w:t xml:space="preserve">fbf513c</w:t>
-            </w:r>
-            <w:r>
-              <w:rPr>
-                <w:rFonts w:ascii="Noto Sans CJK SC" w:cs="Noto Sans CJK SC" w:eastAsia="Noto Sans CJK SC" w:hAnsi="Noto Sans CJK SC"/>
-                <w:b w:val="false"/>
-                <w:bCs w:val="false"/>
-                <w:i w:val="false"/>
-                <w:iCs w:val="false"/>
-                <w:color w:val="183329"/>
-                <w:sz w:val="16"/>
-                <w:szCs w:val="16"/>
-              </w:rPr>
-              <w:t xml:space="preserve">；本地当前分支：</w:t>
-            </w:r>
-            <w:r>
-              <w:rPr>
-                <w:rFonts w:ascii="Noto Sans CJK SC" w:cs="Noto Sans CJK SC" w:eastAsia="Noto Sans CJK SC" w:hAnsi="Noto Sans CJK SC"/>
-                <w:b/>
-                <w:bCs/>
-                <w:i w:val="false"/>
-                <w:iCs w:val="false"/>
-                <w:color w:val="25634B"/>
-                <w:sz w:val="16"/>
-                <w:szCs w:val="16"/>
-              </w:rPr>
-              <w:t xml:space="preserve">chore/remove-design-previews</w:t>
-            </w:r>
-            <w:r>
-              <w:rPr>
-                <w:rFonts w:ascii="Noto Sans CJK SC" w:cs="Noto Sans CJK SC" w:eastAsia="Noto Sans CJK SC" w:hAnsi="Noto Sans CJK SC"/>
-                <w:b w:val="false"/>
-                <w:bCs w:val="false"/>
-                <w:i w:val="false"/>
-                <w:iCs w:val="false"/>
-                <w:color w:val="183329"/>
-                <w:sz w:val="16"/>
-                <w:szCs w:val="16"/>
-              </w:rPr>
-              <w:t xml:space="preserve">，HEAD </w:t>
-            </w:r>
-            <w:r>
-              <w:rPr>
-                <w:rFonts w:ascii="Noto Sans CJK SC" w:cs="Noto Sans CJK SC" w:eastAsia="Noto Sans CJK SC" w:hAnsi="Noto Sans CJK SC"/>
-                <w:b/>
-                <w:bCs/>
-                <w:i w:val="false"/>
-                <w:iCs w:val="false"/>
-                <w:color w:val="25634B"/>
-                <w:sz w:val="16"/>
-                <w:szCs w:val="16"/>
-              </w:rPr>
-              <w:t xml:space="preserve">1c7f06e</w:t>
+            <w:r>
+              <w:t>远端 main：8349ce8；本报告更新基于该最新主线</w:t>
             </w:r>
           </w:p>
         </w:tc>
@@ -2455,47 +2751,8 @@
             <w:vAlign w:val="center"/>
           </w:tcPr>
           <w:p>
-            <w:pPr>
-              <w:spacing w:after="20" w:before="20" w:line="250"/>
-            </w:pPr>
-            <w:r>
-              <w:rPr>
-                <w:rFonts w:ascii="Noto Sans CJK SC" w:cs="Noto Sans CJK SC" w:eastAsia="Noto Sans CJK SC" w:hAnsi="Noto Sans CJK SC"/>
-                <w:b w:val="false"/>
-                <w:bCs w:val="false"/>
-                <w:i w:val="false"/>
-                <w:iCs w:val="false"/>
-                <w:color w:val="183329"/>
-                <w:sz w:val="16"/>
-                <w:szCs w:val="16"/>
-              </w:rPr>
-              <w:t xml:space="preserve">本地少一个合并提交，但 Git tree 与远端 </w:t>
-            </w:r>
-            <w:r>
-              <w:rPr>
-                <w:rFonts w:ascii="Noto Sans CJK SC" w:cs="Noto Sans CJK SC" w:eastAsia="Noto Sans CJK SC" w:hAnsi="Noto Sans CJK SC"/>
-                <w:b/>
-                <w:bCs/>
-                <w:i w:val="false"/>
-                <w:iCs w:val="false"/>
-                <w:color w:val="25634B"/>
-                <w:sz w:val="16"/>
-                <w:szCs w:val="16"/>
-              </w:rPr>
-              <w:t xml:space="preserve">main</w:t>
-            </w:r>
-            <w:r>
-              <w:rPr>
-                <w:rFonts w:ascii="Noto Sans CJK SC" w:cs="Noto Sans CJK SC" w:eastAsia="Noto Sans CJK SC" w:hAnsi="Noto Sans CJK SC"/>
-                <w:b w:val="false"/>
-                <w:bCs w:val="false"/>
-                <w:i w:val="false"/>
-                <w:iCs w:val="false"/>
-                <w:color w:val="183329"/>
-                <w:sz w:val="16"/>
-                <w:szCs w:val="16"/>
-              </w:rPr>
-              <w:t xml:space="preserve"> 完全一致；工作区干净。文件内容等同最新主线。</w:t>
+            <w:r>
+              <w:t>本报告为独立技术文件；README 未改。</w:t>
             </w:r>
           </w:p>
         </w:tc>
@@ -2517,34 +2774,8 @@
             <w:vAlign w:val="center"/>
           </w:tcPr>
           <w:p>
-            <w:pPr>
-              <w:spacing w:after="20" w:before="20" w:line="250"/>
-            </w:pPr>
-            <w:r>
-              <w:rPr>
-                <w:rFonts w:ascii="Noto Sans CJK SC" w:cs="Noto Sans CJK SC" w:eastAsia="Noto Sans CJK SC" w:hAnsi="Noto Sans CJK SC"/>
-                <w:b w:val="false"/>
-                <w:bCs w:val="false"/>
-                <w:i w:val="false"/>
-                <w:iCs w:val="false"/>
-                <w:color w:val="183329"/>
-                <w:sz w:val="16"/>
-                <w:szCs w:val="16"/>
-              </w:rPr>
-              <w:t xml:space="preserve">桥板/模块仓库 </w:t>
-            </w:r>
-            <w:r>
-              <w:rPr>
-                <w:rFonts w:ascii="Noto Sans CJK SC" w:cs="Noto Sans CJK SC" w:eastAsia="Noto Sans CJK SC" w:hAnsi="Noto Sans CJK SC"/>
-                <w:b/>
-                <w:bCs/>
-                <w:i w:val="false"/>
-                <w:iCs w:val="false"/>
-                <w:color w:val="25634B"/>
-                <w:sz w:val="16"/>
-                <w:szCs w:val="16"/>
-              </w:rPr>
-              <w:t xml:space="preserve">gggitj/esp32-smart</w:t>
+            <w:r>
+              <w:t>历史桥板仓库 gggitj/esp32-smart</w:t>
             </w:r>
           </w:p>
         </w:tc>
@@ -2561,60 +2792,8 @@
             <w:vAlign w:val="center"/>
           </w:tcPr>
           <w:p>
-            <w:pPr>
-              <w:spacing w:after="20" w:before="20" w:line="250"/>
-            </w:pPr>
-            <w:r>
-              <w:rPr>
-                <w:rFonts w:ascii="Noto Sans CJK SC" w:cs="Noto Sans CJK SC" w:eastAsia="Noto Sans CJK SC" w:hAnsi="Noto Sans CJK SC"/>
-                <w:b w:val="false"/>
-                <w:bCs w:val="false"/>
-                <w:i w:val="false"/>
-                <w:iCs w:val="false"/>
-                <w:color w:val="183329"/>
-                <w:sz w:val="16"/>
-                <w:szCs w:val="16"/>
-              </w:rPr>
-              <w:t xml:space="preserve">公开远端 </w:t>
-            </w:r>
-            <w:r>
-              <w:rPr>
-                <w:rFonts w:ascii="Noto Sans CJK SC" w:cs="Noto Sans CJK SC" w:eastAsia="Noto Sans CJK SC" w:hAnsi="Noto Sans CJK SC"/>
-                <w:b/>
-                <w:bCs/>
-                <w:i w:val="false"/>
-                <w:iCs w:val="false"/>
-                <w:color w:val="25634B"/>
-                <w:sz w:val="16"/>
-                <w:szCs w:val="16"/>
-              </w:rPr>
-              <w:t xml:space="preserve">main</w:t>
-            </w:r>
-            <w:r>
-              <w:rPr>
-                <w:rFonts w:ascii="Noto Sans CJK SC" w:cs="Noto Sans CJK SC" w:eastAsia="Noto Sans CJK SC" w:hAnsi="Noto Sans CJK SC"/>
-                <w:b w:val="false"/>
-                <w:bCs w:val="false"/>
-                <w:i w:val="false"/>
-                <w:iCs w:val="false"/>
-                <w:color w:val="183329"/>
-                <w:sz w:val="16"/>
-                <w:szCs w:val="16"/>
-              </w:rPr>
-              <w:t xml:space="preserve">：</w:t>
-            </w:r>
-            <w:r>
-              <w:rPr>
-                <w:rFonts w:ascii="Noto Sans CJK SC" w:cs="Noto Sans CJK SC" w:eastAsia="Noto Sans CJK SC" w:hAnsi="Noto Sans CJK SC"/>
-                <w:b/>
-                <w:bCs/>
-                <w:i w:val="false"/>
-                <w:iCs w:val="false"/>
-                <w:color w:val="25634B"/>
-                <w:sz w:val="16"/>
-                <w:szCs w:val="16"/>
-              </w:rPr>
-              <w:t xml:space="preserve">b67c8c8509afb307f4241ecfcc0cfa92234a834b</w:t>
+            <w:r>
+              <w:t>公开远端 main：b67c8c8509afb307f4241ecfcc0cfa92234a834b</w:t>
             </w:r>
           </w:p>
         </w:tc>
@@ -2631,73 +2810,40 @@
             <w:vAlign w:val="center"/>
           </w:tcPr>
           <w:p>
-            <w:pPr>
-              <w:spacing w:after="20" w:before="20" w:line="250"/>
-            </w:pPr>
-            <w:r>
-              <w:rPr>
-                <w:rFonts w:ascii="Noto Sans CJK SC" w:cs="Noto Sans CJK SC" w:eastAsia="Noto Sans CJK SC" w:hAnsi="Noto Sans CJK SC"/>
-                <w:b w:val="false"/>
-                <w:bCs w:val="false"/>
-                <w:i w:val="false"/>
-                <w:iCs w:val="false"/>
-                <w:color w:val="183329"/>
-                <w:sz w:val="16"/>
-                <w:szCs w:val="16"/>
-              </w:rPr>
-              <w:t xml:space="preserve">只读浅克隆并检查正式 </w:t>
-            </w:r>
-            <w:r>
-              <w:rPr>
-                <w:rFonts w:ascii="Noto Sans CJK SC" w:cs="Noto Sans CJK SC" w:eastAsia="Noto Sans CJK SC" w:hAnsi="Noto Sans CJK SC"/>
-                <w:b/>
-                <w:bCs/>
-                <w:i w:val="false"/>
-                <w:iCs w:val="false"/>
-                <w:color w:val="25634B"/>
-                <w:sz w:val="16"/>
-                <w:szCs w:val="16"/>
-              </w:rPr>
-              <w:t xml:space="preserve">esp/</w:t>
-            </w:r>
-            <w:r>
-              <w:rPr>
-                <w:rFonts w:ascii="Noto Sans CJK SC" w:cs="Noto Sans CJK SC" w:eastAsia="Noto Sans CJK SC" w:hAnsi="Noto Sans CJK SC"/>
-                <w:b w:val="false"/>
-                <w:bCs w:val="false"/>
-                <w:i w:val="false"/>
-                <w:iCs w:val="false"/>
-                <w:color w:val="183329"/>
-                <w:sz w:val="16"/>
-                <w:szCs w:val="16"/>
-              </w:rPr>
-              <w:t xml:space="preserve"> 和 </w:t>
-            </w:r>
-            <w:r>
-              <w:rPr>
-                <w:rFonts w:ascii="Noto Sans CJK SC" w:cs="Noto Sans CJK SC" w:eastAsia="Noto Sans CJK SC" w:hAnsi="Noto Sans CJK SC"/>
-                <w:b/>
-                <w:bCs/>
-                <w:i w:val="false"/>
-                <w:iCs w:val="false"/>
-                <w:color w:val="25634B"/>
-                <w:sz w:val="16"/>
-                <w:szCs w:val="16"/>
-              </w:rPr>
-              <w:t xml:space="preserve">module-devkit/</w:t>
-            </w:r>
-            <w:r>
-              <w:rPr>
-                <w:rFonts w:ascii="Noto Sans CJK SC" w:cs="Noto Sans CJK SC" w:eastAsia="Noto Sans CJK SC" w:hAnsi="Noto Sans CJK SC"/>
-                <w:b w:val="false"/>
-                <w:bCs w:val="false"/>
-                <w:i w:val="false"/>
-                <w:iCs w:val="false"/>
-                <w:color w:val="183329"/>
-                <w:sz w:val="16"/>
-                <w:szCs w:val="16"/>
-              </w:rPr>
-              <w:t xml:space="preserve">。没有改动或烧录。</w:t>
+            <w:r>
+              <w:t>历史前身 main b67c8c8；最新进展以 ESP-Modular-Terminal-Service 为准。</w:t>
+            </w:r>
+          </w:p>
+        </w:tc>
+      </w:tr>
+      <w:tr>
+        <w:tc>
+          <w:tcPr>
+            <w:tcW w:type="dxa" w:w="3302"/>
+          </w:tcPr>
+          <w:p>
+            <w:r>
+              <w:t>桥板/模块最新仓库 gggitj/ESP-Modular-Terminal-Service</w:t>
+            </w:r>
+          </w:p>
+        </w:tc>
+        <w:tc>
+          <w:tcPr>
+            <w:tcW w:type="dxa" w:w="3302"/>
+          </w:tcPr>
+          <w:p>
+            <w:r>
+              <w:t>main：16aebdd5e2bd17c0addd0b00e3e963cef3252584</w:t>
+            </w:r>
+          </w:p>
+        </w:tc>
+        <w:tc>
+          <w:tcPr>
+            <w:tcW w:type="dxa" w:w="3302"/>
+          </w:tcPr>
+          <w:p>
+            <w:r>
+              <w:t>当前桥板/SDK/啸天需求基线；只读源码与文档核查，未在本轮烧录或实机复测。Pi 服务不在此仓库。</w:t>
             </w:r>
           </w:p>
         </w:tc>
@@ -2923,7 +3069,7 @@
         <w:keepNext/>
         <w:spacing w:after="120" w:before="220"/>
       </w:pPr>
-      <w:bookmarkStart w:name="_Toc6" w:id="6"/>
+      <w:bookmarkStart w:id="3005" w:name="_TechToc5"/>
       <w:r>
         <w:rPr>
           <w:rFonts w:ascii="Noto Sans CJK SC" w:cs="Noto Sans CJK SC" w:eastAsia="Noto Sans CJK SC" w:hAnsi="Noto Sans CJK SC"/>
@@ -2937,7 +3083,58 @@
         </w:rPr>
         <w:t>2.2 核查到的架构事实</w:t>
       </w:r>
-      <w:bookmarkEnd w:id="6"/>
+      <w:bookmarkEnd w:id="3005"/>
+    </w:p>
+    <w:p>
+      <w:pPr>
+        <w:pStyle w:val="Heading2"/>
+        <w:spacing w:after="120" w:line="269" w:lineRule="auto"/>
+      </w:pPr>
+      <w:bookmarkStart w:id="3006" w:name="_TechToc6"/>
+      <w:r>
+        <w:t>2.3 新仓库进展：RC522、PBR1 与啸天需求更新</w:t>
+      </w:r>
+      <w:bookmarkEnd w:id="3006"/>
+    </w:p>
+    <w:p>
+      <w:pPr>
+        <w:spacing w:after="120" w:line="269" w:lineRule="auto"/>
+      </w:pPr>
+      <w:r>
+        <w:t>本次最新桥板/模块仓库为 gggitj/ESP-Modular-Terminal-Service，main 16aebdd5e2bd17c0addd0b00e3e963cef3252584；Pi 主项目审阅基线 main 8349ce8。此前 gggitj/esp32-smart（b67c8c8）为历史前身。当前 service 仓库的正式 esp/ 与 module-devkit 为桥板/SDK 基线；Pi 终端服务/页面在 Pi 仓库单独维护。</w:t>
+      </w:r>
+    </w:p>
+    <w:p>
+      <w:pPr>
+        <w:spacing w:after="120" w:line="269" w:lineRule="auto"/>
+      </w:pPr>
+      <w:r>
+        <w:t>RC522 走 SPI3，默认 SS/SCK/MOSI/MISO/RST GPIO 10/12/11/13/14，仅支持 ISO14443A UID（4/7/10 字节），不读卡内安全数据。terminal-rfid-v1 包含 reader_id、boot_id、uid、uid_len、uptime_ms；持卡只报一次，连续无卡约 400 ms 后可重报。当前无 card_removed、Pi ACK 或可靠重传。桥板 MAX17043 GPIO8/9/7 只是预留。</w:t>
+      </w:r>
+    </w:p>
+    <w:p>
+      <w:pPr>
+        <w:spacing w:after="120" w:line="269" w:lineRule="auto"/>
+      </w:pPr>
+      <w:r>
+        <w:t>仓库 README 记载 ESP-IDF 5.5.4 桥板构建/烧录和 PBR1 status 往返成功，并捕获过一条真实 UID 事件；主机测试覆盖 RC522 UID 级联/CRC/异常模拟和 PBR 并发发送。Pi 接收/页面、两张卡完整使用流程、模块插回回归和桥板 MAX17043 驱动仍列为未完成。以上是上游仓库记录，本报告作者本轮未独立烧录或复测。</w:t>
+      </w:r>
+    </w:p>
+    <w:p>
+      <w:pPr>
+        <w:spacing w:after="120" w:line="269" w:lineRule="auto"/>
+      </w:pPr>
+      <w:r>
+        <w:t>安全含义：当前 PBR1 使用 CRC16、方向/类型、序号和长度，可做检错/流重同步，但不认证桥板来源，也不加密 UID。已确认采用逐板 bridge_id 与双向认证 AEAD；正式桥板密钥受 Secure Boot + Flash Encryption 保护；读卡事件要有 event_id、ACK、有界重传/TTL 和 Pi 侧幂等去重。Pi 只在验证 AEAD 后处理 UID；CRC 不当作 MAC。</w:t>
+      </w:r>
+    </w:p>
+    <w:p>
+      <w:pPr>
+        <w:spacing w:after="120" w:line="269" w:lineRule="auto"/>
+      </w:pPr>
+      <w:r>
+        <w:t>啸天交接已更新产品名与场景：开放场地可配置直线/折线/闭合边界，另有家门口双线方向/平均速度估算。当前原型方案是两对探头、同一 ESP32 集中采集；10×10 m 是目标场景参考，闭合区需按边数扩展光路，不能由两对探头宣称完成。交接同时说明尚未采购、接线、烧录或实测。</w:t>
+      </w:r>
     </w:p>
     <w:tbl>
       <w:tblPr>
@@ -2980,21 +3177,8 @@
             <w:vAlign w:val="center"/>
           </w:tcPr>
           <w:p>
-            <w:pPr>
-              <w:spacing w:after="20" w:before="20" w:line="250"/>
-            </w:pPr>
-            <w:r>
-              <w:rPr>
-                <w:rFonts w:ascii="Noto Sans CJK SC" w:cs="Noto Sans CJK SC" w:eastAsia="Noto Sans CJK SC" w:hAnsi="Noto Sans CJK SC"/>
-                <w:b/>
-                <w:bCs/>
-                <w:i w:val="false"/>
-                <w:iCs w:val="false"/>
-                <w:color w:val="FFFFFF"/>
-                <w:sz w:val="17"/>
-                <w:szCs w:val="17"/>
-              </w:rPr>
-              <w:t xml:space="preserve">领域</w:t>
+            <w:r>
+              <w:t>领域</w:t>
             </w:r>
           </w:p>
         </w:tc>
@@ -3011,21 +3195,8 @@
             <w:vAlign w:val="center"/>
           </w:tcPr>
           <w:p>
-            <w:pPr>
-              <w:spacing w:after="20" w:before="20" w:line="250"/>
-            </w:pPr>
-            <w:r>
-              <w:rPr>
-                <w:rFonts w:ascii="Noto Sans CJK SC" w:cs="Noto Sans CJK SC" w:eastAsia="Noto Sans CJK SC" w:hAnsi="Noto Sans CJK SC"/>
-                <w:b/>
-                <w:bCs/>
-                <w:i w:val="false"/>
-                <w:iCs w:val="false"/>
-                <w:color w:val="FFFFFF"/>
-                <w:sz w:val="17"/>
-                <w:szCs w:val="17"/>
-              </w:rPr>
-              <w:t xml:space="preserve">当前实现/约束</w:t>
+            <w:r>
+              <w:t>当前实现/约束</w:t>
             </w:r>
           </w:p>
         </w:tc>
@@ -3042,21 +3213,8 @@
             <w:vAlign w:val="center"/>
           </w:tcPr>
           <w:p>
-            <w:pPr>
-              <w:spacing w:after="20" w:before="20" w:line="250"/>
-            </w:pPr>
-            <w:r>
-              <w:rPr>
-                <w:rFonts w:ascii="Noto Sans CJK SC" w:cs="Noto Sans CJK SC" w:eastAsia="Noto Sans CJK SC" w:hAnsi="Noto Sans CJK SC"/>
-                <w:b/>
-                <w:bCs/>
-                <w:i w:val="false"/>
-                <w:iCs w:val="false"/>
-                <w:color w:val="FFFFFF"/>
-                <w:sz w:val="17"/>
-                <w:szCs w:val="17"/>
-              </w:rPr>
-              <w:t xml:space="preserve">尚未实现或风险</w:t>
+            <w:r>
+              <w:t>尚未实现或风险</w:t>
             </w:r>
           </w:p>
         </w:tc>
@@ -3078,21 +3236,8 @@
             <w:vAlign w:val="center"/>
           </w:tcPr>
           <w:p>
-            <w:pPr>
-              <w:spacing w:after="20" w:before="20" w:line="250"/>
-            </w:pPr>
-            <w:r>
-              <w:rPr>
-                <w:rFonts w:ascii="Noto Sans CJK SC" w:cs="Noto Sans CJK SC" w:eastAsia="Noto Sans CJK SC" w:hAnsi="Noto Sans CJK SC"/>
-                <w:b w:val="false"/>
-                <w:bCs w:val="false"/>
-                <w:i w:val="false"/>
-                <w:iCs w:val="false"/>
-                <w:color w:val="183329"/>
-                <w:sz w:val="16"/>
-                <w:szCs w:val="16"/>
-              </w:rPr>
-              <w:t xml:space="preserve">Pi 模块会话</w:t>
+            <w:r>
+              <w:t>Pi 模块会话</w:t>
             </w:r>
           </w:p>
         </w:tc>
@@ -3109,34 +3254,8 @@
             <w:vAlign w:val="center"/>
           </w:tcPr>
           <w:p>
-            <w:pPr>
-              <w:spacing w:after="20" w:before="20" w:line="250"/>
-            </w:pPr>
-            <w:r>
-              <w:rPr>
-                <w:rFonts w:ascii="Noto Sans CJK SC" w:cs="Noto Sans CJK SC" w:eastAsia="Noto Sans CJK SC" w:hAnsi="Noto Sans CJK SC"/>
-                <w:b/>
-                <w:bCs/>
-                <w:i w:val="false"/>
-                <w:iCs w:val="false"/>
-                <w:color w:val="25634B"/>
-                <w:sz w:val="16"/>
-                <w:szCs w:val="16"/>
-              </w:rPr>
-              <w:t xml:space="preserve">ConnectionManager</w:t>
-            </w:r>
-            <w:r>
-              <w:rPr>
-                <w:rFonts w:ascii="Noto Sans CJK SC" w:cs="Noto Sans CJK SC" w:eastAsia="Noto Sans CJK SC" w:hAnsi="Noto Sans CJK SC"/>
-                <w:b w:val="false"/>
-                <w:bCs w:val="false"/>
-                <w:i w:val="false"/>
-                <w:iCs w:val="false"/>
-                <w:color w:val="183329"/>
-                <w:sz w:val="16"/>
-                <w:szCs w:val="16"/>
-              </w:rPr>
-              <w:t xml:space="preserve"> 按实例管理会话，最多 8 个；有认证会话、序号、签名包、用户信任门槛</w:t>
+            <w:r>
+              <w:t>ConnectionManager 按实例管理会话，最多 8 个；有认证会话、序号、签名包、用户信任门槛</w:t>
             </w:r>
           </w:p>
         </w:tc>
@@ -3153,21 +3272,8 @@
             <w:vAlign w:val="center"/>
           </w:tcPr>
           <w:p>
-            <w:pPr>
-              <w:spacing w:after="20" w:before="20" w:line="250"/>
-            </w:pPr>
-            <w:r>
-              <w:rPr>
-                <w:rFonts w:ascii="Noto Sans CJK SC" w:cs="Noto Sans CJK SC" w:eastAsia="Noto Sans CJK SC" w:hAnsi="Noto Sans CJK SC"/>
-                <w:b w:val="false"/>
-                <w:bCs w:val="false"/>
-                <w:i w:val="false"/>
-                <w:iCs w:val="false"/>
-                <w:color w:val="183329"/>
-                <w:sz w:val="16"/>
-                <w:szCs w:val="16"/>
-              </w:rPr>
-              <w:t xml:space="preserve">多会话容器不等于双槽桥板端到端支持；用户信任目前不是用户作用域</w:t>
+            <w:r>
+              <w:t>多会话容器不等于双槽桥板端到端支持；用户信任目前不是用户作用域</w:t>
             </w:r>
           </w:p>
         </w:tc>
@@ -3189,21 +3295,8 @@
             <w:vAlign w:val="center"/>
           </w:tcPr>
           <w:p>
-            <w:pPr>
-              <w:spacing w:after="20" w:before="20" w:line="250"/>
-            </w:pPr>
-            <w:r>
-              <w:rPr>
-                <w:rFonts w:ascii="Noto Sans CJK SC" w:cs="Noto Sans CJK SC" w:eastAsia="Noto Sans CJK SC" w:hAnsi="Noto Sans CJK SC"/>
-                <w:b w:val="false"/>
-                <w:bCs w:val="false"/>
-                <w:i w:val="false"/>
-                <w:iCs w:val="false"/>
-                <w:color w:val="183329"/>
-                <w:sz w:val="16"/>
-                <w:szCs w:val="16"/>
-              </w:rPr>
-              <w:t xml:space="preserve">桥板 Pogo</w:t>
+            <w:r>
+              <w:t>桥板 Pogo</w:t>
             </w:r>
           </w:p>
         </w:tc>
@@ -3220,47 +3313,8 @@
             <w:vAlign w:val="center"/>
           </w:tcPr>
           <w:p>
-            <w:pPr>
-              <w:spacing w:after="20" w:before="20" w:line="250"/>
-            </w:pPr>
-            <w:r>
-              <w:rPr>
-                <w:rFonts w:ascii="Noto Sans CJK SC" w:cs="Noto Sans CJK SC" w:eastAsia="Noto Sans CJK SC" w:hAnsi="Noto Sans CJK SC"/>
-                <w:b w:val="false"/>
-                <w:bCs w:val="false"/>
-                <w:i w:val="false"/>
-                <w:iCs w:val="false"/>
-                <w:color w:val="183329"/>
-                <w:sz w:val="16"/>
-                <w:szCs w:val="16"/>
-              </w:rPr>
-              <w:t xml:space="preserve">正式桥板代码位于 </w:t>
-            </w:r>
-            <w:r>
-              <w:rPr>
-                <w:rFonts w:ascii="Noto Sans CJK SC" w:cs="Noto Sans CJK SC" w:eastAsia="Noto Sans CJK SC" w:hAnsi="Noto Sans CJK SC"/>
-                <w:b/>
-                <w:bCs/>
-                <w:i w:val="false"/>
-                <w:iCs w:val="false"/>
-                <w:color w:val="25634B"/>
-                <w:sz w:val="16"/>
-                <w:szCs w:val="16"/>
-              </w:rPr>
-              <w:t xml:space="preserve">esp/S3_PiBridge_LinkIt_Host/</w:t>
-            </w:r>
-            <w:r>
-              <w:rPr>
-                <w:rFonts w:ascii="Noto Sans CJK SC" w:cs="Noto Sans CJK SC" w:eastAsia="Noto Sans CJK SC" w:hAnsi="Noto Sans CJK SC"/>
-                <w:b w:val="false"/>
-                <w:bCs w:val="false"/>
-                <w:i w:val="false"/>
-                <w:iCs w:val="false"/>
-                <w:color w:val="183329"/>
-                <w:sz w:val="16"/>
-                <w:szCs w:val="16"/>
-              </w:rPr>
-              <w:t xml:space="preserve">；LinkIt 核心有单套全局状态，应用侧只有一组 DET、固定实例/配置</w:t>
+            <w:r>
+              <w:t>LinkIt/DET 仍为单槽状态；RC522 是独立 SPI 任务，通过 PBR1 发 rfid_card；读卡不依赖 attach。</w:t>
             </w:r>
           </w:p>
         </w:tc>
@@ -3277,21 +3331,8 @@
             <w:vAlign w:val="center"/>
           </w:tcPr>
           <w:p>
-            <w:pPr>
-              <w:spacing w:after="20" w:before="20" w:line="250"/>
-            </w:pPr>
-            <w:r>
-              <w:rPr>
-                <w:rFonts w:ascii="Noto Sans CJK SC" w:cs="Noto Sans CJK SC" w:eastAsia="Noto Sans CJK SC" w:hAnsi="Noto Sans CJK SC"/>
-                <w:b w:val="false"/>
-                <w:bCs w:val="false"/>
-                <w:i w:val="false"/>
-                <w:iCs w:val="false"/>
-                <w:color w:val="183329"/>
-                <w:sz w:val="16"/>
-                <w:szCs w:val="16"/>
-              </w:rPr>
-              <w:t xml:space="preserve">没有双插槽状态和端口路由。共享总线、独立 UART 或开关矩阵尚未选型</w:t>
+            <w:r>
+              <w:t>Pi 接收/绑卡/登录流程未完成；双槽未实现。PBR1 当前无桥认证或 AEAD。</w:t>
             </w:r>
           </w:p>
         </w:tc>
@@ -3313,21 +3354,8 @@
             <w:vAlign w:val="center"/>
           </w:tcPr>
           <w:p>
-            <w:pPr>
-              <w:spacing w:after="20" w:before="20" w:line="250"/>
-            </w:pPr>
-            <w:r>
-              <w:rPr>
-                <w:rFonts w:ascii="Noto Sans CJK SC" w:cs="Noto Sans CJK SC" w:eastAsia="Noto Sans CJK SC" w:hAnsi="Noto Sans CJK SC"/>
-                <w:b w:val="false"/>
-                <w:bCs w:val="false"/>
-                <w:i w:val="false"/>
-                <w:iCs w:val="false"/>
-                <w:color w:val="183329"/>
-                <w:sz w:val="16"/>
-                <w:szCs w:val="16"/>
-              </w:rPr>
-              <w:t xml:space="preserve">LAN</w:t>
+            <w:r>
+              <w:t>LAN</w:t>
             </w:r>
           </w:p>
         </w:tc>
@@ -3344,99 +3372,8 @@
             <w:vAlign w:val="center"/>
           </w:tcPr>
           <w:p>
-            <w:pPr>
-              <w:spacing w:after="20" w:before="20" w:line="250"/>
-            </w:pPr>
-            <w:r>
-              <w:rPr>
-                <w:rFonts w:ascii="Noto Sans CJK SC" w:cs="Noto Sans CJK SC" w:eastAsia="Noto Sans CJK SC" w:hAnsi="Noto Sans CJK SC"/>
-                <w:b w:val="false"/>
-                <w:bCs w:val="false"/>
-                <w:i w:val="false"/>
-                <w:iCs w:val="false"/>
-                <w:color w:val="183329"/>
-                <w:sz w:val="16"/>
-                <w:szCs w:val="16"/>
-              </w:rPr>
-              <w:t xml:space="preserve">Pi </w:t>
-            </w:r>
-            <w:r>
-              <w:rPr>
-                <w:rFonts w:ascii="Noto Sans CJK SC" w:cs="Noto Sans CJK SC" w:eastAsia="Noto Sans CJK SC" w:hAnsi="Noto Sans CJK SC"/>
-                <w:b/>
-                <w:bCs/>
-                <w:i w:val="false"/>
-                <w:iCs w:val="false"/>
-                <w:color w:val="25634B"/>
-                <w:sz w:val="16"/>
-                <w:szCs w:val="16"/>
-              </w:rPr>
-              <w:t xml:space="preserve">HotspotLanTransport</w:t>
-            </w:r>
-            <w:r>
-              <w:rPr>
-                <w:rFonts w:ascii="Noto Sans CJK SC" w:cs="Noto Sans CJK SC" w:eastAsia="Noto Sans CJK SC" w:hAnsi="Noto Sans CJK SC"/>
-                <w:b w:val="false"/>
-                <w:bCs w:val="false"/>
-                <w:i w:val="false"/>
-                <w:iCs w:val="false"/>
-                <w:color w:val="183329"/>
-                <w:sz w:val="16"/>
-                <w:szCs w:val="16"/>
-              </w:rPr>
-              <w:t xml:space="preserve"> 使用 </w:t>
-            </w:r>
-            <w:r>
-              <w:rPr>
-                <w:rFonts w:ascii="Noto Sans CJK SC" w:cs="Noto Sans CJK SC" w:eastAsia="Noto Sans CJK SC" w:hAnsi="Noto Sans CJK SC"/>
-                <w:b/>
-                <w:bCs/>
-                <w:i w:val="false"/>
-                <w:iCs w:val="false"/>
-                <w:color w:val="25634B"/>
-                <w:sz w:val="16"/>
-                <w:szCs w:val="16"/>
-              </w:rPr>
-              <w:t xml:space="preserve">QTcpSocket</w:t>
-            </w:r>
-            <w:r>
-              <w:rPr>
-                <w:rFonts w:ascii="Noto Sans CJK SC" w:cs="Noto Sans CJK SC" w:eastAsia="Noto Sans CJK SC" w:hAnsi="Noto Sans CJK SC"/>
-                <w:b w:val="false"/>
-                <w:bCs w:val="false"/>
-                <w:i w:val="false"/>
-                <w:iCs w:val="false"/>
-                <w:color w:val="183329"/>
-                <w:sz w:val="16"/>
-                <w:szCs w:val="16"/>
-              </w:rPr>
-              <w:t xml:space="preserve"> 原始 TCP；ESP </w:t>
-            </w:r>
-            <w:r>
-              <w:rPr>
-                <w:rFonts w:ascii="Noto Sans CJK SC" w:cs="Noto Sans CJK SC" w:eastAsia="Noto Sans CJK SC" w:hAnsi="Noto Sans CJK SC"/>
-                <w:b/>
-                <w:bCs/>
-                <w:i w:val="false"/>
-                <w:iCs w:val="false"/>
-                <w:color w:val="25634B"/>
-                <w:sz w:val="16"/>
-                <w:szCs w:val="16"/>
-              </w:rPr>
-              <w:t xml:space="preserve">module_data_service</w:t>
-            </w:r>
-            <w:r>
-              <w:rPr>
-                <w:rFonts w:ascii="Noto Sans CJK SC" w:cs="Noto Sans CJK SC" w:eastAsia="Noto Sans CJK SC" w:hAnsi="Noto Sans CJK SC"/>
-                <w:b w:val="false"/>
-                <w:bCs w:val="false"/>
-                <w:i w:val="false"/>
-                <w:iCs w:val="false"/>
-                <w:color w:val="183329"/>
-                <w:sz w:val="16"/>
-                <w:szCs w:val="16"/>
-              </w:rPr>
-              <w:t xml:space="preserve"> 使用 TCP socket、帧长度和 CRC</w:t>
+            <w:r>
+              <w:t>ESP Wi-Fi STA 按配置连接；TCP listener bind INADDR_ANY；session token；空密码配置会选 WIFI_AUTH_OPEN。</w:t>
             </w:r>
           </w:p>
         </w:tc>
@@ -3453,21 +3390,8 @@
             <w:vAlign w:val="center"/>
           </w:tcPr>
           <w:p>
-            <w:pPr>
-              <w:spacing w:after="20" w:before="20" w:line="250"/>
-            </w:pPr>
-            <w:r>
-              <w:rPr>
-                <w:rFonts w:ascii="Noto Sans CJK SC" w:cs="Noto Sans CJK SC" w:eastAsia="Noto Sans CJK SC" w:hAnsi="Noto Sans CJK SC"/>
-                <w:b w:val="false"/>
-                <w:bCs w:val="false"/>
-                <w:i w:val="false"/>
-                <w:iCs w:val="false"/>
-                <w:color w:val="183329"/>
-                <w:sz w:val="16"/>
-                <w:szCs w:val="16"/>
-              </w:rPr>
-              <w:t xml:space="preserve">CRC 不是加密/认证；当前 TCP 会话不是 TLS，普通 HTTP 包服务也不是 HTTPS</w:t>
+            <w:r>
+              <w:t>Raw TCP/CRC，无 TLS；生产须拒绝开放网络配置、限制接口/子网并通过 Pi 网关默认禁止 WAN。</w:t>
             </w:r>
           </w:p>
         </w:tc>
@@ -3489,21 +3413,8 @@
             <w:vAlign w:val="center"/>
           </w:tcPr>
           <w:p>
-            <w:pPr>
-              <w:spacing w:after="20" w:before="20" w:line="250"/>
-            </w:pPr>
-            <w:r>
-              <w:rPr>
-                <w:rFonts w:ascii="Noto Sans CJK SC" w:cs="Noto Sans CJK SC" w:eastAsia="Noto Sans CJK SC" w:hAnsi="Noto Sans CJK SC"/>
-                <w:b w:val="false"/>
-                <w:bCs w:val="false"/>
-                <w:i w:val="false"/>
-                <w:iCs w:val="false"/>
-                <w:color w:val="183329"/>
-                <w:sz w:val="16"/>
-                <w:szCs w:val="16"/>
-              </w:rPr>
-              <w:t xml:space="preserve">BLE</w:t>
+            <w:r>
+              <w:t>BLE</w:t>
             </w:r>
           </w:p>
         </w:tc>
@@ -3520,21 +3431,8 @@
             <w:vAlign w:val="center"/>
           </w:tcPr>
           <w:p>
-            <w:pPr>
-              <w:spacing w:after="20" w:before="20" w:line="250"/>
-            </w:pPr>
-            <w:r>
-              <w:rPr>
-                <w:rFonts w:ascii="Noto Sans CJK SC" w:cs="Noto Sans CJK SC" w:eastAsia="Noto Sans CJK SC" w:hAnsi="Noto Sans CJK SC"/>
-                <w:b w:val="false"/>
-                <w:bCs w:val="false"/>
-                <w:i w:val="false"/>
-                <w:iCs w:val="false"/>
-                <w:color w:val="183329"/>
-                <w:sz w:val="16"/>
-                <w:szCs w:val="16"/>
-              </w:rPr>
-              <w:t xml:space="preserve">使用 NimBLE GATT、分片、CRC 和应用层 token</w:t>
+            <w:r>
+              <w:t>使用 NimBLE GATT、分片、CRC 和应用层 token</w:t>
             </w:r>
           </w:p>
         </w:tc>
@@ -3551,21 +3449,8 @@
             <w:vAlign w:val="center"/>
           </w:tcPr>
           <w:p>
-            <w:pPr>
-              <w:spacing w:after="20" w:before="20" w:line="250"/>
-            </w:pPr>
-            <w:r>
-              <w:rPr>
-                <w:rFonts w:ascii="Noto Sans CJK SC" w:cs="Noto Sans CJK SC" w:eastAsia="Noto Sans CJK SC" w:hAnsi="Noto Sans CJK SC"/>
-                <w:b w:val="false"/>
-                <w:bCs w:val="false"/>
-                <w:i w:val="false"/>
-                <w:iCs w:val="false"/>
-                <w:color w:val="183329"/>
-                <w:sz w:val="16"/>
-                <w:szCs w:val="16"/>
-              </w:rPr>
-              <w:t xml:space="preserve">CRC 只检错；所查 GATT 服务未体现强制安全配对属性，不应称作已加密身份认证</w:t>
+            <w:r>
+              <w:t>CRC 只检错；所查 GATT 服务未体现强制安全配对属性，不应称作已加密身份认证</w:t>
             </w:r>
           </w:p>
         </w:tc>
@@ -3587,21 +3472,8 @@
             <w:vAlign w:val="center"/>
           </w:tcPr>
           <w:p>
-            <w:pPr>
-              <w:spacing w:after="20" w:before="20" w:line="250"/>
-            </w:pPr>
-            <w:r>
-              <w:rPr>
-                <w:rFonts w:ascii="Noto Sans CJK SC" w:cs="Noto Sans CJK SC" w:eastAsia="Noto Sans CJK SC" w:hAnsi="Noto Sans CJK SC"/>
-                <w:b w:val="false"/>
-                <w:bCs w:val="false"/>
-                <w:i w:val="false"/>
-                <w:iCs w:val="false"/>
-                <w:color w:val="183329"/>
-                <w:sz w:val="16"/>
-                <w:szCs w:val="16"/>
-              </w:rPr>
-              <w:t xml:space="preserve">设备身份</w:t>
+            <w:r>
+              <w:t>设备身份</w:t>
             </w:r>
           </w:p>
         </w:tc>
@@ -3618,21 +3490,8 @@
             <w:vAlign w:val="center"/>
           </w:tcPr>
           <w:p>
-            <w:pPr>
-              <w:spacing w:after="20" w:before="20" w:line="250"/>
-            </w:pPr>
-            <w:r>
-              <w:rPr>
-                <w:rFonts w:ascii="Noto Sans CJK SC" w:cs="Noto Sans CJK SC" w:eastAsia="Noto Sans CJK SC" w:hAnsi="Noto Sans CJK SC"/>
-                <w:b w:val="false"/>
-                <w:bCs w:val="false"/>
-                <w:i w:val="false"/>
-                <w:iCs w:val="false"/>
-                <w:color w:val="183329"/>
-                <w:sz w:val="16"/>
-                <w:szCs w:val="16"/>
-              </w:rPr>
-              <w:t xml:space="preserve">token、模块 ID/实例、序号与 session-ready 组成当前会话检查</w:t>
+            <w:r>
+              <w:t>PBR1 有 direction/kind/seq/len/CRC16；RC522 事件含 reader_id、boot_id、raw UID、uid_len、uptime_ms。</w:t>
             </w:r>
           </w:p>
         </w:tc>
@@ -3649,21 +3508,8 @@
             <w:vAlign w:val="center"/>
           </w:tcPr>
           <w:p>
-            <w:pPr>
-              <w:spacing w:after="20" w:before="20" w:line="250"/>
-            </w:pPr>
-            <w:r>
-              <w:rPr>
-                <w:rFonts w:ascii="Noto Sans CJK SC" w:cs="Noto Sans CJK SC" w:eastAsia="Noto Sans CJK SC" w:hAnsi="Noto Sans CJK SC"/>
-                <w:b w:val="false"/>
-                <w:bCs w:val="false"/>
-                <w:i w:val="false"/>
-                <w:iCs w:val="false"/>
-                <w:color w:val="183329"/>
-                <w:sz w:val="16"/>
-                <w:szCs w:val="16"/>
-              </w:rPr>
-              <w:t xml:space="preserve">不能替代逐设备密码学身份、抗重放握手或抗降级</w:t>
+            <w:r>
+              <w:t>CRC/seq 不能认证桥板或加密 UID；需逐板身份、AEAD、事件 ACK/重传/去重。</w:t>
             </w:r>
           </w:p>
         </w:tc>
@@ -3685,21 +3531,8 @@
             <w:vAlign w:val="center"/>
           </w:tcPr>
           <w:p>
-            <w:pPr>
-              <w:spacing w:after="20" w:before="20" w:line="250"/>
-            </w:pPr>
-            <w:r>
-              <w:rPr>
-                <w:rFonts w:ascii="Noto Sans CJK SC" w:cs="Noto Sans CJK SC" w:eastAsia="Noto Sans CJK SC" w:hAnsi="Noto Sans CJK SC"/>
-                <w:b w:val="false"/>
-                <w:bCs w:val="false"/>
-                <w:i w:val="false"/>
-                <w:iCs w:val="false"/>
-                <w:color w:val="183329"/>
-                <w:sz w:val="16"/>
-                <w:szCs w:val="16"/>
-              </w:rPr>
-              <w:t xml:space="preserve">插件包</w:t>
+            <w:r>
+              <w:t>插件包</w:t>
             </w:r>
           </w:p>
         </w:tc>
@@ -3716,21 +3549,8 @@
             <w:vAlign w:val="center"/>
           </w:tcPr>
           <w:p>
-            <w:pPr>
-              <w:spacing w:after="20" w:before="20" w:line="250"/>
-            </w:pPr>
-            <w:r>
-              <w:rPr>
-                <w:rFonts w:ascii="Noto Sans CJK SC" w:cs="Noto Sans CJK SC" w:eastAsia="Noto Sans CJK SC" w:hAnsi="Noto Sans CJK SC"/>
-                <w:b w:val="false"/>
-                <w:bCs w:val="false"/>
-                <w:i w:val="false"/>
-                <w:iCs w:val="false"/>
-                <w:color w:val="183329"/>
-                <w:sz w:val="16"/>
-                <w:szCs w:val="16"/>
-              </w:rPr>
-              <w:t xml:space="preserve">Ed25519 descriptor 签名、哈希、文件集、路径、大小、架构/ABI 校验及缓存内容再验证</w:t>
+            <w:r>
+              <w:t>Ed25519 descriptor 签名、哈希、文件集、路径、大小、架构/ABI 校验及缓存内容再验证</w:t>
             </w:r>
           </w:p>
         </w:tc>
@@ -3747,21 +3567,8 @@
             <w:vAlign w:val="center"/>
           </w:tcPr>
           <w:p>
-            <w:pPr>
-              <w:spacing w:after="20" w:before="20" w:line="250"/>
-            </w:pPr>
-            <w:r>
-              <w:rPr>
-                <w:rFonts w:ascii="Noto Sans CJK SC" w:cs="Noto Sans CJK SC" w:eastAsia="Noto Sans CJK SC" w:hAnsi="Noto Sans CJK SC"/>
-                <w:b w:val="false"/>
-                <w:bCs w:val="false"/>
-                <w:i w:val="false"/>
-                <w:iCs w:val="false"/>
-                <w:color w:val="183329"/>
-                <w:sz w:val="16"/>
-                <w:szCs w:val="16"/>
-              </w:rPr>
-              <w:t xml:space="preserve">需继续规划密钥轮换/撤销、安全版本和 UI schema 兼容；签名不证明代码安全</w:t>
+            <w:r>
+              <w:t>需继续规划密钥轮换/撤销、安全版本和 UI schema 兼容；签名不证明代码安全</w:t>
             </w:r>
           </w:p>
         </w:tc>
@@ -3783,21 +3590,8 @@
             <w:vAlign w:val="center"/>
           </w:tcPr>
           <w:p>
-            <w:pPr>
-              <w:spacing w:after="20" w:before="20" w:line="250"/>
-            </w:pPr>
-            <w:r>
-              <w:rPr>
-                <w:rFonts w:ascii="Noto Sans CJK SC" w:cs="Noto Sans CJK SC" w:eastAsia="Noto Sans CJK SC" w:hAnsi="Noto Sans CJK SC"/>
-                <w:b w:val="false"/>
-                <w:bCs w:val="false"/>
-                <w:i w:val="false"/>
-                <w:iCs w:val="false"/>
-                <w:color w:val="183329"/>
-                <w:sz w:val="16"/>
-                <w:szCs w:val="16"/>
-              </w:rPr>
-              <w:t xml:space="preserve">插件运行</w:t>
+            <w:r>
+              <w:t>插件运行</w:t>
             </w:r>
           </w:p>
         </w:tc>
@@ -3814,47 +3608,8 @@
             <w:vAlign w:val="center"/>
           </w:tcPr>
           <w:p>
-            <w:pPr>
-              <w:spacing w:after="20" w:before="20" w:line="250"/>
-            </w:pPr>
-            <w:r>
-              <w:rPr>
-                <w:rFonts w:ascii="Noto Sans CJK SC" w:cs="Noto Sans CJK SC" w:eastAsia="Noto Sans CJK SC" w:hAnsi="Noto Sans CJK SC"/>
-                <w:b w:val="false"/>
-                <w:bCs w:val="false"/>
-                <w:i w:val="false"/>
-                <w:iCs w:val="false"/>
-                <w:color w:val="183329"/>
-                <w:sz w:val="16"/>
-                <w:szCs w:val="16"/>
-              </w:rPr>
-              <w:t xml:space="preserve">Pi 用 </w:t>
-            </w:r>
-            <w:r>
-              <w:rPr>
-                <w:rFonts w:ascii="Noto Sans CJK SC" w:cs="Noto Sans CJK SC" w:eastAsia="Noto Sans CJK SC" w:hAnsi="Noto Sans CJK SC"/>
-                <w:b/>
-                <w:bCs/>
-                <w:i w:val="false"/>
-                <w:iCs w:val="false"/>
-                <w:color w:val="25634B"/>
-                <w:sz w:val="16"/>
-                <w:szCs w:val="16"/>
-              </w:rPr>
-              <w:t xml:space="preserve">QLibrary</w:t>
-            </w:r>
-            <w:r>
-              <w:rPr>
-                <w:rFonts w:ascii="Noto Sans CJK SC" w:cs="Noto Sans CJK SC" w:eastAsia="Noto Sans CJK SC" w:hAnsi="Noto Sans CJK SC"/>
-                <w:b w:val="false"/>
-                <w:bCs w:val="false"/>
-                <w:i w:val="false"/>
-                <w:iCs w:val="false"/>
-                <w:color w:val="183329"/>
-                <w:sz w:val="16"/>
-                <w:szCs w:val="16"/>
-              </w:rPr>
-              <w:t xml:space="preserve"> 在主进程加载原生 C ABI 插件；动态 QML 页面进入宿主</w:t>
+            <w:r>
+              <w:t>Pi 用 QLibrary 在主进程加载原生 C ABI 插件；动态 QML 页面进入宿主</w:t>
             </w:r>
           </w:p>
         </w:tc>
@@ -3871,21 +3626,8 @@
             <w:vAlign w:val="center"/>
           </w:tcPr>
           <w:p>
-            <w:pPr>
-              <w:spacing w:after="20" w:before="20" w:line="250"/>
-            </w:pPr>
-            <w:r>
-              <w:rPr>
-                <w:rFonts w:ascii="Noto Sans CJK SC" w:cs="Noto Sans CJK SC" w:eastAsia="Noto Sans CJK SC" w:hAnsi="Noto Sans CJK SC"/>
-                <w:b w:val="false"/>
-                <w:bCs w:val="false"/>
-                <w:i w:val="false"/>
-                <w:iCs w:val="false"/>
-                <w:color w:val="183329"/>
-                <w:sz w:val="16"/>
-                <w:szCs w:val="16"/>
-              </w:rPr>
-              <w:t xml:space="preserve">权限清单和首次确认不是 OS 沙箱；插件原生代码可取得宿主进程权限</w:t>
+            <w:r>
+              <w:t>权限清单和首次确认不是 OS 沙箱；插件原生代码可取得宿主进程权限</w:t>
             </w:r>
           </w:p>
         </w:tc>
@@ -3907,21 +3649,8 @@
             <w:vAlign w:val="center"/>
           </w:tcPr>
           <w:p>
-            <w:pPr>
-              <w:spacing w:after="20" w:before="20" w:line="250"/>
-            </w:pPr>
-            <w:r>
-              <w:rPr>
-                <w:rFonts w:ascii="Noto Sans CJK SC" w:cs="Noto Sans CJK SC" w:eastAsia="Noto Sans CJK SC" w:hAnsi="Noto Sans CJK SC"/>
-                <w:b w:val="false"/>
-                <w:bCs w:val="false"/>
-                <w:i w:val="false"/>
-                <w:iCs w:val="false"/>
-                <w:color w:val="183329"/>
-                <w:sz w:val="16"/>
-                <w:szCs w:val="16"/>
-              </w:rPr>
-              <w:t xml:space="preserve">用户/存储</w:t>
+            <w:r>
+              <w:t>用户/存储</w:t>
             </w:r>
           </w:p>
         </w:tc>
@@ -3938,47 +3667,8 @@
             <w:vAlign w:val="center"/>
           </w:tcPr>
           <w:p>
-            <w:pPr>
-              <w:spacing w:after="20" w:before="20" w:line="250"/>
-            </w:pPr>
-            <w:r>
-              <w:rPr>
-                <w:rFonts w:ascii="Noto Sans CJK SC" w:cs="Noto Sans CJK SC" w:eastAsia="Noto Sans CJK SC" w:hAnsi="Noto Sans CJK SC"/>
-                <w:b w:val="false"/>
-                <w:bCs w:val="false"/>
-                <w:i w:val="false"/>
-                <w:iCs w:val="false"/>
-                <w:color w:val="183329"/>
-                <w:sz w:val="16"/>
-                <w:szCs w:val="16"/>
-              </w:rPr>
-              <w:t xml:space="preserve">主应用有 </w:t>
-            </w:r>
-            <w:r>
-              <w:rPr>
-                <w:rFonts w:ascii="Noto Sans CJK SC" w:cs="Noto Sans CJK SC" w:eastAsia="Noto Sans CJK SC" w:hAnsi="Noto Sans CJK SC"/>
-                <w:b/>
-                <w:bCs/>
-                <w:i w:val="false"/>
-                <w:iCs w:val="false"/>
-                <w:color w:val="25634B"/>
-                <w:sz w:val="16"/>
-                <w:szCs w:val="16"/>
-              </w:rPr>
-              <w:t xml:space="preserve">QSettings</w:t>
-            </w:r>
-            <w:r>
-              <w:rPr>
-                <w:rFonts w:ascii="Noto Sans CJK SC" w:cs="Noto Sans CJK SC" w:eastAsia="Noto Sans CJK SC" w:hAnsi="Noto Sans CJK SC"/>
-                <w:b w:val="false"/>
-                <w:bCs w:val="false"/>
-                <w:i w:val="false"/>
-                <w:iCs w:val="false"/>
-                <w:color w:val="183329"/>
-                <w:sz w:val="16"/>
-                <w:szCs w:val="16"/>
-              </w:rPr>
-              <w:t xml:space="preserve">；音乐登录凭证单独存放；没有发现通用终端用户账户和健康记录库</w:t>
+            <w:r>
+              <w:t>主应用有 QSettings；音乐登录凭证单独存放；没有发现通用终端用户账户和健康记录库</w:t>
             </w:r>
           </w:p>
         </w:tc>
@@ -3995,21 +3685,8 @@
             <w:vAlign w:val="center"/>
           </w:tcPr>
           <w:p>
-            <w:pPr>
-              <w:spacing w:after="20" w:before="20" w:line="250"/>
-            </w:pPr>
-            <w:r>
-              <w:rPr>
-                <w:rFonts w:ascii="Noto Sans CJK SC" w:cs="Noto Sans CJK SC" w:eastAsia="Noto Sans CJK SC" w:hAnsi="Noto Sans CJK SC"/>
-                <w:b w:val="false"/>
-                <w:bCs w:val="false"/>
-                <w:i w:val="false"/>
-                <w:iCs w:val="false"/>
-                <w:color w:val="183329"/>
-                <w:sz w:val="16"/>
-                <w:szCs w:val="16"/>
-              </w:rPr>
-              <w:t xml:space="preserve">需要新建服务层，不能将音乐服务账号等同系统用户</w:t>
+            <w:r>
+              <w:t>需要新建服务层，不能将音乐服务账号等同系统用户</w:t>
             </w:r>
           </w:p>
         </w:tc>
@@ -4031,21 +3708,8 @@
             <w:vAlign w:val="center"/>
           </w:tcPr>
           <w:p>
-            <w:pPr>
-              <w:spacing w:after="20" w:before="20" w:line="250"/>
-            </w:pPr>
-            <w:r>
-              <w:rPr>
-                <w:rFonts w:ascii="Noto Sans CJK SC" w:cs="Noto Sans CJK SC" w:eastAsia="Noto Sans CJK SC" w:hAnsi="Noto Sans CJK SC"/>
-                <w:b w:val="false"/>
-                <w:bCs w:val="false"/>
-                <w:i w:val="false"/>
-                <w:iCs w:val="false"/>
-                <w:color w:val="183329"/>
-                <w:sz w:val="16"/>
-                <w:szCs w:val="16"/>
-              </w:rPr>
-              <w:t xml:space="preserve">电量</w:t>
+            <w:r>
+              <w:t>电量</w:t>
             </w:r>
           </w:p>
         </w:tc>
@@ -4062,60 +3726,8 @@
             <w:vAlign w:val="center"/>
           </w:tcPr>
           <w:p>
-            <w:pPr>
-              <w:spacing w:after="20" w:before="20" w:line="250"/>
-            </w:pPr>
-            <w:r>
-              <w:rPr>
-                <w:rFonts w:ascii="Noto Sans CJK SC" w:cs="Noto Sans CJK SC" w:eastAsia="Noto Sans CJK SC" w:hAnsi="Noto Sans CJK SC"/>
-                <w:b/>
-                <w:bCs/>
-                <w:i w:val="false"/>
-                <w:iCs w:val="false"/>
-                <w:color w:val="25634B"/>
-                <w:sz w:val="16"/>
-                <w:szCs w:val="16"/>
-              </w:rPr>
-              <w:t xml:space="preserve">SystemTools</w:t>
-            </w:r>
-            <w:r>
-              <w:rPr>
-                <w:rFonts w:ascii="Noto Sans CJK SC" w:cs="Noto Sans CJK SC" w:eastAsia="Noto Sans CJK SC" w:hAnsi="Noto Sans CJK SC"/>
-                <w:b w:val="false"/>
-                <w:bCs w:val="false"/>
-                <w:i w:val="false"/>
-                <w:iCs w:val="false"/>
-                <w:color w:val="183329"/>
-                <w:sz w:val="16"/>
-                <w:szCs w:val="16"/>
-              </w:rPr>
-              <w:t xml:space="preserve"> 读取 </w:t>
-            </w:r>
-            <w:r>
-              <w:rPr>
-                <w:rFonts w:ascii="Noto Sans CJK SC" w:cs="Noto Sans CJK SC" w:eastAsia="Noto Sans CJK SC" w:hAnsi="Noto Sans CJK SC"/>
-                <w:b/>
-                <w:bCs/>
-                <w:i w:val="false"/>
-                <w:iCs w:val="false"/>
-                <w:color w:val="25634B"/>
-                <w:sz w:val="16"/>
-                <w:szCs w:val="16"/>
-              </w:rPr>
-              <w:t xml:space="preserve">/sys/class/power_supply</w:t>
-            </w:r>
-            <w:r>
-              <w:rPr>
-                <w:rFonts w:ascii="Noto Sans CJK SC" w:cs="Noto Sans CJK SC" w:eastAsia="Noto Sans CJK SC" w:hAnsi="Noto Sans CJK SC"/>
-                <w:b w:val="false"/>
-                <w:bCs w:val="false"/>
-                <w:i w:val="false"/>
-                <w:iCs w:val="false"/>
-                <w:color w:val="183329"/>
-                <w:sz w:val="16"/>
-                <w:szCs w:val="16"/>
-              </w:rPr>
-              <w:t xml:space="preserve">；ESP 智能盆栽固件有独立 MAX17043 示例与有效标志/采样时间</w:t>
+            <w:r>
+              <w:t>模块示例有 MAX17043 样本；桥板只预留 GPIO8/9/7，没有桥板 I²C 读取驱动。</w:t>
             </w:r>
           </w:p>
         </w:tc>
@@ -4132,21 +3744,8 @@
             <w:vAlign w:val="center"/>
           </w:tcPr>
           <w:p>
-            <w:pPr>
-              <w:spacing w:after="20" w:before="20" w:line="250"/>
-            </w:pPr>
-            <w:r>
-              <w:rPr>
-                <w:rFonts w:ascii="Noto Sans CJK SC" w:cs="Noto Sans CJK SC" w:eastAsia="Noto Sans CJK SC" w:hAnsi="Noto Sans CJK SC"/>
-                <w:b w:val="false"/>
-                <w:bCs w:val="false"/>
-                <w:i w:val="false"/>
-                <w:iCs w:val="false"/>
-                <w:color w:val="183329"/>
-                <w:sz w:val="16"/>
-                <w:szCs w:val="16"/>
-              </w:rPr>
-              <w:t xml:space="preserve">充电宝电量屏能否向桥板 MCU 暴露数据未知；树莓派 OS 原生电池整合不是简单 QML 展示</w:t>
+            <w:r>
+              <w:t>模块电池不得当作充电宝电量；需查现有指示屏 MCU 的可读接口。</w:t>
             </w:r>
           </w:p>
         </w:tc>
@@ -4168,21 +3767,8 @@
             <w:vAlign w:val="center"/>
           </w:tcPr>
           <w:p>
-            <w:pPr>
-              <w:spacing w:after="20" w:before="20" w:line="250"/>
-            </w:pPr>
-            <w:r>
-              <w:rPr>
-                <w:rFonts w:ascii="Noto Sans CJK SC" w:cs="Noto Sans CJK SC" w:eastAsia="Noto Sans CJK SC" w:hAnsi="Noto Sans CJK SC"/>
-                <w:b w:val="false"/>
-                <w:bCs w:val="false"/>
-                <w:i w:val="false"/>
-                <w:iCs w:val="false"/>
-                <w:color w:val="183329"/>
-                <w:sz w:val="16"/>
-                <w:szCs w:val="16"/>
-              </w:rPr>
-              <w:t xml:space="preserve">ESP 电源保护</w:t>
+            <w:r>
+              <w:t>ESP 电源保护</w:t>
             </w:r>
           </w:p>
         </w:tc>
@@ -4199,21 +3785,8 @@
             <w:vAlign w:val="center"/>
           </w:tcPr>
           <w:p>
-            <w:pPr>
-              <w:spacing w:after="20" w:before="20" w:line="250"/>
-            </w:pPr>
-            <w:r>
-              <w:rPr>
-                <w:rFonts w:ascii="Noto Sans CJK SC" w:cs="Noto Sans CJK SC" w:eastAsia="Noto Sans CJK SC" w:hAnsi="Noto Sans CJK SC"/>
-                <w:b w:val="false"/>
-                <w:bCs w:val="false"/>
-                <w:i w:val="false"/>
-                <w:iCs w:val="false"/>
-                <w:color w:val="183329"/>
-                <w:sz w:val="16"/>
-                <w:szCs w:val="16"/>
-              </w:rPr>
-              <w:t xml:space="preserve">当前模块示例有供电源稳定判断、低电压持续判断、断开 Pi 会话后休眠；供电未知时不自动休眠</w:t>
+            <w:r>
+              <w:t>当前模块示例有供电源稳定判断、低电压持续判断、断开 Pi 会话后休眠；供电未知时不自动休眠</w:t>
             </w:r>
           </w:p>
         </w:tc>
@@ -4230,21 +3803,8 @@
             <w:vAlign w:val="center"/>
           </w:tcPr>
           <w:p>
-            <w:pPr>
-              <w:spacing w:after="20" w:before="20" w:line="250"/>
-            </w:pPr>
-            <w:r>
-              <w:rPr>
-                <w:rFonts w:ascii="Noto Sans CJK SC" w:cs="Noto Sans CJK SC" w:eastAsia="Noto Sans CJK SC" w:hAnsi="Noto Sans CJK SC"/>
-                <w:b w:val="false"/>
-                <w:bCs w:val="false"/>
-                <w:i w:val="false"/>
-                <w:iCs w:val="false"/>
-                <w:color w:val="183329"/>
-                <w:sz w:val="16"/>
-                <w:szCs w:val="16"/>
-              </w:rPr>
-              <w:t xml:space="preserve">模块电池保护策略不能直接当作 Pi 主机电池/整机安全关机策略</w:t>
+            <w:r>
+              <w:t>模块电池保护策略不能直接当作 Pi 主机电池/整机安全关机策略</w:t>
             </w:r>
           </w:p>
         </w:tc>
@@ -4266,21 +3826,8 @@
             <w:vAlign w:val="center"/>
           </w:tcPr>
           <w:p>
-            <w:pPr>
-              <w:spacing w:after="20" w:before="20" w:line="250"/>
-            </w:pPr>
-            <w:r>
-              <w:rPr>
-                <w:rFonts w:ascii="Noto Sans CJK SC" w:cs="Noto Sans CJK SC" w:eastAsia="Noto Sans CJK SC" w:hAnsi="Noto Sans CJK SC"/>
-                <w:b w:val="false"/>
-                <w:bCs w:val="false"/>
-                <w:i w:val="false"/>
-                <w:iCs w:val="false"/>
-                <w:color w:val="183329"/>
-                <w:sz w:val="16"/>
-                <w:szCs w:val="16"/>
-              </w:rPr>
-              <w:t xml:space="preserve">ESP OTA</w:t>
+            <w:r>
+              <w:t>ESP OTA</w:t>
             </w:r>
           </w:p>
         </w:tc>
@@ -4297,47 +3844,8 @@
             <w:vAlign w:val="center"/>
           </w:tcPr>
           <w:p>
-            <w:pPr>
-              <w:spacing w:after="20" w:before="20" w:line="250"/>
-            </w:pPr>
-            <w:r>
-              <w:rPr>
-                <w:rFonts w:ascii="Noto Sans CJK SC" w:cs="Noto Sans CJK SC" w:eastAsia="Noto Sans CJK SC" w:hAnsi="Noto Sans CJK SC"/>
-                <w:b w:val="false"/>
-                <w:bCs w:val="false"/>
-                <w:i w:val="false"/>
-                <w:iCs w:val="false"/>
-                <w:color w:val="183329"/>
-                <w:sz w:val="16"/>
-                <w:szCs w:val="16"/>
-              </w:rPr>
-              <w:t xml:space="preserve">正式模块 </w:t>
-            </w:r>
-            <w:r>
-              <w:rPr>
-                <w:rFonts w:ascii="Noto Sans CJK SC" w:cs="Noto Sans CJK SC" w:eastAsia="Noto Sans CJK SC" w:hAnsi="Noto Sans CJK SC"/>
-                <w:b/>
-                <w:bCs/>
-                <w:i w:val="false"/>
-                <w:iCs w:val="false"/>
-                <w:color w:val="25634B"/>
-                <w:sz w:val="16"/>
-                <w:szCs w:val="16"/>
-              </w:rPr>
-              <w:t xml:space="preserve">partitions.csv</w:t>
-            </w:r>
-            <w:r>
-              <w:rPr>
-                <w:rFonts w:ascii="Noto Sans CJK SC" w:cs="Noto Sans CJK SC" w:eastAsia="Noto Sans CJK SC" w:hAnsi="Noto Sans CJK SC"/>
-                <w:b w:val="false"/>
-                <w:bCs w:val="false"/>
-                <w:i w:val="false"/>
-                <w:iCs w:val="false"/>
-                <w:color w:val="183329"/>
-                <w:sz w:val="16"/>
-                <w:szCs w:val="16"/>
-              </w:rPr>
-              <w:t xml:space="preserve"> 目前只有 factory app 槽，没有 ota_0/ota_1 + otadata</w:t>
+            <w:r>
+              <w:t>正式模块 partitions.csv 目前只有 factory app 槽，没有 ota_0/ota_1 + otadata</w:t>
             </w:r>
           </w:p>
         </w:tc>
@@ -4354,21 +3862,8 @@
             <w:vAlign w:val="center"/>
           </w:tcPr>
           <w:p>
-            <w:pPr>
-              <w:spacing w:after="20" w:before="20" w:line="250"/>
-            </w:pPr>
-            <w:r>
-              <w:rPr>
-                <w:rFonts w:ascii="Noto Sans CJK SC" w:cs="Noto Sans CJK SC" w:eastAsia="Noto Sans CJK SC" w:hAnsi="Noto Sans CJK SC"/>
-                <w:b w:val="false"/>
-                <w:bCs w:val="false"/>
-                <w:i w:val="false"/>
-                <w:iCs w:val="false"/>
-                <w:color w:val="183329"/>
-                <w:sz w:val="16"/>
-                <w:szCs w:val="16"/>
-              </w:rPr>
-              <w:t xml:space="preserve">不能直接启用安全回滚 OTA，需检查 Flash 容量、镜像和分区布局</w:t>
+            <w:r>
+              <w:t>不能直接启用安全回滚 OTA，需检查 Flash 容量、镜像和分区布局</w:t>
             </w:r>
           </w:p>
         </w:tc>
@@ -4390,21 +3885,8 @@
             <w:vAlign w:val="center"/>
           </w:tcPr>
           <w:p>
-            <w:pPr>
-              <w:spacing w:after="20" w:before="20" w:line="250"/>
-            </w:pPr>
-            <w:r>
-              <w:rPr>
-                <w:rFonts w:ascii="Noto Sans CJK SC" w:cs="Noto Sans CJK SC" w:eastAsia="Noto Sans CJK SC" w:hAnsi="Noto Sans CJK SC"/>
-                <w:b w:val="false"/>
-                <w:bCs w:val="false"/>
-                <w:i w:val="false"/>
-                <w:iCs w:val="false"/>
-                <w:color w:val="183329"/>
-                <w:sz w:val="16"/>
-                <w:szCs w:val="16"/>
-              </w:rPr>
-              <w:t xml:space="preserve">测试</w:t>
+            <w:r>
+              <w:t>测试</w:t>
             </w:r>
           </w:p>
         </w:tc>
@@ -4421,21 +3903,8 @@
             <w:vAlign w:val="center"/>
           </w:tcPr>
           <w:p>
-            <w:pPr>
-              <w:spacing w:after="20" w:before="20" w:line="250"/>
-            </w:pPr>
-            <w:r>
-              <w:rPr>
-                <w:rFonts w:ascii="Noto Sans CJK SC" w:cs="Noto Sans CJK SC" w:eastAsia="Noto Sans CJK SC" w:hAnsi="Noto Sans CJK SC"/>
-                <w:b w:val="false"/>
-                <w:bCs w:val="false"/>
-                <w:i w:val="false"/>
-                <w:iCs w:val="false"/>
-                <w:color w:val="183329"/>
-                <w:sz w:val="16"/>
-                <w:szCs w:val="16"/>
-              </w:rPr>
-              <w:t xml:space="preserve">主项目有协议/会话/插件/包/安装搬移和 UI 回归入口</w:t>
+            <w:r>
+              <w:t>主项目有协议/会话/插件/包/安装搬移和 UI 回归入口</w:t>
             </w:r>
           </w:p>
         </w:tc>
@@ -4452,21 +3921,72 @@
             <w:vAlign w:val="center"/>
           </w:tcPr>
           <w:p>
-            <w:pPr>
-              <w:spacing w:after="20" w:before="20" w:line="250"/>
-            </w:pPr>
-            <w:r>
-              <w:rPr>
-                <w:rFonts w:ascii="Noto Sans CJK SC" w:cs="Noto Sans CJK SC" w:eastAsia="Noto Sans CJK SC" w:hAnsi="Noto Sans CJK SC"/>
-                <w:b w:val="false"/>
-                <w:bCs w:val="false"/>
-                <w:i w:val="false"/>
-                <w:iCs w:val="false"/>
-                <w:color w:val="183329"/>
-                <w:sz w:val="16"/>
-                <w:szCs w:val="16"/>
-              </w:rPr>
-              <w:t xml:space="preserve">尚无双槽真实硬件验收或新安全协议验收；主机模拟不能替代实机</w:t>
+            <w:r>
+              <w:t>尚无双槽真实硬件验收或新安全协议验收；主机模拟不能替代实机</w:t>
+            </w:r>
+          </w:p>
+        </w:tc>
+      </w:tr>
+      <w:tr>
+        <w:tc>
+          <w:tcPr>
+            <w:tcW w:type="dxa" w:w="3302"/>
+          </w:tcPr>
+          <w:p>
+            <w:r>
+              <w:t>RC522 / UID</w:t>
+            </w:r>
+          </w:p>
+        </w:tc>
+        <w:tc>
+          <w:tcPr>
+            <w:tcW w:type="dxa" w:w="3302"/>
+          </w:tcPr>
+          <w:p>
+            <w:r>
+              <w:t>桥板已实现 ISO14443A UID 读卡、同卡持卡去重、状态查询和 PBR1 事件。</w:t>
+            </w:r>
+          </w:p>
+        </w:tc>
+        <w:tc>
+          <w:tcPr>
+            <w:tcW w:type="dxa" w:w="3302"/>
+          </w:tcPr>
+          <w:p>
+            <w:r>
+              <w:t>只读 UID、不读卡内安全数据；Pi 侧接收/登录流程仍未实现。仓库记录有一张卡实机事件，完整用例未验收。</w:t>
+            </w:r>
+          </w:p>
+        </w:tc>
+      </w:tr>
+      <w:tr>
+        <w:tc>
+          <w:tcPr>
+            <w:tcW w:type="dxa" w:w="3302"/>
+          </w:tcPr>
+          <w:p>
+            <w:r>
+              <w:t>PBR1 安全性</w:t>
+            </w:r>
+          </w:p>
+        </w:tc>
+        <w:tc>
+          <w:tcPr>
+            <w:tcW w:type="dxa" w:w="3302"/>
+          </w:tcPr>
+          <w:p>
+            <w:r>
+              <w:t>当前二进制帧含 direction/kind/seq/len/JSON/CRC16；解析器支持噪声重同步。</w:t>
+            </w:r>
+          </w:p>
+        </w:tc>
+        <w:tc>
+          <w:tcPr>
+            <w:tcW w:type="dxa" w:w="3302"/>
+          </w:tcPr>
+          <w:p>
+            <w:r>
+              <w:t>CRC 只检错；无桥板认证/保密。需迁移到双向认证 AEAD，Pi 与桥板一起升级。</w:t>
             </w:r>
           </w:p>
         </w:tc>
@@ -4496,21 +4016,11 @@
         <w:keepNext/>
         <w:spacing w:after="120" w:before="220"/>
       </w:pPr>
-      <w:bookmarkStart w:name="_Toc7" w:id="7"/>
-      <w:r>
-        <w:rPr>
-          <w:rFonts w:ascii="Noto Sans CJK SC" w:cs="Noto Sans CJK SC" w:eastAsia="Noto Sans CJK SC" w:hAnsi="Noto Sans CJK SC"/>
-          <w:b/>
-          <w:bCs/>
-          <w:i w:val="false"/>
-          <w:iCs w:val="false"/>
-          <w:color w:val="183329"/>
-          <w:sz w:val="26"/>
-          <w:szCs w:val="26"/>
-        </w:rPr>
-        <w:t>2.3 技能检索说明</w:t>
-      </w:r>
-      <w:bookmarkEnd w:id="7"/>
+      <w:bookmarkStart w:id="3007" w:name="_TechToc7"/>
+      <w:r>
+        <w:t>2.4 技能检索与方法说明</w:t>
+      </w:r>
+      <w:bookmarkEnd w:id="3007"/>
     </w:p>
     <w:p>
       <w:pPr>
@@ -4519,95 +4029,7 @@
         <w:jc w:val="left"/>
       </w:pPr>
       <w:r>
-        <w:rPr>
-          <w:rFonts w:ascii="Noto Sans CJK SC" w:cs="Noto Sans CJK SC" w:eastAsia="Noto Sans CJK SC" w:hAnsi="Noto Sans CJK SC"/>
-          <w:b w:val="false"/>
-          <w:bCs w:val="false"/>
-          <w:i w:val="false"/>
-          <w:iCs w:val="false"/>
-          <w:color w:val="183329"/>
-          <w:sz w:val="20"/>
-          <w:szCs w:val="20"/>
-        </w:rPr>
-        <w:t xml:space="preserve">按用户指示使用 </w:t>
-      </w:r>
-      <w:r>
-        <w:rPr>
-          <w:rFonts w:ascii="Noto Sans CJK SC" w:cs="Noto Sans CJK SC" w:eastAsia="Noto Sans CJK SC" w:hAnsi="Noto Sans CJK SC"/>
-          <w:b/>
-          <w:bCs/>
-          <w:i w:val="false"/>
-          <w:iCs w:val="false"/>
-          <w:color w:val="25634B"/>
-          <w:sz w:val="20"/>
-          <w:szCs w:val="20"/>
-        </w:rPr>
-        <w:t>find-skills</w:t>
-      </w:r>
-      <w:r>
-        <w:rPr>
-          <w:rFonts w:ascii="Noto Sans CJK SC" w:cs="Noto Sans CJK SC" w:eastAsia="Noto Sans CJK SC" w:hAnsi="Noto Sans CJK SC"/>
-          <w:b w:val="false"/>
-          <w:bCs w:val="false"/>
-          <w:i w:val="false"/>
-          <w:iCs w:val="false"/>
-          <w:color w:val="183329"/>
-          <w:sz w:val="20"/>
-          <w:szCs w:val="20"/>
-        </w:rPr>
-        <w:t xml:space="preserve"> 流程，在 skills.sh leaderboard 和 CLI 搜索了安全/隐私/威胁建模、嵌入式安全、适老 UX。命中的安全技能安装量很低（最高 48 次），仓库源亦未达到推荐质量门槛；嵌入式安全及适老 UX 关键词没有合适结果。因此未安装、未依赖未经验证的外部技能。项目内 </w:t>
-      </w:r>
-      <w:r>
-        <w:rPr>
-          <w:rFonts w:ascii="Noto Sans CJK SC" w:cs="Noto Sans CJK SC" w:eastAsia="Noto Sans CJK SC" w:hAnsi="Noto Sans CJK SC"/>
-          <w:b/>
-          <w:bCs/>
-          <w:i w:val="false"/>
-          <w:iCs w:val="false"/>
-          <w:color w:val="25634B"/>
-          <w:sz w:val="20"/>
-          <w:szCs w:val="20"/>
-        </w:rPr>
-        <w:t>esp32-pogo-debugger</w:t>
-      </w:r>
-      <w:r>
-        <w:rPr>
-          <w:rFonts w:ascii="Noto Sans CJK SC" w:cs="Noto Sans CJK SC" w:eastAsia="Noto Sans CJK SC" w:hAnsi="Noto Sans CJK SC"/>
-          <w:b w:val="false"/>
-          <w:bCs w:val="false"/>
-          <w:i w:val="false"/>
-          <w:iCs w:val="false"/>
-          <w:color w:val="183329"/>
-          <w:sz w:val="20"/>
-          <w:szCs w:val="20"/>
-        </w:rPr>
-        <w:t xml:space="preserve"> 维护 skill 用于源码路径与安全操作边界核查；</w:t>
-      </w:r>
-      <w:r>
-        <w:rPr>
-          <w:rFonts w:ascii="Noto Sans CJK SC" w:cs="Noto Sans CJK SC" w:eastAsia="Noto Sans CJK SC" w:hAnsi="Noto Sans CJK SC"/>
-          <w:b/>
-          <w:bCs/>
-          <w:i w:val="false"/>
-          <w:iCs w:val="false"/>
-          <w:color w:val="25634B"/>
-          <w:sz w:val="20"/>
-          <w:szCs w:val="20"/>
-        </w:rPr>
-        <w:t>find-skills</w:t>
-      </w:r>
-      <w:r>
-        <w:rPr>
-          <w:rFonts w:ascii="Noto Sans CJK SC" w:cs="Noto Sans CJK SC" w:eastAsia="Noto Sans CJK SC" w:hAnsi="Noto Sans CJK SC"/>
-          <w:b w:val="false"/>
-          <w:bCs w:val="false"/>
-          <w:i w:val="false"/>
-          <w:iCs w:val="false"/>
-          <w:color w:val="183329"/>
-          <w:sz w:val="20"/>
-          <w:szCs w:val="20"/>
-        </w:rPr>
-        <w:t xml:space="preserve"> 用于检索质量把关。</w:t>
+        <w:t>按 find-skills 搜索了架构评审/需求追踪技能；architecture-review 命中项偏游戏项目且含 shell command directive，不适合本项目，未安装。采用 esp32-pogo-debugger 源码核查流程及已安装的 MIT docx-manipulation 技能维护本报告。技能辅助方法，不替代源码、器件手册、需求确认或实测。</w:t>
       </w:r>
     </w:p>
     <w:p>
@@ -4616,7 +4038,7 @@
         <w:keepNext/>
         <w:spacing w:after="120" w:before="300"/>
       </w:pPr>
-      <w:bookmarkStart w:name="_Toc8" w:id="8"/>
+      <w:bookmarkStart w:id="3008" w:name="_TechToc8"/>
       <w:r>
         <w:rPr>
           <w:rFonts w:ascii="Noto Sans CJK SC" w:cs="Noto Sans CJK SC" w:eastAsia="Noto Sans CJK SC" w:hAnsi="Noto Sans CJK SC"/>
@@ -4630,7 +4052,7 @@
         </w:rPr>
         <w:t>3. 产品边界与安全原则</w:t>
       </w:r>
-      <w:bookmarkEnd w:id="8"/>
+      <w:bookmarkEnd w:id="3008"/>
     </w:p>
     <w:p>
       <w:pPr>
@@ -4638,7 +4060,7 @@
         <w:keepNext/>
         <w:spacing w:after="120" w:before="220"/>
       </w:pPr>
-      <w:bookmarkStart w:name="_Toc9" w:id="9"/>
+      <w:bookmarkStart w:id="3009" w:name="_TechToc9"/>
       <w:r>
         <w:rPr>
           <w:rFonts w:ascii="Noto Sans CJK SC" w:cs="Noto Sans CJK SC" w:eastAsia="Noto Sans CJK SC" w:hAnsi="Noto Sans CJK SC"/>
@@ -4652,7 +4074,7 @@
         </w:rPr>
         <w:t>3.1 健康参考用途</w:t>
       </w:r>
-      <w:bookmarkEnd w:id="9"/>
+      <w:bookmarkEnd w:id="3009"/>
     </w:p>
     <w:p>
       <w:pPr>
@@ -4680,7 +4102,7 @@
         <w:keepNext/>
         <w:spacing w:after="120" w:before="220"/>
       </w:pPr>
-      <w:bookmarkStart w:name="_Toc10" w:id="10"/>
+      <w:bookmarkStart w:id="3010" w:name="_TechToc10"/>
       <w:r>
         <w:rPr>
           <w:rFonts w:ascii="Noto Sans CJK SC" w:cs="Noto Sans CJK SC" w:eastAsia="Noto Sans CJK SC" w:hAnsi="Noto Sans CJK SC"/>
@@ -4694,7 +4116,7 @@
         </w:rPr>
         <w:t>3.2 安全原则</w:t>
       </w:r>
-      <w:bookmarkEnd w:id="10"/>
+      <w:bookmarkEnd w:id="3010"/>
     </w:p>
     <w:p>
       <w:pPr>
@@ -4961,7 +4383,7 @@
         <w:keepNext/>
         <w:spacing w:after="120" w:before="300"/>
       </w:pPr>
-      <w:bookmarkStart w:name="_Toc11" w:id="11"/>
+      <w:bookmarkStart w:id="3011" w:name="_TechToc11"/>
       <w:r>
         <w:rPr>
           <w:rFonts w:ascii="Noto Sans CJK SC" w:cs="Noto Sans CJK SC" w:eastAsia="Noto Sans CJK SC" w:hAnsi="Noto Sans CJK SC"/>
@@ -4975,7 +4397,15 @@
         </w:rPr>
         <w:t>4. 目标架构</w:t>
       </w:r>
-      <w:bookmarkEnd w:id="11"/>
+      <w:bookmarkEnd w:id="3011"/>
+    </w:p>
+    <w:p>
+      <w:pPr>
+        <w:keepNext/>
+        <w:spacing w:before="100" w:after="40"/>
+        <w:jc w:val="center"/>
+      </w:pPr>
+      <w:r/>
     </w:p>
     <w:p>
       <w:pPr>
@@ -4983,10 +4413,42 @@
         <w:spacing w:before="100" w:after="60"/>
         <w:jc w:val="center"/>
       </w:pPr>
+      <w:r/>
+    </w:p>
+    <w:p>
+      <w:pPr>
+        <w:keepNext/>
+        <w:spacing w:before="100" w:after="60"/>
+        <w:jc w:val="center"/>
+      </w:pPr>
+      <w:r/>
+    </w:p>
+    <w:p>
+      <w:pPr>
+        <w:keepNext/>
+        <w:spacing w:before="100" w:after="60"/>
+        <w:jc w:val="center"/>
+      </w:pPr>
+      <w:r/>
+    </w:p>
+    <w:p>
+      <w:pPr>
+        <w:keepNext/>
+        <w:spacing w:before="100" w:after="60"/>
+        <w:jc w:val="center"/>
+      </w:pPr>
+      <w:r/>
+    </w:p>
+    <w:p>
+      <w:pPr>
+        <w:keepNext/>
+        <w:spacing w:before="100" w:after="60"/>
+        <w:jc w:val="center"/>
+      </w:pPr>
       <w:r>
         <w:drawing>
           <wp:inline xmlns:a="http://schemas.openxmlformats.org/drawingml/2006/main" xmlns:pic="http://schemas.openxmlformats.org/drawingml/2006/picture">
-            <wp:extent cx="5806440" cy="3311414"/>
+            <wp:extent cx="5623560" cy="3207117"/>
             <wp:docPr id="1" name="Picture 1"/>
             <wp:cNvGraphicFramePr>
               <a:graphicFrameLocks noChangeAspect="1"/>
@@ -4999,7 +4461,7 @@
                     <pic:cNvPicPr/>
                   </pic:nvPicPr>
                   <pic:blipFill>
-                    <a:blip r:embed="rId9"/>
+                    <a:blip r:embed="rId21"/>
                     <a:stretch>
                       <a:fillRect/>
                     </a:stretch>
@@ -5007,7 +4469,7 @@
                   <pic:spPr>
                     <a:xfrm>
                       <a:off x="0" y="0"/>
-                      <a:ext cx="5806440" cy="3311414"/>
+                      <a:ext cx="5623560" cy="3207117"/>
                     </a:xfrm>
                     <a:prstGeom prst="rect"/>
                   </pic:spPr>
@@ -5020,8 +4482,7 @@
     </w:p>
     <w:p>
       <w:pPr>
-        <w:keepLines/>
-        <w:spacing w:after="200"/>
+        <w:spacing w:after="180"/>
         <w:jc w:val="center"/>
       </w:pPr>
       <w:r>
@@ -5031,8 +4492,16 @@
           <w:color w:val="617166"/>
           <w:sz w:val="17"/>
         </w:rPr>
-        <w:t>图 1｜目标系统的本机隐私边界与受限模块。</w:t>
-      </w:r>
+        <w:t>图 1｜桥板提供读卡硬件入口，Pi 作为唯一用户身份和数据访问权威。</w:t>
+      </w:r>
+    </w:p>
+    <w:p>
+      <w:pPr>
+        <w:keepNext/>
+        <w:spacing w:before="100" w:after="60"/>
+        <w:jc w:val="center"/>
+      </w:pPr>
+      <w:r/>
     </w:p>
     <w:p>
       <w:pPr>
@@ -5044,25 +4513,6 @@
     </w:p>
     <w:p>
       <w:pPr>
-        <w:spacing w:after="150"/>
-        <w:jc w:val="center"/>
-      </w:pPr>
-      <w:r>
-        <w:rPr>
-          <w:rFonts w:ascii="Noto Sans CJK SC" w:cs="Noto Sans CJK SC" w:eastAsia="Noto Sans CJK SC" w:hAnsi="Noto Sans CJK SC"/>
-          <w:b w:val="false"/>
-          <w:bCs w:val="false"/>
-          <w:i/>
-          <w:iCs/>
-          <w:color w:val="617166"/>
-          <w:sz w:val="17"/>
-          <w:szCs w:val="17"/>
-        </w:rPr>
-        <w:t>图 1｜本机隐私边界与受限模块。健康数据由受信任服务管理，模块通过有界 IPC 取得最小必要能力。</w:t>
-      </w:r>
-    </w:p>
-    <w:p>
-      <w:pPr>
         <w:shd w:fill="F1F4F0" w:val="clear"/>
         <w:spacing w:after="12" w:before="0" w:line="250"/>
         <w:ind w:left="180"/>
@@ -5415,7 +4865,7 @@
         <w:keepNext/>
         <w:spacing w:after="120" w:before="300"/>
       </w:pPr>
-      <w:bookmarkStart w:name="_Toc12" w:id="12"/>
+      <w:bookmarkStart w:id="3012" w:name="_TechToc12"/>
       <w:r>
         <w:rPr>
           <w:rFonts w:ascii="Noto Sans CJK SC" w:cs="Noto Sans CJK SC" w:eastAsia="Noto Sans CJK SC" w:hAnsi="Noto Sans CJK SC"/>
@@ -5429,7 +4879,15 @@
         </w:rPr>
         <w:t>5. 用户、PIN、卡片与任务归属</w:t>
       </w:r>
-      <w:bookmarkEnd w:id="12"/>
+      <w:bookmarkEnd w:id="3012"/>
+    </w:p>
+    <w:p>
+      <w:pPr>
+        <w:keepNext/>
+        <w:spacing w:before="100" w:after="40"/>
+        <w:jc w:val="center"/>
+      </w:pPr>
+      <w:r/>
     </w:p>
     <w:p>
       <w:pPr>
@@ -5437,10 +4895,42 @@
         <w:spacing w:before="100" w:after="60"/>
         <w:jc w:val="center"/>
       </w:pPr>
+      <w:r/>
+    </w:p>
+    <w:p>
+      <w:pPr>
+        <w:keepNext/>
+        <w:spacing w:before="100" w:after="60"/>
+        <w:jc w:val="center"/>
+      </w:pPr>
+      <w:r/>
+    </w:p>
+    <w:p>
+      <w:pPr>
+        <w:keepNext/>
+        <w:spacing w:before="100" w:after="60"/>
+        <w:jc w:val="center"/>
+      </w:pPr>
+      <w:r/>
+    </w:p>
+    <w:p>
+      <w:pPr>
+        <w:keepNext/>
+        <w:spacing w:before="100" w:after="60"/>
+        <w:jc w:val="center"/>
+      </w:pPr>
+      <w:r/>
+    </w:p>
+    <w:p>
+      <w:pPr>
+        <w:keepNext/>
+        <w:spacing w:before="100" w:after="60"/>
+        <w:jc w:val="center"/>
+      </w:pPr>
       <w:r>
         <w:drawing>
           <wp:inline xmlns:a="http://schemas.openxmlformats.org/drawingml/2006/main" xmlns:pic="http://schemas.openxmlformats.org/drawingml/2006/picture">
-            <wp:extent cx="5806440" cy="3311414"/>
+            <wp:extent cx="5623560" cy="3207117"/>
             <wp:docPr id="2" name="Picture 2"/>
             <wp:cNvGraphicFramePr>
               <a:graphicFrameLocks noChangeAspect="1"/>
@@ -5461,7 +4951,7 @@
                   <pic:spPr>
                     <a:xfrm>
                       <a:off x="0" y="0"/>
-                      <a:ext cx="5806440" cy="3311414"/>
+                      <a:ext cx="5623560" cy="3207117"/>
                     </a:xfrm>
                     <a:prstGeom prst="rect"/>
                   </pic:spPr>
@@ -5474,8 +4964,7 @@
     </w:p>
     <w:p>
       <w:pPr>
-        <w:keepLines/>
-        <w:spacing w:after="200"/>
+        <w:spacing w:after="180"/>
         <w:jc w:val="center"/>
       </w:pPr>
       <w:r>
@@ -5485,8 +4974,16 @@
           <w:color w:val="617166"/>
           <w:sz w:val="17"/>
         </w:rPr>
-        <w:t>图 2｜刷卡、PIN、任务绑定和本机数据生命周期。</w:t>
-      </w:r>
+        <w:t>图 2｜任务固定原用户；锁屏不改变数据归属。</w:t>
+      </w:r>
+    </w:p>
+    <w:p>
+      <w:pPr>
+        <w:keepNext/>
+        <w:spacing w:before="100" w:after="60"/>
+        <w:jc w:val="center"/>
+      </w:pPr>
+      <w:r/>
     </w:p>
     <w:p>
       <w:pPr>
@@ -5498,30 +4995,11 @@
     </w:p>
     <w:p>
       <w:pPr>
-        <w:spacing w:after="150"/>
-        <w:jc w:val="center"/>
-      </w:pPr>
-      <w:r>
-        <w:rPr>
-          <w:rFonts w:ascii="Noto Sans CJK SC" w:cs="Noto Sans CJK SC" w:eastAsia="Noto Sans CJK SC" w:hAnsi="Noto Sans CJK SC"/>
-          <w:b w:val="false"/>
-          <w:bCs w:val="false"/>
-          <w:i/>
-          <w:iCs/>
-          <w:color w:val="617166"/>
-          <w:sz w:val="17"/>
-          <w:szCs w:val="17"/>
-        </w:rPr>
-        <w:t>图 2｜刷卡和 PIN 解锁用户档案，任务在创建时绑定用户；锁屏不改变任务归属。</w:t>
-      </w:r>
-    </w:p>
-    <w:p>
-      <w:pPr>
         <w:pStyle w:val="Heading2"/>
         <w:keepNext/>
         <w:spacing w:after="120" w:before="220"/>
       </w:pPr>
-      <w:bookmarkStart w:name="_Toc13" w:id="13"/>
+      <w:bookmarkStart w:id="3013" w:name="_TechToc13"/>
       <w:r>
         <w:rPr>
           <w:rFonts w:ascii="Noto Sans CJK SC" w:cs="Noto Sans CJK SC" w:eastAsia="Noto Sans CJK SC" w:hAnsi="Noto Sans CJK SC"/>
@@ -5535,7 +5013,7 @@
         </w:rPr>
         <w:t>5.1 用户流程</w:t>
       </w:r>
-      <w:bookmarkEnd w:id="13"/>
+      <w:bookmarkEnd w:id="3013"/>
     </w:p>
     <w:p>
       <w:pPr>
@@ -5548,17 +5026,7 @@
         <w:ind w:left="420" w:hanging="220"/>
       </w:pPr>
       <w:r>
-        <w:rPr>
-          <w:rFonts w:ascii="Noto Sans CJK SC" w:cs="Noto Sans CJK SC" w:eastAsia="Noto Sans CJK SC" w:hAnsi="Noto Sans CJK SC"/>
-          <w:b w:val="false"/>
-          <w:bCs w:val="false"/>
-          <w:i w:val="false"/>
-          <w:iCs w:val="false"/>
-          <w:color w:val="183329"/>
-          <w:sz w:val="19"/>
-          <w:szCs w:val="19"/>
-        </w:rPr>
-        <w:t>NFC 读卡器集中在终端；读卡后输入 PIN；未配卡时可从用户列表选择后输入 PIN。</w:t>
+        <w:t>RC522 读卡硬件位于桥板；Pi 是唯一用户身份、PIN、授权和健康数据访问权威。桥板只通过逐板认证的 AEAD PBR 转发 UID 事件，不持有 PIN、用户档案或健康数据。</w:t>
       </w:r>
     </w:p>
     <w:p>
@@ -5572,7 +5040,7 @@
         <w:ind w:left="420" w:hanging="220"/>
       </w:pPr>
       <w:r>
-        <w:t>原型阶段支持普通 NFC/RFID 卡，用卡片标识选择用户档案；PIN 仍必须输入，普通卡/UID 不能单独解锁。用户已允许原型使用真实本机数据，因此必须启用 PIN 限速、每用户 SQLCipher 和锁屏，且明确普通卡可能被复制、可被用于冒名选择用户或发起 PIN 尝试。此原型不具备生产级卡片防复制保证。产品验证阶段须更换为密码学双向认证 NFC 凭证、逐卡独立/派生密钥，并继续要求 PIN。卡仅为可撤销凭证，不作为用户数据库主键。</w:t>
+        <w:t>原型使用 RC522 兼容的 13.56 MHz ISO14443A 普通卡，只读 UID 选择用户档案；允许真实本机数据，但 PIN 始终必需。普通 UID 卡可复制，故 PIN 限速、锁屏、SQLCipher 和桥板 AEAD 必须先实现。原型卡不是生产认证凭证；产品验证换密码学双向认证卡和逐卡密钥。</w:t>
       </w:r>
     </w:p>
     <w:p>
@@ -5660,17 +5128,7 @@
         <w:ind w:left="420" w:hanging="220"/>
       </w:pPr>
       <w:r>
-        <w:rPr>
-          <w:rFonts w:ascii="Noto Sans CJK SC" w:cs="Noto Sans CJK SC" w:eastAsia="Noto Sans CJK SC" w:hAnsi="Noto Sans CJK SC"/>
-          <w:b w:val="false"/>
-          <w:bCs w:val="false"/>
-          <w:i w:val="false"/>
-          <w:iCs w:val="false"/>
-          <w:color w:val="183329"/>
-          <w:sz w:val="19"/>
-          <w:szCs w:val="19"/>
-        </w:rPr>
-        <w:t>卡片 UID 不作为安全认证。正式实现须选支持密码学认证的凭证/读卡方案；具体 NFC 前端、卡种和密钥方式待硬件选型。</w:t>
+        <w:t>原型普通卡 UID 只作档案选择符，不作为认证秘密。Pi 锁屏刷已绑定卡只显示对应 PIN 页；添加卡需用户先 PIN 登录并主动进入短时绑卡模式。管理员 PIN 验证后可撤销遗失卡映射但不可看健康数据；补卡由用户本人重新绑定。</w:t>
       </w:r>
     </w:p>
     <w:p>
@@ -5679,7 +5137,7 @@
         <w:keepNext/>
         <w:spacing w:after="120" w:before="220"/>
       </w:pPr>
-      <w:bookmarkStart w:name="_Toc14" w:id="14"/>
+      <w:bookmarkStart w:id="3014" w:name="_TechToc14"/>
       <w:r>
         <w:rPr>
           <w:rFonts w:ascii="Noto Sans CJK SC" w:cs="Noto Sans CJK SC" w:eastAsia="Noto Sans CJK SC" w:hAnsi="Noto Sans CJK SC"/>
@@ -5693,7 +5151,7 @@
         </w:rPr>
         <w:t>5.2 PIN 与自动锁屏</w:t>
       </w:r>
-      <w:bookmarkEnd w:id="14"/>
+      <w:bookmarkEnd w:id="3014"/>
     </w:p>
     <w:p>
       <w:pPr>
@@ -5731,7 +5189,7 @@
         <w:keepNext/>
         <w:spacing w:after="120" w:before="220"/>
       </w:pPr>
-      <w:bookmarkStart w:name="_Toc15" w:id="15"/>
+      <w:bookmarkStart w:id="3015" w:name="_TechToc15"/>
       <w:r>
         <w:rPr>
           <w:rFonts w:ascii="Noto Sans CJK SC" w:cs="Noto Sans CJK SC" w:eastAsia="Noto Sans CJK SC" w:hAnsi="Noto Sans CJK SC"/>
@@ -5745,7 +5203,7 @@
         </w:rPr>
         <w:t>5.3 用户切换与任务生命周期</w:t>
       </w:r>
-      <w:bookmarkEnd w:id="15"/>
+      <w:bookmarkEnd w:id="3015"/>
     </w:p>
     <w:p>
       <w:pPr>
@@ -5863,7 +5321,7 @@
         <w:keepNext/>
         <w:spacing w:after="120" w:before="300"/>
       </w:pPr>
-      <w:bookmarkStart w:name="_Toc16" w:id="16"/>
+      <w:bookmarkStart w:id="3016" w:name="_TechToc16"/>
       <w:r>
         <w:rPr>
           <w:rFonts w:ascii="Noto Sans CJK SC" w:cs="Noto Sans CJK SC" w:eastAsia="Noto Sans CJK SC" w:hAnsi="Noto Sans CJK SC"/>
@@ -5877,7 +5335,7 @@
         </w:rPr>
         <w:t>6. 本机健康数据与 SQLCipher</w:t>
       </w:r>
-      <w:bookmarkEnd w:id="16"/>
+      <w:bookmarkEnd w:id="3016"/>
     </w:p>
     <w:p>
       <w:pPr>
@@ -5885,7 +5343,7 @@
         <w:keepNext/>
         <w:spacing w:after="120" w:before="220"/>
       </w:pPr>
-      <w:bookmarkStart w:name="_Toc17" w:id="17"/>
+      <w:bookmarkStart w:id="3017" w:name="_TechToc17"/>
       <w:r>
         <w:rPr>
           <w:rFonts w:ascii="Noto Sans CJK SC" w:cs="Noto Sans CJK SC" w:eastAsia="Noto Sans CJK SC" w:hAnsi="Noto Sans CJK SC"/>
@@ -5899,7 +5357,7 @@
         </w:rPr>
         <w:t>6.1 数据存储</w:t>
       </w:r>
-      <w:bookmarkEnd w:id="17"/>
+      <w:bookmarkEnd w:id="3017"/>
     </w:p>
     <w:p>
       <w:pPr>
@@ -5947,7 +5405,7 @@
         <w:keepNext/>
         <w:spacing w:after="120" w:before="220"/>
       </w:pPr>
-      <w:bookmarkStart w:name="_Toc18" w:id="18"/>
+      <w:bookmarkStart w:id="3018" w:name="_TechToc18"/>
       <w:r>
         <w:rPr>
           <w:rFonts w:ascii="Noto Sans CJK SC" w:cs="Noto Sans CJK SC" w:eastAsia="Noto Sans CJK SC" w:hAnsi="Noto Sans CJK SC"/>
@@ -5961,7 +5419,7 @@
         </w:rPr>
         <w:t>6.2 简化但可恢复的密钥模型</w:t>
       </w:r>
-      <w:bookmarkEnd w:id="18"/>
+      <w:bookmarkEnd w:id="3018"/>
     </w:p>
     <w:p>
       <w:pPr>
@@ -6071,7 +5529,7 @@
         <w:keepNext/>
         <w:spacing w:after="120" w:before="220"/>
       </w:pPr>
-      <w:bookmarkStart w:name="_Toc19" w:id="19"/>
+      <w:bookmarkStart w:id="3019" w:name="_TechToc19"/>
       <w:r>
         <w:rPr>
           <w:rFonts w:ascii="Noto Sans CJK SC" w:cs="Noto Sans CJK SC" w:eastAsia="Noto Sans CJK SC" w:hAnsi="Noto Sans CJK SC"/>
@@ -6085,7 +5543,7 @@
         </w:rPr>
         <w:t>6.3 SQLCipher 和运行时限制</w:t>
       </w:r>
-      <w:bookmarkEnd w:id="19"/>
+      <w:bookmarkEnd w:id="3019"/>
     </w:p>
     <w:p>
       <w:pPr>
@@ -6189,7 +5647,7 @@
         <w:keepNext/>
         <w:spacing w:after="120" w:before="220"/>
       </w:pPr>
-      <w:bookmarkStart w:name="_Toc20" w:id="20"/>
+      <w:bookmarkStart w:id="3020" w:name="_TechToc20"/>
       <w:r>
         <w:rPr>
           <w:rFonts w:ascii="Noto Sans CJK SC" w:cs="Noto Sans CJK SC" w:eastAsia="Noto Sans CJK SC" w:hAnsi="Noto Sans CJK SC"/>
@@ -6203,7 +5661,7 @@
         </w:rPr>
         <w:t>6.4 保留、删除、导出</w:t>
       </w:r>
-      <w:bookmarkEnd w:id="20"/>
+      <w:bookmarkEnd w:id="3020"/>
     </w:p>
     <w:p>
       <w:pPr>
@@ -6331,7 +5789,7 @@
         <w:keepNext/>
         <w:spacing w:after="120" w:before="300"/>
       </w:pPr>
-      <w:bookmarkStart w:name="_Toc21" w:id="21"/>
+      <w:bookmarkStart w:id="3021" w:name="_TechToc21"/>
       <w:r>
         <w:rPr>
           <w:rFonts w:ascii="Noto Sans CJK SC" w:cs="Noto Sans CJK SC" w:eastAsia="Noto Sans CJK SC" w:hAnsi="Noto Sans CJK SC"/>
@@ -6345,7 +5803,7 @@
         </w:rPr>
         <w:t>7. 备份、恢复与家庭管理员</w:t>
       </w:r>
-      <w:bookmarkEnd w:id="21"/>
+      <w:bookmarkEnd w:id="3021"/>
     </w:p>
     <w:p>
       <w:pPr>
@@ -6353,7 +5811,7 @@
         <w:keepNext/>
         <w:spacing w:after="120" w:before="220"/>
       </w:pPr>
-      <w:bookmarkStart w:name="_Toc22" w:id="22"/>
+      <w:bookmarkStart w:id="3022" w:name="_TechToc22"/>
       <w:r>
         <w:rPr>
           <w:rFonts w:ascii="Noto Sans CJK SC" w:cs="Noto Sans CJK SC" w:eastAsia="Noto Sans CJK SC" w:hAnsi="Noto Sans CJK SC"/>
@@ -6367,7 +5825,7 @@
         </w:rPr>
         <w:t>7.1 两种 USB 备份</w:t>
       </w:r>
-      <w:bookmarkEnd w:id="22"/>
+      <w:bookmarkEnd w:id="3022"/>
     </w:p>
     <w:p>
       <w:pPr>
@@ -6469,7 +5927,7 @@
         <w:keepNext/>
         <w:spacing w:after="120" w:before="220"/>
       </w:pPr>
-      <w:bookmarkStart w:name="_Toc23" w:id="23"/>
+      <w:bookmarkStart w:id="3023" w:name="_TechToc23"/>
       <w:r>
         <w:rPr>
           <w:rFonts w:ascii="Noto Sans CJK SC" w:cs="Noto Sans CJK SC" w:eastAsia="Noto Sans CJK SC" w:hAnsi="Noto Sans CJK SC"/>
@@ -6483,7 +5941,7 @@
         </w:rPr>
         <w:t>7.2 恢复</w:t>
       </w:r>
-      <w:bookmarkEnd w:id="23"/>
+      <w:bookmarkEnd w:id="3023"/>
     </w:p>
     <w:p>
       <w:pPr>
@@ -6577,7 +6035,7 @@
         <w:keepNext/>
         <w:spacing w:after="120" w:before="300"/>
       </w:pPr>
-      <w:bookmarkStart w:name="_Toc24" w:id="24"/>
+      <w:bookmarkStart w:id="3024" w:name="_TechToc24"/>
       <w:r>
         <w:rPr>
           <w:rFonts w:ascii="Noto Sans CJK SC" w:cs="Noto Sans CJK SC" w:eastAsia="Noto Sans CJK SC" w:hAnsi="Noto Sans CJK SC"/>
@@ -6591,7 +6049,15 @@
         </w:rPr>
         <w:t>8. 模块身份、授权、隔离和 UI</w:t>
       </w:r>
-      <w:bookmarkEnd w:id="24"/>
+      <w:bookmarkEnd w:id="3024"/>
+    </w:p>
+    <w:p>
+      <w:pPr>
+        <w:keepNext/>
+        <w:spacing w:before="100" w:after="40"/>
+        <w:jc w:val="center"/>
+      </w:pPr>
+      <w:r/>
     </w:p>
     <w:p>
       <w:pPr>
@@ -6599,10 +6065,42 @@
         <w:spacing w:before="100" w:after="60"/>
         <w:jc w:val="center"/>
       </w:pPr>
+      <w:r/>
+    </w:p>
+    <w:p>
+      <w:pPr>
+        <w:keepNext/>
+        <w:spacing w:before="100" w:after="60"/>
+        <w:jc w:val="center"/>
+      </w:pPr>
+      <w:r/>
+    </w:p>
+    <w:p>
+      <w:pPr>
+        <w:keepNext/>
+        <w:spacing w:before="100" w:after="60"/>
+        <w:jc w:val="center"/>
+      </w:pPr>
+      <w:r/>
+    </w:p>
+    <w:p>
+      <w:pPr>
+        <w:keepNext/>
+        <w:spacing w:before="100" w:after="60"/>
+        <w:jc w:val="center"/>
+      </w:pPr>
+      <w:r/>
+    </w:p>
+    <w:p>
+      <w:pPr>
+        <w:keepNext/>
+        <w:spacing w:before="100" w:after="60"/>
+        <w:jc w:val="center"/>
+      </w:pPr>
       <w:r>
         <w:drawing>
           <wp:inline xmlns:a="http://schemas.openxmlformats.org/drawingml/2006/main" xmlns:pic="http://schemas.openxmlformats.org/drawingml/2006/picture">
-            <wp:extent cx="5806440" cy="3311414"/>
+            <wp:extent cx="5623560" cy="3207117"/>
             <wp:docPr id="3" name="Picture 3"/>
             <wp:cNvGraphicFramePr>
               <a:graphicFrameLocks noChangeAspect="1"/>
@@ -6615,7 +6113,7 @@
                     <pic:cNvPicPr/>
                   </pic:nvPicPr>
                   <pic:blipFill>
-                    <a:blip r:embed="rId11"/>
+                    <a:blip r:embed="rId20"/>
                     <a:stretch>
                       <a:fillRect/>
                     </a:stretch>
@@ -6623,7 +6121,7 @@
                   <pic:spPr>
                     <a:xfrm>
                       <a:off x="0" y="0"/>
-                      <a:ext cx="5806440" cy="3311414"/>
+                      <a:ext cx="5623560" cy="3207117"/>
                     </a:xfrm>
                     <a:prstGeom prst="rect"/>
                   </pic:spPr>
@@ -6636,8 +6134,7 @@
     </w:p>
     <w:p>
       <w:pPr>
-        <w:keepLines/>
-        <w:spacing w:after="200"/>
+        <w:spacing w:after="180"/>
         <w:jc w:val="center"/>
       </w:pPr>
       <w:r>
@@ -6647,8 +6144,16 @@
           <w:color w:val="617166"/>
           <w:sz w:val="17"/>
         </w:rPr>
-        <w:t>图 3｜设备认证与用户授权是独立安全门槛。</w:t>
-      </w:r>
+        <w:t>图 3｜读卡事件经桥认证、UID 匹配、PIN 解锁和授权后才开放模块能力。</w:t>
+      </w:r>
+    </w:p>
+    <w:p>
+      <w:pPr>
+        <w:keepNext/>
+        <w:spacing w:before="100" w:after="60"/>
+        <w:jc w:val="center"/>
+      </w:pPr>
+      <w:r/>
     </w:p>
     <w:p>
       <w:pPr>
@@ -6660,30 +6165,11 @@
     </w:p>
     <w:p>
       <w:pPr>
-        <w:spacing w:after="150"/>
-        <w:jc w:val="center"/>
-      </w:pPr>
-      <w:r>
-        <w:rPr>
-          <w:rFonts w:ascii="Noto Sans CJK SC" w:cs="Noto Sans CJK SC" w:eastAsia="Noto Sans CJK SC" w:hAnsi="Noto Sans CJK SC"/>
-          <w:b w:val="false"/>
-          <w:bCs w:val="false"/>
-          <w:i/>
-          <w:iCs/>
-          <w:color w:val="617166"/>
-          <w:sz w:val="17"/>
-          <w:szCs w:val="17"/>
-        </w:rPr>
-        <w:t>图 3｜设备身份认证与用户授权是两道独立门槛；任一失败都应拒绝会话。</w:t>
-      </w:r>
-    </w:p>
-    <w:p>
-      <w:pPr>
         <w:pStyle w:val="Heading2"/>
         <w:keepNext/>
         <w:spacing w:after="120" w:before="220"/>
       </w:pPr>
-      <w:bookmarkStart w:name="_Toc25" w:id="25"/>
+      <w:bookmarkStart w:id="3025" w:name="_TechToc25"/>
       <w:r>
         <w:rPr>
           <w:rFonts w:ascii="Noto Sans CJK SC" w:cs="Noto Sans CJK SC" w:eastAsia="Noto Sans CJK SC" w:hAnsi="Noto Sans CJK SC"/>
@@ -6697,7 +6183,7 @@
         </w:rPr>
         <w:t>8.1 身份与密钥</w:t>
       </w:r>
-      <w:bookmarkEnd w:id="25"/>
+      <w:bookmarkEnd w:id="3025"/>
     </w:p>
     <w:p>
       <w:pPr>
@@ -6791,7 +6277,7 @@
         <w:keepNext/>
         <w:spacing w:after="120" w:before="220"/>
       </w:pPr>
-      <w:bookmarkStart w:name="_Toc26" w:id="26"/>
+      <w:bookmarkStart w:id="3026" w:name="_TechToc26"/>
       <w:r>
         <w:rPr>
           <w:rFonts w:ascii="Noto Sans CJK SC" w:cs="Noto Sans CJK SC" w:eastAsia="Noto Sans CJK SC" w:hAnsi="Noto Sans CJK SC"/>
@@ -6805,7 +6291,7 @@
         </w:rPr>
         <w:t>8.2 用户级权限</w:t>
       </w:r>
-      <w:bookmarkEnd w:id="26"/>
+      <w:bookmarkEnd w:id="3026"/>
     </w:p>
     <w:p>
       <w:pPr>
@@ -6992,7 +6478,7 @@
         <w:keepNext/>
         <w:spacing w:after="120" w:before="220"/>
       </w:pPr>
-      <w:bookmarkStart w:name="_Toc27" w:id="27"/>
+      <w:bookmarkStart w:id="3027" w:name="_TechToc27"/>
       <w:r>
         <w:rPr>
           <w:rFonts w:ascii="Noto Sans CJK SC" w:cs="Noto Sans CJK SC" w:eastAsia="Noto Sans CJK SC" w:hAnsi="Noto Sans CJK SC"/>
@@ -7006,7 +6492,7 @@
         </w:rPr>
         <w:t>8.3 插件进程沙箱</w:t>
       </w:r>
-      <w:bookmarkEnd w:id="27"/>
+      <w:bookmarkEnd w:id="3027"/>
     </w:p>
     <w:p>
       <w:pPr>
@@ -7080,7 +6566,7 @@
         <w:keepNext/>
         <w:spacing w:after="120" w:before="220"/>
       </w:pPr>
-      <w:bookmarkStart w:name="_Toc28" w:id="28"/>
+      <w:bookmarkStart w:id="3028" w:name="_TechToc28"/>
       <w:r>
         <w:rPr>
           <w:rFonts w:ascii="Noto Sans CJK SC" w:cs="Noto Sans CJK SC" w:eastAsia="Noto Sans CJK SC" w:hAnsi="Noto Sans CJK SC"/>
@@ -7094,7 +6580,7 @@
         </w:rPr>
         <w:t>8.4 受控模块 UI</w:t>
       </w:r>
-      <w:bookmarkEnd w:id="28"/>
+      <w:bookmarkEnd w:id="3028"/>
     </w:p>
     <w:p>
       <w:pPr>
@@ -7122,7 +6608,7 @@
         <w:keepNext/>
         <w:spacing w:after="120" w:before="300"/>
       </w:pPr>
-      <w:bookmarkStart w:name="_Toc29" w:id="29"/>
+      <w:bookmarkStart w:id="3029" w:name="_TechToc29"/>
       <w:r>
         <w:rPr>
           <w:rFonts w:ascii="Noto Sans CJK SC" w:cs="Noto Sans CJK SC" w:eastAsia="Noto Sans CJK SC" w:hAnsi="Noto Sans CJK SC"/>
@@ -7136,7 +6622,103 @@
         </w:rPr>
         <w:t>9. 新安全通信协议和 HTTPS</w:t>
       </w:r>
-      <w:bookmarkEnd w:id="29"/>
+      <w:bookmarkEnd w:id="3029"/>
+    </w:p>
+    <w:p>
+      <w:pPr>
+        <w:keepNext/>
+        <w:spacing w:before="100" w:after="40"/>
+        <w:jc w:val="center"/>
+      </w:pPr>
+      <w:r/>
+    </w:p>
+    <w:p>
+      <w:pPr>
+        <w:keepNext/>
+        <w:spacing w:before="100" w:after="60"/>
+        <w:jc w:val="center"/>
+      </w:pPr>
+      <w:r/>
+    </w:p>
+    <w:p>
+      <w:pPr>
+        <w:keepNext/>
+        <w:spacing w:before="100" w:after="60"/>
+        <w:jc w:val="center"/>
+      </w:pPr>
+      <w:r/>
+    </w:p>
+    <w:p>
+      <w:pPr>
+        <w:keepNext/>
+        <w:spacing w:before="100" w:after="60"/>
+        <w:jc w:val="center"/>
+      </w:pPr>
+      <w:r/>
+    </w:p>
+    <w:p>
+      <w:pPr>
+        <w:keepNext/>
+        <w:spacing w:before="100" w:after="60"/>
+        <w:jc w:val="center"/>
+      </w:pPr>
+      <w:r/>
+    </w:p>
+    <w:p>
+      <w:pPr>
+        <w:keepNext/>
+        <w:spacing w:before="100" w:after="60"/>
+        <w:jc w:val="center"/>
+      </w:pPr>
+      <w:r>
+        <w:drawing>
+          <wp:inline xmlns:a="http://schemas.openxmlformats.org/drawingml/2006/main" xmlns:pic="http://schemas.openxmlformats.org/drawingml/2006/picture">
+            <wp:extent cx="5623560" cy="3207117"/>
+            <wp:docPr id="4" name="Picture 4"/>
+            <wp:cNvGraphicFramePr>
+              <a:graphicFrameLocks noChangeAspect="1"/>
+            </wp:cNvGraphicFramePr>
+            <a:graphic>
+              <a:graphicData uri="http://schemas.openxmlformats.org/drawingml/2006/picture">
+                <pic:pic>
+                  <pic:nvPicPr>
+                    <pic:cNvPr id="0" name="image.png"/>
+                    <pic:cNvPicPr/>
+                  </pic:nvPicPr>
+                  <pic:blipFill>
+                    <a:blip r:embed="rId19"/>
+                    <a:stretch>
+                      <a:fillRect/>
+                    </a:stretch>
+                  </pic:blipFill>
+                  <pic:spPr>
+                    <a:xfrm>
+                      <a:off x="0" y="0"/>
+                      <a:ext cx="5623560" cy="3207117"/>
+                    </a:xfrm>
+                    <a:prstGeom prst="rect"/>
+                  </pic:spPr>
+                </pic:pic>
+              </a:graphicData>
+            </a:graphic>
+          </wp:inline>
+        </w:drawing>
+      </w:r>
+    </w:p>
+    <w:p>
+      <w:pPr>
+        <w:spacing w:after="180"/>
+        <w:jc w:val="center"/>
+      </w:pPr>
+      <w:r>
+        <w:rPr>
+          <w:rFonts w:ascii="Noto Sans CJK SC" w:hAnsi="Noto Sans CJK SC"/>
+          <w:i/>
+          <w:color w:val="617166"/>
+          <w:sz w:val="17"/>
+        </w:rPr>
+        <w:t>图 7｜现有 PBR CRC 与目标逐板认证 AEAD 的安全迁移边界。</w:t>
+      </w:r>
     </w:p>
     <w:p>
       <w:pPr>
@@ -7144,7 +6726,7 @@
         <w:keepNext/>
         <w:spacing w:after="120" w:before="220"/>
       </w:pPr>
-      <w:bookmarkStart w:name="_Toc30" w:id="30"/>
+      <w:bookmarkStart w:id="3030" w:name="_TechToc30"/>
       <w:r>
         <w:rPr>
           <w:rFonts w:ascii="Noto Sans CJK SC" w:cs="Noto Sans CJK SC" w:eastAsia="Noto Sans CJK SC" w:hAnsi="Noto Sans CJK SC"/>
@@ -7158,7 +6740,7 @@
         </w:rPr>
         <w:t>9.1 禁止旧明文降级</w:t>
       </w:r>
-      <w:bookmarkEnd w:id="30"/>
+      <w:bookmarkEnd w:id="3030"/>
     </w:p>
     <w:p>
       <w:pPr>
@@ -7206,7 +6788,7 @@
         <w:keepNext/>
         <w:spacing w:after="120" w:before="220"/>
       </w:pPr>
-      <w:bookmarkStart w:name="_Toc31" w:id="31"/>
+      <w:bookmarkStart w:id="3031" w:name="_TechToc31"/>
       <w:r>
         <w:rPr>
           <w:rFonts w:ascii="Noto Sans CJK SC" w:cs="Noto Sans CJK SC" w:eastAsia="Noto Sans CJK SC" w:hAnsi="Noto Sans CJK SC"/>
@@ -7220,7 +6802,7 @@
         </w:rPr>
         <w:t>9.2 链路建议</w:t>
       </w:r>
-      <w:bookmarkEnd w:id="31"/>
+      <w:bookmarkEnd w:id="3031"/>
     </w:p>
     <w:tbl>
       <w:tblPr>
@@ -7263,21 +6845,8 @@
             <w:vAlign w:val="center"/>
           </w:tcPr>
           <w:p>
-            <w:pPr>
-              <w:spacing w:after="20" w:before="20" w:line="250"/>
-            </w:pPr>
-            <w:r>
-              <w:rPr>
-                <w:rFonts w:ascii="Noto Sans CJK SC" w:cs="Noto Sans CJK SC" w:eastAsia="Noto Sans CJK SC" w:hAnsi="Noto Sans CJK SC"/>
-                <w:b/>
-                <w:bCs/>
-                <w:i w:val="false"/>
-                <w:iCs w:val="false"/>
-                <w:color w:val="FFFFFF"/>
-                <w:sz w:val="17"/>
-                <w:szCs w:val="17"/>
-              </w:rPr>
-              <w:t xml:space="preserve">链路</w:t>
+            <w:r>
+              <w:t>链路</w:t>
             </w:r>
           </w:p>
         </w:tc>
@@ -7294,21 +6863,8 @@
             <w:vAlign w:val="center"/>
           </w:tcPr>
           <w:p>
-            <w:pPr>
-              <w:spacing w:after="20" w:before="20" w:line="250"/>
-            </w:pPr>
-            <w:r>
-              <w:rPr>
-                <w:rFonts w:ascii="Noto Sans CJK SC" w:cs="Noto Sans CJK SC" w:eastAsia="Noto Sans CJK SC" w:hAnsi="Noto Sans CJK SC"/>
-                <w:b/>
-                <w:bCs/>
-                <w:i w:val="false"/>
-                <w:iCs w:val="false"/>
-                <w:color w:val="FFFFFF"/>
-                <w:sz w:val="17"/>
-                <w:szCs w:val="17"/>
-              </w:rPr>
-              <w:t xml:space="preserve">建议路线</w:t>
+            <w:r>
+              <w:t>建议路线</w:t>
             </w:r>
           </w:p>
         </w:tc>
@@ -7325,21 +6881,8 @@
             <w:vAlign w:val="center"/>
           </w:tcPr>
           <w:p>
-            <w:pPr>
-              <w:spacing w:after="20" w:before="20" w:line="250"/>
-            </w:pPr>
-            <w:r>
-              <w:rPr>
-                <w:rFonts w:ascii="Noto Sans CJK SC" w:cs="Noto Sans CJK SC" w:eastAsia="Noto Sans CJK SC" w:hAnsi="Noto Sans CJK SC"/>
-                <w:b/>
-                <w:bCs/>
-                <w:i w:val="false"/>
-                <w:iCs w:val="false"/>
-                <w:color w:val="FFFFFF"/>
-                <w:sz w:val="17"/>
-                <w:szCs w:val="17"/>
-              </w:rPr>
-              <w:t xml:space="preserve">备注</w:t>
+            <w:r>
+              <w:t>备注</w:t>
             </w:r>
           </w:p>
         </w:tc>
@@ -7361,21 +6904,8 @@
             <w:vAlign w:val="center"/>
           </w:tcPr>
           <w:p>
-            <w:pPr>
-              <w:spacing w:after="20" w:before="20" w:line="250"/>
-            </w:pPr>
-            <w:r>
-              <w:rPr>
-                <w:rFonts w:ascii="Noto Sans CJK SC" w:cs="Noto Sans CJK SC" w:eastAsia="Noto Sans CJK SC" w:hAnsi="Noto Sans CJK SC"/>
-                <w:b w:val="false"/>
-                <w:bCs w:val="false"/>
-                <w:i w:val="false"/>
-                <w:iCs w:val="false"/>
-                <w:color w:val="183329"/>
-                <w:sz w:val="16"/>
-                <w:szCs w:val="16"/>
-              </w:rPr>
-              <w:t xml:space="preserve">互联网 API/更新</w:t>
+            <w:r>
+              <w:t>互联网 API/更新</w:t>
             </w:r>
           </w:p>
         </w:tc>
@@ -7392,21 +6922,8 @@
             <w:vAlign w:val="center"/>
           </w:tcPr>
           <w:p>
-            <w:pPr>
-              <w:spacing w:after="20" w:before="20" w:line="250"/>
-            </w:pPr>
-            <w:r>
-              <w:rPr>
-                <w:rFonts w:ascii="Noto Sans CJK SC" w:cs="Noto Sans CJK SC" w:eastAsia="Noto Sans CJK SC" w:hAnsi="Noto Sans CJK SC"/>
-                <w:b w:val="false"/>
-                <w:bCs w:val="false"/>
-                <w:i w:val="false"/>
-                <w:iCs w:val="false"/>
-                <w:color w:val="183329"/>
-                <w:sz w:val="16"/>
-                <w:szCs w:val="16"/>
-              </w:rPr>
-              <w:t xml:space="preserve">HTTPS，证书及主机名校验，失败关闭</w:t>
+            <w:r>
+              <w:t>HTTPS，证书及主机名校验，失败关闭</w:t>
             </w:r>
           </w:p>
         </w:tc>
@@ -7423,21 +6940,8 @@
             <w:vAlign w:val="center"/>
           </w:tcPr>
           <w:p>
-            <w:pPr>
-              <w:spacing w:after="20" w:before="20" w:line="250"/>
-            </w:pPr>
-            <w:r>
-              <w:rPr>
-                <w:rFonts w:ascii="Noto Sans CJK SC" w:cs="Noto Sans CJK SC" w:eastAsia="Noto Sans CJK SC" w:hAnsi="Noto Sans CJK SC"/>
-                <w:b w:val="false"/>
-                <w:bCs w:val="false"/>
-                <w:i w:val="false"/>
-                <w:iCs w:val="false"/>
-                <w:color w:val="183329"/>
-                <w:sz w:val="16"/>
-                <w:szCs w:val="16"/>
-              </w:rPr>
-              <w:t xml:space="preserve">不允许忽略错误、HTTP 重定向到明文或任意跨域降级</w:t>
+            <w:r>
+              <w:t>不允许忽略错误、HTTP 重定向到明文或任意跨域降级</w:t>
             </w:r>
           </w:p>
         </w:tc>
@@ -7459,21 +6963,8 @@
             <w:vAlign w:val="center"/>
           </w:tcPr>
           <w:p>
-            <w:pPr>
-              <w:spacing w:after="20" w:before="20" w:line="250"/>
-            </w:pPr>
-            <w:r>
-              <w:rPr>
-                <w:rFonts w:ascii="Noto Sans CJK SC" w:cs="Noto Sans CJK SC" w:eastAsia="Noto Sans CJK SC" w:hAnsi="Noto Sans CJK SC"/>
-                <w:b w:val="false"/>
-                <w:bCs w:val="false"/>
-                <w:i w:val="false"/>
-                <w:iCs w:val="false"/>
-                <w:color w:val="183329"/>
-                <w:sz w:val="16"/>
-                <w:szCs w:val="16"/>
-              </w:rPr>
-              <w:t xml:space="preserve">模块热点 LAN/TCP</w:t>
+            <w:r>
+              <w:t>模块热点 LAN/TCP</w:t>
             </w:r>
           </w:p>
         </w:tc>
@@ -7490,21 +6981,8 @@
             <w:vAlign w:val="center"/>
           </w:tcPr>
           <w:p>
-            <w:pPr>
-              <w:spacing w:after="20" w:before="20" w:line="250"/>
-            </w:pPr>
-            <w:r>
-              <w:rPr>
-                <w:rFonts w:ascii="Noto Sans CJK SC" w:cs="Noto Sans CJK SC" w:eastAsia="Noto Sans CJK SC" w:hAnsi="Noto Sans CJK SC"/>
-                <w:b w:val="false"/>
-                <w:bCs w:val="false"/>
-                <w:i w:val="false"/>
-                <w:iCs w:val="false"/>
-                <w:color w:val="183329"/>
-                <w:sz w:val="16"/>
-                <w:szCs w:val="16"/>
-              </w:rPr>
-              <w:t xml:space="preserve">TLS 及设备身份认证</w:t>
+            <w:r>
+              <w:t>TLS 及设备身份认证</w:t>
             </w:r>
           </w:p>
         </w:tc>
@@ -7521,21 +6999,8 @@
             <w:vAlign w:val="center"/>
           </w:tcPr>
           <w:p>
-            <w:pPr>
-              <w:spacing w:after="20" w:before="20" w:line="250"/>
-            </w:pPr>
-            <w:r>
-              <w:rPr>
-                <w:rFonts w:ascii="Noto Sans CJK SC" w:cs="Noto Sans CJK SC" w:eastAsia="Noto Sans CJK SC" w:hAnsi="Noto Sans CJK SC"/>
-                <w:b w:val="false"/>
-                <w:bCs w:val="false"/>
-                <w:i w:val="false"/>
-                <w:iCs w:val="false"/>
-                <w:color w:val="183329"/>
-                <w:sz w:val="16"/>
-                <w:szCs w:val="16"/>
-              </w:rPr>
-              <w:t xml:space="preserve">这是 TLS TCP，不称 HTTPS</w:t>
+            <w:r>
+              <w:t>这是 TLS TCP，不称 HTTPS</w:t>
             </w:r>
           </w:p>
         </w:tc>
@@ -7557,21 +7022,8 @@
             <w:vAlign w:val="center"/>
           </w:tcPr>
           <w:p>
-            <w:pPr>
-              <w:spacing w:after="20" w:before="20" w:line="250"/>
-            </w:pPr>
-            <w:r>
-              <w:rPr>
-                <w:rFonts w:ascii="Noto Sans CJK SC" w:cs="Noto Sans CJK SC" w:eastAsia="Noto Sans CJK SC" w:hAnsi="Noto Sans CJK SC"/>
-                <w:b w:val="false"/>
-                <w:bCs w:val="false"/>
-                <w:i w:val="false"/>
-                <w:iCs w:val="false"/>
-                <w:color w:val="183329"/>
-                <w:sz w:val="16"/>
-                <w:szCs w:val="16"/>
-              </w:rPr>
-              <w:t xml:space="preserve">BLE</w:t>
+            <w:r>
+              <w:t>BLE</w:t>
             </w:r>
           </w:p>
         </w:tc>
@@ -7588,21 +7040,8 @@
             <w:vAlign w:val="center"/>
           </w:tcPr>
           <w:p>
-            <w:pPr>
-              <w:spacing w:after="20" w:before="20" w:line="250"/>
-            </w:pPr>
-            <w:r>
-              <w:rPr>
-                <w:rFonts w:ascii="Noto Sans CJK SC" w:cs="Noto Sans CJK SC" w:eastAsia="Noto Sans CJK SC" w:hAnsi="Noto Sans CJK SC"/>
-                <w:b w:val="false"/>
-                <w:bCs w:val="false"/>
-                <w:i w:val="false"/>
-                <w:iCs w:val="false"/>
-                <w:color w:val="183329"/>
-                <w:sz w:val="16"/>
-                <w:szCs w:val="16"/>
-              </w:rPr>
-              <w:t xml:space="preserve">LE Secure Connections/安全配对 + 应用挑战认证</w:t>
+            <w:r>
+              <w:t>LE Secure Connections/安全配对 + 应用挑战认证</w:t>
             </w:r>
           </w:p>
         </w:tc>
@@ -7619,21 +7058,8 @@
             <w:vAlign w:val="center"/>
           </w:tcPr>
           <w:p>
-            <w:pPr>
-              <w:spacing w:after="20" w:before="20" w:line="250"/>
-            </w:pPr>
-            <w:r>
-              <w:rPr>
-                <w:rFonts w:ascii="Noto Sans CJK SC" w:cs="Noto Sans CJK SC" w:eastAsia="Noto Sans CJK SC" w:hAnsi="Noto Sans CJK SC"/>
-                <w:b w:val="false"/>
-                <w:bCs w:val="false"/>
-                <w:i w:val="false"/>
-                <w:iCs w:val="false"/>
-                <w:color w:val="183329"/>
-                <w:sz w:val="16"/>
-                <w:szCs w:val="16"/>
-              </w:rPr>
-              <w:t xml:space="preserve">配对方法要防首次中间人攻击；无屏设备评估 Pogo 辅助带外绑定</w:t>
+            <w:r>
+              <w:t>配对方法要防首次中间人攻击；无屏设备评估 Pogo 辅助带外绑定</w:t>
             </w:r>
           </w:p>
         </w:tc>
@@ -7655,21 +7081,8 @@
             <w:vAlign w:val="center"/>
           </w:tcPr>
           <w:p>
-            <w:pPr>
-              <w:spacing w:after="20" w:before="20" w:line="250"/>
-            </w:pPr>
-            <w:r>
-              <w:rPr>
-                <w:rFonts w:ascii="Noto Sans CJK SC" w:cs="Noto Sans CJK SC" w:eastAsia="Noto Sans CJK SC" w:hAnsi="Noto Sans CJK SC"/>
-                <w:b w:val="false"/>
-                <w:bCs w:val="false"/>
-                <w:i w:val="false"/>
-                <w:iCs w:val="false"/>
-                <w:color w:val="183329"/>
-                <w:sz w:val="16"/>
-                <w:szCs w:val="16"/>
-              </w:rPr>
-              <w:t xml:space="preserve">Pi—桥板 PBR1 UART</w:t>
+            <w:r>
+              <w:t>Pi—桥板 PBR1 UART</w:t>
             </w:r>
           </w:p>
         </w:tc>
@@ -7686,21 +7099,8 @@
             <w:vAlign w:val="center"/>
           </w:tcPr>
           <w:p>
-            <w:pPr>
-              <w:spacing w:after="20" w:before="20" w:line="250"/>
-            </w:pPr>
-            <w:r>
-              <w:rPr>
-                <w:rFonts w:ascii="Noto Sans CJK SC" w:cs="Noto Sans CJK SC" w:eastAsia="Noto Sans CJK SC" w:hAnsi="Noto Sans CJK SC"/>
-                <w:b w:val="false"/>
-                <w:bCs w:val="false"/>
-                <w:i w:val="false"/>
-                <w:iCs w:val="false"/>
-                <w:color w:val="183329"/>
-                <w:sz w:val="16"/>
-                <w:szCs w:val="16"/>
-              </w:rPr>
-              <w:t xml:space="preserve">CRC 保留检错，另加经审查的双向认证/完整性协议</w:t>
+            <w:r>
+              <w:t>目标：逐板桥身份双向挑战 + AEAD；nonce/seq 防重放；CRC 仅用于 framing/检错；UID 事件 ACK/有界重传。</w:t>
             </w:r>
           </w:p>
         </w:tc>
@@ -7717,21 +7117,8 @@
             <w:vAlign w:val="center"/>
           </w:tcPr>
           <w:p>
-            <w:pPr>
-              <w:spacing w:after="20" w:before="20" w:line="250"/>
-            </w:pPr>
-            <w:r>
-              <w:rPr>
-                <w:rFonts w:ascii="Noto Sans CJK SC" w:cs="Noto Sans CJK SC" w:eastAsia="Noto Sans CJK SC" w:hAnsi="Noto Sans CJK SC"/>
-                <w:b w:val="false"/>
-                <w:bCs w:val="false"/>
-                <w:i w:val="false"/>
-                <w:iCs w:val="false"/>
-                <w:color w:val="183329"/>
-                <w:sz w:val="16"/>
-                <w:szCs w:val="16"/>
-              </w:rPr>
-              <w:t xml:space="preserve">UART 无 TLS；需防伪造 attach/config、电池遥测和控制事件</w:t>
+            <w:r>
+              <w:t>当前 PBR1 只有 CRC/序号，无认证/加密。Pi 与桥板必须成套升级，不回退旧明文协议。</w:t>
             </w:r>
           </w:p>
         </w:tc>
@@ -7753,21 +7140,8 @@
             <w:vAlign w:val="center"/>
           </w:tcPr>
           <w:p>
-            <w:pPr>
-              <w:spacing w:after="20" w:before="20" w:line="250"/>
-            </w:pPr>
-            <w:r>
-              <w:rPr>
-                <w:rFonts w:ascii="Noto Sans CJK SC" w:cs="Noto Sans CJK SC" w:eastAsia="Noto Sans CJK SC" w:hAnsi="Noto Sans CJK SC"/>
-                <w:b w:val="false"/>
-                <w:bCs w:val="false"/>
-                <w:i w:val="false"/>
-                <w:iCs w:val="false"/>
-                <w:color w:val="183329"/>
-                <w:sz w:val="16"/>
-                <w:szCs w:val="16"/>
-              </w:rPr>
-              <w:t xml:space="preserve">插件包</w:t>
+            <w:r>
+              <w:t>插件包</w:t>
             </w:r>
           </w:p>
         </w:tc>
@@ -7784,21 +7158,8 @@
             <w:vAlign w:val="center"/>
           </w:tcPr>
           <w:p>
-            <w:pPr>
-              <w:spacing w:after="20" w:before="20" w:line="250"/>
-            </w:pPr>
-            <w:r>
-              <w:rPr>
-                <w:rFonts w:ascii="Noto Sans CJK SC" w:cs="Noto Sans CJK SC" w:eastAsia="Noto Sans CJK SC" w:hAnsi="Noto Sans CJK SC"/>
-                <w:b w:val="false"/>
-                <w:bCs w:val="false"/>
-                <w:i w:val="false"/>
-                <w:iCs w:val="false"/>
-                <w:color w:val="183329"/>
-                <w:sz w:val="16"/>
-                <w:szCs w:val="16"/>
-              </w:rPr>
-              <w:t xml:space="preserve">HTTPS（如适用）+ 既有 Ed25519 包签名/哈希验证</w:t>
+            <w:r>
+              <w:t>HTTPS（如适用）+ 既有 Ed25519 包签名/哈希验证</w:t>
             </w:r>
           </w:p>
         </w:tc>
@@ -7815,21 +7176,8 @@
             <w:vAlign w:val="center"/>
           </w:tcPr>
           <w:p>
-            <w:pPr>
-              <w:spacing w:after="20" w:before="20" w:line="250"/>
-            </w:pPr>
-            <w:r>
-              <w:rPr>
-                <w:rFonts w:ascii="Noto Sans CJK SC" w:cs="Noto Sans CJK SC" w:eastAsia="Noto Sans CJK SC" w:hAnsi="Noto Sans CJK SC"/>
-                <w:b w:val="false"/>
-                <w:bCs w:val="false"/>
-                <w:i w:val="false"/>
-                <w:iCs w:val="false"/>
-                <w:color w:val="183329"/>
-                <w:sz w:val="16"/>
-                <w:szCs w:val="16"/>
-              </w:rPr>
-              <w:t xml:space="preserve">TLS 防传输窃听/篡改，签名验证发行者和内容，两者不互替</w:t>
+            <w:r>
+              <w:t>TLS 防传输窃听/篡改，签名验证发行者和内容，两者不互替</w:t>
             </w:r>
           </w:p>
         </w:tc>
@@ -7879,7 +7227,7 @@
         <w:keepNext/>
         <w:spacing w:after="120" w:before="220"/>
       </w:pPr>
-      <w:bookmarkStart w:name="_Toc32" w:id="32"/>
+      <w:bookmarkStart w:id="3032" w:name="_TechToc32"/>
       <w:r>
         <w:rPr>
           <w:rFonts w:ascii="Noto Sans CJK SC" w:cs="Noto Sans CJK SC" w:eastAsia="Noto Sans CJK SC" w:hAnsi="Noto Sans CJK SC"/>
@@ -7893,7 +7241,7 @@
         </w:rPr>
         <w:t>9.3 联网总开关与有限网络</w:t>
       </w:r>
-      <w:bookmarkEnd w:id="32"/>
+      <w:bookmarkEnd w:id="3032"/>
     </w:p>
     <w:p>
       <w:pPr>
@@ -8045,7 +7393,7 @@
         <w:keepNext/>
         <w:spacing w:after="120" w:before="300"/>
       </w:pPr>
-      <w:bookmarkStart w:name="_Toc33" w:id="33"/>
+      <w:bookmarkStart w:id="3033" w:name="_TechToc33"/>
       <w:r>
         <w:rPr>
           <w:rFonts w:ascii="Noto Sans CJK SC" w:cs="Noto Sans CJK SC" w:eastAsia="Noto Sans CJK SC" w:hAnsi="Noto Sans CJK SC"/>
@@ -8059,7 +7407,15 @@
         </w:rPr>
         <w:t>10. 双 Pogo 插槽、单桥板</w:t>
       </w:r>
-      <w:bookmarkEnd w:id="33"/>
+      <w:bookmarkEnd w:id="3033"/>
+    </w:p>
+    <w:p>
+      <w:pPr>
+        <w:keepNext/>
+        <w:spacing w:before="100" w:after="40"/>
+        <w:jc w:val="center"/>
+      </w:pPr>
+      <w:r/>
     </w:p>
     <w:p>
       <w:pPr>
@@ -8067,11 +7423,43 @@
         <w:spacing w:before="100" w:after="60"/>
         <w:jc w:val="center"/>
       </w:pPr>
+      <w:r/>
+    </w:p>
+    <w:p>
+      <w:pPr>
+        <w:keepNext/>
+        <w:spacing w:before="100" w:after="60"/>
+        <w:jc w:val="center"/>
+      </w:pPr>
+      <w:r/>
+    </w:p>
+    <w:p>
+      <w:pPr>
+        <w:keepNext/>
+        <w:spacing w:before="100" w:after="60"/>
+        <w:jc w:val="center"/>
+      </w:pPr>
+      <w:r/>
+    </w:p>
+    <w:p>
+      <w:pPr>
+        <w:keepNext/>
+        <w:spacing w:before="100" w:after="60"/>
+        <w:jc w:val="center"/>
+      </w:pPr>
+      <w:r/>
+    </w:p>
+    <w:p>
+      <w:pPr>
+        <w:keepNext/>
+        <w:spacing w:before="100" w:after="60"/>
+        <w:jc w:val="center"/>
+      </w:pPr>
       <w:r>
         <w:drawing>
           <wp:inline xmlns:a="http://schemas.openxmlformats.org/drawingml/2006/main" xmlns:pic="http://schemas.openxmlformats.org/drawingml/2006/picture">
-            <wp:extent cx="5806440" cy="3311414"/>
-            <wp:docPr id="4" name="Picture 4"/>
+            <wp:extent cx="5623560" cy="3207117"/>
+            <wp:docPr id="5" name="Picture 5"/>
             <wp:cNvGraphicFramePr>
               <a:graphicFrameLocks noChangeAspect="1"/>
             </wp:cNvGraphicFramePr>
@@ -8091,7 +7479,7 @@
                   <pic:spPr>
                     <a:xfrm>
                       <a:off x="0" y="0"/>
-                      <a:ext cx="5806440" cy="3311414"/>
+                      <a:ext cx="5623560" cy="3207117"/>
                     </a:xfrm>
                     <a:prstGeom prst="rect"/>
                   </pic:spPr>
@@ -8104,8 +7492,7 @@
     </w:p>
     <w:p>
       <w:pPr>
-        <w:keepLines/>
-        <w:spacing w:after="200"/>
+        <w:spacing w:after="180"/>
         <w:jc w:val="center"/>
       </w:pPr>
       <w:r>
@@ -8115,8 +7502,16 @@
           <w:color w:val="617166"/>
           <w:sz w:val="17"/>
         </w:rPr>
-        <w:t>图 4｜双槽共桥板的拓扑比较，尚非选定电路。</w:t>
-      </w:r>
+        <w:t>图 4｜双槽桥板拓扑仍待硬件方案选定。</w:t>
+      </w:r>
+    </w:p>
+    <w:p>
+      <w:pPr>
+        <w:keepNext/>
+        <w:spacing w:before="100" w:after="60"/>
+        <w:jc w:val="center"/>
+      </w:pPr>
+      <w:r/>
     </w:p>
     <w:p>
       <w:pPr>
@@ -8128,30 +7523,11 @@
     </w:p>
     <w:p>
       <w:pPr>
-        <w:spacing w:after="150"/>
-        <w:jc w:val="center"/>
-      </w:pPr>
-      <w:r>
-        <w:rPr>
-          <w:rFonts w:ascii="Noto Sans CJK SC" w:cs="Noto Sans CJK SC" w:eastAsia="Noto Sans CJK SC" w:hAnsi="Noto Sans CJK SC"/>
-          <w:b w:val="false"/>
-          <w:bCs w:val="false"/>
-          <w:i/>
-          <w:iCs/>
-          <w:color w:val="617166"/>
-          <w:sz w:val="17"/>
-          <w:szCs w:val="17"/>
-        </w:rPr>
-        <w:t>图 4｜双槽桥板方案需要比较独立通道、复用器和可寻址总线，不能只增加 DET 引脚。</w:t>
-      </w:r>
-    </w:p>
-    <w:p>
-      <w:pPr>
         <w:pStyle w:val="Heading2"/>
         <w:keepNext/>
         <w:spacing w:after="120" w:before="220"/>
       </w:pPr>
-      <w:bookmarkStart w:name="_Toc34" w:id="34"/>
+      <w:bookmarkStart w:id="3034" w:name="_TechToc34"/>
       <w:r>
         <w:rPr>
           <w:rFonts w:ascii="Noto Sans CJK SC" w:cs="Noto Sans CJK SC" w:eastAsia="Noto Sans CJK SC" w:hAnsi="Noto Sans CJK SC"/>
@@ -8165,7 +7541,7 @@
         </w:rPr>
         <w:t>10.1 当前事实与设计目标</w:t>
       </w:r>
-      <w:bookmarkEnd w:id="34"/>
+      <w:bookmarkEnd w:id="3034"/>
     </w:p>
     <w:p>
       <w:pPr>
@@ -8407,7 +7783,7 @@
         <w:keepNext/>
         <w:spacing w:after="120" w:before="220"/>
       </w:pPr>
-      <w:bookmarkStart w:name="_Toc35" w:id="35"/>
+      <w:bookmarkStart w:id="3035" w:name="_TechToc35"/>
       <w:r>
         <w:rPr>
           <w:rFonts w:ascii="Noto Sans CJK SC" w:cs="Noto Sans CJK SC" w:eastAsia="Noto Sans CJK SC" w:hAnsi="Noto Sans CJK SC"/>
@@ -8421,7 +7797,7 @@
         </w:rPr>
         <w:t>10.2 未决拓扑候选</w:t>
       </w:r>
-      <w:bookmarkEnd w:id="35"/>
+      <w:bookmarkEnd w:id="3035"/>
     </w:p>
     <w:tbl>
       <w:tblPr>
@@ -8464,21 +7840,8 @@
             <w:vAlign w:val="center"/>
           </w:tcPr>
           <w:p>
-            <w:pPr>
-              <w:spacing w:after="20" w:before="20" w:line="250"/>
-            </w:pPr>
-            <w:r>
-              <w:rPr>
-                <w:rFonts w:ascii="Noto Sans CJK SC" w:cs="Noto Sans CJK SC" w:eastAsia="Noto Sans CJK SC" w:hAnsi="Noto Sans CJK SC"/>
-                <w:b/>
-                <w:bCs/>
-                <w:i w:val="false"/>
-                <w:iCs w:val="false"/>
-                <w:color w:val="FFFFFF"/>
-                <w:sz w:val="17"/>
-                <w:szCs w:val="17"/>
-              </w:rPr>
-              <w:t xml:space="preserve">方案</w:t>
+            <w:r>
+              <w:t>方案</w:t>
             </w:r>
           </w:p>
         </w:tc>
@@ -8495,21 +7858,8 @@
             <w:vAlign w:val="center"/>
           </w:tcPr>
           <w:p>
-            <w:pPr>
-              <w:spacing w:after="20" w:before="20" w:line="250"/>
-            </w:pPr>
-            <w:r>
-              <w:rPr>
-                <w:rFonts w:ascii="Noto Sans CJK SC" w:cs="Noto Sans CJK SC" w:eastAsia="Noto Sans CJK SC" w:hAnsi="Noto Sans CJK SC"/>
-                <w:b/>
-                <w:bCs/>
-                <w:i w:val="false"/>
-                <w:iCs w:val="false"/>
-                <w:color w:val="FFFFFF"/>
-                <w:sz w:val="17"/>
-                <w:szCs w:val="17"/>
-              </w:rPr>
-              <w:t xml:space="preserve">优点</w:t>
+            <w:r>
+              <w:t>优点</w:t>
             </w:r>
           </w:p>
         </w:tc>
@@ -8526,21 +7876,8 @@
             <w:vAlign w:val="center"/>
           </w:tcPr>
           <w:p>
-            <w:pPr>
-              <w:spacing w:after="20" w:before="20" w:line="250"/>
-            </w:pPr>
-            <w:r>
-              <w:rPr>
-                <w:rFonts w:ascii="Noto Sans CJK SC" w:cs="Noto Sans CJK SC" w:eastAsia="Noto Sans CJK SC" w:hAnsi="Noto Sans CJK SC"/>
-                <w:b/>
-                <w:bCs/>
-                <w:i w:val="false"/>
-                <w:iCs w:val="false"/>
-                <w:color w:val="FFFFFF"/>
-                <w:sz w:val="17"/>
-                <w:szCs w:val="17"/>
-              </w:rPr>
-              <w:t xml:space="preserve">代价/风险</w:t>
+            <w:r>
+              <w:t>代价/风险</w:t>
             </w:r>
           </w:p>
         </w:tc>
@@ -8562,21 +7899,8 @@
             <w:vAlign w:val="center"/>
           </w:tcPr>
           <w:p>
-            <w:pPr>
-              <w:spacing w:after="20" w:before="20" w:line="250"/>
-            </w:pPr>
-            <w:r>
-              <w:rPr>
-                <w:rFonts w:ascii="Noto Sans CJK SC" w:cs="Noto Sans CJK SC" w:eastAsia="Noto Sans CJK SC" w:hAnsi="Noto Sans CJK SC"/>
-                <w:b w:val="false"/>
-                <w:bCs w:val="false"/>
-                <w:i w:val="false"/>
-                <w:iCs w:val="false"/>
-                <w:color w:val="183329"/>
-                <w:sz w:val="16"/>
-                <w:szCs w:val="16"/>
-              </w:rPr>
-              <w:t xml:space="preserve">每槽独立通信通道</w:t>
+            <w:r>
+              <w:t>每槽独立通信通道</w:t>
             </w:r>
           </w:p>
         </w:tc>
@@ -8593,21 +7917,8 @@
             <w:vAlign w:val="center"/>
           </w:tcPr>
           <w:p>
-            <w:pPr>
-              <w:spacing w:after="20" w:before="20" w:line="250"/>
-            </w:pPr>
-            <w:r>
-              <w:rPr>
-                <w:rFonts w:ascii="Noto Sans CJK SC" w:cs="Noto Sans CJK SC" w:eastAsia="Noto Sans CJK SC" w:hAnsi="Noto Sans CJK SC"/>
-                <w:b w:val="false"/>
-                <w:bCs w:val="false"/>
-                <w:i w:val="false"/>
-                <w:iCs w:val="false"/>
-                <w:color w:val="183329"/>
-                <w:sz w:val="16"/>
-                <w:szCs w:val="16"/>
-              </w:rPr>
-              <w:t xml:space="preserve">并行、故障隔离较直接</w:t>
+            <w:r>
+              <w:t>并行、故障隔离较直接</w:t>
             </w:r>
           </w:p>
         </w:tc>
@@ -8624,21 +7935,8 @@
             <w:vAlign w:val="center"/>
           </w:tcPr>
           <w:p>
-            <w:pPr>
-              <w:spacing w:after="20" w:before="20" w:line="250"/>
-            </w:pPr>
-            <w:r>
-              <w:rPr>
-                <w:rFonts w:ascii="Noto Sans CJK SC" w:cs="Noto Sans CJK SC" w:eastAsia="Noto Sans CJK SC" w:hAnsi="Noto Sans CJK SC"/>
-                <w:b w:val="false"/>
-                <w:bCs w:val="false"/>
-                <w:i w:val="false"/>
-                <w:iCs w:val="false"/>
-                <w:color w:val="183329"/>
-                <w:sz w:val="16"/>
-                <w:szCs w:val="16"/>
-              </w:rPr>
-              <w:t xml:space="preserve">UART/引脚/PCB/功耗资源增加；需检查 ESP32-S3 外设与现有 UART0/1 分配</w:t>
+            <w:r>
+              <w:t>UART/引脚/PCB/功耗资源增加；需检查 ESP32-S3 外设与现有 UART0/1 分配</w:t>
             </w:r>
           </w:p>
         </w:tc>
@@ -8660,21 +7958,8 @@
             <w:vAlign w:val="center"/>
           </w:tcPr>
           <w:p>
-            <w:pPr>
-              <w:spacing w:after="20" w:before="20" w:line="250"/>
-            </w:pPr>
-            <w:r>
-              <w:rPr>
-                <w:rFonts w:ascii="Noto Sans CJK SC" w:cs="Noto Sans CJK SC" w:eastAsia="Noto Sans CJK SC" w:hAnsi="Noto Sans CJK SC"/>
-                <w:b w:val="false"/>
-                <w:bCs w:val="false"/>
-                <w:i w:val="false"/>
-                <w:iCs w:val="false"/>
-                <w:color w:val="183329"/>
-                <w:sz w:val="16"/>
-                <w:szCs w:val="16"/>
-              </w:rPr>
-              <w:t xml:space="preserve">共享总线 + 多路开关/复用器</w:t>
+            <w:r>
+              <w:t>共享总线 + 多路开关/复用器</w:t>
             </w:r>
           </w:p>
         </w:tc>
@@ -8691,21 +7976,8 @@
             <w:vAlign w:val="center"/>
           </w:tcPr>
           <w:p>
-            <w:pPr>
-              <w:spacing w:after="20" w:before="20" w:line="250"/>
-            </w:pPr>
-            <w:r>
-              <w:rPr>
-                <w:rFonts w:ascii="Noto Sans CJK SC" w:cs="Noto Sans CJK SC" w:eastAsia="Noto Sans CJK SC" w:hAnsi="Noto Sans CJK SC"/>
-                <w:b w:val="false"/>
-                <w:bCs w:val="false"/>
-                <w:i w:val="false"/>
-                <w:iCs w:val="false"/>
-                <w:color w:val="183329"/>
-                <w:sz w:val="16"/>
-                <w:szCs w:val="16"/>
-              </w:rPr>
-              <w:t xml:space="preserve">节省资源，桥板统一调度</w:t>
+            <w:r>
+              <w:t>节省资源，桥板统一调度</w:t>
             </w:r>
           </w:p>
         </w:tc>
@@ -8722,21 +7994,8 @@
             <w:vAlign w:val="center"/>
           </w:tcPr>
           <w:p>
-            <w:pPr>
-              <w:spacing w:after="20" w:before="20" w:line="250"/>
-            </w:pPr>
-            <w:r>
-              <w:rPr>
-                <w:rFonts w:ascii="Noto Sans CJK SC" w:cs="Noto Sans CJK SC" w:eastAsia="Noto Sans CJK SC" w:hAnsi="Noto Sans CJK SC"/>
-                <w:b w:val="false"/>
-                <w:bCs w:val="false"/>
-                <w:i w:val="false"/>
-                <w:iCs w:val="false"/>
-                <w:color w:val="183329"/>
-                <w:sz w:val="16"/>
-                <w:szCs w:val="16"/>
-              </w:rPr>
-              <w:t xml:space="preserve">需要切换时序、总线占用管理、热插拔和单槽故障隔离；切换时可能暂停链路</w:t>
+            <w:r>
+              <w:t>需要切换时序、总线占用管理、热插拔和单槽故障隔离；切换时可能暂停链路</w:t>
             </w:r>
           </w:p>
         </w:tc>
@@ -8758,21 +8017,8 @@
             <w:vAlign w:val="center"/>
           </w:tcPr>
           <w:p>
-            <w:pPr>
-              <w:spacing w:after="20" w:before="20" w:line="250"/>
-            </w:pPr>
-            <w:r>
-              <w:rPr>
-                <w:rFonts w:ascii="Noto Sans CJK SC" w:cs="Noto Sans CJK SC" w:eastAsia="Noto Sans CJK SC" w:hAnsi="Noto Sans CJK SC"/>
-                <w:b w:val="false"/>
-                <w:bCs w:val="false"/>
-                <w:i w:val="false"/>
-                <w:iCs w:val="false"/>
-                <w:color w:val="183329"/>
-                <w:sz w:val="16"/>
-                <w:szCs w:val="16"/>
-              </w:rPr>
-              <w:t xml:space="preserve">可寻址共享总线</w:t>
+            <w:r>
+              <w:t>可寻址共享总线</w:t>
             </w:r>
           </w:p>
         </w:tc>
@@ -8789,21 +8035,8 @@
             <w:vAlign w:val="center"/>
           </w:tcPr>
           <w:p>
-            <w:pPr>
-              <w:spacing w:after="20" w:before="20" w:line="250"/>
-            </w:pPr>
-            <w:r>
-              <w:rPr>
-                <w:rFonts w:ascii="Noto Sans CJK SC" w:cs="Noto Sans CJK SC" w:eastAsia="Noto Sans CJK SC" w:hAnsi="Noto Sans CJK SC"/>
-                <w:b w:val="false"/>
-                <w:bCs w:val="false"/>
-                <w:i w:val="false"/>
-                <w:iCs w:val="false"/>
-                <w:color w:val="183329"/>
-                <w:sz w:val="16"/>
-                <w:szCs w:val="16"/>
-              </w:rPr>
-              <w:t xml:space="preserve">布线/资源少</w:t>
+            <w:r>
+              <w:t>布线/资源少</w:t>
             </w:r>
           </w:p>
         </w:tc>
@@ -8820,21 +8053,8 @@
             <w:vAlign w:val="center"/>
           </w:tcPr>
           <w:p>
-            <w:pPr>
-              <w:spacing w:after="20" w:before="20" w:line="250"/>
-            </w:pPr>
-            <w:r>
-              <w:rPr>
-                <w:rFonts w:ascii="Noto Sans CJK SC" w:cs="Noto Sans CJK SC" w:eastAsia="Noto Sans CJK SC" w:hAnsi="Noto Sans CJK SC"/>
-                <w:b w:val="false"/>
-                <w:bCs w:val="false"/>
-                <w:i w:val="false"/>
-                <w:iCs w:val="false"/>
-                <w:color w:val="183329"/>
-                <w:sz w:val="16"/>
-                <w:szCs w:val="16"/>
-              </w:rPr>
-              <w:t xml:space="preserve">模块协议须支持唯一地址和冲突仲裁，不能直接假设现有协议具备</w:t>
+            <w:r>
+              <w:t>模块协议须支持唯一地址和冲突仲裁，不能直接假设现有协议具备</w:t>
             </w:r>
           </w:p>
         </w:tc>
@@ -8884,7 +8104,7 @@
         <w:keepNext/>
         <w:spacing w:after="120" w:before="220"/>
       </w:pPr>
-      <w:bookmarkStart w:name="_Toc36" w:id="36"/>
+      <w:bookmarkStart w:id="3036" w:name="_TechToc36"/>
       <w:r>
         <w:rPr>
           <w:rFonts w:ascii="Noto Sans CJK SC" w:cs="Noto Sans CJK SC" w:eastAsia="Noto Sans CJK SC" w:hAnsi="Noto Sans CJK SC"/>
@@ -8898,7 +8118,7 @@
         </w:rPr>
         <w:t>10.3 固件与主机改造</w:t>
       </w:r>
-      <w:bookmarkEnd w:id="36"/>
+      <w:bookmarkEnd w:id="3036"/>
     </w:p>
     <w:p>
       <w:pPr>
@@ -9078,7 +8298,7 @@
         <w:keepNext/>
         <w:spacing w:after="120" w:before="220"/>
       </w:pPr>
-      <w:bookmarkStart w:name="_Toc37" w:id="37"/>
+      <w:bookmarkStart w:id="3037" w:name="_TechToc37"/>
       <w:r>
         <w:rPr>
           <w:rFonts w:ascii="Noto Sans CJK SC" w:cs="Noto Sans CJK SC" w:eastAsia="Noto Sans CJK SC" w:hAnsi="Noto Sans CJK SC"/>
@@ -9092,7 +8312,7 @@
         </w:rPr>
         <w:t>10.4 实机测试矩阵</w:t>
       </w:r>
-      <w:bookmarkEnd w:id="37"/>
+      <w:bookmarkEnd w:id="3037"/>
     </w:p>
     <w:p>
       <w:pPr>
@@ -9120,21 +8340,19 @@
         <w:keepNext/>
         <w:spacing w:after="120" w:before="300"/>
       </w:pPr>
-      <w:bookmarkStart w:name="_Toc38" w:id="38"/>
-      <w:r>
-        <w:rPr>
-          <w:rFonts w:ascii="Noto Sans CJK SC" w:cs="Noto Sans CJK SC" w:eastAsia="Noto Sans CJK SC" w:hAnsi="Noto Sans CJK SC"/>
-          <w:b/>
-          <w:bCs/>
-          <w:i w:val="false"/>
-          <w:iCs w:val="false"/>
-          <w:color w:val="25634B"/>
-          <w:sz w:val="31"/>
-          <w:szCs w:val="31"/>
-        </w:rPr>
-        <w:t>11. 哮天犬电子栅栏模块</w:t>
-      </w:r>
-      <w:bookmarkEnd w:id="38"/>
+      <w:bookmarkStart w:id="3038" w:name="_TechToc38"/>
+      <w:r>
+        <w:t>11. 啸天红外围界模块</w:t>
+      </w:r>
+      <w:bookmarkEnd w:id="3038"/>
+    </w:p>
+    <w:p>
+      <w:pPr>
+        <w:keepNext/>
+        <w:spacing w:before="100" w:after="40"/>
+        <w:jc w:val="center"/>
+      </w:pPr>
+      <w:r/>
     </w:p>
     <w:p>
       <w:pPr>
@@ -9142,11 +8360,43 @@
         <w:spacing w:before="100" w:after="60"/>
         <w:jc w:val="center"/>
       </w:pPr>
+      <w:r/>
+    </w:p>
+    <w:p>
+      <w:pPr>
+        <w:keepNext/>
+        <w:spacing w:before="100" w:after="60"/>
+        <w:jc w:val="center"/>
+      </w:pPr>
+      <w:r/>
+    </w:p>
+    <w:p>
+      <w:pPr>
+        <w:keepNext/>
+        <w:spacing w:before="100" w:after="60"/>
+        <w:jc w:val="center"/>
+      </w:pPr>
+      <w:r/>
+    </w:p>
+    <w:p>
+      <w:pPr>
+        <w:keepNext/>
+        <w:spacing w:before="100" w:after="60"/>
+        <w:jc w:val="center"/>
+      </w:pPr>
+      <w:r/>
+    </w:p>
+    <w:p>
+      <w:pPr>
+        <w:keepNext/>
+        <w:spacing w:before="100" w:after="60"/>
+        <w:jc w:val="center"/>
+      </w:pPr>
       <w:r>
         <w:drawing>
           <wp:inline xmlns:a="http://schemas.openxmlformats.org/drawingml/2006/main" xmlns:pic="http://schemas.openxmlformats.org/drawingml/2006/picture">
-            <wp:extent cx="5806440" cy="3311414"/>
-            <wp:docPr id="5" name="Picture 5"/>
+            <wp:extent cx="5623560" cy="3207117"/>
+            <wp:docPr id="6" name="Picture 6"/>
             <wp:cNvGraphicFramePr>
               <a:graphicFrameLocks noChangeAspect="1"/>
             </wp:cNvGraphicFramePr>
@@ -9158,7 +8408,7 @@
                     <pic:cNvPicPr/>
                   </pic:nvPicPr>
                   <pic:blipFill>
-                    <a:blip r:embed="rId13"/>
+                    <a:blip r:embed="rId18"/>
                     <a:stretch>
                       <a:fillRect/>
                     </a:stretch>
@@ -9166,7 +8416,7 @@
                   <pic:spPr>
                     <a:xfrm>
                       <a:off x="0" y="0"/>
-                      <a:ext cx="5806440" cy="3311414"/>
+                      <a:ext cx="5623560" cy="3207117"/>
                     </a:xfrm>
                     <a:prstGeom prst="rect"/>
                   </pic:spPr>
@@ -9179,8 +8429,7 @@
     </w:p>
     <w:p>
       <w:pPr>
-        <w:keepLines/>
-        <w:spacing w:after="200"/>
+        <w:spacing w:after="180"/>
         <w:jc w:val="center"/>
       </w:pPr>
       <w:r>
@@ -9190,8 +8439,16 @@
           <w:color w:val="617166"/>
           <w:sz w:val="17"/>
         </w:rPr>
-        <w:t>图 5｜双束主动对射红外逻辑示意；不代表实测距离或接线。</w:t>
-      </w:r>
+        <w:t>图 5｜单线、门口双线测速、折线/闭合围界分模式；逻辑示意，不是接线图。</w:t>
+      </w:r>
+    </w:p>
+    <w:p>
+      <w:pPr>
+        <w:keepNext/>
+        <w:spacing w:before="100" w:after="60"/>
+        <w:jc w:val="center"/>
+      </w:pPr>
+      <w:r/>
     </w:p>
     <w:p>
       <w:pPr>
@@ -9203,67 +8460,12 @@
     </w:p>
     <w:p>
       <w:pPr>
-        <w:spacing w:after="150"/>
-        <w:jc w:val="center"/>
-      </w:pPr>
-      <w:r>
-        <w:rPr>
-          <w:rFonts w:ascii="Noto Sans CJK SC" w:cs="Noto Sans CJK SC" w:eastAsia="Noto Sans CJK SC" w:hAnsi="Noto Sans CJK SC"/>
-          <w:b w:val="false"/>
-          <w:bCs w:val="false"/>
-          <w:i/>
-          <w:iCs/>
-          <w:color w:val="617166"/>
-          <w:sz w:val="17"/>
-          <w:szCs w:val="17"/>
-        </w:rPr>
-        <w:t>图 5｜主动对射红外的逻辑示意。未表示真实引脚、传感器型号、距离或实测性能。</w:t>
-      </w:r>
-    </w:p>
-    <w:p>
-      <w:pPr>
         <w:keepNext w:val="false"/>
         <w:spacing w:after="115" w:before="0" w:line="300"/>
         <w:jc w:val="left"/>
       </w:pPr>
       <w:r>
-        <w:rPr>
-          <w:rFonts w:ascii="Noto Sans CJK SC" w:cs="Noto Sans CJK SC" w:eastAsia="Noto Sans CJK SC" w:hAnsi="Noto Sans CJK SC"/>
-          <w:b w:val="false"/>
-          <w:bCs w:val="false"/>
-          <w:i w:val="false"/>
-          <w:iCs w:val="false"/>
-          <w:color w:val="183329"/>
-          <w:sz w:val="20"/>
-          <w:szCs w:val="20"/>
-        </w:rPr>
-        <w:t xml:space="preserve">本节把外部 </w:t>
-      </w:r>
-      <w:r>
-        <w:rPr>
-          <w:rFonts w:ascii="Noto Sans CJK SC" w:cs="Noto Sans CJK SC" w:eastAsia="Noto Sans CJK SC" w:hAnsi="Noto Sans CJK SC"/>
-          <w:b/>
-          <w:bCs/>
-          <w:i w:val="false"/>
-          <w:iCs w:val="false"/>
-          <w:color w:val="25634B"/>
-          <w:sz w:val="20"/>
-          <w:szCs w:val="20"/>
-        </w:rPr>
-        <w:t>DEVELOPMENT-NOTES.md</w:t>
-      </w:r>
-      <w:r>
-        <w:rPr>
-          <w:rFonts w:ascii="Noto Sans CJK SC" w:cs="Noto Sans CJK SC" w:eastAsia="Noto Sans CJK SC" w:hAnsi="Noto Sans CJK SC"/>
-          <w:b w:val="false"/>
-          <w:bCs w:val="false"/>
-          <w:i w:val="false"/>
-          <w:iCs w:val="false"/>
-          <w:color w:val="183329"/>
-          <w:sz w:val="20"/>
-          <w:szCs w:val="20"/>
-        </w:rPr>
-        <w:t xml:space="preserve"> 需求纳入总体规划。该交接文件表述：尚未采购硬件、尚未初始化固件；以下为需求草案，不是已完成能力。</w:t>
+        <w:t>本节依据 gggitj/ESP-Modular-Terminal-Service 的 module-devkit/examples/xiaotian/DEVELOPMENT-NOTES.md 和 PROTOTYPE-PLAN.md（main 16aebdd）更新；当前仍为设计准备，不是已实现功能。旧名“哮天犬”已由仓库最新需求更新为“啸天”。</w:t>
       </w:r>
     </w:p>
     <w:p>
@@ -9272,7 +8474,7 @@
         <w:keepNext/>
         <w:spacing w:after="120" w:before="220"/>
       </w:pPr>
-      <w:bookmarkStart w:name="_Toc39" w:id="39"/>
+      <w:bookmarkStart w:id="3039" w:name="_TechToc39"/>
       <w:r>
         <w:rPr>
           <w:rFonts w:ascii="Noto Sans CJK SC" w:cs="Noto Sans CJK SC" w:eastAsia="Noto Sans CJK SC" w:hAnsi="Noto Sans CJK SC"/>
@@ -9286,7 +8488,7 @@
         </w:rPr>
         <w:t>11.1 场景和传感器路线</w:t>
       </w:r>
-      <w:bookmarkEnd w:id="39"/>
+      <w:bookmarkEnd w:id="3039"/>
     </w:p>
     <w:p>
       <w:pPr>
@@ -9295,17 +8497,7 @@
         <w:jc w:val="left"/>
       </w:pPr>
       <w:r>
-        <w:rPr>
-          <w:rFonts w:ascii="Noto Sans CJK SC" w:cs="Noto Sans CJK SC" w:eastAsia="Noto Sans CJK SC" w:hAnsi="Noto Sans CJK SC"/>
-          <w:b w:val="false"/>
-          <w:bCs w:val="false"/>
-          <w:i w:val="false"/>
-          <w:iCs w:val="false"/>
-          <w:color w:val="183329"/>
-          <w:sz w:val="20"/>
-          <w:szCs w:val="20"/>
-        </w:rPr>
-        <w:t>哮天犬目标是在野外/半户外建立“红外报警线”，检测遮挡、穿越或异常断线，将状态显示到 Pi/Orange Pi。告警首期仅终端显示，不增加蜂鸣器、继电器或远程推送。</w:t>
+        <w:t>产品正式名为“啸天”。最终目标是可调间距/形状的红外围界：家门口通行方向/平均速度估算，以及户外直线、折线、闭合区域的分段告警。10×10 m 仅为场景参考；首轮门口/走廊约 3–5 m 是试验距离，不是产品最大覆盖。立柱独立选配。当前仍未采购、接线、烧录或完成实测。</w:t>
       </w:r>
     </w:p>
     <w:p>
@@ -9315,7 +8507,7 @@
         <w:jc w:val="left"/>
       </w:pPr>
       <w:r>
-        <w:t>首选：工业/户外主动对射红外发射端 + 接收端。安装环境已答为室内/半户外/户外混合且未定型；暂按半户外风险筛选器件，但不先锁 IP 等级。按 3–5 m 目标距离留出余量，并考虑日晒、雨雾、灰尘、偏移和安装。优先选择输出定义清楚的干接点/开集电极/数字输出，以及户外防护、对准指示和灵敏度配置。 哮天犬首期数量已确认按双束规划；双束状态/遮挡组合需分别采集，是否用于方向判断尚待确认。</w:t>
+        <w:t>技术路线优先主动对射红外。首轮两对探头 + 一块现有 ESP32 集中采集两路，允许必要低压线，不要求探头独立无线。目标对象为人员及猫/小型犬，低误报优先；两侧近地可固定，需兼容屋檐遮挡与直接日晒/雨淋。优先明确规格的户外对射器件及干接点输出；最终型号、IP 等级、束高/间距依手册与试装确定，GPIO 不写死。</w:t>
       </w:r>
     </w:p>
     <w:p>
@@ -9325,17 +8517,7 @@
         <w:jc w:val="left"/>
       </w:pPr>
       <w:r>
-        <w:rPr>
-          <w:rFonts w:ascii="Noto Sans CJK SC" w:cs="Noto Sans CJK SC" w:eastAsia="Noto Sans CJK SC" w:hAnsi="Noto Sans CJK SC"/>
-          <w:b w:val="false"/>
-          <w:bCs w:val="false"/>
-          <w:i w:val="false"/>
-          <w:iCs w:val="false"/>
-          <w:color w:val="183329"/>
-          <w:sz w:val="20"/>
-          <w:szCs w:val="20"/>
-        </w:rPr>
-        <w:t>裸 IR LED + 接收管适合作桌面底层实验，不建议作为首个野外交付；强阳光、调制解调、遮光、防雨及对准都增加风险。反射红外和 PIR 可作辅助，不是明确长距离边界光束的首选。</w:t>
+        <w:t>两对探头可重布置为单线告警、门口平行双线测速组或相邻折线；同一 ESP32 用同一单调时钟。围界模式每段独立，任一已布防段触发告警；门口模式仅对有效 A→B/B→A 配对输出方向与区间平均速度。方向测速与围界告警是不同模式，不以任意边事件差测速。</w:t>
       </w:r>
     </w:p>
     <w:p>
@@ -9344,7 +8526,7 @@
         <w:keepNext/>
         <w:spacing w:after="120" w:before="220"/>
       </w:pPr>
-      <w:bookmarkStart w:name="_Toc40" w:id="40"/>
+      <w:bookmarkStart w:id="3040" w:name="_TechToc40"/>
       <w:r>
         <w:rPr>
           <w:rFonts w:ascii="Noto Sans CJK SC" w:cs="Noto Sans CJK SC" w:eastAsia="Noto Sans CJK SC" w:hAnsi="Noto Sans CJK SC"/>
@@ -9358,7 +8540,7 @@
         </w:rPr>
         <w:t>11.2 电气与供电原则</w:t>
       </w:r>
-      <w:bookmarkEnd w:id="40"/>
+      <w:bookmarkEnd w:id="3040"/>
     </w:p>
     <w:p>
       <w:pPr>
@@ -9467,17 +8649,7 @@
         <w:ind w:left="420" w:hanging="220"/>
       </w:pPr>
       <w:r>
-        <w:rPr>
-          <w:rFonts w:ascii="Noto Sans CJK SC" w:cs="Noto Sans CJK SC" w:eastAsia="Noto Sans CJK SC" w:hAnsi="Noto Sans CJK SC"/>
-          <w:b w:val="false"/>
-          <w:bCs w:val="false"/>
-          <w:i w:val="false"/>
-          <w:iCs w:val="false"/>
-          <w:color w:val="183329"/>
-          <w:sz w:val="19"/>
-          <w:szCs w:val="19"/>
-        </w:rPr>
-        <w:t>直接供电与独立电池分开评估；当前不承诺续航。测量 ESP、发射/接收端、隔离电路、无线峰值电流及实测运行时间。</w:t>
+        <w:t>首轮集中采集/集中供电优先；探头是否最终独立供电或无线回传仍待决定。可用低压线给两端共供电，不要求每端各自配电池。记录 ESP、两对发射/接收端、接口/稳压与无线峰值电流；续航只按实测报告。</w:t>
       </w:r>
     </w:p>
     <w:p>
@@ -9491,7 +8663,7 @@
         <w:ind w:left="420" w:hanging="220"/>
       </w:pPr>
       <w:r>
-        <w:t>GPIO、传感器型号、供电电压、module ID、距离与安装高度都待硬件/场景确认；禁止预先写死 GPIO。 安装已确认可在通道两侧靠近地面固定；实际两束高度/间距用可调支架试装后决定。</w:t>
+        <w:t>传感器型号、实际 GPIO、供电电压和光学间距仍待器件/样机确定；禁止预先写死 GPIO。两侧近地安装已确认，可调支架试装后记录实际束高/间距；封装和立柱附件按现场外形另定。</w:t>
       </w:r>
     </w:p>
     <w:p>
@@ -9500,7 +8672,7 @@
         <w:keepNext/>
         <w:spacing w:after="120" w:before="220"/>
       </w:pPr>
-      <w:bookmarkStart w:name="_Toc41" w:id="41"/>
+      <w:bookmarkStart w:id="3041" w:name="_TechToc41"/>
       <w:r>
         <w:rPr>
           <w:rFonts w:ascii="Noto Sans CJK SC" w:cs="Noto Sans CJK SC" w:eastAsia="Noto Sans CJK SC" w:hAnsi="Noto Sans CJK SC"/>
@@ -9514,7 +8686,7 @@
         </w:rPr>
         <w:t>11.3 最小功能范围</w:t>
       </w:r>
-      <w:bookmarkEnd w:id="41"/>
+      <w:bookmarkEnd w:id="3041"/>
     </w:p>
     <w:p>
       <w:pPr>
@@ -9527,7 +8699,7 @@
         <w:ind w:left="420" w:hanging="220"/>
       </w:pPr>
       <w:r>
-        <w:t>状态：双束状态、遮挡/报警、传感器离线、故障、未布防。</w:t>
+        <w:t>双模式语义已确认：围界模式每段独立报告，任一已布防边遮挡可告警；门口通行模式将两条平行检测线 A/B 作为专用测速组，只有有效时序配对才生成方向和平均速度。不能统一要求所有围界的两束同时遮挡，也不能以任意相邻折线事件差测速。</w:t>
       </w:r>
     </w:p>
     <w:p>
@@ -9708,7 +8880,7 @@
         <w:keepNext/>
         <w:spacing w:after="120" w:before="220"/>
       </w:pPr>
-      <w:bookmarkStart w:name="_Toc42" w:id="42"/>
+      <w:bookmarkStart w:id="3042" w:name="_TechToc42"/>
       <w:r>
         <w:rPr>
           <w:rFonts w:ascii="Noto Sans CJK SC" w:cs="Noto Sans CJK SC" w:eastAsia="Noto Sans CJK SC" w:hAnsi="Noto Sans CJK SC"/>
@@ -9722,7 +8894,259 @@
         </w:rPr>
         <w:t>11.4 数据协议建议修正</w:t>
       </w:r>
-      <w:bookmarkEnd w:id="42"/>
+      <w:bookmarkEnd w:id="3042"/>
+    </w:p>
+    <w:p>
+      <w:pPr>
+        <w:spacing w:after="120" w:line="269" w:lineRule="auto"/>
+      </w:pPr>
+      <w:r>
+        <w:t>新执行清单把一对发射/接收头定义为一条独立光路；商品内部“多光束”若只给一路汇总输出，仍只算一个可读检测段。首轮两对探头在单线/测速/折线模式间重布置；闭合区域需按边数增加光路。</w:t>
+      </w:r>
+    </w:p>
+    <w:tbl>
+      <w:tblPr>
+        <w:tblW w:type="auto" w:w="0"/>
+        <w:tblLayout w:type="fixed"/>
+        <w:tblLook w:firstColumn="1" w:firstRow="1" w:lastColumn="0" w:lastRow="0" w:noHBand="0" w:noVBand="1" w:val="04A0"/>
+      </w:tblPr>
+      <w:tblGrid>
+        <w:gridCol w:w="3302"/>
+        <w:gridCol w:w="3302"/>
+        <w:gridCol w:w="3302"/>
+      </w:tblGrid>
+      <w:tr>
+        <w:tc>
+          <w:tcPr>
+            <w:tcW w:type="dxa" w:w="1800"/>
+            <w:vAlign w:val="center"/>
+            <w:shd w:fill="25634B"/>
+          </w:tcPr>
+          <w:p>
+            <w:r>
+              <w:t>模式</w:t>
+            </w:r>
+          </w:p>
+        </w:tc>
+        <w:tc>
+          <w:tcPr>
+            <w:tcW w:type="dxa" w:w="3600"/>
+            <w:vAlign w:val="center"/>
+            <w:shd w:fill="25634B"/>
+          </w:tcPr>
+          <w:p>
+            <w:r>
+              <w:t>拓扑</w:t>
+            </w:r>
+          </w:p>
+        </w:tc>
+        <w:tc>
+          <w:tcPr>
+            <w:tcW w:type="dxa" w:w="4824"/>
+            <w:vAlign w:val="center"/>
+            <w:shd w:fill="25634B"/>
+          </w:tcPr>
+          <w:p>
+            <w:r>
+              <w:t>算法/输出边界</w:t>
+            </w:r>
+          </w:p>
+        </w:tc>
+      </w:tr>
+      <w:tr>
+        <w:tc>
+          <w:tcPr>
+            <w:tcW w:type="dxa" w:w="1800"/>
+            <w:vAlign w:val="center"/>
+            <w:shd w:fill="FFFFFF"/>
+          </w:tcPr>
+          <w:p>
+            <w:r>
+              <w:t>单线告警</w:t>
+            </w:r>
+          </w:p>
+        </w:tc>
+        <w:tc>
+          <w:tcPr>
+            <w:tcW w:type="dxa" w:w="3600"/>
+            <w:vAlign w:val="center"/>
+            <w:shd w:fill="FFFFFF"/>
+          </w:tcPr>
+          <w:p>
+            <w:r>
+              <w:t>一对探头 / 一段</w:t>
+            </w:r>
+          </w:p>
+        </w:tc>
+        <w:tc>
+          <w:tcPr>
+            <w:tcW w:type="dxa" w:w="4824"/>
+            <w:vAlign w:val="center"/>
+            <w:shd w:fill="FFFFFF"/>
+          </w:tcPr>
+          <w:p>
+            <w:r>
+              <w:t>遮挡、恢复、触发时间、布防/撤防；用于先验证稳定输入。</w:t>
+            </w:r>
+          </w:p>
+        </w:tc>
+      </w:tr>
+      <w:tr>
+        <w:tc>
+          <w:tcPr>
+            <w:tcW w:type="dxa" w:w="1800"/>
+            <w:vAlign w:val="center"/>
+            <w:shd w:fill="F1F5F0"/>
+          </w:tcPr>
+          <w:p>
+            <w:r>
+              <w:t>门口通行</w:t>
+            </w:r>
+          </w:p>
+        </w:tc>
+        <w:tc>
+          <w:tcPr>
+            <w:tcW w:type="dxa" w:w="3600"/>
+            <w:vAlign w:val="center"/>
+            <w:shd w:fill="F1F5F0"/>
+          </w:tcPr>
+          <w:p>
+            <w:r>
+              <w:t>两条平行线 A/B；同 ESP32、同一单调时钟</w:t>
+            </w:r>
+          </w:p>
+        </w:tc>
+        <w:tc>
+          <w:tcPr>
+            <w:tcW w:type="dxa" w:w="4824"/>
+            <w:vAlign w:val="center"/>
+            <w:shd w:fill="F1F5F0"/>
+          </w:tcPr>
+          <w:p>
+            <w:r>
+              <w:t>同一有效通行 A→B/B→A 判进入/离开；v=d/|tB−tA| 是垂直间距 d 上的区间平均速度估算，不是瞬时速度。</w:t>
+            </w:r>
+          </w:p>
+        </w:tc>
+      </w:tr>
+      <w:tr>
+        <w:tc>
+          <w:tcPr>
+            <w:tcW w:type="dxa" w:w="1800"/>
+            <w:vAlign w:val="center"/>
+            <w:shd w:fill="FFFFFF"/>
+          </w:tcPr>
+          <w:p>
+            <w:r>
+              <w:t>折线/开放围界</w:t>
+            </w:r>
+          </w:p>
+        </w:tc>
+        <w:tc>
+          <w:tcPr>
+            <w:tcW w:type="dxa" w:w="3600"/>
+            <w:vAlign w:val="center"/>
+            <w:shd w:fill="FFFFFF"/>
+          </w:tcPr>
+          <w:p>
+            <w:r>
+              <w:t>多段首尾按场地组合，各段有独立 segment_id</w:t>
+            </w:r>
+          </w:p>
+        </w:tc>
+        <w:tc>
+          <w:tcPr>
+            <w:tcW w:type="dxa" w:w="4824"/>
+            <w:vAlign w:val="center"/>
+            <w:shd w:fill="FFFFFF"/>
+          </w:tcPr>
+          <w:p>
+            <w:r>
+              <w:t>逐边告警与事件顺序；不从任意相邻折线的时间差测速。</w:t>
+            </w:r>
+          </w:p>
+        </w:tc>
+      </w:tr>
+      <w:tr>
+        <w:tc>
+          <w:tcPr>
+            <w:tcW w:type="dxa" w:w="1800"/>
+            <w:vAlign w:val="center"/>
+            <w:shd w:fill="F1F5F0"/>
+          </w:tcPr>
+          <w:p>
+            <w:r>
+              <w:t>闭合区域</w:t>
+            </w:r>
+          </w:p>
+        </w:tc>
+        <w:tc>
+          <w:tcPr>
+            <w:tcW w:type="dxa" w:w="3600"/>
+            <w:vAlign w:val="center"/>
+            <w:shd w:fill="F1F5F0"/>
+          </w:tcPr>
+          <w:p>
+            <w:r>
+              <w:t>闭合三角形至少三段、四边形至少四段</w:t>
+            </w:r>
+          </w:p>
+        </w:tc>
+        <w:tc>
+          <w:tcPr>
+            <w:tcW w:type="dxa" w:w="4824"/>
+            <w:vAlign w:val="center"/>
+            <w:shd w:fill="F1F5F0"/>
+          </w:tcPr>
+          <w:p>
+            <w:r>
+              <w:t>两对原型不能覆盖 10×10 m 全开放矩形；需按实际边数增配光路。</w:t>
+            </w:r>
+          </w:p>
+        </w:tc>
+      </w:tr>
+    </w:tbl>
+    <w:p/>
+    <w:p>
+      <w:pPr>
+        <w:spacing w:after="100"/>
+      </w:pPr>
+      <w:r>
+        <w:t>示意 schema（非冻结字段，单调时间只在同一 boot_id 内比较）：</w:t>
+      </w:r>
+    </w:p>
+    <w:p>
+      <w:pPr>
+        <w:spacing w:after="140"/>
+        <w:ind w:left="200"/>
+      </w:pPr>
+      <w:r>
+        <w:rPr>
+          <w:rFonts w:ascii="Noto Sans Mono" w:hAnsi="Noto Sans Mono"/>
+          <w:sz w:val="16"/>
+        </w:rPr>
+        <w:t>{</w:t>
+        <w:br/>
+        <w:t xml:space="preserve">  "schema": "xiaotian.v2",</w:t>
+        <w:br/>
+        <w:t xml:space="preserve">  "mode": "passage",</w:t>
+        <w:br/>
+        <w:t xml:space="preserve">  "event_id": "boot-id:42",</w:t>
+        <w:br/>
+        <w:t xml:space="preserve">  "clock": {"boot_id": "...", "sample_ms": 1480},</w:t>
+        <w:br/>
+        <w:t xml:space="preserve">  "segments": [</w:t>
+        <w:br/>
+        <w:t xml:space="preserve">    {"segment_id": "A", "edge": "blocked", "sample_ms": 1000},</w:t>
+        <w:br/>
+        <w:t xml:space="preserve">    {"segment_id": "B", "edge": "blocked", "sample_ms": 1480}</w:t>
+        <w:br/>
+        <w:t xml:space="preserve">  ],</w:t>
+        <w:br/>
+        <w:t xml:space="preserve">  "passage": {"direction": "in", "mean_speed_m_s": null, "validity": "uncalibrated"}</w:t>
+        <w:br/>
+        <w:t>}</w:t>
+      </w:r>
     </w:p>
     <w:p>
       <w:pPr>
@@ -9731,367 +9155,7 @@
         <w:jc w:val="left"/>
       </w:pPr>
       <w:r>
-        <w:rPr>
-          <w:rFonts w:ascii="Noto Sans CJK SC" w:cs="Noto Sans CJK SC" w:eastAsia="Noto Sans CJK SC" w:hAnsi="Noto Sans CJK SC"/>
-          <w:b w:val="false"/>
-          <w:bCs w:val="false"/>
-          <w:i w:val="false"/>
-          <w:iCs w:val="false"/>
-          <w:color w:val="183329"/>
-          <w:sz w:val="20"/>
-          <w:szCs w:val="20"/>
-        </w:rPr>
-        <w:t xml:space="preserve">交接中的 </w:t>
-      </w:r>
-      <w:r>
-        <w:rPr>
-          <w:rFonts w:ascii="Noto Sans CJK SC" w:cs="Noto Sans CJK SC" w:eastAsia="Noto Sans CJK SC" w:hAnsi="Noto Sans CJK SC"/>
-          <w:b/>
-          <w:bCs/>
-          <w:i w:val="false"/>
-          <w:iCs w:val="false"/>
-          <w:color w:val="25634B"/>
-          <w:sz w:val="20"/>
-          <w:szCs w:val="20"/>
-        </w:rPr>
-        <w:t>xiaotianquan.v1</w:t>
-      </w:r>
-      <w:r>
-        <w:rPr>
-          <w:rFonts w:ascii="Noto Sans CJK SC" w:cs="Noto Sans CJK SC" w:eastAsia="Noto Sans CJK SC" w:hAnsi="Noto Sans CJK SC"/>
-          <w:b w:val="false"/>
-          <w:bCs w:val="false"/>
-          <w:i w:val="false"/>
-          <w:iCs w:val="false"/>
-          <w:color w:val="183329"/>
-          <w:sz w:val="20"/>
-          <w:szCs w:val="20"/>
-        </w:rPr>
-        <w:t xml:space="preserve"> 字段草案可作为讨论起点，但不应直接照搬原始 </w:t>
-      </w:r>
-      <w:r>
-        <w:rPr>
-          <w:rFonts w:ascii="Noto Sans CJK SC" w:cs="Noto Sans CJK SC" w:eastAsia="Noto Sans CJK SC" w:hAnsi="Noto Sans CJK SC"/>
-          <w:b/>
-          <w:bCs/>
-          <w:i w:val="false"/>
-          <w:iCs w:val="false"/>
-          <w:color w:val="25634B"/>
-          <w:sz w:val="20"/>
-          <w:szCs w:val="20"/>
-        </w:rPr>
-        <w:t>input_level</w:t>
-      </w:r>
-      <w:r>
-        <w:rPr>
-          <w:rFonts w:ascii="Noto Sans CJK SC" w:cs="Noto Sans CJK SC" w:eastAsia="Noto Sans CJK SC" w:hAnsi="Noto Sans CJK SC"/>
-          <w:b w:val="false"/>
-          <w:bCs w:val="false"/>
-          <w:i w:val="false"/>
-          <w:iCs w:val="false"/>
-          <w:color w:val="183329"/>
-          <w:sz w:val="20"/>
-          <w:szCs w:val="20"/>
-        </w:rPr>
-        <w:t xml:space="preserve"> 作为默认遥测：它暴露不必要调试信息，也可能把布线细节固定为产品协议。建议业务 schema 至少包括：</w:t>
-      </w:r>
-    </w:p>
-    <w:p>
-      <w:pPr>
-        <w:shd w:fill="F1F4F0" w:val="clear"/>
-        <w:spacing w:after="12" w:before="0" w:line="250"/>
-        <w:ind w:left="180"/>
-      </w:pPr>
-      <w:r>
-        <w:rPr>
-          <w:rFonts w:ascii="Noto Sans CJK SC" w:cs="Noto Sans CJK SC" w:eastAsia="Noto Sans CJK SC" w:hAnsi="Noto Sans CJK SC"/>
-          <w:b w:val="false"/>
-          <w:bCs w:val="false"/>
-          <w:i w:val="false"/>
-          <w:iCs w:val="false"/>
-          <w:color w:val="365343"/>
-          <w:sz w:val="16"/>
-          <w:szCs w:val="16"/>
-        </w:rPr>
-        <w:t>{</w:t>
-      </w:r>
-    </w:p>
-    <w:p>
-      <w:pPr>
-        <w:shd w:fill="F1F4F0" w:val="clear"/>
-        <w:spacing w:after="12" w:before="0" w:line="250"/>
-        <w:ind w:left="180"/>
-      </w:pPr>
-      <w:r>
-        <w:rPr>
-          <w:rFonts w:ascii="Noto Sans CJK SC" w:cs="Noto Sans CJK SC" w:eastAsia="Noto Sans CJK SC" w:hAnsi="Noto Sans CJK SC"/>
-          <w:b w:val="false"/>
-          <w:bCs w:val="false"/>
-          <w:i w:val="false"/>
-          <w:iCs w:val="false"/>
-          <w:color w:val="365343"/>
-          <w:sz w:val="16"/>
-          <w:szCs w:val="16"/>
-        </w:rPr>
-        <w:t xml:space="preserve">  "schema": "xiaotianquan.v1",</w:t>
-      </w:r>
-    </w:p>
-    <w:p>
-      <w:pPr>
-        <w:shd w:fill="F1F4F0" w:val="clear"/>
-        <w:spacing w:after="12" w:before="0" w:line="250"/>
-        <w:ind w:left="180"/>
-      </w:pPr>
-      <w:r>
-        <w:rPr>
-          <w:rFonts w:ascii="Noto Sans CJK SC" w:cs="Noto Sans CJK SC" w:eastAsia="Noto Sans CJK SC" w:hAnsi="Noto Sans CJK SC"/>
-          <w:b w:val="false"/>
-          <w:bCs w:val="false"/>
-          <w:i w:val="false"/>
-          <w:iCs w:val="false"/>
-          <w:color w:val="365343"/>
-          <w:sz w:val="16"/>
-          <w:szCs w:val="16"/>
-        </w:rPr>
-        <w:t xml:space="preserve">  "event_id": 42,</w:t>
-      </w:r>
-    </w:p>
-    <w:p>
-      <w:pPr>
-        <w:shd w:fill="F1F4F0" w:val="clear"/>
-        <w:spacing w:after="12" w:before="0" w:line="250"/>
-        <w:ind w:left="180"/>
-      </w:pPr>
-      <w:r>
-        <w:rPr>
-          <w:rFonts w:ascii="Noto Sans CJK SC" w:cs="Noto Sans CJK SC" w:eastAsia="Noto Sans CJK SC" w:hAnsi="Noto Sans CJK SC"/>
-          <w:b w:val="false"/>
-          <w:bCs w:val="false"/>
-          <w:i w:val="false"/>
-          <w:iCs w:val="false"/>
-          <w:color w:val="365343"/>
-          <w:sz w:val="16"/>
-          <w:szCs w:val="16"/>
-        </w:rPr>
-        <w:t xml:space="preserve">  "armed": true,</w:t>
-      </w:r>
-    </w:p>
-    <w:p>
-      <w:pPr>
-        <w:shd w:fill="F1F4F0" w:val="clear"/>
-        <w:spacing w:after="12" w:before="0" w:line="250"/>
-        <w:ind w:left="180"/>
-      </w:pPr>
-      <w:r>
-        <w:rPr>
-          <w:rFonts w:ascii="Noto Sans CJK SC" w:cs="Noto Sans CJK SC" w:eastAsia="Noto Sans CJK SC" w:hAnsi="Noto Sans CJK SC"/>
-          <w:b w:val="false"/>
-          <w:bCs w:val="false"/>
-          <w:i w:val="false"/>
-          <w:iCs w:val="false"/>
-          <w:color w:val="365343"/>
-          <w:sz w:val="16"/>
-          <w:szCs w:val="16"/>
-        </w:rPr>
-        <w:t xml:space="preserve">  "beam_state": "clear",</w:t>
-      </w:r>
-    </w:p>
-    <w:p>
-      <w:pPr>
-        <w:shd w:fill="F1F4F0" w:val="clear"/>
-        <w:spacing w:after="12" w:before="0" w:line="250"/>
-        <w:ind w:left="180"/>
-      </w:pPr>
-      <w:r>
-        <w:rPr>
-          <w:rFonts w:ascii="Noto Sans CJK SC" w:cs="Noto Sans CJK SC" w:eastAsia="Noto Sans CJK SC" w:hAnsi="Noto Sans CJK SC"/>
-          <w:b w:val="false"/>
-          <w:bCs w:val="false"/>
-          <w:i w:val="false"/>
-          <w:iCs w:val="false"/>
-          <w:color w:val="365343"/>
-          <w:sz w:val="16"/>
-          <w:szCs w:val="16"/>
-        </w:rPr>
-        <w:t xml:space="preserve">  "alarm": false,</w:t>
-      </w:r>
-    </w:p>
-    <w:p>
-      <w:pPr>
-        <w:shd w:fill="F1F4F0" w:val="clear"/>
-        <w:spacing w:after="12" w:before="0" w:line="250"/>
-        <w:ind w:left="180"/>
-      </w:pPr>
-      <w:r>
-        <w:rPr>
-          <w:rFonts w:ascii="Noto Sans CJK SC" w:cs="Noto Sans CJK SC" w:eastAsia="Noto Sans CJK SC" w:hAnsi="Noto Sans CJK SC"/>
-          <w:b w:val="false"/>
-          <w:bCs w:val="false"/>
-          <w:i w:val="false"/>
-          <w:iCs w:val="false"/>
-          <w:color w:val="365343"/>
-          <w:sz w:val="16"/>
-          <w:szCs w:val="16"/>
-        </w:rPr>
-        <w:t xml:space="preserve">  "sensor_valid": true,</w:t>
-      </w:r>
-    </w:p>
-    <w:p>
-      <w:pPr>
-        <w:shd w:fill="F1F4F0" w:val="clear"/>
-        <w:spacing w:after="12" w:before="0" w:line="250"/>
-        <w:ind w:left="180"/>
-      </w:pPr>
-      <w:r>
-        <w:rPr>
-          <w:rFonts w:ascii="Noto Sans CJK SC" w:cs="Noto Sans CJK SC" w:eastAsia="Noto Sans CJK SC" w:hAnsi="Noto Sans CJK SC"/>
-          <w:b w:val="false"/>
-          <w:bCs w:val="false"/>
-          <w:i w:val="false"/>
-          <w:iCs w:val="false"/>
-          <w:color w:val="365343"/>
-          <w:sz w:val="16"/>
-          <w:szCs w:val="16"/>
-        </w:rPr>
-        <w:t xml:space="preserve">  "fault": null,</w:t>
-      </w:r>
-    </w:p>
-    <w:p>
-      <w:pPr>
-        <w:shd w:fill="F1F4F0" w:val="clear"/>
-        <w:spacing w:after="12" w:before="0" w:line="250"/>
-        <w:ind w:left="180"/>
-      </w:pPr>
-      <w:r>
-        <w:rPr>
-          <w:rFonts w:ascii="Noto Sans CJK SC" w:cs="Noto Sans CJK SC" w:eastAsia="Noto Sans CJK SC" w:hAnsi="Noto Sans CJK SC"/>
-          <w:b w:val="false"/>
-          <w:bCs w:val="false"/>
-          <w:i w:val="false"/>
-          <w:iCs w:val="false"/>
-          <w:color w:val="365343"/>
-          <w:sz w:val="16"/>
-          <w:szCs w:val="16"/>
-        </w:rPr>
-        <w:t xml:space="preserve">  "trigger_count": 0,</w:t>
-      </w:r>
-    </w:p>
-    <w:p>
-      <w:pPr>
-        <w:shd w:fill="F1F4F0" w:val="clear"/>
-        <w:spacing w:after="12" w:before="0" w:line="250"/>
-        <w:ind w:left="180"/>
-      </w:pPr>
-      <w:r>
-        <w:rPr>
-          <w:rFonts w:ascii="Noto Sans CJK SC" w:cs="Noto Sans CJK SC" w:eastAsia="Noto Sans CJK SC" w:hAnsi="Noto Sans CJK SC"/>
-          <w:b w:val="false"/>
-          <w:bCs w:val="false"/>
-          <w:i w:val="false"/>
-          <w:iCs w:val="false"/>
-          <w:color w:val="365343"/>
-          <w:sz w:val="16"/>
-          <w:szCs w:val="16"/>
-        </w:rPr>
-        <w:t xml:space="preserve">  "sample_age_ms": 0,</w:t>
-      </w:r>
-    </w:p>
-    <w:p>
-      <w:pPr>
-        <w:shd w:fill="F1F4F0" w:val="clear"/>
-        <w:spacing w:after="12" w:before="0" w:line="250"/>
-        <w:ind w:left="180"/>
-      </w:pPr>
-      <w:r>
-        <w:rPr>
-          <w:rFonts w:ascii="Noto Sans CJK SC" w:cs="Noto Sans CJK SC" w:eastAsia="Noto Sans CJK SC" w:hAnsi="Noto Sans CJK SC"/>
-          <w:b w:val="false"/>
-          <w:bCs w:val="false"/>
-          <w:i w:val="false"/>
-          <w:iCs w:val="false"/>
-          <w:color w:val="365343"/>
-          <w:sz w:val="16"/>
-          <w:szCs w:val="16"/>
-        </w:rPr>
-        <w:t xml:space="preserve">  "power_source": "direct",</w:t>
-      </w:r>
-    </w:p>
-    <w:p>
-      <w:pPr>
-        <w:shd w:fill="F1F4F0" w:val="clear"/>
-        <w:spacing w:after="12" w:before="0" w:line="250"/>
-        <w:ind w:left="180"/>
-      </w:pPr>
-      <w:r>
-        <w:rPr>
-          <w:rFonts w:ascii="Noto Sans CJK SC" w:cs="Noto Sans CJK SC" w:eastAsia="Noto Sans CJK SC" w:hAnsi="Noto Sans CJK SC"/>
-          <w:b w:val="false"/>
-          <w:bCs w:val="false"/>
-          <w:i w:val="false"/>
-          <w:iCs w:val="false"/>
-          <w:color w:val="365343"/>
-          <w:sz w:val="16"/>
-          <w:szCs w:val="16"/>
-        </w:rPr>
-        <w:t xml:space="preserve">  "battery_valid": false,</w:t>
-      </w:r>
-    </w:p>
-    <w:p>
-      <w:pPr>
-        <w:shd w:fill="F1F4F0" w:val="clear"/>
-        <w:spacing w:after="12" w:before="0" w:line="250"/>
-        <w:ind w:left="180"/>
-      </w:pPr>
-      <w:r>
-        <w:rPr>
-          <w:rFonts w:ascii="Noto Sans CJK SC" w:cs="Noto Sans CJK SC" w:eastAsia="Noto Sans CJK SC" w:hAnsi="Noto Sans CJK SC"/>
-          <w:b w:val="false"/>
-          <w:bCs w:val="false"/>
-          <w:i w:val="false"/>
-          <w:iCs w:val="false"/>
-          <w:color w:val="365343"/>
-          <w:sz w:val="16"/>
-          <w:szCs w:val="16"/>
-        </w:rPr>
-        <w:t xml:space="preserve">  "battery_pct": null</w:t>
-      </w:r>
-    </w:p>
-    <w:p>
-      <w:pPr>
-        <w:shd w:fill="F1F4F0" w:val="clear"/>
-        <w:spacing w:after="12" w:before="0" w:line="250"/>
-        <w:ind w:left="180"/>
-      </w:pPr>
-      <w:r>
-        <w:rPr>
-          <w:rFonts w:ascii="Noto Sans CJK SC" w:cs="Noto Sans CJK SC" w:eastAsia="Noto Sans CJK SC" w:hAnsi="Noto Sans CJK SC"/>
-          <w:b w:val="false"/>
-          <w:bCs w:val="false"/>
-          <w:i w:val="false"/>
-          <w:iCs w:val="false"/>
-          <w:color w:val="365343"/>
-          <w:sz w:val="16"/>
-          <w:szCs w:val="16"/>
-        </w:rPr>
-        <w:t>}</w:t>
-      </w:r>
-    </w:p>
-    <w:p>
-      <w:pPr>
-        <w:spacing w:after="85"/>
-      </w:pPr>
-      <w:r>
-        <w:rPr>
-          <w:rFonts w:ascii="Noto Sans CJK SC" w:cs="Noto Sans CJK SC" w:eastAsia="Noto Sans CJK SC" w:hAnsi="Noto Sans CJK SC"/>
-          <w:b w:val="false"/>
-          <w:bCs w:val="false"/>
-          <w:i w:val="false"/>
-          <w:iCs w:val="false"/>
-          <w:color w:val="183329"/>
-          <w:sz w:val="6"/>
-          <w:szCs w:val="6"/>
-        </w:rPr>
-        <w:t xml:space="preserve"> </w:t>
+        <w:t>每条分段事件携带 segment_id、event_id、edge/status、设备单调时间和 boot_id；Pi 另记接收时间。没有可信绝对时钟时不伪造日期时间。原始 GPIO/诊断信息仅在用户主动开启诊断视图时展示。</w:t>
       </w:r>
     </w:p>
     <w:p>
@@ -10101,63 +9165,7 @@
         <w:jc w:val="left"/>
       </w:pPr>
       <w:r>
-        <w:rPr>
-          <w:rFonts w:ascii="Noto Sans CJK SC" w:cs="Noto Sans CJK SC" w:eastAsia="Noto Sans CJK SC" w:hAnsi="Noto Sans CJK SC"/>
-          <w:b w:val="false"/>
-          <w:bCs w:val="false"/>
-          <w:i w:val="false"/>
-          <w:iCs w:val="false"/>
-          <w:color w:val="183329"/>
-          <w:sz w:val="20"/>
-          <w:szCs w:val="20"/>
-        </w:rPr>
-        <w:t>时间戳由终端接收并持久化；设备时间无可信同步时不宣称绝对时间准确。原始 GPIO/heartbeat 放进用户显式开启的诊断视图，避免日志输出高频详细状态。</w:t>
-      </w:r>
-    </w:p>
-    <w:p>
-      <w:pPr>
-        <w:keepNext w:val="false"/>
-        <w:spacing w:after="115" w:before="0" w:line="300"/>
-        <w:jc w:val="left"/>
-      </w:pPr>
-      <w:r>
-        <w:rPr>
-          <w:rFonts w:ascii="Noto Sans CJK SC" w:cs="Noto Sans CJK SC" w:eastAsia="Noto Sans CJK SC" w:hAnsi="Noto Sans CJK SC"/>
-          <w:b w:val="false"/>
-          <w:bCs w:val="false"/>
-          <w:i w:val="false"/>
-          <w:iCs w:val="false"/>
-          <w:color w:val="183329"/>
-          <w:sz w:val="20"/>
-          <w:szCs w:val="20"/>
-        </w:rPr>
-        <w:t>安全规则：状态报告经认证新协议传输；命令带 session、单调序号/请求 ID、范围和权限校验；撤销用户或断连后拒绝旧命令。</w:t>
-      </w:r>
-      <w:r>
-        <w:rPr>
-          <w:rFonts w:ascii="Noto Sans CJK SC" w:cs="Noto Sans CJK SC" w:eastAsia="Noto Sans CJK SC" w:hAnsi="Noto Sans CJK SC"/>
-          <w:b/>
-          <w:bCs/>
-          <w:i w:val="false"/>
-          <w:iCs w:val="false"/>
-          <w:color w:val="25634B"/>
-          <w:sz w:val="20"/>
-          <w:szCs w:val="20"/>
-        </w:rPr>
-        <w:t>set_armed</w:t>
-      </w:r>
-      <w:r>
-        <w:rPr>
-          <w:rFonts w:ascii="Noto Sans CJK SC" w:cs="Noto Sans CJK SC" w:eastAsia="Noto Sans CJK SC" w:hAnsi="Noto Sans CJK SC"/>
-          <w:b w:val="false"/>
-          <w:bCs w:val="false"/>
-          <w:i w:val="false"/>
-          <w:iCs w:val="false"/>
-          <w:color w:val="183329"/>
-          <w:sz w:val="20"/>
-          <w:szCs w:val="20"/>
-        </w:rPr>
-        <w:t xml:space="preserve"> 需显式授权并有状态确认；未知命令返回有界错误，不重启模块。</w:t>
+        <w:t>业务告警仍走固定认证 BLE/LAN 数据面，LinkIt/PBR 只承载控制和桥板事件。命令参数范围校验、session/sequence 去重、按当前用户能力授权；未知命令有界拒绝，不重启模块。测速组的 A/B 边沿用同 ESP 单调时钟，终端接收时间不参与速度计算。</w:t>
       </w:r>
     </w:p>
     <w:p>
@@ -10166,7 +9174,7 @@
         <w:keepNext/>
         <w:spacing w:after="120" w:before="220"/>
       </w:pPr>
-      <w:bookmarkStart w:name="_Toc43" w:id="43"/>
+      <w:bookmarkStart w:id="3043" w:name="_TechToc43"/>
       <w:r>
         <w:rPr>
           <w:rFonts w:ascii="Noto Sans CJK SC" w:cs="Noto Sans CJK SC" w:eastAsia="Noto Sans CJK SC" w:hAnsi="Noto Sans CJK SC"/>
@@ -10180,7 +9188,7 @@
         </w:rPr>
         <w:t>11.5 页面与低网策略</w:t>
       </w:r>
-      <w:bookmarkEnd w:id="43"/>
+      <w:bookmarkEnd w:id="3043"/>
     </w:p>
     <w:p>
       <w:pPr>
@@ -10265,17 +9273,7 @@
         <w:ind w:left="420" w:hanging="220"/>
       </w:pPr>
       <w:r>
-        <w:rPr>
-          <w:rFonts w:ascii="Noto Sans CJK SC" w:cs="Noto Sans CJK SC" w:eastAsia="Noto Sans CJK SC" w:hAnsi="Noto Sans CJK SC"/>
-          <w:b w:val="false"/>
-          <w:bCs w:val="false"/>
-          <w:i w:val="false"/>
-          <w:iCs w:val="false"/>
-          <w:color w:val="183329"/>
-          <w:sz w:val="19"/>
-          <w:szCs w:val="19"/>
-        </w:rPr>
-        <w:t>显示光束、状态、次数、最近事件、供电；详细原始状态默认折叠。</w:t>
+        <w:t>显示布局模式、各段/两条测速线状态、触发次数、最近事件、方向与速度有效性、供电/数据新鲜度；原始诊断字段默认折叠。</w:t>
       </w:r>
     </w:p>
     <w:p>
@@ -10289,30 +9287,51 @@
         <w:ind w:left="420" w:hanging="220"/>
       </w:pPr>
       <w:r>
-        <w:t>告警实时性仅在 Pi 本地通信范围内承诺。断连时终端转为“监测中断/状态未知”，不能继续显示正常；模块可在有界本地队列缓存事件，重连后按事件 ID/序号补报并标明发生时间与接收时间。缓存溢出须报告事件缺口，补报不等同实时告警。</w:t>
+        <w:t>实时告警只在 Pi 本地链路覆盖内承诺。失联转“监测中断/未知”；模块有界缓存事件，重连 ACK 后补报并标记原始发生时间/接收时间，缓存溢出报告缺口。补报不是实时告警。</w:t>
       </w:r>
     </w:p>
     <w:p>
       <w:pPr>
         <w:pStyle w:val="Heading2"/>
-        <w:keepNext/>
-        <w:spacing w:after="120" w:before="220"/>
-      </w:pPr>
-      <w:bookmarkStart w:name="_Toc44" w:id="44"/>
-      <w:r>
-        <w:rPr>
-          <w:rFonts w:ascii="Noto Sans CJK SC" w:cs="Noto Sans CJK SC" w:eastAsia="Noto Sans CJK SC" w:hAnsi="Noto Sans CJK SC"/>
-          <w:b/>
-          <w:bCs/>
-          <w:i w:val="false"/>
-          <w:iCs w:val="false"/>
-          <w:color w:val="183329"/>
-          <w:sz w:val="26"/>
-          <w:szCs w:val="26"/>
-        </w:rPr>
-        <w:t>11.6 开发和验收阶段</w:t>
-      </w:r>
-      <w:bookmarkEnd w:id="44"/>
+        <w:spacing w:after="120" w:line="269" w:lineRule="auto"/>
+      </w:pPr>
+      <w:bookmarkStart w:id="3044" w:name="_TechToc44"/>
+      <w:r>
+        <w:t>11.6 最新原型执行、构造与来源参考</w:t>
+      </w:r>
+      <w:bookmarkEnd w:id="3044"/>
+    </w:p>
+    <w:p>
+      <w:pPr>
+        <w:spacing w:after="120" w:line="269" w:lineRule="auto"/>
+      </w:pPr>
+      <w:r>
+        <w:t>最新 PROTOTYPE-PLAN.md：首轮两对主动红外 + 一块 ESP32，必须验证单线告警、门口双线方向/平均速度、折线分段告警；10×10 m 闭合区域后续扩展。3–5 m 仅作先期采购/试验距离，不是最终覆盖规格。测速只用同 ESP 设备边沿时间，限单人依次通行并与独立视频参考比对误差。</w:t>
+      </w:r>
+    </w:p>
+    <w:p>
+      <w:pPr>
+        <w:spacing w:after="120" w:line="269" w:lineRule="auto"/>
+      </w:pPr>
+      <w:r>
+        <w:t>商品选择前核两端电压/电流、干接点或 NPN/PNP 输出、遮挡/断电状态、响应与恢复延迟、内部双束汇总行为、户外指标和相邻多对串扰。普通继电器触点适合告警不代表具备测速精度；测不到足够稳定的边沿时，页面必须标“速度未验证/不提供估算”。</w:t>
+      </w:r>
+    </w:p>
+    <w:p>
+      <w:pPr>
+        <w:spacing w:after="120" w:line="269" w:lineRule="auto"/>
+      </w:pPr>
+      <w:r>
+        <w:t>产品构造建议：探头保持原光学窗/遮光/密封，控制盒装 ESP32、稳压和输入保护；先用成品盒和可调转接件，不定制红外透光外罩。墙面/门框/栏杆固定优先；立柱、地插、三脚架单独选配。现阶段不限预算做技术方案，未来若启用学生原型 250 元采购上限，另做 BOM 和取舍表。</w:t>
+      </w:r>
+    </w:p>
+    <w:p>
+      <w:pPr>
+        <w:spacing w:after="120" w:line="269" w:lineRule="auto"/>
+      </w:pPr>
+      <w:r>
+        <w:t>参考仓库只作方案灵感而非已验证依赖：Deanly/infrared-early-warning-system（多通道保持思路，未见明确许可证）；LuxLucas/esp32-ir-barrier（MIT，单路 NEC/超时思路，户外和多段未证）；wu-sui-jie/esp32-iot-mqtt-linkage（仅据文档参考事件/心跳，未审阅检测源码）；Waelguesmi25/Infrared-Barrier（MIT 原理图/PCB 本次未解析）；nstoker/Laser-Fence（GPL-3.0-or-later，游戏单路传感器，不是户外围界）。仅参考公开描述，不复制代码；每项按许可、硬件、户外验收重新审查。</w:t>
+      </w:r>
     </w:p>
     <w:p>
       <w:pPr>
@@ -10325,30 +9344,7 @@
         <w:ind w:left="420" w:hanging="220"/>
       </w:pPr>
       <w:r>
-        <w:rPr>
-          <w:rFonts w:ascii="Noto Sans CJK SC" w:cs="Noto Sans CJK SC" w:eastAsia="Noto Sans CJK SC" w:hAnsi="Noto Sans CJK SC"/>
-          <w:b/>
-          <w:bCs/>
-          <w:i w:val="false"/>
-          <w:iCs w:val="false"/>
-          <w:color w:val="183329"/>
-          <w:sz w:val="19"/>
-          <w:szCs w:val="19"/>
-        </w:rPr>
-        <w:t>需求冻结</w:t>
-      </w:r>
-      <w:r>
-        <w:rPr>
-          <w:rFonts w:ascii="Noto Sans CJK SC" w:cs="Noto Sans CJK SC" w:eastAsia="Noto Sans CJK SC" w:hAnsi="Noto Sans CJK SC"/>
-          <w:b w:val="false"/>
-          <w:bCs w:val="false"/>
-          <w:i w:val="false"/>
-          <w:iCs w:val="false"/>
-          <w:color w:val="183329"/>
-          <w:sz w:val="19"/>
-          <w:szCs w:val="19"/>
-        </w:rPr>
-        <w:t>：目标距离、树林/院落/门口、日晒雨雾、安装高度、单/多光束、容忍误报/漏报、直接电源、续航、防拆需求。</w:t>
+        <w:t>下一阶段并行比较至少两款探头、外形/支撑/控制盒、电源和线缆；同时整理段 ID/布局/采集时间 schema。当前技术比较不限预算，学生原型 250 元作为后续独立 BOM 情景，不裁剪本阶段架构。</w:t>
       </w:r>
     </w:p>
     <w:p>
@@ -10362,30 +9358,7 @@
         <w:ind w:left="420" w:hanging="220"/>
       </w:pPr>
       <w:r>
-        <w:rPr>
-          <w:rFonts w:ascii="Noto Sans CJK SC" w:cs="Noto Sans CJK SC" w:eastAsia="Noto Sans CJK SC" w:hAnsi="Noto Sans CJK SC"/>
-          <w:b/>
-          <w:bCs/>
-          <w:i w:val="false"/>
-          <w:iCs w:val="false"/>
-          <w:color w:val="183329"/>
-          <w:sz w:val="19"/>
-          <w:szCs w:val="19"/>
-        </w:rPr>
-        <w:t>采购参数</w:t>
-      </w:r>
-      <w:r>
-        <w:rPr>
-          <w:rFonts w:ascii="Noto Sans CJK SC" w:cs="Noto Sans CJK SC" w:eastAsia="Noto Sans CJK SC" w:hAnsi="Noto Sans CJK SC"/>
-          <w:b w:val="false"/>
-          <w:bCs w:val="false"/>
-          <w:i w:val="false"/>
-          <w:iCs w:val="false"/>
-          <w:color w:val="183329"/>
-          <w:sz w:val="19"/>
-          <w:szCs w:val="19"/>
-        </w:rPr>
-        <w:t>：先选主动对射红外参数和保护/隔离材料，不先锁品牌型号。</w:t>
+        <w:t>选型须比较输出类型、响应/恢复延迟、双光束汇总逻辑、抗串扰与户外条件；不能仅凭“带继电器”推定测速精度。</w:t>
       </w:r>
     </w:p>
     <w:p>
@@ -10499,30 +9472,7 @@
         <w:ind w:left="420" w:hanging="220"/>
       </w:pPr>
       <w:r>
-        <w:rPr>
-          <w:rFonts w:ascii="Noto Sans CJK SC" w:cs="Noto Sans CJK SC" w:eastAsia="Noto Sans CJK SC" w:hAnsi="Noto Sans CJK SC"/>
-          <w:b/>
-          <w:bCs/>
-          <w:i w:val="false"/>
-          <w:iCs w:val="false"/>
-          <w:color w:val="183329"/>
-          <w:sz w:val="19"/>
-          <w:szCs w:val="19"/>
-        </w:rPr>
-        <w:t>固件/插件</w:t>
-      </w:r>
-      <w:r>
-        <w:rPr>
-          <w:rFonts w:ascii="Noto Sans CJK SC" w:cs="Noto Sans CJK SC" w:eastAsia="Noto Sans CJK SC" w:hAnsi="Noto Sans CJK SC"/>
-          <w:b w:val="false"/>
-          <w:bCs w:val="false"/>
-          <w:i w:val="false"/>
-          <w:iCs w:val="false"/>
-          <w:color w:val="183329"/>
-          <w:sz w:val="19"/>
-          <w:szCs w:val="19"/>
-        </w:rPr>
-        <w:t>：按 SDK 正式路径初始化；插件使用隔离进程和宿主 UI schema，不继续向主进程加载任意 QML。</w:t>
+        <w:t>首轮先实现三种可重布置模式、同 ESP 设备侧时间、段 ID/布局和无效通行判定；module_id 经 registry 确认。Pi 页面采用受控 UI schema 与隔离 worker，不加载任意 QML。</w:t>
       </w:r>
     </w:p>
     <w:p>
@@ -10594,21 +9544,11 @@
         <w:keepNext/>
         <w:spacing w:after="120" w:before="220"/>
       </w:pPr>
-      <w:bookmarkStart w:name="_Toc45" w:id="45"/>
-      <w:r>
-        <w:rPr>
-          <w:rFonts w:ascii="Noto Sans CJK SC" w:cs="Noto Sans CJK SC" w:eastAsia="Noto Sans CJK SC" w:hAnsi="Noto Sans CJK SC"/>
-          <w:b/>
-          <w:bCs/>
-          <w:i w:val="false"/>
-          <w:iCs w:val="false"/>
-          <w:color w:val="183329"/>
-          <w:sz w:val="26"/>
-          <w:szCs w:val="26"/>
-        </w:rPr>
+      <w:bookmarkStart w:id="3045" w:name="_TechToc45"/>
+      <w:r>
         <w:t>11.7 风险</w:t>
       </w:r>
-      <w:bookmarkEnd w:id="45"/>
+      <w:bookmarkEnd w:id="3045"/>
     </w:p>
     <w:p>
       <w:pPr>
@@ -10636,7 +9576,7 @@
         <w:keepNext/>
         <w:spacing w:after="120" w:before="300"/>
       </w:pPr>
-      <w:bookmarkStart w:name="_Toc46" w:id="46"/>
+      <w:bookmarkStart w:id="3046" w:name="_TechToc46"/>
       <w:r>
         <w:rPr>
           <w:rFonts w:ascii="Noto Sans CJK SC" w:cs="Noto Sans CJK SC" w:eastAsia="Noto Sans CJK SC" w:hAnsi="Noto Sans CJK SC"/>
@@ -10650,7 +9590,7 @@
         </w:rPr>
         <w:t>12. 血压计模块</w:t>
       </w:r>
-      <w:bookmarkEnd w:id="46"/>
+      <w:bookmarkEnd w:id="3046"/>
     </w:p>
     <w:p>
       <w:pPr>
@@ -10658,7 +9598,7 @@
         <w:keepNext/>
         <w:spacing w:after="120" w:before="220"/>
       </w:pPr>
-      <w:bookmarkStart w:name="_Toc47" w:id="47"/>
+      <w:bookmarkStart w:id="3047" w:name="_TechToc47"/>
       <w:r>
         <w:rPr>
           <w:rFonts w:ascii="Noto Sans CJK SC" w:cs="Noto Sans CJK SC" w:eastAsia="Noto Sans CJK SC" w:hAnsi="Noto Sans CJK SC"/>
@@ -10672,7 +9612,7 @@
         </w:rPr>
         <w:t>12.1 首期路线</w:t>
       </w:r>
-      <w:bookmarkEnd w:id="47"/>
+      <w:bookmarkEnd w:id="3047"/>
     </w:p>
     <w:p>
       <w:pPr>
@@ -10736,7 +9676,7 @@
         <w:keepNext/>
         <w:spacing w:after="120" w:before="220"/>
       </w:pPr>
-      <w:bookmarkStart w:name="_Toc48" w:id="48"/>
+      <w:bookmarkStart w:id="3048" w:name="_TechToc48"/>
       <w:r>
         <w:rPr>
           <w:rFonts w:ascii="Noto Sans CJK SC" w:cs="Noto Sans CJK SC" w:eastAsia="Noto Sans CJK SC" w:hAnsi="Noto Sans CJK SC"/>
@@ -10750,7 +9690,7 @@
         </w:rPr>
         <w:t>12.2 BLE 与记录归属</w:t>
       </w:r>
-      <w:bookmarkEnd w:id="48"/>
+      <w:bookmarkEnd w:id="3048"/>
     </w:p>
     <w:p>
       <w:pPr>
@@ -10798,7 +9738,7 @@
         <w:keepNext/>
         <w:spacing w:after="120" w:before="220"/>
       </w:pPr>
-      <w:bookmarkStart w:name="_Toc49" w:id="49"/>
+      <w:bookmarkStart w:id="3049" w:name="_TechToc49"/>
       <w:r>
         <w:rPr>
           <w:rFonts w:ascii="Noto Sans CJK SC" w:cs="Noto Sans CJK SC" w:eastAsia="Noto Sans CJK SC" w:hAnsi="Noto Sans CJK SC"/>
@@ -10812,7 +9752,7 @@
         </w:rPr>
         <w:t>12.3 验收</w:t>
       </w:r>
-      <w:bookmarkEnd w:id="49"/>
+      <w:bookmarkEnd w:id="3049"/>
     </w:p>
     <w:p>
       <w:pPr>
@@ -10840,7 +9780,7 @@
         <w:keepNext/>
         <w:spacing w:after="120" w:before="300"/>
       </w:pPr>
-      <w:bookmarkStart w:name="_Toc50" w:id="50"/>
+      <w:bookmarkStart w:id="3050" w:name="_TechToc50"/>
       <w:r>
         <w:rPr>
           <w:rFonts w:ascii="Noto Sans CJK SC" w:cs="Noto Sans CJK SC" w:eastAsia="Noto Sans CJK SC" w:hAnsi="Noto Sans CJK SC"/>
@@ -10854,7 +9794,15 @@
         </w:rPr>
         <w:t>13. 充电宝电量读取与 Raspberry Pi OS 双处显示</w:t>
       </w:r>
-      <w:bookmarkEnd w:id="50"/>
+      <w:bookmarkEnd w:id="3050"/>
+    </w:p>
+    <w:p>
+      <w:pPr>
+        <w:keepNext/>
+        <w:spacing w:before="100" w:after="40"/>
+        <w:jc w:val="center"/>
+      </w:pPr>
+      <w:r/>
     </w:p>
     <w:p>
       <w:pPr>
@@ -10862,11 +9810,43 @@
         <w:spacing w:before="100" w:after="60"/>
         <w:jc w:val="center"/>
       </w:pPr>
+      <w:r/>
+    </w:p>
+    <w:p>
+      <w:pPr>
+        <w:keepNext/>
+        <w:spacing w:before="100" w:after="60"/>
+        <w:jc w:val="center"/>
+      </w:pPr>
+      <w:r/>
+    </w:p>
+    <w:p>
+      <w:pPr>
+        <w:keepNext/>
+        <w:spacing w:before="100" w:after="60"/>
+        <w:jc w:val="center"/>
+      </w:pPr>
+      <w:r/>
+    </w:p>
+    <w:p>
+      <w:pPr>
+        <w:keepNext/>
+        <w:spacing w:before="100" w:after="60"/>
+        <w:jc w:val="center"/>
+      </w:pPr>
+      <w:r/>
+    </w:p>
+    <w:p>
+      <w:pPr>
+        <w:keepNext/>
+        <w:spacing w:before="100" w:after="60"/>
+        <w:jc w:val="center"/>
+      </w:pPr>
       <w:r>
         <w:drawing>
           <wp:inline xmlns:a="http://schemas.openxmlformats.org/drawingml/2006/main" xmlns:pic="http://schemas.openxmlformats.org/drawingml/2006/picture">
-            <wp:extent cx="5806440" cy="3311414"/>
-            <wp:docPr id="6" name="Picture 6"/>
+            <wp:extent cx="5623560" cy="3207117"/>
+            <wp:docPr id="7" name="Picture 7"/>
             <wp:cNvGraphicFramePr>
               <a:graphicFrameLocks noChangeAspect="1"/>
             </wp:cNvGraphicFramePr>
@@ -10886,7 +9866,7 @@
                   <pic:spPr>
                     <a:xfrm>
                       <a:off x="0" y="0"/>
-                      <a:ext cx="5806440" cy="3311414"/>
+                      <a:ext cx="5623560" cy="3207117"/>
                     </a:xfrm>
                     <a:prstGeom prst="rect"/>
                   </pic:spPr>
@@ -10899,8 +9879,7 @@
     </w:p>
     <w:p>
       <w:pPr>
-        <w:keepLines/>
-        <w:spacing w:after="200"/>
+        <w:spacing w:after="180"/>
         <w:jc w:val="center"/>
       </w:pPr>
       <w:r>
@@ -10910,8 +9889,16 @@
           <w:color w:val="617166"/>
           <w:sz w:val="17"/>
         </w:rPr>
-        <w:t>图 6｜电池遥测与 OTA 评估边界。</w:t>
-      </w:r>
+        <w:t>图 6｜电池接口仍待核实；统一遥测服务支持终端和 Bookworm 桌面展示。</w:t>
+      </w:r>
+    </w:p>
+    <w:p>
+      <w:pPr>
+        <w:keepNext/>
+        <w:spacing w:before="100" w:after="60"/>
+        <w:jc w:val="center"/>
+      </w:pPr>
+      <w:r/>
     </w:p>
     <w:p>
       <w:pPr>
@@ -10920,25 +9907,6 @@
         <w:jc w:val="center"/>
       </w:pPr>
       <w:r/>
-    </w:p>
-    <w:p>
-      <w:pPr>
-        <w:spacing w:after="150"/>
-        <w:jc w:val="center"/>
-      </w:pPr>
-      <w:r>
-        <w:rPr>
-          <w:rFonts w:ascii="Noto Sans CJK SC" w:cs="Noto Sans CJK SC" w:eastAsia="Noto Sans CJK SC" w:hAnsi="Noto Sans CJK SC"/>
-          <w:b w:val="false"/>
-          <w:bCs w:val="false"/>
-          <w:i/>
-          <w:iCs/>
-          <w:color w:val="617166"/>
-          <w:sz w:val="17"/>
-          <w:szCs w:val="17"/>
-        </w:rPr>
-        <w:t>图 6｜电池接口候选、统一遥测与 OTA 评估边界；未知电量不触发自动关机。</w:t>
-      </w:r>
     </w:p>
     <w:p>
       <w:pPr>
@@ -11021,21 +9989,8 @@
             <w:vAlign w:val="center"/>
           </w:tcPr>
           <w:p>
-            <w:pPr>
-              <w:spacing w:after="20" w:before="20" w:line="250"/>
-            </w:pPr>
-            <w:r>
-              <w:rPr>
-                <w:rFonts w:ascii="Noto Sans CJK SC" w:cs="Noto Sans CJK SC" w:eastAsia="Noto Sans CJK SC" w:hAnsi="Noto Sans CJK SC"/>
-                <w:b/>
-                <w:bCs/>
-                <w:i w:val="false"/>
-                <w:iCs w:val="false"/>
-                <w:color w:val="FFFFFF"/>
-                <w:sz w:val="17"/>
-                <w:szCs w:val="17"/>
-              </w:rPr>
-              <w:t xml:space="preserve">方案</w:t>
+            <w:r>
+              <w:t>方案</w:t>
             </w:r>
           </w:p>
         </w:tc>
@@ -11052,21 +10007,8 @@
             <w:vAlign w:val="center"/>
           </w:tcPr>
           <w:p>
-            <w:pPr>
-              <w:spacing w:after="20" w:before="20" w:line="250"/>
-            </w:pPr>
-            <w:r>
-              <w:rPr>
-                <w:rFonts w:ascii="Noto Sans CJK SC" w:cs="Noto Sans CJK SC" w:eastAsia="Noto Sans CJK SC" w:hAnsi="Noto Sans CJK SC"/>
-                <w:b/>
-                <w:bCs/>
-                <w:i w:val="false"/>
-                <w:iCs w:val="false"/>
-                <w:color w:val="FFFFFF"/>
-                <w:sz w:val="17"/>
-                <w:szCs w:val="17"/>
-              </w:rPr>
-              <w:t xml:space="preserve">可能数据</w:t>
+            <w:r>
+              <w:t>可能数据</w:t>
             </w:r>
           </w:p>
         </w:tc>
@@ -11083,21 +10025,8 @@
             <w:vAlign w:val="center"/>
           </w:tcPr>
           <w:p>
-            <w:pPr>
-              <w:spacing w:after="20" w:before="20" w:line="250"/>
-            </w:pPr>
-            <w:r>
-              <w:rPr>
-                <w:rFonts w:ascii="Noto Sans CJK SC" w:cs="Noto Sans CJK SC" w:eastAsia="Noto Sans CJK SC" w:hAnsi="Noto Sans CJK SC"/>
-                <w:b/>
-                <w:bCs/>
-                <w:i w:val="false"/>
-                <w:iCs w:val="false"/>
-                <w:color w:val="FFFFFF"/>
-                <w:sz w:val="17"/>
-                <w:szCs w:val="17"/>
-              </w:rPr>
-              <w:t xml:space="preserve">适用性/限制</w:t>
+            <w:r>
+              <w:t>适用性/限制</w:t>
             </w:r>
           </w:p>
         </w:tc>
@@ -11119,21 +10048,8 @@
             <w:vAlign w:val="center"/>
           </w:tcPr>
           <w:p>
-            <w:pPr>
-              <w:spacing w:after="20" w:before="20" w:line="250"/>
-            </w:pPr>
-            <w:r>
-              <w:rPr>
-                <w:rFonts w:ascii="Noto Sans CJK SC" w:cs="Noto Sans CJK SC" w:eastAsia="Noto Sans CJK SC" w:hAnsi="Noto Sans CJK SC"/>
-                <w:b w:val="false"/>
-                <w:bCs w:val="false"/>
-                <w:i w:val="false"/>
-                <w:iCs w:val="false"/>
-                <w:color w:val="183329"/>
-                <w:sz w:val="16"/>
-                <w:szCs w:val="16"/>
-              </w:rPr>
-              <w:t xml:space="preserve">复用现有 SMBus/I²C</w:t>
+            <w:r>
+              <w:t>复用现有 SMBus/I²C</w:t>
             </w:r>
           </w:p>
         </w:tc>
@@ -11150,21 +10066,8 @@
             <w:vAlign w:val="center"/>
           </w:tcPr>
           <w:p>
-            <w:pPr>
-              <w:spacing w:after="20" w:before="20" w:line="250"/>
-            </w:pPr>
-            <w:r>
-              <w:rPr>
-                <w:rFonts w:ascii="Noto Sans CJK SC" w:cs="Noto Sans CJK SC" w:eastAsia="Noto Sans CJK SC" w:hAnsi="Noto Sans CJK SC"/>
-                <w:b w:val="false"/>
-                <w:bCs w:val="false"/>
-                <w:i w:val="false"/>
-                <w:iCs w:val="false"/>
-                <w:color w:val="183329"/>
-                <w:sz w:val="16"/>
-                <w:szCs w:val="16"/>
-              </w:rPr>
-              <w:t xml:space="preserve">容量、百分比、电压、充电状态（视芯片）</w:t>
+            <w:r>
+              <w:t>容量、百分比、电压、充电状态（视芯片）</w:t>
             </w:r>
           </w:p>
         </w:tc>
@@ -11181,21 +10084,8 @@
             <w:vAlign w:val="center"/>
           </w:tcPr>
           <w:p>
-            <w:pPr>
-              <w:spacing w:after="20" w:before="20" w:line="250"/>
-            </w:pPr>
-            <w:r>
-              <w:rPr>
-                <w:rFonts w:ascii="Noto Sans CJK SC" w:cs="Noto Sans CJK SC" w:eastAsia="Noto Sans CJK SC" w:hAnsi="Noto Sans CJK SC"/>
-                <w:b w:val="false"/>
-                <w:bCs w:val="false"/>
-                <w:i w:val="false"/>
-                <w:iCs w:val="false"/>
-                <w:color w:val="183329"/>
-                <w:sz w:val="16"/>
-                <w:szCs w:val="16"/>
-              </w:rPr>
-              <w:t xml:space="preserve">优先查芯片手册/总线；寄存器/地址须确认</w:t>
+            <w:r>
+              <w:t>优先查芯片手册/总线；寄存器/地址须确认</w:t>
             </w:r>
           </w:p>
         </w:tc>
@@ -11217,21 +10107,8 @@
             <w:vAlign w:val="center"/>
           </w:tcPr>
           <w:p>
-            <w:pPr>
-              <w:spacing w:after="20" w:before="20" w:line="250"/>
-            </w:pPr>
-            <w:r>
-              <w:rPr>
-                <w:rFonts w:ascii="Noto Sans CJK SC" w:cs="Noto Sans CJK SC" w:eastAsia="Noto Sans CJK SC" w:hAnsi="Noto Sans CJK SC"/>
-                <w:b w:val="false"/>
-                <w:bCs w:val="false"/>
-                <w:i w:val="false"/>
-                <w:iCs w:val="false"/>
-                <w:color w:val="183329"/>
-                <w:sz w:val="16"/>
-                <w:szCs w:val="16"/>
-              </w:rPr>
-              <w:t xml:space="preserve">复用现有 UART</w:t>
+            <w:r>
+              <w:t>复用现有 UART</w:t>
             </w:r>
           </w:p>
         </w:tc>
@@ -11248,21 +10125,8 @@
             <w:vAlign w:val="center"/>
           </w:tcPr>
           <w:p>
-            <w:pPr>
-              <w:spacing w:after="20" w:before="20" w:line="250"/>
-            </w:pPr>
-            <w:r>
-              <w:rPr>
-                <w:rFonts w:ascii="Noto Sans CJK SC" w:cs="Noto Sans CJK SC" w:eastAsia="Noto Sans CJK SC" w:hAnsi="Noto Sans CJK SC"/>
-                <w:b w:val="false"/>
-                <w:bCs w:val="false"/>
-                <w:i w:val="false"/>
-                <w:iCs w:val="false"/>
-                <w:color w:val="183329"/>
-                <w:sz w:val="16"/>
-                <w:szCs w:val="16"/>
-              </w:rPr>
-              <w:t xml:space="preserve">控制器定义的电量和状态</w:t>
+            <w:r>
+              <w:t>控制器定义的电量和状态</w:t>
             </w:r>
           </w:p>
         </w:tc>
@@ -11279,21 +10143,8 @@
             <w:vAlign w:val="center"/>
           </w:tcPr>
           <w:p>
-            <w:pPr>
-              <w:spacing w:after="20" w:before="20" w:line="250"/>
-            </w:pPr>
-            <w:r>
-              <w:rPr>
-                <w:rFonts w:ascii="Noto Sans CJK SC" w:cs="Noto Sans CJK SC" w:eastAsia="Noto Sans CJK SC" w:hAnsi="Noto Sans CJK SC"/>
-                <w:b w:val="false"/>
-                <w:bCs w:val="false"/>
-                <w:i w:val="false"/>
-                <w:iCs w:val="false"/>
-                <w:color w:val="183329"/>
-                <w:sz w:val="16"/>
-                <w:szCs w:val="16"/>
-              </w:rPr>
-              <w:t xml:space="preserve">要有公开协议/固件访问，不猜私有命令</w:t>
+            <w:r>
+              <w:t>要有公开协议/固件访问，不猜私有命令</w:t>
             </w:r>
           </w:p>
         </w:tc>
@@ -11315,21 +10166,8 @@
             <w:vAlign w:val="center"/>
           </w:tcPr>
           <w:p>
-            <w:pPr>
-              <w:spacing w:after="20" w:before="20" w:line="250"/>
-            </w:pPr>
-            <w:r>
-              <w:rPr>
-                <w:rFonts w:ascii="Noto Sans CJK SC" w:cs="Noto Sans CJK SC" w:eastAsia="Noto Sans CJK SC" w:hAnsi="Noto Sans CJK SC"/>
-                <w:b w:val="false"/>
-                <w:bCs w:val="false"/>
-                <w:i w:val="false"/>
-                <w:iCs w:val="false"/>
-                <w:color w:val="183329"/>
-                <w:sz w:val="16"/>
-                <w:szCs w:val="16"/>
-              </w:rPr>
-              <w:t xml:space="preserve">增加独立 I²C fuel gauge</w:t>
+            <w:r>
+              <w:t>增加独立 I²C fuel gauge</w:t>
             </w:r>
           </w:p>
         </w:tc>
@@ -11346,21 +10184,8 @@
             <w:vAlign w:val="center"/>
           </w:tcPr>
           <w:p>
-            <w:pPr>
-              <w:spacing w:after="20" w:before="20" w:line="250"/>
-            </w:pPr>
-            <w:r>
-              <w:rPr>
-                <w:rFonts w:ascii="Noto Sans CJK SC" w:cs="Noto Sans CJK SC" w:eastAsia="Noto Sans CJK SC" w:hAnsi="Noto Sans CJK SC"/>
-                <w:b w:val="false"/>
-                <w:bCs w:val="false"/>
-                <w:i w:val="false"/>
-                <w:iCs w:val="false"/>
-                <w:color w:val="183329"/>
-                <w:sz w:val="16"/>
-                <w:szCs w:val="16"/>
-              </w:rPr>
-              <w:t xml:space="preserve">电压及估算电量，依型号而异</w:t>
+            <w:r>
+              <w:t>电压及估算电量，依型号而异</w:t>
             </w:r>
           </w:p>
         </w:tc>
@@ -11377,21 +10202,8 @@
             <w:vAlign w:val="center"/>
           </w:tcPr>
           <w:p>
-            <w:pPr>
-              <w:spacing w:after="20" w:before="20" w:line="250"/>
-            </w:pPr>
-            <w:r>
-              <w:rPr>
-                <w:rFonts w:ascii="Noto Sans CJK SC" w:cs="Noto Sans CJK SC" w:eastAsia="Noto Sans CJK SC" w:hAnsi="Noto Sans CJK SC"/>
-                <w:b w:val="false"/>
-                <w:bCs w:val="false"/>
-                <w:i w:val="false"/>
-                <w:iCs w:val="false"/>
-                <w:color w:val="183329"/>
-                <w:sz w:val="16"/>
-                <w:szCs w:val="16"/>
-              </w:rPr>
-              <w:t xml:space="preserve">引脚/地址/电平/校准/成本待测</w:t>
+            <w:r>
+              <w:t>引脚/地址/电平/校准/成本待测</w:t>
             </w:r>
           </w:p>
         </w:tc>
@@ -11413,21 +10225,8 @@
             <w:vAlign w:val="center"/>
           </w:tcPr>
           <w:p>
-            <w:pPr>
-              <w:spacing w:after="20" w:before="20" w:line="250"/>
-            </w:pPr>
-            <w:r>
-              <w:rPr>
-                <w:rFonts w:ascii="Noto Sans CJK SC" w:cs="Noto Sans CJK SC" w:eastAsia="Noto Sans CJK SC" w:hAnsi="Noto Sans CJK SC"/>
-                <w:b w:val="false"/>
-                <w:bCs w:val="false"/>
-                <w:i w:val="false"/>
-                <w:iCs w:val="false"/>
-                <w:color w:val="183329"/>
-                <w:sz w:val="16"/>
-                <w:szCs w:val="16"/>
-              </w:rPr>
-              <w:t xml:space="preserve">ADC 电压采样</w:t>
+            <w:r>
+              <w:t>ADC 电压采样</w:t>
             </w:r>
           </w:p>
         </w:tc>
@@ -11444,21 +10243,8 @@
             <w:vAlign w:val="center"/>
           </w:tcPr>
           <w:p>
-            <w:pPr>
-              <w:spacing w:after="20" w:before="20" w:line="250"/>
-            </w:pPr>
-            <w:r>
-              <w:rPr>
-                <w:rFonts w:ascii="Noto Sans CJK SC" w:cs="Noto Sans CJK SC" w:eastAsia="Noto Sans CJK SC" w:hAnsi="Noto Sans CJK SC"/>
-                <w:b w:val="false"/>
-                <w:bCs w:val="false"/>
-                <w:i w:val="false"/>
-                <w:iCs w:val="false"/>
-                <w:color w:val="183329"/>
-                <w:sz w:val="16"/>
-                <w:szCs w:val="16"/>
-              </w:rPr>
-              <w:t xml:space="preserve">电压及粗略 SOC 估计</w:t>
+            <w:r>
+              <w:t>电压及粗略 SOC 估计</w:t>
             </w:r>
           </w:p>
         </w:tc>
@@ -11475,21 +10261,8 @@
             <w:vAlign w:val="center"/>
           </w:tcPr>
           <w:p>
-            <w:pPr>
-              <w:spacing w:after="20" w:before="20" w:line="250"/>
-            </w:pPr>
-            <w:r>
-              <w:rPr>
-                <w:rFonts w:ascii="Noto Sans CJK SC" w:cs="Noto Sans CJK SC" w:eastAsia="Noto Sans CJK SC" w:hAnsi="Noto Sans CJK SC"/>
-                <w:b w:val="false"/>
-                <w:bCs w:val="false"/>
-                <w:i w:val="false"/>
-                <w:iCs w:val="false"/>
-                <w:color w:val="183329"/>
-                <w:sz w:val="16"/>
-                <w:szCs w:val="16"/>
-              </w:rPr>
-              <w:t xml:space="preserve">受负载/温度/电芯曲线影响，不报告精确容量</w:t>
+            <w:r>
+              <w:t>受负载/温度/电芯曲线影响，不报告精确容量</w:t>
             </w:r>
           </w:p>
         </w:tc>
@@ -11511,21 +10284,8 @@
             <w:vAlign w:val="center"/>
           </w:tcPr>
           <w:p>
-            <w:pPr>
-              <w:spacing w:after="20" w:before="20" w:line="250"/>
-            </w:pPr>
-            <w:r>
-              <w:rPr>
-                <w:rFonts w:ascii="Noto Sans CJK SC" w:cs="Noto Sans CJK SC" w:eastAsia="Noto Sans CJK SC" w:hAnsi="Noto Sans CJK SC"/>
-                <w:b w:val="false"/>
-                <w:bCs w:val="false"/>
-                <w:i w:val="false"/>
-                <w:iCs w:val="false"/>
-                <w:color w:val="183329"/>
-                <w:sz w:val="16"/>
-                <w:szCs w:val="16"/>
-              </w:rPr>
-              <w:t xml:space="preserve">GPIO 状态输出</w:t>
+            <w:r>
+              <w:t>GPIO 状态输出</w:t>
             </w:r>
           </w:p>
         </w:tc>
@@ -11542,21 +10302,8 @@
             <w:vAlign w:val="center"/>
           </w:tcPr>
           <w:p>
-            <w:pPr>
-              <w:spacing w:after="20" w:before="20" w:line="250"/>
-            </w:pPr>
-            <w:r>
-              <w:rPr>
-                <w:rFonts w:ascii="Noto Sans CJK SC" w:cs="Noto Sans CJK SC" w:eastAsia="Noto Sans CJK SC" w:hAnsi="Noto Sans CJK SC"/>
-                <w:b w:val="false"/>
-                <w:bCs w:val="false"/>
-                <w:i w:val="false"/>
-                <w:iCs w:val="false"/>
-                <w:color w:val="183329"/>
-                <w:sz w:val="16"/>
-                <w:szCs w:val="16"/>
-              </w:rPr>
-              <w:t xml:space="preserve">充电、PG、低电量等离散值</w:t>
+            <w:r>
+              <w:t>充电、PG、低电量等离散值</w:t>
             </w:r>
           </w:p>
         </w:tc>
@@ -11573,21 +10320,8 @@
             <w:vAlign w:val="center"/>
           </w:tcPr>
           <w:p>
-            <w:pPr>
-              <w:spacing w:after="20" w:before="20" w:line="250"/>
-            </w:pPr>
-            <w:r>
-              <w:rPr>
-                <w:rFonts w:ascii="Noto Sans CJK SC" w:cs="Noto Sans CJK SC" w:eastAsia="Noto Sans CJK SC" w:hAnsi="Noto Sans CJK SC"/>
-                <w:b w:val="false"/>
-                <w:bCs w:val="false"/>
-                <w:i w:val="false"/>
-                <w:iCs w:val="false"/>
-                <w:color w:val="183329"/>
-                <w:sz w:val="16"/>
-                <w:szCs w:val="16"/>
-              </w:rPr>
-              <w:t xml:space="preserve">作为补充，不是百分比测量</w:t>
+            <w:r>
+              <w:t>作为补充，不是百分比测量</w:t>
             </w:r>
           </w:p>
         </w:tc>
@@ -11617,7 +10351,7 @@
         <w:keepNext/>
         <w:spacing w:after="120" w:before="220"/>
       </w:pPr>
-      <w:bookmarkStart w:name="_Toc51" w:id="51"/>
+      <w:bookmarkStart w:id="3051" w:name="_TechToc51"/>
       <w:r>
         <w:rPr>
           <w:rFonts w:ascii="Noto Sans CJK SC" w:cs="Noto Sans CJK SC" w:eastAsia="Noto Sans CJK SC" w:hAnsi="Noto Sans CJK SC"/>
@@ -11631,7 +10365,7 @@
         </w:rPr>
         <w:t>13.1 统一遥测</w:t>
       </w:r>
-      <w:bookmarkEnd w:id="51"/>
+      <w:bookmarkEnd w:id="3051"/>
     </w:p>
     <w:p>
       <w:pPr>
@@ -11731,7 +10465,7 @@
         <w:keepNext/>
         <w:spacing w:after="120" w:before="220"/>
       </w:pPr>
-      <w:bookmarkStart w:name="_Toc52" w:id="52"/>
+      <w:bookmarkStart w:id="3052" w:name="_TechToc52"/>
       <w:r>
         <w:rPr>
           <w:rFonts w:ascii="Noto Sans CJK SC" w:cs="Noto Sans CJK SC" w:eastAsia="Noto Sans CJK SC" w:hAnsi="Noto Sans CJK SC"/>
@@ -11745,7 +10479,7 @@
         </w:rPr>
         <w:t>13.2 OS 与终端 UI</w:t>
       </w:r>
-      <w:bookmarkEnd w:id="52"/>
+      <w:bookmarkEnd w:id="3052"/>
     </w:p>
     <w:p>
       <w:pPr>
@@ -11875,7 +10609,7 @@
         <w:keepNext/>
         <w:spacing w:after="120" w:before="220"/>
       </w:pPr>
-      <w:bookmarkStart w:name="_Toc53" w:id="53"/>
+      <w:bookmarkStart w:id="3053" w:name="_TechToc53"/>
       <w:r>
         <w:rPr>
           <w:rFonts w:ascii="Noto Sans CJK SC" w:cs="Noto Sans CJK SC" w:eastAsia="Noto Sans CJK SC" w:hAnsi="Noto Sans CJK SC"/>
@@ -11889,7 +10623,7 @@
         </w:rPr>
         <w:t>13.3 低电量与关机策略</w:t>
       </w:r>
-      <w:bookmarkEnd w:id="53"/>
+      <w:bookmarkEnd w:id="3053"/>
     </w:p>
     <w:p>
       <w:pPr>
@@ -11942,29 +10676,7 @@
         <w:ind w:left="420" w:hanging="220"/>
       </w:pPr>
       <w:r>
-        <w:rPr>
-          <w:rFonts w:ascii="Noto Sans CJK SC" w:cs="Noto Sans CJK SC" w:eastAsia="Noto Sans CJK SC" w:hAnsi="Noto Sans CJK SC"/>
-          <w:b/>
-          <w:bCs/>
-          <w:i w:val="false"/>
-          <w:iCs w:val="false"/>
-          <w:color w:val="183329"/>
-          <w:sz w:val="19"/>
-          <w:szCs w:val="19"/>
-        </w:rPr>
-        <w:t>达到低电量阈值：提醒用户，并请求除哮天犬围栏外的其他模块安全休眠；围栏继续运行。</w:t>
-      </w:r>
-      <w:r>
-        <w:rPr>
-          <w:rFonts w:ascii="Noto Sans CJK SC" w:cs="Noto Sans CJK SC" w:eastAsia="Noto Sans CJK SC" w:hAnsi="Noto Sans CJK SC"/>
-          <w:b w:val="false"/>
-          <w:bCs w:val="false"/>
-          <w:i w:val="false"/>
-          <w:iCs w:val="false"/>
-          <w:color w:val="183329"/>
-          <w:sz w:val="19"/>
-          <w:szCs w:val="19"/>
-        </w:rPr>
+        <w:t>达到低电量阈值：提醒用户，并请求除啸天围栏外的其他模块安全休眠；围栏继续运行。</w:t>
       </w:r>
     </w:p>
     <w:p>
@@ -12081,7 +10793,7 @@
         <w:keepNext/>
         <w:spacing w:after="120" w:before="300"/>
       </w:pPr>
-      <w:bookmarkStart w:name="_Toc54" w:id="54"/>
+      <w:bookmarkStart w:id="3054" w:name="_TechToc54"/>
       <w:r>
         <w:rPr>
           <w:rFonts w:ascii="Noto Sans CJK SC" w:cs="Noto Sans CJK SC" w:eastAsia="Noto Sans CJK SC" w:hAnsi="Noto Sans CJK SC"/>
@@ -12095,7 +10807,7 @@
         </w:rPr>
         <w:t>14. 适老化体验</w:t>
       </w:r>
-      <w:bookmarkEnd w:id="54"/>
+      <w:bookmarkEnd w:id="3054"/>
     </w:p>
     <w:p>
       <w:pPr>
@@ -12247,7 +10959,7 @@
         <w:keepNext/>
         <w:spacing w:after="120" w:before="300"/>
       </w:pPr>
-      <w:bookmarkStart w:name="_Toc55" w:id="55"/>
+      <w:bookmarkStart w:id="3055" w:name="_TechToc55"/>
       <w:r>
         <w:rPr>
           <w:rFonts w:ascii="Noto Sans CJK SC" w:cs="Noto Sans CJK SC" w:eastAsia="Noto Sans CJK SC" w:hAnsi="Noto Sans CJK SC"/>
@@ -12261,7 +10973,7 @@
         </w:rPr>
         <w:t>15. OTA 与版本管理评估（不实施）</w:t>
       </w:r>
-      <w:bookmarkEnd w:id="55"/>
+      <w:bookmarkEnd w:id="3055"/>
     </w:p>
     <w:p>
       <w:pPr>
@@ -12269,7 +10981,7 @@
         <w:keepNext/>
         <w:spacing w:after="120" w:before="220"/>
       </w:pPr>
-      <w:bookmarkStart w:name="_Toc56" w:id="56"/>
+      <w:bookmarkStart w:id="3056" w:name="_TechToc56"/>
       <w:r>
         <w:rPr>
           <w:rFonts w:ascii="Noto Sans CJK SC" w:cs="Noto Sans CJK SC" w:eastAsia="Noto Sans CJK SC" w:hAnsi="Noto Sans CJK SC"/>
@@ -12283,7 +10995,7 @@
         </w:rPr>
         <w:t>15.1 终端软件</w:t>
       </w:r>
-      <w:bookmarkEnd w:id="56"/>
+      <w:bookmarkEnd w:id="3056"/>
     </w:p>
     <w:p>
       <w:pPr>
@@ -12429,7 +11141,7 @@
         <w:keepNext/>
         <w:spacing w:after="120" w:before="220"/>
       </w:pPr>
-      <w:bookmarkStart w:name="_Toc57" w:id="57"/>
+      <w:bookmarkStart w:id="3057" w:name="_TechToc57"/>
       <w:r>
         <w:rPr>
           <w:rFonts w:ascii="Noto Sans CJK SC" w:cs="Noto Sans CJK SC" w:eastAsia="Noto Sans CJK SC" w:hAnsi="Noto Sans CJK SC"/>
@@ -12443,13 +11155,14 @@
         </w:rPr>
         <w:t>15.2 模块页面/插件</w:t>
       </w:r>
-      <w:bookmarkEnd w:id="57"/>
+      <w:bookmarkEnd w:id="3057"/>
     </w:p>
     <w:p>
       <w:pPr>
         <w:pStyle w:val="Heading2"/>
         <w:spacing w:after="120"/>
       </w:pPr>
+      <w:bookmarkStart w:id="3058" w:name="_TechToc58"/>
       <w:r>
         <w:rPr>
           <w:rFonts w:ascii="Noto Sans CJK SC" w:hAnsi="Noto Sans CJK SC"/>
@@ -12460,6 +11173,7 @@
         </w:rPr>
         <w:t>与“模块页面可实时增加或销毁”的方向一致，评估以独立签名模块包作为最小更新单元：先下载到暂存区、校验签名/版本/UI schema/权限差异，待用户确认后在安全边界内停止旧实例、释放旧页面和工作进程，再原子切换并启动新版本；失败时恢复上一个仍满足安全版本要求的包。禁止覆盖正在运行的库文件、半包启动、静默扩大权限或把页面热插拔等同于整个终端 OTA。此为方案，不代表当前已有安全 OTA。</w:t>
       </w:r>
+      <w:bookmarkEnd w:id="3058"/>
     </w:p>
     <w:p>
       <w:pPr>
@@ -12487,7 +11201,7 @@
         <w:keepNext/>
         <w:spacing w:after="120" w:before="220"/>
       </w:pPr>
-      <w:bookmarkStart w:name="_Toc58" w:id="58"/>
+      <w:bookmarkStart w:id="3059" w:name="_TechToc59"/>
       <w:r>
         <w:rPr>
           <w:rFonts w:ascii="Noto Sans CJK SC" w:cs="Noto Sans CJK SC" w:eastAsia="Noto Sans CJK SC" w:hAnsi="Noto Sans CJK SC"/>
@@ -12501,7 +11215,7 @@
         </w:rPr>
         <w:t>15.3 ESP 固件</w:t>
       </w:r>
-      <w:bookmarkEnd w:id="58"/>
+      <w:bookmarkEnd w:id="3059"/>
     </w:p>
     <w:p>
       <w:pPr>
@@ -12529,7 +11243,7 @@
         <w:keepNext/>
         <w:spacing w:after="120" w:before="220"/>
       </w:pPr>
-      <w:bookmarkStart w:name="_Toc59" w:id="59"/>
+      <w:bookmarkStart w:id="3060" w:name="_TechToc60"/>
       <w:r>
         <w:rPr>
           <w:rFonts w:ascii="Noto Sans CJK SC" w:cs="Noto Sans CJK SC" w:eastAsia="Noto Sans CJK SC" w:hAnsi="Noto Sans CJK SC"/>
@@ -12543,7 +11257,7 @@
         </w:rPr>
         <w:t>15.4 密钥与旧协议</w:t>
       </w:r>
-      <w:bookmarkEnd w:id="59"/>
+      <w:bookmarkEnd w:id="3060"/>
     </w:p>
     <w:p>
       <w:pPr>
@@ -12571,7 +11285,7 @@
         <w:keepNext/>
         <w:spacing w:after="120" w:before="300"/>
       </w:pPr>
-      <w:bookmarkStart w:name="_Toc60" w:id="60"/>
+      <w:bookmarkStart w:id="3061" w:name="_TechToc61"/>
       <w:r>
         <w:rPr>
           <w:rFonts w:ascii="Noto Sans CJK SC" w:cs="Noto Sans CJK SC" w:eastAsia="Noto Sans CJK SC" w:hAnsi="Noto Sans CJK SC"/>
@@ -12585,7 +11299,7 @@
         </w:rPr>
         <w:t>16. 推荐阶段、交付和退出标准</w:t>
       </w:r>
-      <w:bookmarkEnd w:id="60"/>
+      <w:bookmarkEnd w:id="3061"/>
     </w:p>
     <w:tbl>
       <w:tblPr>
@@ -12628,21 +11342,8 @@
             <w:vAlign w:val="center"/>
           </w:tcPr>
           <w:p>
-            <w:pPr>
-              <w:spacing w:after="20" w:before="20" w:line="250"/>
-            </w:pPr>
-            <w:r>
-              <w:rPr>
-                <w:rFonts w:ascii="Noto Sans CJK SC" w:cs="Noto Sans CJK SC" w:eastAsia="Noto Sans CJK SC" w:hAnsi="Noto Sans CJK SC"/>
-                <w:b/>
-                <w:bCs/>
-                <w:i w:val="false"/>
-                <w:iCs w:val="false"/>
-                <w:color w:val="FFFFFF"/>
-                <w:sz w:val="17"/>
-                <w:szCs w:val="17"/>
-              </w:rPr>
-              <w:t xml:space="preserve">阶段</w:t>
+            <w:r>
+              <w:t>阶段</w:t>
             </w:r>
           </w:p>
         </w:tc>
@@ -12659,21 +11360,8 @@
             <w:vAlign w:val="center"/>
           </w:tcPr>
           <w:p>
-            <w:pPr>
-              <w:spacing w:after="20" w:before="20" w:line="250"/>
-            </w:pPr>
-            <w:r>
-              <w:rPr>
-                <w:rFonts w:ascii="Noto Sans CJK SC" w:cs="Noto Sans CJK SC" w:eastAsia="Noto Sans CJK SC" w:hAnsi="Noto Sans CJK SC"/>
-                <w:b/>
-                <w:bCs/>
-                <w:i w:val="false"/>
-                <w:iCs w:val="false"/>
-                <w:color w:val="FFFFFF"/>
-                <w:sz w:val="17"/>
-                <w:szCs w:val="17"/>
-              </w:rPr>
-              <w:t xml:space="preserve">工作</w:t>
+            <w:r>
+              <w:t>工作</w:t>
             </w:r>
           </w:p>
         </w:tc>
@@ -12690,21 +11378,8 @@
             <w:vAlign w:val="center"/>
           </w:tcPr>
           <w:p>
-            <w:pPr>
-              <w:spacing w:after="20" w:before="20" w:line="250"/>
-            </w:pPr>
-            <w:r>
-              <w:rPr>
-                <w:rFonts w:ascii="Noto Sans CJK SC" w:cs="Noto Sans CJK SC" w:eastAsia="Noto Sans CJK SC" w:hAnsi="Noto Sans CJK SC"/>
-                <w:b/>
-                <w:bCs/>
-                <w:i w:val="false"/>
-                <w:iCs w:val="false"/>
-                <w:color w:val="FFFFFF"/>
-                <w:sz w:val="17"/>
-                <w:szCs w:val="17"/>
-              </w:rPr>
-              <w:t xml:space="preserve">退出条件</w:t>
+            <w:r>
+              <w:t>退出条件</w:t>
             </w:r>
           </w:p>
         </w:tc>
@@ -12726,21 +11401,8 @@
             <w:vAlign w:val="center"/>
           </w:tcPr>
           <w:p>
-            <w:pPr>
-              <w:spacing w:after="20" w:before="20" w:line="250"/>
-            </w:pPr>
-            <w:r>
-              <w:rPr>
-                <w:rFonts w:ascii="Noto Sans CJK SC" w:cs="Noto Sans CJK SC" w:eastAsia="Noto Sans CJK SC" w:hAnsi="Noto Sans CJK SC"/>
-                <w:b w:val="false"/>
-                <w:bCs w:val="false"/>
-                <w:i w:val="false"/>
-                <w:iCs w:val="false"/>
-                <w:color w:val="183329"/>
-                <w:sz w:val="16"/>
-                <w:szCs w:val="16"/>
-              </w:rPr>
-              <w:t xml:space="preserve">P0 仓库治理/威胁模型</w:t>
+            <w:r>
+              <w:t>P0 仓库治理/威胁模型</w:t>
             </w:r>
           </w:p>
         </w:tc>
@@ -12757,21 +11419,8 @@
             <w:vAlign w:val="center"/>
           </w:tcPr>
           <w:p>
-            <w:pPr>
-              <w:spacing w:after="20" w:before="20" w:line="250"/>
-            </w:pPr>
-            <w:r>
-              <w:rPr>
-                <w:rFonts w:ascii="Noto Sans CJK SC" w:cs="Noto Sans CJK SC" w:eastAsia="Noto Sans CJK SC" w:hAnsi="Noto Sans CJK SC"/>
-                <w:b w:val="false"/>
-                <w:bCs w:val="false"/>
-                <w:i w:val="false"/>
-                <w:iCs w:val="false"/>
-                <w:color w:val="183329"/>
-                <w:sz w:val="16"/>
-                <w:szCs w:val="16"/>
-              </w:rPr>
-              <w:t xml:space="preserve">SDK 单一权威源；定义数据流、身份、信任根、攻击面和兼容矩阵</w:t>
+            <w:r>
+              <w:t>SDK 单一权威源；定义数据流、身份、信任根、攻击面和兼容矩阵</w:t>
             </w:r>
           </w:p>
         </w:tc>
@@ -12788,21 +11437,8 @@
             <w:vAlign w:val="center"/>
           </w:tcPr>
           <w:p>
-            <w:pPr>
-              <w:spacing w:after="20" w:before="20" w:line="250"/>
-            </w:pPr>
-            <w:r>
-              <w:rPr>
-                <w:rFonts w:ascii="Noto Sans CJK SC" w:cs="Noto Sans CJK SC" w:eastAsia="Noto Sans CJK SC" w:hAnsi="Noto Sans CJK SC"/>
-                <w:b w:val="false"/>
-                <w:bCs w:val="false"/>
-                <w:i w:val="false"/>
-                <w:iCs w:val="false"/>
-                <w:color w:val="183329"/>
-                <w:sz w:val="16"/>
-                <w:szCs w:val="16"/>
-              </w:rPr>
-              <w:t xml:space="preserve">两仓库可独立构建/校验 SDK；安全协议草案经审阅</w:t>
+            <w:r>
+              <w:t>两仓库可独立构建/校验 SDK；安全协议草案经审阅</w:t>
             </w:r>
           </w:p>
         </w:tc>
@@ -12824,21 +11460,8 @@
             <w:vAlign w:val="center"/>
           </w:tcPr>
           <w:p>
-            <w:pPr>
-              <w:spacing w:after="20" w:before="20" w:line="250"/>
-            </w:pPr>
-            <w:r>
-              <w:rPr>
-                <w:rFonts w:ascii="Noto Sans CJK SC" w:cs="Noto Sans CJK SC" w:eastAsia="Noto Sans CJK SC" w:hAnsi="Noto Sans CJK SC"/>
-                <w:b w:val="false"/>
-                <w:bCs w:val="false"/>
-                <w:i w:val="false"/>
-                <w:iCs w:val="false"/>
-                <w:color w:val="183329"/>
-                <w:sz w:val="16"/>
-                <w:szCs w:val="16"/>
-              </w:rPr>
-              <w:t xml:space="preserve">P1 本机用户基础</w:t>
+            <w:r>
+              <w:t>P1 本机用户基础</w:t>
             </w:r>
           </w:p>
         </w:tc>
@@ -12855,21 +11478,8 @@
             <w:vAlign w:val="center"/>
           </w:tcPr>
           <w:p>
-            <w:pPr>
-              <w:spacing w:after="20" w:before="20" w:line="250"/>
-            </w:pPr>
-            <w:r>
-              <w:rPr>
-                <w:rFonts w:ascii="Noto Sans CJK SC" w:cs="Noto Sans CJK SC" w:eastAsia="Noto Sans CJK SC" w:hAnsi="Noto Sans CJK SC"/>
-                <w:b w:val="false"/>
-                <w:bCs w:val="false"/>
-                <w:i w:val="false"/>
-                <w:iCs w:val="false"/>
-                <w:color w:val="183329"/>
-                <w:sz w:val="16"/>
-                <w:szCs w:val="16"/>
-              </w:rPr>
-              <w:t xml:space="preserve">NFC/PIN、用户服务、锁屏、任务归属、SQLCipher、恢复/备份</w:t>
+            <w:r>
+              <w:t>NFC/PIN、用户服务、锁屏、任务归属、SQLCipher、恢复/备份</w:t>
             </w:r>
           </w:p>
         </w:tc>
@@ -12886,21 +11496,8 @@
             <w:vAlign w:val="center"/>
           </w:tcPr>
           <w:p>
-            <w:pPr>
-              <w:spacing w:after="20" w:before="20" w:line="250"/>
-            </w:pPr>
-            <w:r>
-              <w:rPr>
-                <w:rFonts w:ascii="Noto Sans CJK SC" w:cs="Noto Sans CJK SC" w:eastAsia="Noto Sans CJK SC" w:hAnsi="Noto Sans CJK SC"/>
-                <w:b w:val="false"/>
-                <w:bCs w:val="false"/>
-                <w:i w:val="false"/>
-                <w:iCs w:val="false"/>
-                <w:color w:val="183329"/>
-                <w:sz w:val="16"/>
-                <w:szCs w:val="16"/>
-              </w:rPr>
-              <w:t xml:space="preserve">跨用户读写测试拒绝；恢复/销毁路径明确；关机事务保护</w:t>
+            <w:r>
+              <w:t>跨用户读写测试拒绝；恢复/销毁路径明确；关机事务保护</w:t>
             </w:r>
           </w:p>
         </w:tc>
@@ -12922,21 +11519,8 @@
             <w:vAlign w:val="center"/>
           </w:tcPr>
           <w:p>
-            <w:pPr>
-              <w:spacing w:after="20" w:before="20" w:line="250"/>
-            </w:pPr>
-            <w:r>
-              <w:rPr>
-                <w:rFonts w:ascii="Noto Sans CJK SC" w:cs="Noto Sans CJK SC" w:eastAsia="Noto Sans CJK SC" w:hAnsi="Noto Sans CJK SC"/>
-                <w:b w:val="false"/>
-                <w:bCs w:val="false"/>
-                <w:i w:val="false"/>
-                <w:iCs w:val="false"/>
-                <w:color w:val="183329"/>
-                <w:sz w:val="16"/>
-                <w:szCs w:val="16"/>
-              </w:rPr>
-              <w:t xml:space="preserve">P2 模块边界</w:t>
+            <w:r>
+              <w:t>P2 模块边界</w:t>
             </w:r>
           </w:p>
         </w:tc>
@@ -12953,21 +11537,8 @@
             <w:vAlign w:val="center"/>
           </w:tcPr>
           <w:p>
-            <w:pPr>
-              <w:spacing w:after="20" w:before="20" w:line="250"/>
-            </w:pPr>
-            <w:r>
-              <w:rPr>
-                <w:rFonts w:ascii="Noto Sans CJK SC" w:cs="Noto Sans CJK SC" w:eastAsia="Noto Sans CJK SC" w:hAnsi="Noto Sans CJK SC"/>
-                <w:b w:val="false"/>
-                <w:bCs w:val="false"/>
-                <w:i w:val="false"/>
-                <w:iCs w:val="false"/>
-                <w:color w:val="183329"/>
-                <w:sz w:val="16"/>
-                <w:szCs w:val="16"/>
-              </w:rPr>
-              <w:t xml:space="preserve">新身份认证、TLS/BLE 安全、旧协议拒绝、模块 worker、受控 UI、网络代理</w:t>
+            <w:r>
+              <w:t>新身份认证、TLS/BLE 安全、旧协议拒绝、模块 worker、受控 UI、网络代理</w:t>
             </w:r>
           </w:p>
         </w:tc>
@@ -12984,21 +11555,8 @@
             <w:vAlign w:val="center"/>
           </w:tcPr>
           <w:p>
-            <w:pPr>
-              <w:spacing w:after="20" w:before="20" w:line="250"/>
-            </w:pPr>
-            <w:r>
-              <w:rPr>
-                <w:rFonts w:ascii="Noto Sans CJK SC" w:cs="Noto Sans CJK SC" w:eastAsia="Noto Sans CJK SC" w:hAnsi="Noto Sans CJK SC"/>
-                <w:b w:val="false"/>
-                <w:bCs w:val="false"/>
-                <w:i w:val="false"/>
-                <w:iCs w:val="false"/>
-                <w:color w:val="183329"/>
-                <w:sz w:val="16"/>
-                <w:szCs w:val="16"/>
-              </w:rPr>
-              <w:t xml:space="preserve">模块无法绕过权限读库/直连外网；崩溃隔离和撤权断连测试通过</w:t>
+            <w:r>
+              <w:t>模块无法绕过权限读库/直连外网；崩溃隔离和撤权断连测试通过</w:t>
             </w:r>
           </w:p>
         </w:tc>
@@ -13020,21 +11578,8 @@
             <w:vAlign w:val="center"/>
           </w:tcPr>
           <w:p>
-            <w:pPr>
-              <w:spacing w:after="20" w:before="20" w:line="250"/>
-            </w:pPr>
-            <w:r>
-              <w:rPr>
-                <w:rFonts w:ascii="Noto Sans CJK SC" w:cs="Noto Sans CJK SC" w:eastAsia="Noto Sans CJK SC" w:hAnsi="Noto Sans CJK SC"/>
-                <w:b w:val="false"/>
-                <w:bCs w:val="false"/>
-                <w:i w:val="false"/>
-                <w:iCs w:val="false"/>
-                <w:color w:val="183329"/>
-                <w:sz w:val="16"/>
-                <w:szCs w:val="16"/>
-              </w:rPr>
-              <w:t xml:space="preserve">P3 双槽与电源</w:t>
+            <w:r>
+              <w:t>P3 双槽与电源</w:t>
             </w:r>
           </w:p>
         </w:tc>
@@ -13051,21 +11596,8 @@
             <w:vAlign w:val="center"/>
           </w:tcPr>
           <w:p>
-            <w:pPr>
-              <w:spacing w:after="20" w:before="20" w:line="250"/>
-            </w:pPr>
-            <w:r>
-              <w:rPr>
-                <w:rFonts w:ascii="Noto Sans CJK SC" w:cs="Noto Sans CJK SC" w:eastAsia="Noto Sans CJK SC" w:hAnsi="Noto Sans CJK SC"/>
-                <w:b w:val="false"/>
-                <w:bCs w:val="false"/>
-                <w:i w:val="false"/>
-                <w:iCs w:val="false"/>
-                <w:color w:val="183329"/>
-                <w:sz w:val="16"/>
-                <w:szCs w:val="16"/>
-              </w:rPr>
-              <w:t xml:space="preserve">硬件拓扑选择、每槽状态机、遥测服务、OS+终端显示</w:t>
+            <w:r>
+              <w:t>硬件拓扑选择、每槽状态机、遥测服务、OS+终端显示</w:t>
             </w:r>
           </w:p>
         </w:tc>
@@ -13082,21 +11614,8 @@
             <w:vAlign w:val="center"/>
           </w:tcPr>
           <w:p>
-            <w:pPr>
-              <w:spacing w:after="20" w:before="20" w:line="250"/>
-            </w:pPr>
-            <w:r>
-              <w:rPr>
-                <w:rFonts w:ascii="Noto Sans CJK SC" w:cs="Noto Sans CJK SC" w:eastAsia="Noto Sans CJK SC" w:hAnsi="Noto Sans CJK SC"/>
-                <w:b w:val="false"/>
-                <w:bCs w:val="false"/>
-                <w:i w:val="false"/>
-                <w:iCs w:val="false"/>
-                <w:color w:val="183329"/>
-                <w:sz w:val="16"/>
-                <w:szCs w:val="16"/>
-              </w:rPr>
-              <w:t xml:space="preserve">双模块并行/交错热插拔与失联策略实机验证</w:t>
+            <w:r>
+              <w:t>双模块并行/交错热插拔与失联策略实机验证</w:t>
             </w:r>
           </w:p>
         </w:tc>
@@ -13118,21 +11637,8 @@
             <w:vAlign w:val="center"/>
           </w:tcPr>
           <w:p>
-            <w:pPr>
-              <w:spacing w:after="20" w:before="20" w:line="250"/>
-            </w:pPr>
-            <w:r>
-              <w:rPr>
-                <w:rFonts w:ascii="Noto Sans CJK SC" w:cs="Noto Sans CJK SC" w:eastAsia="Noto Sans CJK SC" w:hAnsi="Noto Sans CJK SC"/>
-                <w:b w:val="false"/>
-                <w:bCs w:val="false"/>
-                <w:i w:val="false"/>
-                <w:iCs w:val="false"/>
-                <w:color w:val="183329"/>
-                <w:sz w:val="16"/>
-                <w:szCs w:val="16"/>
-              </w:rPr>
-              <w:t xml:space="preserve">P4 场景模块</w:t>
+            <w:r>
+              <w:t>P4 场景模块</w:t>
             </w:r>
           </w:p>
         </w:tc>
@@ -13149,21 +11655,8 @@
             <w:vAlign w:val="center"/>
           </w:tcPr>
           <w:p>
-            <w:pPr>
-              <w:spacing w:after="20" w:before="20" w:line="250"/>
-            </w:pPr>
-            <w:r>
-              <w:rPr>
-                <w:rFonts w:ascii="Noto Sans CJK SC" w:cs="Noto Sans CJK SC" w:eastAsia="Noto Sans CJK SC" w:hAnsi="Noto Sans CJK SC"/>
-                <w:b w:val="false"/>
-                <w:bCs w:val="false"/>
-                <w:i w:val="false"/>
-                <w:iCs w:val="false"/>
-                <w:color w:val="183329"/>
-                <w:sz w:val="16"/>
-                <w:szCs w:val="16"/>
-              </w:rPr>
-              <w:t xml:space="preserve">一款血压计适配、哮天犬红外桌面原型</w:t>
+            <w:r>
+              <w:t>一款血压计适配、啸天红外桌面原型</w:t>
             </w:r>
           </w:p>
         </w:tc>
@@ -13180,21 +11673,8 @@
             <w:vAlign w:val="center"/>
           </w:tcPr>
           <w:p>
-            <w:pPr>
-              <w:spacing w:after="20" w:before="20" w:line="250"/>
-            </w:pPr>
-            <w:r>
-              <w:rPr>
-                <w:rFonts w:ascii="Noto Sans CJK SC" w:cs="Noto Sans CJK SC" w:eastAsia="Noto Sans CJK SC" w:hAnsi="Noto Sans CJK SC"/>
-                <w:b w:val="false"/>
-                <w:bCs w:val="false"/>
-                <w:i w:val="false"/>
-                <w:iCs w:val="false"/>
-                <w:color w:val="183329"/>
-                <w:sz w:val="16"/>
-                <w:szCs w:val="16"/>
-              </w:rPr>
-              <w:t xml:space="preserve">测量/告警任务绑定用户；协议错误/断线/弱网展示正确</w:t>
+            <w:r>
+              <w:t>测量/告警任务绑定用户；协议错误/断线/弱网展示正确</w:t>
             </w:r>
           </w:p>
         </w:tc>
@@ -13216,21 +11696,8 @@
             <w:vAlign w:val="center"/>
           </w:tcPr>
           <w:p>
-            <w:pPr>
-              <w:spacing w:after="20" w:before="20" w:line="250"/>
-            </w:pPr>
-            <w:r>
-              <w:rPr>
-                <w:rFonts w:ascii="Noto Sans CJK SC" w:cs="Noto Sans CJK SC" w:eastAsia="Noto Sans CJK SC" w:hAnsi="Noto Sans CJK SC"/>
-                <w:b w:val="false"/>
-                <w:bCs w:val="false"/>
-                <w:i w:val="false"/>
-                <w:iCs w:val="false"/>
-                <w:color w:val="183329"/>
-                <w:sz w:val="16"/>
-                <w:szCs w:val="16"/>
-              </w:rPr>
-              <w:t xml:space="preserve">P5 户外与适老</w:t>
+            <w:r>
+              <w:t>P5 户外与适老</w:t>
             </w:r>
           </w:p>
         </w:tc>
@@ -13247,21 +11714,8 @@
             <w:vAlign w:val="center"/>
           </w:tcPr>
           <w:p>
-            <w:pPr>
-              <w:spacing w:after="20" w:before="20" w:line="250"/>
-            </w:pPr>
-            <w:r>
-              <w:rPr>
-                <w:rFonts w:ascii="Noto Sans CJK SC" w:cs="Noto Sans CJK SC" w:eastAsia="Noto Sans CJK SC" w:hAnsi="Noto Sans CJK SC"/>
-                <w:b w:val="false"/>
-                <w:bCs w:val="false"/>
-                <w:i w:val="false"/>
-                <w:iCs w:val="false"/>
-                <w:color w:val="183329"/>
-                <w:sz w:val="16"/>
-                <w:szCs w:val="16"/>
-              </w:rPr>
-              <w:t xml:space="preserve">红外户外部署、电池续航、触摸/语音/可访问性回归</w:t>
+            <w:r>
+              <w:t>红外户外部署、电池续航、触摸/语音/可访问性回归</w:t>
             </w:r>
           </w:p>
         </w:tc>
@@ -13278,21 +11732,8 @@
             <w:vAlign w:val="center"/>
           </w:tcPr>
           <w:p>
-            <w:pPr>
-              <w:spacing w:after="20" w:before="20" w:line="250"/>
-            </w:pPr>
-            <w:r>
-              <w:rPr>
-                <w:rFonts w:ascii="Noto Sans CJK SC" w:cs="Noto Sans CJK SC" w:eastAsia="Noto Sans CJK SC" w:hAnsi="Noto Sans CJK SC"/>
-                <w:b w:val="false"/>
-                <w:bCs w:val="false"/>
-                <w:i w:val="false"/>
-                <w:iCs w:val="false"/>
-                <w:color w:val="183329"/>
-                <w:sz w:val="16"/>
-                <w:szCs w:val="16"/>
-              </w:rPr>
-              <w:t xml:space="preserve">有距离、环境、误报/漏报和续航实测记录；未测项明确标注</w:t>
+            <w:r>
+              <w:t>有距离、环境、误报/漏报和续航实测记录；未测项明确标注</w:t>
             </w:r>
           </w:p>
         </w:tc>
@@ -13314,21 +11755,8 @@
             <w:vAlign w:val="center"/>
           </w:tcPr>
           <w:p>
-            <w:pPr>
-              <w:spacing w:after="20" w:before="20" w:line="250"/>
-            </w:pPr>
-            <w:r>
-              <w:rPr>
-                <w:rFonts w:ascii="Noto Sans CJK SC" w:cs="Noto Sans CJK SC" w:eastAsia="Noto Sans CJK SC" w:hAnsi="Noto Sans CJK SC"/>
-                <w:b w:val="false"/>
-                <w:bCs w:val="false"/>
-                <w:i w:val="false"/>
-                <w:iCs w:val="false"/>
-                <w:color w:val="183329"/>
-                <w:sz w:val="16"/>
-                <w:szCs w:val="16"/>
-              </w:rPr>
-              <w:t xml:space="preserve">R OTA 研究</w:t>
+            <w:r>
+              <w:t>R OTA 研究</w:t>
             </w:r>
           </w:p>
         </w:tc>
@@ -13345,21 +11773,8 @@
             <w:vAlign w:val="center"/>
           </w:tcPr>
           <w:p>
-            <w:pPr>
-              <w:spacing w:after="20" w:before="20" w:line="250"/>
-            </w:pPr>
-            <w:r>
-              <w:rPr>
-                <w:rFonts w:ascii="Noto Sans CJK SC" w:cs="Noto Sans CJK SC" w:eastAsia="Noto Sans CJK SC" w:hAnsi="Noto Sans CJK SC"/>
-                <w:b w:val="false"/>
-                <w:bCs w:val="false"/>
-                <w:i w:val="false"/>
-                <w:iCs w:val="false"/>
-                <w:color w:val="183329"/>
-                <w:sz w:val="16"/>
-                <w:szCs w:val="16"/>
-              </w:rPr>
-              <w:t xml:space="preserve">终端更新方式、恢复与数据库兼容方案比较</w:t>
+            <w:r>
+              <w:t>终端更新方式、恢复与数据库兼容方案比较</w:t>
             </w:r>
           </w:p>
         </w:tc>
@@ -13376,21 +11791,8 @@
             <w:vAlign w:val="center"/>
           </w:tcPr>
           <w:p>
-            <w:pPr>
-              <w:spacing w:after="20" w:before="20" w:line="250"/>
-            </w:pPr>
-            <w:r>
-              <w:rPr>
-                <w:rFonts w:ascii="Noto Sans CJK SC" w:cs="Noto Sans CJK SC" w:eastAsia="Noto Sans CJK SC" w:hAnsi="Noto Sans CJK SC"/>
-                <w:b w:val="false"/>
-                <w:bCs w:val="false"/>
-                <w:i w:val="false"/>
-                <w:iCs w:val="false"/>
-                <w:color w:val="183329"/>
-                <w:sz w:val="16"/>
-                <w:szCs w:val="16"/>
-              </w:rPr>
-              <w:t xml:space="preserve">安全评审和恢复演练计划通过；不要求本期启用更新</w:t>
+            <w:r>
+              <w:t>安全评审和恢复演练计划通过；不要求本期启用更新</w:t>
             </w:r>
           </w:p>
         </w:tc>
@@ -13420,7 +11822,7 @@
         <w:keepNext/>
         <w:spacing w:after="120" w:before="220"/>
       </w:pPr>
-      <w:bookmarkStart w:name="_Toc61" w:id="61"/>
+      <w:bookmarkStart w:id="3062" w:name="_TechToc62"/>
       <w:r>
         <w:rPr>
           <w:rFonts w:ascii="Noto Sans CJK SC" w:cs="Noto Sans CJK SC" w:eastAsia="Noto Sans CJK SC" w:hAnsi="Noto Sans CJK SC"/>
@@ -13434,7 +11836,7 @@
         </w:rPr>
         <w:t>通用验收要求</w:t>
       </w:r>
-      <w:bookmarkEnd w:id="61"/>
+      <w:bookmarkEnd w:id="3062"/>
     </w:p>
     <w:p>
       <w:pPr>
@@ -13612,7 +12014,7 @@
         <w:keepNext/>
         <w:spacing w:after="120" w:before="300"/>
       </w:pPr>
-      <w:bookmarkStart w:name="_Toc62" w:id="62"/>
+      <w:bookmarkStart w:id="3063" w:name="_TechToc63"/>
       <w:r>
         <w:rPr>
           <w:rFonts w:ascii="Noto Sans CJK SC" w:cs="Noto Sans CJK SC" w:eastAsia="Noto Sans CJK SC" w:hAnsi="Noto Sans CJK SC"/>
@@ -13626,7 +12028,7 @@
         </w:rPr>
         <w:t>17. 集中待确认事项</w:t>
       </w:r>
-      <w:bookmarkEnd w:id="62"/>
+      <w:bookmarkEnd w:id="3063"/>
     </w:p>
     <w:p>
       <w:pPr>
@@ -13689,21 +12091,8 @@
             <w:vAlign w:val="center"/>
           </w:tcPr>
           <w:p>
-            <w:pPr>
-              <w:spacing w:after="20" w:before="20" w:line="250"/>
-            </w:pPr>
-            <w:r>
-              <w:rPr>
-                <w:rFonts w:ascii="Noto Sans CJK SC" w:cs="Noto Sans CJK SC" w:eastAsia="Noto Sans CJK SC" w:hAnsi="Noto Sans CJK SC"/>
-                <w:b/>
-                <w:bCs/>
-                <w:i w:val="false"/>
-                <w:iCs w:val="false"/>
-                <w:color w:val="FFFFFF"/>
-                <w:sz w:val="17"/>
-                <w:szCs w:val="17"/>
-              </w:rPr>
-              <w:t xml:space="preserve">#</w:t>
+            <w:r>
+              <w:t>#</w:t>
             </w:r>
           </w:p>
         </w:tc>
@@ -13720,21 +12109,8 @@
             <w:vAlign w:val="center"/>
           </w:tcPr>
           <w:p>
-            <w:pPr>
-              <w:spacing w:after="20" w:before="20" w:line="250"/>
-            </w:pPr>
-            <w:r>
-              <w:rPr>
-                <w:rFonts w:ascii="Noto Sans CJK SC" w:cs="Noto Sans CJK SC" w:eastAsia="Noto Sans CJK SC" w:hAnsi="Noto Sans CJK SC"/>
-                <w:b/>
-                <w:bCs/>
-                <w:i w:val="false"/>
-                <w:iCs w:val="false"/>
-                <w:color w:val="FFFFFF"/>
-                <w:sz w:val="17"/>
-                <w:szCs w:val="17"/>
-              </w:rPr>
-              <w:t xml:space="preserve">待确认问题</w:t>
+            <w:r>
+              <w:t>待确认问题</w:t>
             </w:r>
           </w:p>
         </w:tc>
@@ -13751,21 +12127,8 @@
             <w:vAlign w:val="center"/>
           </w:tcPr>
           <w:p>
-            <w:pPr>
-              <w:spacing w:after="20" w:before="20" w:line="250"/>
-            </w:pPr>
-            <w:r>
-              <w:rPr>
-                <w:rFonts w:ascii="Noto Sans CJK SC" w:cs="Noto Sans CJK SC" w:eastAsia="Noto Sans CJK SC" w:hAnsi="Noto Sans CJK SC"/>
-                <w:b/>
-                <w:bCs/>
-                <w:i w:val="false"/>
-                <w:iCs w:val="false"/>
-                <w:color w:val="FFFFFF"/>
-                <w:sz w:val="17"/>
-                <w:szCs w:val="17"/>
-              </w:rPr>
-              <w:t xml:space="preserve">当前建议/状态</w:t>
+            <w:r>
+              <w:t>当前建议/状态</w:t>
             </w:r>
           </w:p>
         </w:tc>
@@ -13865,7 +12228,7 @@
           </w:tcPr>
           <w:p>
             <w:r>
-              <w:t>哮天犬误报/漏报实测容忍度、器件候选/型号？</w:t>
+              <w:t>啸天探头候选型号及可量化误报/漏报验收阈值？</w:t>
             </w:r>
           </w:p>
         </w:tc>
@@ -13883,7 +12246,7 @@
           </w:tcPr>
           <w:p>
             <w:r>
-              <w:t>必须兼容遮檐安装与直接日晒/雨淋；IP 等级随器件和现场确定。误报偏好已确定为宁可少误报。</w:t>
+              <w:t>误报优先少；人员/猫/小型犬，遮檐和暴露雨晒场景均需样本测试；不得预设零误报/漏报。</w:t>
             </w:r>
           </w:p>
         </w:tc>
@@ -13923,21 +12286,8 @@
             <w:vAlign w:val="center"/>
           </w:tcPr>
           <w:p>
-            <w:pPr>
-              <w:spacing w:after="20" w:before="20" w:line="250"/>
-            </w:pPr>
-            <w:r>
-              <w:rPr>
-                <w:rFonts w:ascii="Noto Sans CJK SC" w:cs="Noto Sans CJK SC" w:eastAsia="Noto Sans CJK SC" w:hAnsi="Noto Sans CJK SC"/>
-                <w:b w:val="false"/>
-                <w:bCs w:val="false"/>
-                <w:i w:val="false"/>
-                <w:iCs w:val="false"/>
-                <w:color w:val="183329"/>
-                <w:sz w:val="16"/>
-                <w:szCs w:val="16"/>
-              </w:rPr>
-              <w:t xml:space="preserve">SDK 权威源放在哪个仓库？同步脚本改为发布制品/子模块/独立 SDK 仓库中的哪一种？</w:t>
+            <w:r>
+              <w:t>SDK 权威源放在哪个仓库？同步脚本改为发布制品/子模块/独立 SDK 仓库中的哪一种？</w:t>
             </w:r>
           </w:p>
         </w:tc>
@@ -13995,21 +12345,8 @@
             <w:vAlign w:val="center"/>
           </w:tcPr>
           <w:p>
-            <w:pPr>
-              <w:spacing w:after="20" w:before="20" w:line="250"/>
-            </w:pPr>
-            <w:r>
-              <w:rPr>
-                <w:rFonts w:ascii="Noto Sans CJK SC" w:cs="Noto Sans CJK SC" w:eastAsia="Noto Sans CJK SC" w:hAnsi="Noto Sans CJK SC"/>
-                <w:b w:val="false"/>
-                <w:bCs w:val="false"/>
-                <w:i w:val="false"/>
-                <w:iCs w:val="false"/>
-                <w:color w:val="183329"/>
-                <w:sz w:val="16"/>
-                <w:szCs w:val="16"/>
-              </w:rPr>
-              <w:t xml:space="preserve">两个 Pogo 端口的原理图/电气是否各有 DET 与通信，或共享总线/复用器？</w:t>
+            <w:r>
+              <w:t>两个 Pogo 端口的原理图/电气是否各有 DET 与通信，或共享总线/复用器？</w:t>
             </w:r>
           </w:p>
         </w:tc>
@@ -14026,21 +12363,8 @@
             <w:vAlign w:val="center"/>
           </w:tcPr>
           <w:p>
-            <w:pPr>
-              <w:spacing w:after="20" w:before="20" w:line="250"/>
-            </w:pPr>
-            <w:r>
-              <w:rPr>
-                <w:rFonts w:ascii="Noto Sans CJK SC" w:cs="Noto Sans CJK SC" w:eastAsia="Noto Sans CJK SC" w:hAnsi="Noto Sans CJK SC"/>
-                <w:b w:val="false"/>
-                <w:bCs w:val="false"/>
-                <w:i w:val="false"/>
-                <w:iCs w:val="false"/>
-                <w:color w:val="183329"/>
-                <w:sz w:val="16"/>
-                <w:szCs w:val="16"/>
-              </w:rPr>
-              <w:t xml:space="preserve">未定；需查看原理图和 ESP32-S3 引脚/外设预算后选择</w:t>
+            <w:r>
+              <w:t>未定；需查看原理图和 ESP32-S3 引脚/外设预算后选择</w:t>
             </w:r>
           </w:p>
         </w:tc>
@@ -14080,21 +12404,8 @@
             <w:vAlign w:val="center"/>
           </w:tcPr>
           <w:p>
-            <w:pPr>
-              <w:spacing w:after="20" w:before="20" w:line="250"/>
-            </w:pPr>
-            <w:r>
-              <w:rPr>
-                <w:rFonts w:ascii="Noto Sans CJK SC" w:cs="Noto Sans CJK SC" w:eastAsia="Noto Sans CJK SC" w:hAnsi="Noto Sans CJK SC"/>
-                <w:b w:val="false"/>
-                <w:bCs w:val="false"/>
-                <w:i w:val="false"/>
-                <w:iCs w:val="false"/>
-                <w:color w:val="183329"/>
-                <w:sz w:val="16"/>
-                <w:szCs w:val="16"/>
-              </w:rPr>
-              <w:t xml:space="preserve">充电宝电量屏控制板芯片/接口（I²C、SMBus、UART、ADC、GPIO）是什么？</w:t>
+            <w:r>
+              <w:t>充电宝电量屏控制板芯片/接口（I²C、SMBus、UART、ADC、GPIO）是什么？</w:t>
             </w:r>
           </w:p>
         </w:tc>
@@ -14111,21 +12422,8 @@
             <w:vAlign w:val="center"/>
           </w:tcPr>
           <w:p>
-            <w:pPr>
-              <w:spacing w:after="20" w:before="20" w:line="250"/>
-            </w:pPr>
-            <w:r>
-              <w:rPr>
-                <w:rFonts w:ascii="Noto Sans CJK SC" w:cs="Noto Sans CJK SC" w:eastAsia="Noto Sans CJK SC" w:hAnsi="Noto Sans CJK SC"/>
-                <w:b w:val="false"/>
-                <w:bCs w:val="false"/>
-                <w:i w:val="false"/>
-                <w:iCs w:val="false"/>
-                <w:color w:val="183329"/>
-                <w:sz w:val="16"/>
-                <w:szCs w:val="16"/>
-              </w:rPr>
-              <w:t xml:space="preserve">未确认；候选均保留，待查料号/原理图/测试点</w:t>
+            <w:r>
+              <w:t>未确认；候选均保留，待查料号/原理图/测试点</w:t>
             </w:r>
           </w:p>
         </w:tc>
@@ -14166,7 +12464,7 @@
           </w:tcPr>
           <w:p>
             <w:r>
-              <w:t>正式版 NFC 安全卡/读卡前端型号及逐卡密钥注入方式？</w:t>
+              <w:t>产品验证阶段安全 NFC 卡/读卡器型号与逐卡密钥注入流程？</w:t>
             </w:r>
           </w:p>
         </w:tc>
@@ -14184,7 +12482,7 @@
           </w:tcPr>
           <w:p>
             <w:r>
-              <w:t>原型普通卡仅作用户选择，PIN 必须；允许真实本机数据，接受卡片可复制风险。产品验证需换密码学互认证卡；型号/密钥注入待选型。</w:t>
+              <w:t>原型 RC522 UID + PIN；正式版须密码学双向认证卡，具体选型待定。</w:t>
             </w:r>
           </w:p>
         </w:tc>
@@ -14224,21 +12522,8 @@
             <w:vAlign w:val="center"/>
           </w:tcPr>
           <w:p>
-            <w:pPr>
-              <w:spacing w:after="20" w:before="20" w:line="250"/>
-            </w:pPr>
-            <w:r>
-              <w:rPr>
-                <w:rFonts w:ascii="Noto Sans CJK SC" w:cs="Noto Sans CJK SC" w:eastAsia="Noto Sans CJK SC" w:hAnsi="Noto Sans CJK SC"/>
-                <w:b w:val="false"/>
-                <w:bCs w:val="false"/>
-                <w:i w:val="false"/>
-                <w:iCs w:val="false"/>
-                <w:color w:val="183329"/>
-                <w:sz w:val="16"/>
-                <w:szCs w:val="16"/>
-              </w:rPr>
-              <w:t xml:space="preserve">血压计首期候选型号和数据访问授权/协议文档？</w:t>
+            <w:r>
+              <w:t>血压计首期候选型号和数据访问授权/协议文档？</w:t>
             </w:r>
           </w:p>
         </w:tc>
@@ -14286,7 +12571,7 @@
         <w:keepNext/>
         <w:spacing w:after="120" w:before="300"/>
       </w:pPr>
-      <w:bookmarkStart w:name="_Toc63" w:id="63"/>
+      <w:bookmarkStart w:id="3064" w:name="_TechToc64"/>
       <w:r>
         <w:rPr>
           <w:rFonts w:ascii="Noto Sans CJK SC" w:cs="Noto Sans CJK SC" w:eastAsia="Noto Sans CJK SC" w:hAnsi="Noto Sans CJK SC"/>
@@ -14300,7 +12585,7 @@
         </w:rPr>
         <w:t>18. 外部资料与说明</w:t>
       </w:r>
-      <w:bookmarkEnd w:id="63"/>
+      <w:bookmarkEnd w:id="3064"/>
     </w:p>
     <w:p>
       <w:pPr>
@@ -14567,147 +12852,7 @@
         <w:ind w:left="420" w:hanging="220"/>
       </w:pPr>
       <w:r>
-        <w:rPr>
-          <w:rFonts w:ascii="Noto Sans CJK SC" w:cs="Noto Sans CJK SC" w:eastAsia="Noto Sans CJK SC" w:hAnsi="Noto Sans CJK SC"/>
-          <w:b w:val="false"/>
-          <w:bCs w:val="false"/>
-          <w:i w:val="false"/>
-          <w:iCs w:val="false"/>
-          <w:color w:val="183329"/>
-          <w:sz w:val="19"/>
-          <w:szCs w:val="19"/>
-        </w:rPr>
-        <w:t>桥板仓库参考：</w:t>
-      </w:r>
-      <w:r>
-        <w:rPr>
-          <w:rFonts w:ascii="Noto Sans CJK SC" w:cs="Noto Sans CJK SC" w:eastAsia="Noto Sans CJK SC" w:hAnsi="Noto Sans CJK SC"/>
-          <w:b/>
-          <w:bCs/>
-          <w:i w:val="false"/>
-          <w:iCs w:val="false"/>
-          <w:color w:val="25634B"/>
-          <w:sz w:val="19"/>
-          <w:szCs w:val="19"/>
-        </w:rPr>
-        <w:t>esp/S3_PiBridge_LinkIt_Host/main/main.c</w:t>
-      </w:r>
-      <w:r>
-        <w:rPr>
-          <w:rFonts w:ascii="Noto Sans CJK SC" w:cs="Noto Sans CJK SC" w:eastAsia="Noto Sans CJK SC" w:hAnsi="Noto Sans CJK SC"/>
-          <w:b w:val="false"/>
-          <w:bCs w:val="false"/>
-          <w:i w:val="false"/>
-          <w:iCs w:val="false"/>
-          <w:color w:val="183329"/>
-          <w:sz w:val="19"/>
-          <w:szCs w:val="19"/>
-        </w:rPr>
-        <w:t>、</w:t>
-      </w:r>
-      <w:r>
-        <w:rPr>
-          <w:rFonts w:ascii="Noto Sans CJK SC" w:cs="Noto Sans CJK SC" w:eastAsia="Noto Sans CJK SC" w:hAnsi="Noto Sans CJK SC"/>
-          <w:b/>
-          <w:bCs/>
-          <w:i w:val="false"/>
-          <w:iCs w:val="false"/>
-          <w:color w:val="25634B"/>
-          <w:sz w:val="19"/>
-          <w:szCs w:val="19"/>
-        </w:rPr>
-        <w:t>components/linkit_sdk/src/core/linkit_core.c</w:t>
-      </w:r>
-      <w:r>
-        <w:rPr>
-          <w:rFonts w:ascii="Noto Sans CJK SC" w:cs="Noto Sans CJK SC" w:eastAsia="Noto Sans CJK SC" w:hAnsi="Noto Sans CJK SC"/>
-          <w:b w:val="false"/>
-          <w:bCs w:val="false"/>
-          <w:i w:val="false"/>
-          <w:iCs w:val="false"/>
-          <w:color w:val="183329"/>
-          <w:sz w:val="19"/>
-          <w:szCs w:val="19"/>
-        </w:rPr>
-        <w:t>、</w:t>
-      </w:r>
-      <w:r>
-        <w:rPr>
-          <w:rFonts w:ascii="Noto Sans CJK SC" w:cs="Noto Sans CJK SC" w:eastAsia="Noto Sans CJK SC" w:hAnsi="Noto Sans CJK SC"/>
-          <w:b/>
-          <w:bCs/>
-          <w:i w:val="false"/>
-          <w:iCs w:val="false"/>
-          <w:color w:val="25634B"/>
-          <w:sz w:val="19"/>
-          <w:szCs w:val="19"/>
-        </w:rPr>
-        <w:t>esp/shared/module_data_service/</w:t>
-      </w:r>
-      <w:r>
-        <w:rPr>
-          <w:rFonts w:ascii="Noto Sans CJK SC" w:cs="Noto Sans CJK SC" w:eastAsia="Noto Sans CJK SC" w:hAnsi="Noto Sans CJK SC"/>
-          <w:b w:val="false"/>
-          <w:bCs w:val="false"/>
-          <w:i w:val="false"/>
-          <w:iCs w:val="false"/>
-          <w:color w:val="183329"/>
-          <w:sz w:val="19"/>
-          <w:szCs w:val="19"/>
-        </w:rPr>
-        <w:t>、</w:t>
-      </w:r>
-      <w:r>
-        <w:rPr>
-          <w:rFonts w:ascii="Noto Sans CJK SC" w:cs="Noto Sans CJK SC" w:eastAsia="Noto Sans CJK SC" w:hAnsi="Noto Sans CJK SC"/>
-          <w:b/>
-          <w:bCs/>
-          <w:i w:val="false"/>
-          <w:iCs w:val="false"/>
-          <w:color w:val="25634B"/>
-          <w:sz w:val="19"/>
-          <w:szCs w:val="19"/>
-        </w:rPr>
-        <w:t>esp/S3_Pi_Module/partitions.csv</w:t>
-      </w:r>
-      <w:r>
-        <w:rPr>
-          <w:rFonts w:ascii="Noto Sans CJK SC" w:cs="Noto Sans CJK SC" w:eastAsia="Noto Sans CJK SC" w:hAnsi="Noto Sans CJK SC"/>
-          <w:b w:val="false"/>
-          <w:bCs w:val="false"/>
-          <w:i w:val="false"/>
-          <w:iCs w:val="false"/>
-          <w:color w:val="183329"/>
-          <w:sz w:val="19"/>
-          <w:szCs w:val="19"/>
-        </w:rPr>
-        <w:t>、</w:t>
-      </w:r>
-      <w:r>
-        <w:rPr>
-          <w:rFonts w:ascii="Noto Sans CJK SC" w:cs="Noto Sans CJK SC" w:eastAsia="Noto Sans CJK SC" w:hAnsi="Noto Sans CJK SC"/>
-          <w:b/>
-          <w:bCs/>
-          <w:i w:val="false"/>
-          <w:iCs w:val="false"/>
-          <w:color w:val="25634B"/>
-          <w:sz w:val="19"/>
-          <w:szCs w:val="19"/>
-        </w:rPr>
-        <w:t>esp/shared/pi_sensor_device/</w:t>
-      </w:r>
-      <w:r>
-        <w:rPr>
-          <w:rFonts w:ascii="Noto Sans CJK SC" w:cs="Noto Sans CJK SC" w:eastAsia="Noto Sans CJK SC" w:hAnsi="Noto Sans CJK SC"/>
-          <w:b w:val="false"/>
-          <w:bCs w:val="false"/>
-          <w:i w:val="false"/>
-          <w:iCs w:val="false"/>
-          <w:color w:val="183329"/>
-          <w:sz w:val="19"/>
-          <w:szCs w:val="19"/>
-        </w:rPr>
-        <w:t>。</w:t>
+        <w:t>桥板/模块仓库源码参考：&lt;https://github.com/gggitj/ESP-Modular-Terminal-Service&gt;，main 16aebdd；特别是 esp/S3_PiBridge_LinkIt_Host/main/{main.c,rfid_service.c,rc522.c}、tests/、README，以及 module-devkit/examples/xiaotian/{DEVELOPMENT-NOTES.md,PROTOTYPE-PLAN.md}。旧 esp32-smart 仅作历史基线。</w:t>
       </w:r>
     </w:p>
     <w:p>
@@ -14823,43 +12968,7 @@
         <w:ind w:left="420" w:hanging="220"/>
       </w:pPr>
       <w:r>
-        <w:rPr>
-          <w:rFonts w:ascii="Noto Sans CJK SC" w:cs="Noto Sans CJK SC" w:eastAsia="Noto Sans CJK SC" w:hAnsi="Noto Sans CJK SC"/>
-          <w:b w:val="false"/>
-          <w:bCs w:val="false"/>
-          <w:i w:val="false"/>
-          <w:iCs w:val="false"/>
-          <w:color w:val="183329"/>
-          <w:sz w:val="19"/>
-          <w:szCs w:val="19"/>
-        </w:rPr>
-        <w:t xml:space="preserve">输入交接：用户提供的外部 </w:t>
-      </w:r>
-      <w:r>
-        <w:rPr>
-          <w:rFonts w:ascii="Noto Sans CJK SC" w:cs="Noto Sans CJK SC" w:eastAsia="Noto Sans CJK SC" w:hAnsi="Noto Sans CJK SC"/>
-          <w:b/>
-          <w:bCs/>
-          <w:i w:val="false"/>
-          <w:iCs w:val="false"/>
-          <w:color w:val="25634B"/>
-          <w:sz w:val="19"/>
-          <w:szCs w:val="19"/>
-        </w:rPr>
-        <w:t>DEVELOPMENT-NOTES.md</w:t>
-      </w:r>
-      <w:r>
-        <w:rPr>
-          <w:rFonts w:ascii="Noto Sans CJK SC" w:cs="Noto Sans CJK SC" w:eastAsia="Noto Sans CJK SC" w:hAnsi="Noto Sans CJK SC"/>
-          <w:b w:val="false"/>
-          <w:bCs w:val="false"/>
-          <w:i w:val="false"/>
-          <w:iCs w:val="false"/>
-          <w:color w:val="183329"/>
-          <w:sz w:val="19"/>
-          <w:szCs w:val="19"/>
-        </w:rPr>
-        <w:t>（哮天犬需求草案，2026-10-25）。该文件不作为 README 内容，也未被覆盖。</w:t>
+        <w:t>输入交接：用户提供的外部 DEVELOPMENT-NOTES.md（啸天需求草案，2026-10-26）。该文件不作为 README 内容，也未被覆盖。</w:t>
       </w:r>
     </w:p>
     <w:p>
@@ -14868,7 +12977,7 @@
         <w:keepNext/>
         <w:spacing w:after="120" w:before="300"/>
       </w:pPr>
-      <w:bookmarkStart w:name="_Toc64" w:id="64"/>
+      <w:bookmarkStart w:id="3065" w:name="_TechToc65"/>
       <w:r>
         <w:rPr>
           <w:rFonts w:ascii="Noto Sans CJK SC" w:cs="Noto Sans CJK SC" w:eastAsia="Noto Sans CJK SC" w:hAnsi="Noto Sans CJK SC"/>
@@ -14882,7 +12991,7 @@
         </w:rPr>
         <w:t>19. 当前结论</w:t>
       </w:r>
-      <w:bookmarkEnd w:id="64"/>
+      <w:bookmarkEnd w:id="3065"/>
     </w:p>
     <w:p>
       <w:pPr>
@@ -14969,17 +13078,7 @@
         <w:ind w:left="420" w:hanging="220"/>
       </w:pPr>
       <w:r>
-        <w:rPr>
-          <w:rFonts w:ascii="Noto Sans CJK SC" w:cs="Noto Sans CJK SC" w:eastAsia="Noto Sans CJK SC" w:hAnsi="Noto Sans CJK SC"/>
-          <w:b w:val="false"/>
-          <w:bCs w:val="false"/>
-          <w:i w:val="false"/>
-          <w:iCs w:val="false"/>
-          <w:color w:val="183329"/>
-          <w:sz w:val="19"/>
-          <w:szCs w:val="19"/>
-        </w:rPr>
-        <w:t>哮天犬首版用文档化主动对射红外、单束桌面原型和终端本机显示；户外距离/误报承诺必须等待实测。</w:t>
+        <w:t>啸天最终方向是开放场地可配置红外围界；首轮按两对探头/一 ESP，验证单线、平行双线方向/平均速度和折线段。10×10 m 闭合区需按周界边数扩展，尚未采购/实测。</w:t>
       </w:r>
     </w:p>
     <w:p>
@@ -15065,26 +13164,18 @@
         <w:ind w:left="420" w:hanging="220"/>
       </w:pPr>
       <w:r>
-        <w:rPr>
-          <w:rFonts w:ascii="Noto Sans CJK SC" w:cs="Noto Sans CJK SC" w:eastAsia="Noto Sans CJK SC" w:hAnsi="Noto Sans CJK SC"/>
-          <w:b w:val="false"/>
-          <w:bCs w:val="false"/>
-          <w:i w:val="false"/>
-          <w:iCs w:val="false"/>
-          <w:color w:val="183329"/>
-          <w:sz w:val="19"/>
-          <w:szCs w:val="19"/>
-        </w:rPr>
-        <w:t>以上是规划草案；待第 17 节集中问题确认后，再冻结架构决策和阶段验收指标。</w:t>
+        <w:t>以上为规划建议，不是实现或实测状态。已确认项已经写入正文；第 17 节只保留尚待器件、环境或拓扑确认的工程决策。</w:t>
       </w:r>
     </w:p>
     <w:p>
       <w:pPr>
         <w:pStyle w:val="Heading1"/>
       </w:pPr>
+      <w:bookmarkStart w:id="3066" w:name="_TechToc66"/>
       <w:r>
         <w:t>附录 A｜初始需求覆盖审查</w:t>
       </w:r>
+      <w:bookmarkEnd w:id="3066"/>
     </w:p>
     <w:p>
       <w:pPr>
@@ -15122,16 +13213,7 @@
             <w:vAlign w:val="center"/>
           </w:tcPr>
           <w:p>
-            <w:pPr>
-              <w:spacing w:after="40"/>
-            </w:pPr>
-            <w:r>
-              <w:rPr>
-                <w:rFonts w:ascii="Noto Sans CJK SC" w:hAnsi="Noto Sans CJK SC"/>
-                <w:b/>
-                <w:color w:val="FFFFFF"/>
-                <w:sz w:val="18"/>
-              </w:rPr>
+            <w:r>
               <w:t>最初主题</w:t>
             </w:r>
           </w:p>
@@ -15151,16 +13233,7 @@
             <w:vAlign w:val="center"/>
           </w:tcPr>
           <w:p>
-            <w:pPr>
-              <w:spacing w:after="40"/>
-            </w:pPr>
-            <w:r>
-              <w:rPr>
-                <w:rFonts w:ascii="Noto Sans CJK SC" w:hAnsi="Noto Sans CJK SC"/>
-                <w:b/>
-                <w:color w:val="FFFFFF"/>
-                <w:sz w:val="18"/>
-              </w:rPr>
+            <w:r>
               <w:t>已确认决策与边界</w:t>
             </w:r>
           </w:p>
@@ -15180,16 +13253,7 @@
             <w:vAlign w:val="center"/>
           </w:tcPr>
           <w:p>
-            <w:pPr>
-              <w:spacing w:after="40"/>
-            </w:pPr>
-            <w:r>
-              <w:rPr>
-                <w:rFonts w:ascii="Noto Sans CJK SC" w:hAnsi="Noto Sans CJK SC"/>
-                <w:b/>
-                <w:color w:val="FFFFFF"/>
-                <w:sz w:val="18"/>
-              </w:rPr>
+            <w:r>
               <w:t>报告位置</w:t>
             </w:r>
           </w:p>
@@ -15211,14 +13275,7 @@
             <w:vAlign w:val="center"/>
           </w:tcPr>
           <w:p>
-            <w:pPr>
-              <w:spacing w:after="40"/>
-            </w:pPr>
-            <w:r>
-              <w:rPr>
-                <w:rFonts w:ascii="Noto Sans CJK SC" w:hAnsi="Noto Sans CJK SC"/>
-                <w:sz w:val="17"/>
-              </w:rPr>
+            <w:r>
               <w:t>数据安全、隐私、适老化、有限网络</w:t>
             </w:r>
           </w:p>
@@ -15258,14 +13315,7 @@
             <w:vAlign w:val="center"/>
           </w:tcPr>
           <w:p>
-            <w:pPr>
-              <w:spacing w:after="40"/>
-            </w:pPr>
-            <w:r>
-              <w:rPr>
-                <w:rFonts w:ascii="Noto Sans CJK SC" w:hAnsi="Noto Sans CJK SC"/>
-                <w:sz w:val="17"/>
-              </w:rPr>
+            <w:r>
               <w:t>第 3、9、14 节；第 5–8 节</w:t>
             </w:r>
           </w:p>
@@ -15287,14 +13337,7 @@
             <w:vAlign w:val="center"/>
           </w:tcPr>
           <w:p>
-            <w:pPr>
-              <w:spacing w:after="40"/>
-            </w:pPr>
-            <w:r>
-              <w:rPr>
-                <w:rFonts w:ascii="Noto Sans CJK SC" w:hAnsi="Noto Sans CJK SC"/>
-                <w:sz w:val="17"/>
-              </w:rPr>
+            <w:r>
               <w:t>安全围栏模块</w:t>
             </w:r>
           </w:p>
@@ -15315,7 +13358,7 @@
           </w:tcPr>
           <w:p>
             <w:r>
-              <w:t>终端本机提醒；3–5 m 门口/走廊；双束、两束在时间窗内均遮挡；人员及猫/小型犬；低处安装；兼容遮檐和直晒雨淋；宁可少误报。离线显示监测中断，模块有限缓存后补报。性能仍待实测。</w:t>
+              <w:t>啸天最终目标为开放场地直线/折线/闭合围界和门口测速；首轮两对探头/同一ESP，单线、双线、折线分模式；10×10 m 为后续参考。</w:t>
             </w:r>
           </w:p>
         </w:tc>
@@ -15335,7 +13378,7 @@
           </w:tcPr>
           <w:p>
             <w:r>
-              <w:t>第 11 节；待确认表 #2</w:t>
+              <w:t>第 11 节；最新交接 main 16aebdd</w:t>
             </w:r>
           </w:p>
         </w:tc>
@@ -15356,14 +13399,7 @@
             <w:vAlign w:val="center"/>
           </w:tcPr>
           <w:p>
-            <w:pPr>
-              <w:spacing w:after="40"/>
-            </w:pPr>
-            <w:r>
-              <w:rPr>
-                <w:rFonts w:ascii="Noto Sans CJK SC" w:hAnsi="Noto Sans CJK SC"/>
-                <w:sz w:val="17"/>
-              </w:rPr>
+            <w:r>
               <w:t>血压计模块</w:t>
             </w:r>
           </w:p>
@@ -15383,14 +13419,7 @@
             <w:vAlign w:val="center"/>
           </w:tcPr>
           <w:p>
-            <w:pPr>
-              <w:spacing w:after="40"/>
-            </w:pPr>
-            <w:r>
-              <w:rPr>
-                <w:rFonts w:ascii="Noto Sans CJK SC" w:hAnsi="Noto Sans CJK SC"/>
-                <w:sz w:val="17"/>
-              </w:rPr>
+            <w:r>
               <w:t>家庭参考、不用于诊疗；自动测量与手动录入；先接一款有协议文档的现成设备。</w:t>
             </w:r>
           </w:p>
@@ -15411,7 +13440,7 @@
           </w:tcPr>
           <w:p>
             <w:r>
-              <w:t>第 3、12 节；待确认表 #8</w:t>
+              <w:t>第 3、12 节；待确认表 #7</w:t>
             </w:r>
           </w:p>
         </w:tc>
@@ -15432,14 +13461,7 @@
             <w:vAlign w:val="center"/>
           </w:tcPr>
           <w:p>
-            <w:pPr>
-              <w:spacing w:after="40"/>
-            </w:pPr>
-            <w:r>
-              <w:rPr>
-                <w:rFonts w:ascii="Noto Sans CJK SC" w:hAnsi="Noto Sans CJK SC"/>
-                <w:sz w:val="17"/>
-              </w:rPr>
+            <w:r>
               <w:t>NFC/RFID 用户切换</w:t>
             </w:r>
           </w:p>
@@ -15460,7 +13482,7 @@
           </w:tcPr>
           <w:p>
             <w:r>
-              <w:t>原型允许普通 NFC/RFID 卡选择用户，必须再输入 PIN，可用真实本机资料但需 PIN 限速/SQLCipher；普通卡可复制。产品验证再换密码学双向认证卡 + 逐卡密钥 + PIN。</w:t>
+              <w:t>RC522 物理读卡在桥板，Pi 是身份权威。普通 ISO14443A UID 原型 + 强制 PIN，可用真实本机数据；登录后显式绑卡，管理员可挂失；正式产品换密码学安全卡。UID 派生留存。</w:t>
             </w:r>
           </w:p>
         </w:tc>
@@ -15479,15 +13501,8 @@
             <w:vAlign w:val="center"/>
           </w:tcPr>
           <w:p>
-            <w:pPr>
-              <w:spacing w:after="40"/>
-            </w:pPr>
-            <w:r>
-              <w:rPr>
-                <w:rFonts w:ascii="Noto Sans CJK SC" w:hAnsi="Noto Sans CJK SC"/>
-                <w:sz w:val="17"/>
-              </w:rPr>
-              <w:t>第 5、8 节</w:t>
+            <w:r>
+              <w:t>第 2.3、5、8、9 节</w:t>
             </w:r>
           </w:p>
         </w:tc>
@@ -15508,14 +13523,7 @@
             <w:vAlign w:val="center"/>
           </w:tcPr>
           <w:p>
-            <w:pPr>
-              <w:spacing w:after="40"/>
-            </w:pPr>
-            <w:r>
-              <w:rPr>
-                <w:rFonts w:ascii="Noto Sans CJK SC" w:hAnsi="Noto Sans CJK SC"/>
-                <w:sz w:val="17"/>
-              </w:rPr>
+            <w:r>
               <w:t>终端 QML 登录与多用户数据</w:t>
             </w:r>
           </w:p>
@@ -15535,14 +13543,7 @@
             <w:vAlign w:val="center"/>
           </w:tcPr>
           <w:p>
-            <w:pPr>
-              <w:spacing w:after="40"/>
-            </w:pPr>
-            <w:r>
-              <w:rPr>
-                <w:rFonts w:ascii="Noto Sans CJK SC" w:hAnsi="Noto Sans CJK SC"/>
-                <w:sz w:val="17"/>
-              </w:rPr>
+            <w:r>
               <w:t>QML 只负责交互；可信服务做认证/权限；每用户 SQLCipher；恢复凭证、导出、删除、USB 备份与管理员隔离。</w:t>
             </w:r>
           </w:p>
@@ -15562,14 +13563,7 @@
             <w:vAlign w:val="center"/>
           </w:tcPr>
           <w:p>
-            <w:pPr>
-              <w:spacing w:after="40"/>
-            </w:pPr>
-            <w:r>
-              <w:rPr>
-                <w:rFonts w:ascii="Noto Sans CJK SC" w:hAnsi="Noto Sans CJK SC"/>
-                <w:sz w:val="17"/>
-              </w:rPr>
+            <w:r>
               <w:t>第 5–7 节</w:t>
             </w:r>
           </w:p>
@@ -15591,14 +13585,7 @@
             <w:vAlign w:val="center"/>
           </w:tcPr>
           <w:p>
-            <w:pPr>
-              <w:spacing w:after="40"/>
-            </w:pPr>
-            <w:r>
-              <w:rPr>
-                <w:rFonts w:ascii="Noto Sans CJK SC" w:hAnsi="Noto Sans CJK SC"/>
-                <w:sz w:val="17"/>
-              </w:rPr>
+            <w:r>
               <w:t>HTTPS 与模块链路加密</w:t>
             </w:r>
           </w:p>
@@ -15618,14 +13605,7 @@
             <w:vAlign w:val="center"/>
           </w:tcPr>
           <w:p>
-            <w:pPr>
-              <w:spacing w:after="40"/>
-            </w:pPr>
-            <w:r>
-              <w:rPr>
-                <w:rFonts w:ascii="Noto Sans CJK SC" w:hAnsi="Noto Sans CJK SC"/>
-                <w:sz w:val="17"/>
-              </w:rPr>
+            <w:r>
               <w:t>外网 HTTPS；LAN/TCP 用 TLS；BLE 安全配对与应用认证；只允许新安全协议，失败关闭。</w:t>
             </w:r>
           </w:p>
@@ -15645,14 +13625,7 @@
             <w:vAlign w:val="center"/>
           </w:tcPr>
           <w:p>
-            <w:pPr>
-              <w:spacing w:after="40"/>
-            </w:pPr>
-            <w:r>
-              <w:rPr>
-                <w:rFonts w:ascii="Noto Sans CJK SC" w:hAnsi="Noto Sans CJK SC"/>
-                <w:sz w:val="17"/>
-              </w:rPr>
+            <w:r>
               <w:t>第 9 节</w:t>
             </w:r>
           </w:p>
@@ -15674,14 +13647,7 @@
             <w:vAlign w:val="center"/>
           </w:tcPr>
           <w:p>
-            <w:pPr>
-              <w:spacing w:after="40"/>
-            </w:pPr>
-            <w:r>
-              <w:rPr>
-                <w:rFonts w:ascii="Noto Sans CJK SC" w:hAnsi="Noto Sans CJK SC"/>
-                <w:sz w:val="17"/>
-              </w:rPr>
+            <w:r>
               <w:t>桥板握手与充电宝电量</w:t>
             </w:r>
           </w:p>
@@ -15702,7 +13668,7 @@
           </w:tcPr>
           <w:p>
             <w:r>
-              <w:t>已有充电宝电量指示屏；接口未知，保留多种通用接口方案；Pi OS 与终端双处共享状态。低电量先休眠其他模块、围栏继续；临界时提示停止围栏并安全关 Pi。</w:t>
+              <w:t>桥板 RC522 UID 已有；Pi 未接收。当前 PBR CRC-only，目标逐板身份+AEAD+ACK。MAX17043 桥板只留脚，无读取驱动。</w:t>
             </w:r>
           </w:p>
         </w:tc>
@@ -15722,7 +13688,7 @@
           </w:tcPr>
           <w:p>
             <w:r>
-              <w:t>第 10、13 节；待确认表 #6</w:t>
+              <w:t>第 2.3、9、10、13 节</w:t>
             </w:r>
           </w:p>
         </w:tc>
@@ -15743,14 +13709,7 @@
             <w:vAlign w:val="center"/>
           </w:tcPr>
           <w:p>
-            <w:pPr>
-              <w:spacing w:after="40"/>
-            </w:pPr>
-            <w:r>
-              <w:rPr>
-                <w:rFonts w:ascii="Noto Sans CJK SC" w:hAnsi="Noto Sans CJK SC"/>
-                <w:sz w:val="17"/>
-              </w:rPr>
+            <w:r>
               <w:t>双 Pogo 触点与多模块</w:t>
             </w:r>
           </w:p>
@@ -15771,7 +13730,7 @@
           </w:tcPr>
           <w:p>
             <w:r>
-              <w:t>两槽同桥板，Pi 3B + Bookworm 桌面默认配置；桥板拓扑未选，需改控制面/终端多会话并实机验证。</w:t>
+              <w:t>双槽同桥板为目标但拓扑未定；最新桥板实现仍单DET/单实例。需要桥板控制面与Pi路由改造并实机验证。</w:t>
             </w:r>
           </w:p>
         </w:tc>
@@ -15791,7 +13750,7 @@
           </w:tcPr>
           <w:p>
             <w:r>
-              <w:t>第 10、16 节；待确认表 #5</w:t>
+              <w:t>第 10、16 节；拓扑未定</w:t>
             </w:r>
           </w:p>
         </w:tc>
@@ -15812,14 +13771,7 @@
             <w:vAlign w:val="center"/>
           </w:tcPr>
           <w:p>
-            <w:pPr>
-              <w:spacing w:after="40"/>
-            </w:pPr>
-            <w:r>
-              <w:rPr>
-                <w:rFonts w:ascii="Noto Sans CJK SC" w:hAnsi="Noto Sans CJK SC"/>
-                <w:sz w:val="17"/>
-              </w:rPr>
+            <w:r>
               <w:t>OTA 与动态模块页面</w:t>
             </w:r>
           </w:p>
@@ -15859,14 +13811,7 @@
             <w:vAlign w:val="center"/>
           </w:tcPr>
           <w:p>
-            <w:pPr>
-              <w:spacing w:after="40"/>
-            </w:pPr>
-            <w:r>
-              <w:rPr>
-                <w:rFonts w:ascii="Noto Sans CJK SC" w:hAnsi="Noto Sans CJK SC"/>
-                <w:sz w:val="17"/>
-              </w:rPr>
+            <w:r>
               <w:t>第 15 节；明确不代表现有 OTA 已实现</w:t>
             </w:r>
           </w:p>
@@ -15888,14 +13833,7 @@
             <w:vAlign w:val="center"/>
           </w:tcPr>
           <w:p>
-            <w:pPr>
-              <w:spacing w:after="40"/>
-            </w:pPr>
-            <w:r>
-              <w:rPr>
-                <w:rFonts w:ascii="Noto Sans CJK SC" w:hAnsi="Noto Sans CJK SC"/>
-                <w:sz w:val="17"/>
-              </w:rPr>
+            <w:r>
               <w:t>数据库、沙箱、权限与联网控制</w:t>
             </w:r>
           </w:p>
@@ -15915,14 +13853,7 @@
             <w:vAlign w:val="center"/>
           </w:tcPr>
           <w:p>
-            <w:pPr>
-              <w:spacing w:after="40"/>
-            </w:pPr>
-            <w:r>
-              <w:rPr>
-                <w:rFonts w:ascii="Noto Sans CJK SC" w:hAnsi="Noto Sans CJK SC"/>
-                <w:sz w:val="17"/>
-              </w:rPr>
+            <w:r>
               <w:t>插件迁出宿主进程、受控 UI schema、主机代理执行能力；撤权即时断网；同一模块禁止健康历史读取与任意外网权限并存。</w:t>
             </w:r>
           </w:p>
@@ -15942,14 +13873,7 @@
             <w:vAlign w:val="center"/>
           </w:tcPr>
           <w:p>
-            <w:pPr>
-              <w:spacing w:after="40"/>
-            </w:pPr>
-            <w:r>
-              <w:rPr>
-                <w:rFonts w:ascii="Noto Sans CJK SC" w:hAnsi="Noto Sans CJK SC"/>
-                <w:sz w:val="17"/>
-              </w:rPr>
+            <w:r>
               <w:t>第 6、8、9、15 节</w:t>
             </w:r>
           </w:p>
@@ -15962,10 +13886,6 @@
           </w:tcPr>
           <w:p>
             <w:r>
-              <w:rPr>
-                <w:rFonts w:ascii="Noto Sans CJK SC" w:hAnsi="Noto Sans CJK SC"/>
-                <w:sz w:val="17"/>
-              </w:rPr>
               <w:t>用户/任务恢复</w:t>
             </w:r>
           </w:p>
@@ -15976,10 +13896,6 @@
           </w:tcPr>
           <w:p>
             <w:r>
-              <w:rPr>
-                <w:rFonts w:ascii="Noto Sans CJK SC" w:hAnsi="Noto Sans CJK SC"/>
-                <w:sz w:val="17"/>
-              </w:rPr>
               <w:t>用户各自授权，同一模块可多用户配对但一次仅服务当前用户；测量完成后切换、围栏需明确停止；重启先解锁并重新认证恢复原用户任务；每用户独立离线恢复码。</w:t>
             </w:r>
           </w:p>
@@ -15990,10 +13906,6 @@
           </w:tcPr>
           <w:p>
             <w:r>
-              <w:rPr>
-                <w:rFonts w:ascii="Noto Sans CJK SC" w:hAnsi="Noto Sans CJK SC"/>
-                <w:sz w:val="17"/>
-              </w:rPr>
               <w:t>第 5–7 节；用户已确认</w:t>
             </w:r>
           </w:p>
@@ -16001,8 +13913,9 @@
       </w:tr>
     </w:tbl>
     <w:p>
-      <w:r>
-        <w:t>审查结论：原始清单的所有主题均已映射；后续用户决策覆盖了使用场景、用户数据归属、认证、围栏、供电和 OTA 取舍。当前剩余的是具体器件/桌面会话/拓扑等工程选型与实机验收，不是原始需求主题缺项。报告仅为规划建议，不代表功能已实现。</w:t>
+      <w:pPr/>
+      <w:r>
+        <w:t xml:space="preserve">审查结论：初始需求主题与后续用户决策均已映射。最新桥板固件有上游记录的 RC522 UID/PBR1 单次实测，但 Pi 接收/绑卡登录、桥板逐板 AEAD、新安全 PBR 和桥板 MAX17043 读取仍未完成或验收。啸天已按最新多模式开放围界目标更新；当前仍处设计准备阶段。建议不代表已实现功能或实机结论。</w:t>
       </w:r>
     </w:p>
     <w:sectPr>
@@ -16077,7 +13990,7 @@
         <w:sz w:val="14"/>
         <w:szCs w:val="14"/>
       </w:rPr>
-      <w:t xml:space="preserve">讨论稿 v2.7  ·  2026-10-25  ·  第 </w:t>
+      <w:t xml:space="preserve">讨论稿 v4.0  ·  2026-10-26  ·  第 </w:t>
     </w:r>
     <w:r/>
     <w:r/>

--- a/docs/TECHNICAL-ADVISORY-REPORT.docx
+++ b/docs/TECHNICAL-ADVISORY-REPORT.docx
@@ -75,7 +75,7 @@
           <w:sz w:val="19"/>
           <w:szCs w:val="19"/>
         </w:rPr>
-        <w:t>讨论稿 v4.0   |   2026-10-26</w:t>
+        <w:t>事实订正版 v4.1   |   2026-10-26   |   F授权文档审定</w:t>
       </w:r>
     </w:p>
     <w:p>
@@ -94,7 +94,7 @@
           <w:sz w:val="17"/>
           <w:szCs w:val="17"/>
         </w:rPr>
-        <w:t>基于主项目与桥板固件源码核查及用户确认需求</w:t>
+        <w:t>基于Pi主线20013b2与ESP服务16aebdd源码、任务清单及历史记录复核</w:t>
       </w:r>
     </w:p>
     <w:p>
@@ -158,7 +158,7 @@
           <w:sz w:val="18"/>
           <w:szCs w:val="18"/>
         </w:rPr>
-        <w:t>本报告区分已确认需求、源码现状、技术建议和待决策事项。图解为逻辑架构示意，不代表真实接线、已实现功能或实机测量。目录使用 Word 原生标题字段；首次打开如页码未更新，请在 Word 中选择“更新整个目录”。</w:t>
+        <w:t>本报告区分用户指定目标、源码现状、历史记录、本轮主机测试和待实测事项。v4.1订正SDK差异、跟踪产物风险、P0分期、锁屏任务及Qt版本等事实。图解为目标逻辑架构，非真实接线/已实现功能/实机测量。目录使用Word标题字段，打开后更新整个目录。执行接口与F审定记录见docs/devdocs/04-dev-tasks-f-day1.md及04-dev-tasks-f-review.md。</w:t>
       </w:r>
     </w:p>
     <w:sdt>
@@ -2114,7 +2114,7 @@
         <w:jc w:val="left"/>
       </w:pPr>
       <w:r>
-        <w:t>建议采用先安全基础、后场景模块的路线：先建设本机用户身份/数据边界、受限模块进程和新的强制加密协议，再推进桥板双槽、血压计与啸天围栏。这样避免先让健康数据进入现有同进程插件，再为隔离返工。</w:t>
+        <w:t>P0执行口径现已按用户确认扩展为14天最小系统：真实RC522→Pi/PIN、每用户SQLCipher、基础低权限worker、认证加密业务数据、盆栽全部已有传感器字段、啸天两路真实输入、两模块分别及同时运行。先守住身份/数据/进程边界，禁止把健康数据接入现有同进程插件后就宣称隔离。完整备份恢复、生产加固、测速/户外等仍是后续；以下旧建议分期已统一到T-01～T-17。</w:t>
       </w:r>
     </w:p>
     <w:p>
@@ -2458,7 +2458,7 @@
           <w:sz w:val="19"/>
           <w:szCs w:val="19"/>
         </w:rPr>
-        <w:t>P0：仓库/SDK 权威源、威胁模型、协议与身份设计。</w:t>
+        <w:t>P0（14天）：范围/接口/身份安全设计、Pi环境/SDK来源检查、逐桥及逐模块认证、PBR AEAD/ACK、PIN会话及任务归属。</w:t>
       </w:r>
     </w:p>
     <w:p>
@@ -2482,7 +2482,7 @@
           <w:sz w:val="19"/>
           <w:szCs w:val="19"/>
         </w:rPr>
-        <w:t>P1：本机用户、PIN、锁屏、数据归属、加密存储与恢复。</w:t>
+        <w:t>P0硬门槛：每用户SQLCipher、基础worker/受控UI/默认拒网、LAN TLS、盆栽全部数据、啸天双路真实输入、双槽同时运行与单槽故障隔离。</w:t>
       </w:r>
     </w:p>
     <w:p>
@@ -2506,7 +2506,7 @@
           <w:sz w:val="19"/>
           <w:szCs w:val="19"/>
         </w:rPr>
-        <w:t>P2：插件进程隔离、受控 UI、网络代理及新协议。</w:t>
+        <w:t>P1：完整加密备份/离线恢复码/删除流程、生产PKI/密钥生命周期、完整systemd与网络加固、受控域名代理。</w:t>
       </w:r>
     </w:p>
     <w:p>
@@ -2530,7 +2530,7 @@
           <w:sz w:val="19"/>
           <w:szCs w:val="19"/>
         </w:rPr>
-        <w:t>P3：双槽桥板、电池遥测和系统电量集成。</w:t>
+        <w:t>P1：双槽长期硬件产品化、啸天方向/测速/户外验证、正式安全NFC卡、单型号血压计和整机电量遥测。</w:t>
       </w:r>
     </w:p>
     <w:p>
@@ -2544,7 +2544,7 @@
         <w:ind w:left="420" w:hanging="220"/>
       </w:pPr>
       <w:r>
-        <w:t>P4：单型号血压计与啸天红外围栏原型、实机验证。</w:t>
+        <w:t>P2：SDK完整发布自动化、终端/模块版本更新方案、进一步适老化及生产维修；P0最小跨仓来源与哈希检查不得等到P2。</w:t>
       </w:r>
     </w:p>
     <w:p>
@@ -2734,7 +2734,7 @@
           </w:tcPr>
           <w:p>
             <w:r>
-              <w:t>远端 main：8349ce8；本报告更新基于该最新主线</w:t>
+              <w:t>本轮origin/main：20013b242e8f28da788a3bd966272f960e56be08；pi_terminal代码与8349ce8一致</w:t>
             </w:r>
           </w:p>
         </w:tc>
@@ -2752,7 +2752,7 @@
           </w:tcPr>
           <w:p>
             <w:r>
-              <w:t>本报告为独立技术文件；README 未改。</w:t>
+              <w:t>已fetch并核对；本轮只改建议报告和任务/审核文档，README与实现未改。</w:t>
             </w:r>
           </w:p>
         </w:tc>
@@ -2930,7 +2930,7 @@
           <w:sz w:val="20"/>
           <w:szCs w:val="20"/>
         </w:rPr>
-        <w:t xml:space="preserve">两个仓库中 </w:t>
+        <w:t>本轮按Git跟踪文件比较：两仓module-devkit共有506个文件，其中503个字节相同；README.md、docs/MAINTENANCE.md、sdk/SOURCE-MANIFEST.json三项不同。Pi独有8个为比赛产物与示例嵌入包，ESP独有2个为啸天需求/计划。Pi的sync_module_devkit.py --check因13项ESP源映射缺失失败；ESP脚本已排除Pi源映射，本轮以“source copies match but manifest needs refresh”失败（464项清单中461项元数据需刷新）。原报告“全相同/ESP缺三项Pi源”的判断不适用当前基线。D/Z须在T-02提交明确的跨仓来源/commit/路径/哈希及校验路线；本轮未运行--write。</w:t>
       </w:r>
       <w:r>
         <w:rPr>
@@ -2943,7 +2943,6 @@
           <w:sz w:val="20"/>
           <w:szCs w:val="20"/>
         </w:rPr>
-        <w:t>module-devkit/</w:t>
       </w:r>
       <w:r>
         <w:rPr>
@@ -2956,7 +2955,6 @@
           <w:sz w:val="20"/>
           <w:szCs w:val="20"/>
         </w:rPr>
-        <w:t xml:space="preserve"> 有 506 个共有文件且字节内容相同；固件仓库运行 </w:t>
       </w:r>
       <w:r>
         <w:rPr>
@@ -2969,7 +2967,6 @@
           <w:sz w:val="20"/>
           <w:szCs w:val="20"/>
         </w:rPr>
-        <w:t>tools/sync_module_devkit.py --check</w:t>
       </w:r>
       <w:r>
         <w:rPr>
@@ -2982,7 +2979,6 @@
           <w:sz w:val="20"/>
           <w:szCs w:val="20"/>
         </w:rPr>
-        <w:t xml:space="preserve"> 时报告缺少 </w:t>
       </w:r>
       <w:r>
         <w:rPr>
@@ -2995,7 +2991,6 @@
           <w:sz w:val="20"/>
           <w:szCs w:val="20"/>
         </w:rPr>
-        <w:t>pi_terminal/src/modules/api/pi_module_api.h</w:t>
       </w:r>
       <w:r>
         <w:rPr>
@@ -3008,7 +3003,6 @@
           <w:sz w:val="20"/>
           <w:szCs w:val="20"/>
         </w:rPr>
-        <w:t>、</w:t>
       </w:r>
       <w:r>
         <w:rPr>
@@ -3021,7 +3015,6 @@
           <w:sz w:val="20"/>
           <w:szCs w:val="20"/>
         </w:rPr>
-        <w:t>pi_terminal/tools/package_tool.py</w:t>
       </w:r>
       <w:r>
         <w:rPr>
@@ -3034,7 +3027,6 @@
           <w:sz w:val="20"/>
           <w:szCs w:val="20"/>
         </w:rPr>
-        <w:t>、</w:t>
       </w:r>
       <w:r>
         <w:rPr>
@@ -3047,7 +3039,6 @@
           <w:sz w:val="20"/>
           <w:szCs w:val="20"/>
         </w:rPr>
-        <w:t>pi_terminal/tools/mock_module.py</w:t>
       </w:r>
       <w:r>
         <w:rPr>
@@ -3060,7 +3051,6 @@
           <w:sz w:val="20"/>
           <w:szCs w:val="20"/>
         </w:rPr>
-        <w:t>。这说明同步脚本仍假定源码同处一个仓库，需先确定 SDK 的权威发布/依赖方式。</w:t>
       </w:r>
     </w:p>
     <w:p>
@@ -3101,7 +3091,7 @@
         <w:spacing w:after="120" w:line="269" w:lineRule="auto"/>
       </w:pPr>
       <w:r>
-        <w:t>本次最新桥板/模块仓库为 gggitj/ESP-Modular-Terminal-Service，main 16aebdd5e2bd17c0addd0b00e3e963cef3252584；Pi 主项目审阅基线 main 8349ce8。此前 gggitj/esp32-smart（b67c8c8）为历史前身。当前 service 仓库的正式 esp/ 与 module-devkit 为桥板/SDK 基线；Pi 终端服务/页面在 Pi 仓库单独维护。</w:t>
+        <w:t>最新桥板/模块仓库为gggitj/ESP-Modular-Terminal-Service，main 16aebdd5e2bd17c0addd0b00e3e963cef3252584；Pi本轮fetch后origin/main为20013b242e8f28da788a3bd966272f960e56be08，pi_terminal代码树与8349ce8一致，差异为文档。此前gggitj/esp32-smart为历史前身。esp/属于独立ESP仓，Pi侧C ABI/服务/页面属于Pi仓，不能把共享目录名等同单仓权威。</w:t>
       </w:r>
     </w:p>
     <w:p>
@@ -3125,7 +3115,7 @@
         <w:spacing w:after="120" w:line="269" w:lineRule="auto"/>
       </w:pPr>
       <w:r>
-        <w:t>安全含义：当前 PBR1 使用 CRC16、方向/类型、序号和长度，可做检错/流重同步，但不认证桥板来源，也不加密 UID。已确认采用逐板 bridge_id 与双向认证 AEAD；正式桥板密钥受 Secure Boot + Flash Encryption 保护；读卡事件要有 event_id、ACK、有界重传/TTL 和 Pi 侧幂等去重。Pi 只在验证 AEAD 后处理 UID；CRC 不当作 MAC。</w:t>
+        <w:t>安全含义：当前PBR1 CRC16/方向/类型/序号/长度仅作检错和重同步，不认证桥板、不加密UID。P0目标是项目签发逐桥测试身份与双向认证AEAD，事件带event_id、ACK、有界重传/TTL及Pi幂等去重，认证后才处理UID。Secure Boot/Flash Encryption为生产保护目标，当前设备启用状态未核实，P0不冒称具备。RC522为桥板级事件，不伪造模块slot/device上下文。</w:t>
       </w:r>
     </w:p>
     <w:p>
@@ -3255,7 +3245,7 @@
           </w:tcPr>
           <w:p>
             <w:r>
-              <w:t>ConnectionManager 按实例管理会话，最多 8 个；有认证会话、序号、签名包、用户信任门槛</w:t>
+              <w:t>按module_instance最多8会话；token/序号、签名包与非用户作用域信任门槛</w:t>
             </w:r>
           </w:p>
         </w:tc>
@@ -3273,7 +3263,7 @@
           </w:tcPr>
           <w:p>
             <w:r>
-              <w:t>多会话容器不等于双槽桥板端到端支持；用户信任目前不是用户作用域</w:t>
+              <w:t>不是设备证书/用户授权；多会话不等于双槽。P0保留detach后有效无线业务，补设备/任务授权、槽位复用及控制恢复绑定校验，不改为拔槽即停任务。</w:t>
             </w:r>
           </w:p>
         </w:tc>
@@ -3668,7 +3658,7 @@
           </w:tcPr>
           <w:p>
             <w:r>
-              <w:t>主应用有 QSettings；音乐登录凭证单独存放；没有发现通用终端用户账户和健康记录库</w:t>
+              <w:t>QSettings/音乐账号；无通用终端用户或SQLCipher库；盆栽已有按实例明文JSON历史</w:t>
             </w:r>
           </w:p>
         </w:tc>
@@ -3686,7 +3676,7 @@
           </w:tcPr>
           <w:p>
             <w:r>
-              <w:t>需要新建服务层，不能将音乐服务账号等同系统用户</w:t>
+              <w:t>T-04/10/11/13须迁可信用户服务并禁用旧JSON写入，不自动删除或给旧记录编造用户归属。</w:t>
             </w:r>
           </w:p>
         </w:tc>
@@ -4053,6 +4043,29 @@
         <w:t>3. 产品边界与安全原则</w:t>
       </w:r>
       <w:bookmarkEnd w:id="3008"/>
+    </w:p>
+    <w:p>
+      <w:pPr>
+        <w:pStyle w:val="Heading2"/>
+      </w:pPr>
+      <w:r>
+        <w:t>2.5 本轮复核、已跟踪产物与发布阻塞</w:t>
+      </w:r>
+    </w:p>
+    <w:p>
+      <w:r>
+        <w:t>本轮发现Pi main已跟踪module-devkit/artifacts/smart-planter-3.0.0/下6个文件（含1160208字节固件）及示例embedded_package.json/.tar.zst两项。产物说明明确称固件含本机私有provision配置；gitignore不取消已跟踪文件。因此“不公开/已忽略”的描述不能当作仓库事实。本轮未提取、打印或判断具体凭据是否仍有效。</w:t>
+      </w:r>
+    </w:p>
+    <w:p>
+      <w:r>
+        <w:t>B-07保持最高优先级相关产物发布阻塞。用户授权本机只读核查，本轮对已跟踪固件做可打印字符串模式扫描：0个PEM私钥块、0个字段名=长值候选、20处凭据相关字符串（可能为格式串）。未打印具体值、联网验证、访问设备或修改文件；不能据此证明无秘密或凭据失效。F/D/L仍须在受控构建环境核查配置来源与有效性；有效凭据先轮换，取消跟踪/删除/改写历史另行明确授权。</w:t>
+      </w:r>
+    </w:p>
+    <w:p>
+      <w:r>
+        <w:t>本轮主机验证：x86_64/Qt6.10.1现有Pi protocol_test与盆栽history/ABI测试通过，SDK validate通过；Linux GCC下RC522子程序通过，但全套ESP runner失败于并发fixture依赖windows.h，GPIO guard未执行。两仓SDK --check均失败，原因见2.1。本轮无Pi/ESP实机预检，不能替目标Qt6.5.3、SQLCipher、worker、TLS或双槽签认。</w:t>
+      </w:r>
     </w:p>
     <w:p>
       <w:pPr>
@@ -4856,7 +4869,7 @@
         <w:jc w:val="left"/>
       </w:pPr>
       <w:r>
-        <w:t>目标硬件基线已确认：Raspberry Pi 3B + Raspberry Pi OS Bookworm；Pi 3B 通常为 1 GB RAM，实际板型/revision 仍需现场核对。性能取舍：先用原生低权限进程、Unix socket、事件驱动和按需启动；不为每个模块启动一套 Qt 引擎。工作进程应尽量使用轻量原生运行时，UI 始终由宿主受控组件渲染。需测量单模块/双模块并行的内存峰值、启动延迟、CPU、SQLCipher KDF 延迟和存储写入；不得为跑得动而绕过跨用户/网络隔离。桌面会话/托盘接口仍待确认。</w:t>
+        <w:t>用户指定目标为Pi 3B、ARM64 Raspberry Pi OS Bookworm、Qt6.5.3、Wayland；本轮未连接Pi核验。SDK盆栽历史VALIDATION记录使用Qt6.4.2与labwc/Wayland，不代表目标Qt6.5.3已验证。Pi 3B通常1GB RAM，板型/revision仍需现场核对。原生低权限worker按需启动，不为每模块建Qt引擎；必须测双模块内存/CPU/启动/SQLCipher KDF与写入延迟，不以放弃隔离换性能。面板/UPower接口仍待核验。</w:t>
       </w:r>
     </w:p>
     <w:p>
@@ -5180,7 +5193,7 @@
           <w:sz w:val="20"/>
           <w:szCs w:val="20"/>
         </w:rPr>
-        <w:t>QML 负责交互，不持有数据库密钥。自动锁屏隐藏敏感内容、锁定数据访问界面；不销毁正在运行的健康/围栏任务，也不改变其任务用户。锁屏告警使用通用文字/提示音，避免播报姓名、读数和精确位置。</w:t>
+        <w:t>自动锁屏隐藏敏感内容并撤销前台读取，不停止已授权健康/围栏任务，也不改变启动用户。前台会话能力与任务能力分开：可信服务仅为运行任务保留必要解锁状态，任务只可追加绑定用户/设备的新记录，不可读取历史、导出或选择其他用户。切换/退出前按5.3收尾，随后关库并撤销旧任务。锁屏告警使用通用提示，不播姓名、读数或精确位置。此处订正F第一稿“锁屏即停任务”的偏差；功能尚待实现。</w:t>
       </w:r>
     </w:p>
     <w:p>
@@ -5376,7 +5389,7 @@
           <w:sz w:val="20"/>
           <w:szCs w:val="20"/>
         </w:rPr>
-        <w:t>首期每用户一个独立 SQLCipher 数据库，不强制全盘加密。建议由一个受信任数据服务管理 DB 连接，模块进程只调用白名单 API，不直接持有 SQLCipher 文件、数据库密钥或任意 SQL 权限。</w:t>
+        <w:t>P0要求每用户独立SQLCipher数据库，由可信数据服务管理连接；worker/QML不持有DB文件、key或任意SQL。当前盆栽module.cpp/History.h已存在按module_instance散列文件名保存的明文JSON温度历史，没有userId；散列文件名不是加密。T-10/11/13须迁到可信API并禁用P0旧JSON读写。无归属旧记录默认保留且不供P0业务读取，不得自动归给首位用户或擅自删除；迁移/删除须用户确认。</w:t>
       </w:r>
     </w:p>
     <w:p>
@@ -5520,7 +5533,7 @@
         <w:jc w:val="left"/>
       </w:pPr>
       <w:r>
-        <w:t>不引入全盘加密、云端 KMS 或复杂多层密钥服务器。恢复凭证丢失时必须诚实提示：管理员不能代解密；只能删除旧密钥/资料并从空档案开始。 用户已确认每人持有独立离线恢复码；遗失后管理员不能代解，只能由用户选择清除旧数据并重建档案。恢复码应与 USB 备份分开保管。</w:t>
+        <w:t>产品长期目标保留独立离线恢复码，与USB备份分开保管；但完整恢复凭证/备份/删除流程列P1，P0不得声称已可恢复。P0随机DB key由PIN派生KEK认证封装，改PIN原子重封装；无恢复能力时须提示遗忘PIN/介质损坏可导致不可恢复。管理员不代解密成员数据，不引入云KMS/万能恢复PIN。</w:t>
       </w:r>
     </w:p>
     <w:p>
@@ -6206,7 +6219,7 @@
           <w:sz w:val="19"/>
           <w:szCs w:val="19"/>
         </w:rPr>
-        <w:t>SDK 提供设备密钥生成/注册、挑战响应、证书/指纹验证和开发测试工具；公开 SDK、模板和通用镜像不含共享生产私钥。</w:t>
+        <w:t>目标SDK应新增设备密钥生成/注册、挑战认证、凭据/指纹验证和假密钥测试工具，当前不能由现有token/签名包推断这些已实现。桥板仅项目签发逐板测试身份，签发私钥由F受控保存，Pi只持验证公钥；模块保留正式签发/逐台DIY两条路线，P0盆栽和啸天各独立DIY测试身份。公开SDK、模板及通用镜像不得含共享生产私钥或有效设备secret；现有跟踪固件风险见2.5。</w:t>
       </w:r>
     </w:p>
     <w:p>
@@ -6230,7 +6243,7 @@
           <w:sz w:val="19"/>
           <w:szCs w:val="19"/>
         </w:rPr>
-        <w:t>正式设备走项目/厂商证书链；DIY 模块逐台生成密钥，首次配对时当前用户核对指纹。</w:t>
+        <w:t>设备全局配对由本地管理员核对指纹显式确认；正式模块走项目/厂商签发，DIY模块逐台唯一密钥。登记设备不自动授予访问成员数据，用户仍须按设备/能力自行授权；管理员无权代成员授予健康历史读取。</w:t>
       </w:r>
     </w:p>
     <w:p>
@@ -6511,7 +6524,7 @@
           <w:sz w:val="20"/>
           <w:szCs w:val="20"/>
         </w:rPr>
-        <w:t xml:space="preserve">当前 </w:t>
+        <w:t>当前ModuleManager通过QLibrary在宿主主进程加载C ABI，模块QML也进入宿主；manifest/信任弹窗不是OS隔离。P0至少迁为每实例独立低权限worker、有界版本IPC、宿主受控UI、文件/DB拒绝及默认拒公网。完整CPU/内存/seccomp/namespace加固及网络代理按P1深化，但P0必须以真实拒绝测试证明基本边界，QProcess本身不算沙箱。</w:t>
       </w:r>
       <w:r>
         <w:rPr>
@@ -6524,7 +6537,6 @@
           <w:sz w:val="20"/>
           <w:szCs w:val="20"/>
         </w:rPr>
-        <w:t>QLibrary</w:t>
       </w:r>
       <w:r>
         <w:rPr>
@@ -6537,7 +6549,6 @@
           <w:sz w:val="20"/>
           <w:szCs w:val="20"/>
         </w:rPr>
-        <w:t xml:space="preserve"> 主进程加载必须逐步淘汰。目标：每个模块实例独立低权限进程，使用有版本 IPC；限定文件目录、CPU/内存/队列、进程能力和网络命名空间；默认不可读用户数据库，也不可直接连接公网。网络只经主机代理。</w:t>
       </w:r>
     </w:p>
     <w:p>
@@ -6620,7 +6631,7 @@
           <w:sz w:val="31"/>
           <w:szCs w:val="31"/>
         </w:rPr>
-        <w:t>9. 新安全通信协议和 HTTPS</w:t>
+        <w:t>9. 新安全通信协议、TLS与HTTPS</w:t>
       </w:r>
       <w:bookmarkEnd w:id="3029"/>
     </w:p>
@@ -7239,7 +7250,7 @@
           <w:sz w:val="26"/>
           <w:szCs w:val="26"/>
         </w:rPr>
-        <w:t>9.3 联网总开关与有限网络</w:t>
+        <w:t>9.3 联网总开关与有限网络（长期产品策略）</w:t>
       </w:r>
       <w:bookmarkEnd w:id="3032"/>
     </w:p>
@@ -7384,7 +7395,7 @@
           <w:sz w:val="19"/>
           <w:szCs w:val="19"/>
         </w:rPr>
-        <w:t>不做蜂窝热点；网络限制场景包括完全离线、弱网、高延迟、低带宽和频繁断开。</w:t>
+        <w:t>不做蜂窝热点；离线、弱网、高延迟、低带宽及频繁断开均需考虑。P0固定LAN-only业务TLS及设备认证，BLE profile禁用并测拒绝；若后续启用BLE，先完成认证加密并经F审查，不允许回退明文。模块公网授权/域名代理属P1，P0默认拒绝worker公网和热点WAN转发，不把主机浏览器/音乐联网权限给模块。</w:t>
       </w:r>
     </w:p>
     <w:p>
@@ -7604,20 +7615,19 @@
           <w:sz w:val="19"/>
           <w:szCs w:val="19"/>
         </w:rPr>
-        <w:t>bridge_id</w:t>
-      </w:r>
-      <w:r>
-        <w:rPr>
-          <w:rFonts w:ascii="Noto Sans CJK SC" w:cs="Noto Sans CJK SC" w:eastAsia="Noto Sans CJK SC" w:hAnsi="Noto Sans CJK SC"/>
-          <w:b w:val="false"/>
-          <w:bCs w:val="false"/>
-          <w:i w:val="false"/>
-          <w:iCs w:val="false"/>
-          <w:color w:val="183329"/>
-          <w:sz w:val="19"/>
-          <w:szCs w:val="19"/>
-        </w:rPr>
-        <w:t>：桥板身份/启动代次；</w:t>
+        <w:t>bridge_id：逐桥稳定设备身份；启动代次使用独立boot_id，不能重启即换身份或把两个概念混为一谈；</w:t>
+      </w:r>
+      <w:r>
+        <w:rPr>
+          <w:rFonts w:ascii="Noto Sans CJK SC" w:cs="Noto Sans CJK SC" w:eastAsia="Noto Sans CJK SC" w:hAnsi="Noto Sans CJK SC"/>
+          <w:b w:val="false"/>
+          <w:bCs w:val="false"/>
+          <w:i w:val="false"/>
+          <w:iCs w:val="false"/>
+          <w:color w:val="183329"/>
+          <w:sz w:val="19"/>
+          <w:szCs w:val="19"/>
+        </w:rPr>
       </w:r>
     </w:p>
     <w:p>
@@ -8213,7 +8223,7 @@
           <w:sz w:val="19"/>
           <w:szCs w:val="19"/>
         </w:rPr>
-        <w:t xml:space="preserve">Pi </w:t>
+        <w:t>互动确认后的目标：保留当前触点/业务分离。物理拔出释放槽位，已有认证和授权仍有效的独立无线任务继续，绑定device_id、业务session、task_id与原用户，不绑定槽位占用。桥板USB失联只使位置unknown并禁止新刷卡/绑卡/物理接入确认；已登记用户可本机PIN解锁查看、停止或撤权。控制恢复须重新认证和核对位置，匹配不重建有效业务，冲突隔离新绑定而不转移旧任务授权；业务安全失败仍关闭相应业务。T-05/11/16补槽位复用、迟到事件、恢复/冲突测试，不把当前仅更新状态视作已实现完整安全边界。</w:t>
       </w:r>
       <w:r>
         <w:rPr>
@@ -8226,20 +8236,18 @@
           <w:sz w:val="19"/>
           <w:szCs w:val="19"/>
         </w:rPr>
-        <w:t>HostEventDetector</w:t>
-      </w:r>
-      <w:r>
-        <w:rPr>
-          <w:rFonts w:ascii="Noto Sans CJK SC" w:cs="Noto Sans CJK SC" w:eastAsia="Noto Sans CJK SC" w:hAnsi="Noto Sans CJK SC"/>
-          <w:b w:val="false"/>
-          <w:bCs w:val="false"/>
-          <w:i w:val="false"/>
-          <w:iCs w:val="false"/>
-          <w:color w:val="183329"/>
-          <w:sz w:val="19"/>
-          <w:szCs w:val="19"/>
-        </w:rPr>
-        <w:t xml:space="preserve"> 和 </w:t>
+      </w:r>
+      <w:r>
+        <w:rPr>
+          <w:rFonts w:ascii="Noto Sans CJK SC" w:cs="Noto Sans CJK SC" w:eastAsia="Noto Sans CJK SC" w:hAnsi="Noto Sans CJK SC"/>
+          <w:b w:val="false"/>
+          <w:bCs w:val="false"/>
+          <w:i w:val="false"/>
+          <w:iCs w:val="false"/>
+          <w:color w:val="183329"/>
+          <w:sz w:val="19"/>
+          <w:szCs w:val="19"/>
+        </w:rPr>
       </w:r>
       <w:r>
         <w:rPr>
@@ -8252,20 +8260,18 @@
           <w:sz w:val="19"/>
           <w:szCs w:val="19"/>
         </w:rPr>
-        <w:t>ConnectionManager</w:t>
-      </w:r>
-      <w:r>
-        <w:rPr>
-          <w:rFonts w:ascii="Noto Sans CJK SC" w:cs="Noto Sans CJK SC" w:eastAsia="Noto Sans CJK SC" w:hAnsi="Noto Sans CJK SC"/>
-          <w:b w:val="false"/>
-          <w:bCs w:val="false"/>
-          <w:i w:val="false"/>
-          <w:iCs w:val="false"/>
-          <w:color w:val="183329"/>
-          <w:sz w:val="19"/>
-          <w:szCs w:val="19"/>
-        </w:rPr>
-        <w:t xml:space="preserve"> 对 bridge/slot/device/session 做一致校验；单槽 detach 只停止对应模块。</w:t>
+      </w:r>
+      <w:r>
+        <w:rPr>
+          <w:rFonts w:ascii="Noto Sans CJK SC" w:cs="Noto Sans CJK SC" w:eastAsia="Noto Sans CJK SC" w:hAnsi="Noto Sans CJK SC"/>
+          <w:b w:val="false"/>
+          <w:bCs w:val="false"/>
+          <w:i w:val="false"/>
+          <w:iCs w:val="false"/>
+          <w:color w:val="183329"/>
+          <w:sz w:val="19"/>
+          <w:szCs w:val="19"/>
+        </w:rPr>
       </w:r>
     </w:p>
     <w:p>
@@ -8289,7 +8295,7 @@
           <w:sz w:val="19"/>
           <w:szCs w:val="19"/>
         </w:rPr>
-        <w:t>故障恢复后按槽位重新认证，不以旧 token/旧实例恢复权限。</w:t>
+        <w:t>桥板恢复/模块移槽重新认证控制身份与位置绑定，不凭旧token/实例继承权限，也不无故重启仍有效的安全业务。Pi或模块自身重启导致业务会话失效时，原用户须解锁并重新认证后恢复任务。slot_id仅位置属性；控制binding_generation防旧位置事件串槽，业务按device/session/task/原用户归属。</w:t>
       </w:r>
     </w:p>
     <w:p>
@@ -8497,7 +8503,7 @@
         <w:jc w:val="left"/>
       </w:pPr>
       <w:r>
-        <w:t>产品正式名为“啸天”。最终目标是可调间距/形状的红外围界：家门口通行方向/平均速度估算，以及户外直线、折线、闭合区域的分段告警。10×10 m 仅为场景参考；首轮门口/走廊约 3–5 m 是试验距离，不是产品最大覆盖。立柱独立选配。当前仍未采购、接线、烧录或完成实测。</w:t>
+        <w:t>产品正式名“啸天”，长期目标为开放场地可调直线/折线/闭合围界及门口方向/平均速度。3–5m仅试验距离，10×10m仅后续参考。上游计划记录尚未采购/接线/烧录/实测，本轮未联系L核实当前实物进展。L按团队P0第1天下单、目标第3天到货；没有回执不得标到货或完成。</w:t>
       </w:r>
     </w:p>
     <w:p>
@@ -8699,7 +8705,7 @@
         <w:ind w:left="420" w:hanging="220"/>
       </w:pPr>
       <w:r>
-        <w:t>双模式语义已确认：围界模式每段独立报告，任一已布防边遮挡可告警；门口通行模式将两条平行检测线 A/B 作为专用测速组，只有有效时序配对才生成方向和平均速度。不能统一要求所有围界的两束同时遮挡，也不能以任意相邻折线事件差测速。</w:t>
+        <w:t>本团队14天P0只验两路独立真实遮挡/恢复、去抖/未知状态、安全传输、页面及双模块并行；不要求方向/速度或户外围界。围界每段独立、门口专用双线有效时序配对等长期语义保留在P1，不能以P0缩范围否认产品长期目标。</w:t>
       </w:r>
     </w:p>
     <w:p>
@@ -9112,7 +9118,7 @@
         <w:spacing w:after="100"/>
       </w:pPr>
       <w:r>
-        <w:t>示意 schema（非冻结字段，单调时间只在同一 boot_id 内比较）：</w:t>
+        <w:t>下列xiaotian.v2仅为P1多模式示意，非P0冻结协议。P0受控数据包络/双路字段见F审核稿p0-data-v1；单调时间只在同一device_boot_id内比较。</w:t>
       </w:r>
     </w:p>
     <w:p>
@@ -9306,7 +9312,7 @@
         <w:spacing w:after="120" w:line="269" w:lineRule="auto"/>
       </w:pPr>
       <w:r>
-        <w:t>最新 PROTOTYPE-PLAN.md：首轮两对主动红外 + 一块 ESP32，必须验证单线告警、门口双线方向/平均速度、折线分段告警；10×10 m 闭合区域后续扩展。3–5 m 仅作先期采购/试验距离，不是最终覆盖规格。测速只用同 ESP 设备边沿时间，限单人依次通行并与独立视频参考比对误差。</w:t>
+        <w:t>上游PROTOTYPE-PLAN仍建议首轮比较单线、门口方向/平均速度和折线告警；本团队最新确认的P0覆盖其执行优先级：先两路真实输入与双模块闭环，方向/速度/户外/闭合验收列P1。测速长期只用同ESP边沿时间，单人依次通行，并与独立参考比对；只算出数值不算测速验证。</w:t>
       </w:r>
     </w:p>
     <w:p>
@@ -9419,20 +9425,19 @@
           <w:sz w:val="19"/>
           <w:szCs w:val="19"/>
         </w:rPr>
-        <w:t>工程初始化</w:t>
-      </w:r>
-      <w:r>
-        <w:rPr>
-          <w:rFonts w:ascii="Noto Sans CJK SC" w:cs="Noto Sans CJK SC" w:eastAsia="Noto Sans CJK SC" w:hAnsi="Noto Sans CJK SC"/>
-          <w:b w:val="false"/>
-          <w:bCs w:val="false"/>
-          <w:i w:val="false"/>
-          <w:iCs w:val="false"/>
-          <w:color w:val="183329"/>
-          <w:sz w:val="19"/>
-          <w:szCs w:val="19"/>
-        </w:rPr>
-        <w:t xml:space="preserve">：module ID 必须经项目注册确认；原交接的 </w:t>
+        <w:t>工程初始化：module_id须D/L核查已有编号并由F批准，0x19仅旧候选，本轮未发现可作为权威的中央registry。现有ESP仓module-devkit/examples/xiaotian/仅两份需求/执行文档，Pi仓无该目录；目标在既有ESP示例下新增firmware/，Pi由Z做受控页面，不声称已有固件/插件。GPIO/板型/输出电平由L实测后定。</w:t>
+      </w:r>
+      <w:r>
+        <w:rPr>
+          <w:rFonts w:ascii="Noto Sans CJK SC" w:cs="Noto Sans CJK SC" w:eastAsia="Noto Sans CJK SC" w:hAnsi="Noto Sans CJK SC"/>
+          <w:b w:val="false"/>
+          <w:bCs w:val="false"/>
+          <w:i w:val="false"/>
+          <w:iCs w:val="false"/>
+          <w:color w:val="183329"/>
+          <w:sz w:val="19"/>
+          <w:szCs w:val="19"/>
+        </w:rPr>
       </w:r>
       <w:r>
         <w:rPr>
@@ -9445,20 +9450,18 @@
           <w:sz w:val="19"/>
           <w:szCs w:val="19"/>
         </w:rPr>
-        <w:t>0x19</w:t>
-      </w:r>
-      <w:r>
-        <w:rPr>
-          <w:rFonts w:ascii="Noto Sans CJK SC" w:cs="Noto Sans CJK SC" w:eastAsia="Noto Sans CJK SC" w:hAnsi="Noto Sans CJK SC"/>
-          <w:b w:val="false"/>
-          <w:bCs w:val="false"/>
-          <w:i w:val="false"/>
-          <w:iCs w:val="false"/>
-          <w:color w:val="183329"/>
-          <w:sz w:val="19"/>
-          <w:szCs w:val="19"/>
-        </w:rPr>
-        <w:t xml:space="preserve"> 只是候选，不得未经确认写 manifest/固件。模块实例名不可把 MAC 当秘密；使用 SDK 分配的设备 identity/instance 规则。</w:t>
+      </w:r>
+      <w:r>
+        <w:rPr>
+          <w:rFonts w:ascii="Noto Sans CJK SC" w:cs="Noto Sans CJK SC" w:eastAsia="Noto Sans CJK SC" w:hAnsi="Noto Sans CJK SC"/>
+          <w:b w:val="false"/>
+          <w:bCs w:val="false"/>
+          <w:i w:val="false"/>
+          <w:iCs w:val="false"/>
+          <w:color w:val="183329"/>
+          <w:sz w:val="19"/>
+          <w:szCs w:val="19"/>
+        </w:rPr>
       </w:r>
     </w:p>
     <w:p>
@@ -9472,7 +9475,7 @@
         <w:ind w:left="420" w:hanging="220"/>
       </w:pPr>
       <w:r>
-        <w:t>首轮先实现三种可重布置模式、同 ESP 设备侧时间、段 ID/布局和无效通行判定；module_id 经 registry 确认。Pi 页面采用受控 UI schema 与隔离 worker，不加载任意 QML。</w:t>
+        <w:t>P0先实现同ESP两路独立事件与时间、状态未知和安全会话；Pi页面采用受控UI与隔离worker，不加载模块任意QML。既有C ABI/盆栽JSON历史路径须迁移，不能原样复用后宣称隔离。模式/测速/户外扩展按P1独立验收。</w:t>
       </w:r>
     </w:p>
     <w:p>
@@ -11234,7 +11237,7 @@
           <w:sz w:val="20"/>
           <w:szCs w:val="20"/>
         </w:rPr>
-        <w:t>模块无线 OTA 暂缓。ESP-IDF OTA 需要双 app slot 与 otadata、签名/安全启动策略、试运行自检和回滚；当前正式分区只有 factory，硬件 Flash 余量未知。若未来从 Pi 中继固件，仍须端到端包签名和版本校验，Pi 不应能伪造供应商固件。</w:t>
+        <w:t>ESP模块无线OTA暂缓。当前正式partitions.csv仅factory app（0x10000，大小0x177000），无ota_0/ota_1或otadata；安全回滚OTA需重新评估分区/签名/自检和恢复。盆栽历史记录16MB Flash只对应其记录板，不代表每块目标设备容量；应逐板核实，不能笼统宣称已有双槽。</w:t>
       </w:r>
     </w:p>
     <w:p>
@@ -11402,7 +11405,7 @@
           </w:tcPr>
           <w:p>
             <w:r>
-              <w:t>P0 仓库治理/威胁模型</w:t>
+              <w:t>P0 第1～3天：设计与预检</w:t>
             </w:r>
           </w:p>
         </w:tc>
@@ -11420,7 +11423,7 @@
           </w:tcPr>
           <w:p>
             <w:r>
-              <w:t>SDK 单一权威源；定义数据流、身份、信任根、攻击面和兼容矩阵</w:t>
+              <w:t>F范围/接口/权限；D身份/协议/SDK来源；Z Qt/SQLCipher/worker；L采购/双槽电气</w:t>
             </w:r>
           </w:p>
         </w:tc>
@@ -11438,7 +11441,7 @@
           </w:tcPr>
           <w:p>
             <w:r>
-              <w:t>两仓库可独立构建/校验 SDK；安全协议草案经审阅</w:t>
+              <w:t>D/Z/L签认；密码设计审查；来源/哈希与构建路线；B-07固件发布风险处置；FAIL有owner和修复日。</w:t>
             </w:r>
           </w:p>
         </w:tc>
@@ -11461,7 +11464,7 @@
           </w:tcPr>
           <w:p>
             <w:r>
-              <w:t>P1 本机用户基础</w:t>
+              <w:t>P0 第4～10天：最小安全闭环</w:t>
             </w:r>
           </w:p>
         </w:tc>
@@ -11479,7 +11482,7 @@
           </w:tcPr>
           <w:p>
             <w:r>
-              <w:t>NFC/PIN、用户服务、锁屏、任务归属、SQLCipher、恢复/备份</w:t>
+              <w:t>RC522/PIN/任务归属、SQLCipher、worker/受控UI、PBR AEAD/ACK、LAN TLS、两模块真实数据</w:t>
             </w:r>
           </w:p>
         </w:tc>
@@ -11497,7 +11500,7 @@
           </w:tcPr>
           <w:p>
             <w:r>
-              <w:t>跨用户读写测试拒绝；恢复/销毁路径明确；关机事务保护</w:t>
+              <w:t>跨用户/锁屏任务/拒网/篡改/重放/明文拒绝通过；盆栽全字段和啸天两路分别实测。</w:t>
             </w:r>
           </w:p>
         </w:tc>
@@ -11520,7 +11523,7 @@
           </w:tcPr>
           <w:p>
             <w:r>
-              <w:t>P2 模块边界</w:t>
+              <w:t>P0 第11～14天：并发与最终验收</w:t>
             </w:r>
           </w:p>
         </w:tc>
@@ -11538,7 +11541,7 @@
           </w:tcPr>
           <w:p>
             <w:r>
-              <w:t>新身份认证、TLS/BLE 安全、旧协议拒绝、模块 worker、受控 UI、网络代理</w:t>
+              <w:t>两模块分别运行后，同时至少30分钟；单槽故障、桥重启/重认证，F审核PR与完整旅程</w:t>
             </w:r>
           </w:p>
         </w:tc>
@@ -11556,7 +11559,7 @@
           </w:tcPr>
           <w:p>
             <w:r>
-              <w:t>模块无法绕过权限读库/直连外网；崩溃隔离和撤权断连测试通过</w:t>
+              <w:t>T-16/Journey-001实机证据全部符合；安全硬门槛不可削减，任一失败则P0未通过。</w:t>
             </w:r>
           </w:p>
         </w:tc>
@@ -11579,7 +11582,7 @@
           </w:tcPr>
           <w:p>
             <w:r>
-              <w:t>P3 双槽与电源</w:t>
+              <w:t>P1 安全产品化</w:t>
             </w:r>
           </w:p>
         </w:tc>
@@ -11597,7 +11600,7 @@
           </w:tcPr>
           <w:p>
             <w:r>
-              <w:t>硬件拓扑选择、每槽状态机、遥测服务、OS+终端显示</w:t>
+              <w:t>完整备份/恢复码/删除、生产身份/密钥、完整sandbox/代理、正式密码学卡</w:t>
             </w:r>
           </w:p>
         </w:tc>
@@ -11615,7 +11618,7 @@
           </w:tcPr>
           <w:p>
             <w:r>
-              <w:t>双模块并行/交错热插拔与失联策略实机验证</w:t>
+              <w:t>恢复/权限/凭据生命周期及加固拒绝测试独立通过，不冒称P0已具备恢复。</w:t>
             </w:r>
           </w:p>
         </w:tc>
@@ -11638,7 +11641,7 @@
           </w:tcPr>
           <w:p>
             <w:r>
-              <w:t>P4 场景模块</w:t>
+              <w:t>P1 硬件与场景深化</w:t>
             </w:r>
           </w:p>
         </w:tc>
@@ -11656,7 +11659,7 @@
           </w:tcPr>
           <w:p>
             <w:r>
-              <w:t>一款血压计适配、啸天红外桌面原型</w:t>
+              <w:t>双槽长期可靠性、啸天方向/速度/户外、单型号血压计、整机电量</w:t>
             </w:r>
           </w:p>
         </w:tc>
@@ -11674,7 +11677,7 @@
           </w:tcPr>
           <w:p>
             <w:r>
-              <w:t>测量/告警任务绑定用户；协议错误/断线/弱网展示正确</w:t>
+              <w:t>器件/环境/误报漏报/测速和电量接口均有实测，未测保持未知。</w:t>
             </w:r>
           </w:p>
         </w:tc>
@@ -11697,7 +11700,7 @@
           </w:tcPr>
           <w:p>
             <w:r>
-              <w:t>P5 户外与适老</w:t>
+              <w:t>P2 长期交付</w:t>
             </w:r>
           </w:p>
         </w:tc>
@@ -11715,7 +11718,7 @@
           </w:tcPr>
           <w:p>
             <w:r>
-              <w:t>红外户外部署、电池续航、触摸/语音/可访问性回归</w:t>
+              <w:t>SDK完整发布自动化、进一步适老化、生产维修/版本治理</w:t>
             </w:r>
           </w:p>
         </w:tc>
@@ -11733,7 +11736,7 @@
           </w:tcPr>
           <w:p>
             <w:r>
-              <w:t>有距离、环境、误报/漏报和续航实测记录；未测项明确标注</w:t>
+              <w:t>发布/来源校验和兼容性可重复；不能延后P0最小来源检查。</w:t>
             </w:r>
           </w:p>
         </w:tc>
@@ -11883,7 +11886,7 @@
           <w:sz w:val="19"/>
           <w:szCs w:val="19"/>
         </w:rPr>
-        <w:t>安全测试覆盖错误身份、重放、旧协议降级、证书失效、跨用户访问、撤权即时断网、损坏数据库、恢复凭证丢失和备份泄露。</w:t>
+        <w:t>安全测试按阶段覆盖错误身份、重放、明文降级、证书失效、跨用户、撤权断网与损坏DB；恢复凭证丢失/备份泄露为P1完整恢复路径测试，不以P0未实现的恢复能力冒称通过。当前跟踪私有固件的B-07先于相关产物发布处置。</w:t>
       </w:r>
     </w:p>
     <w:p>
@@ -12169,7 +12172,7 @@
           </w:tcPr>
           <w:p>
             <w:r>
-              <w:t>Pi 3B + Bookworm 桌面默认配置已确认；现场桌面会话类型（Wayland/X11）及面板插件接口待核验。</w:t>
+              <w:t>用户指定Pi 3B、ARM64 Bookworm、Qt6.5.3、Wayland；本轮未核验运行态，历史为Qt6.4.2/labwc。</w:t>
             </w:r>
           </w:p>
         </w:tc>
@@ -12187,7 +12190,7 @@
           </w:tcPr>
           <w:p>
             <w:r>
-              <w:t>以实际会话核验托盘/电量集成；Pi 3B 资源约束需实测。</w:t>
+              <w:t>确认实际Qt/plugin/桌面面板和UPower；目标与历史版本分别记录。</w:t>
             </w:r>
           </w:p>
         </w:tc>
@@ -12287,7 +12290,7 @@
           </w:tcPr>
           <w:p>
             <w:r>
-              <w:t>SDK 权威源放在哪个仓库？同步脚本改为发布制品/子模块/独立 SDK 仓库中的哪一种？</w:t>
+              <w:t>两仓SDK长期发布权威/制品方式尚未选定；P0最小来源/哈希与同步检查当前失败。</w:t>
             </w:r>
           </w:p>
         </w:tc>
@@ -12305,7 +12308,7 @@
           </w:tcPr>
           <w:p>
             <w:r>
-              <w:t>用户决定暂不选型；P0 前比较主项目版本发布与独立 SDK 仓库，不提前拆分。</w:t>
+              <w:t>D/Z在T-02先做显式跨仓来源和校验，完整发布工具P2再定；不自动覆盖SDK。</w:t>
             </w:r>
           </w:p>
         </w:tc>
@@ -13014,7 +13017,7 @@
           <w:sz w:val="19"/>
           <w:szCs w:val="19"/>
         </w:rPr>
-        <w:t xml:space="preserve">先做本机身份/数据服务与模块进程隔离的设计验证；不应先把健康数据接入现有 </w:t>
+        <w:t>本轮F授权确认通过的是已订正报告、分工、P0范围与安全边界；当前无Pi用户/PIN/SQLCipher/worker及新安全协议实现的验收证据，不应先让真实敏感数据进入现有QLibrary插件。</w:t>
       </w:r>
       <w:r>
         <w:rPr>
@@ -13027,20 +13030,18 @@
           <w:sz w:val="19"/>
           <w:szCs w:val="19"/>
         </w:rPr>
-        <w:t>QLibrary</w:t>
-      </w:r>
-      <w:r>
-        <w:rPr>
-          <w:rFonts w:ascii="Noto Sans CJK SC" w:cs="Noto Sans CJK SC" w:eastAsia="Noto Sans CJK SC" w:hAnsi="Noto Sans CJK SC"/>
-          <w:b w:val="false"/>
-          <w:bCs w:val="false"/>
-          <w:i w:val="false"/>
-          <w:iCs w:val="false"/>
-          <w:color w:val="183329"/>
-          <w:sz w:val="19"/>
-          <w:szCs w:val="19"/>
-        </w:rPr>
-        <w:t xml:space="preserve"> 主进程插件。</w:t>
+      </w:r>
+      <w:r>
+        <w:rPr>
+          <w:rFonts w:ascii="Noto Sans CJK SC" w:cs="Noto Sans CJK SC" w:eastAsia="Noto Sans CJK SC" w:hAnsi="Noto Sans CJK SC"/>
+          <w:b w:val="false"/>
+          <w:bCs w:val="false"/>
+          <w:i w:val="false"/>
+          <w:iCs w:val="false"/>
+          <w:color w:val="183329"/>
+          <w:sz w:val="19"/>
+          <w:szCs w:val="19"/>
+        </w:rPr>
       </w:r>
     </w:p>
     <w:p>
@@ -13064,7 +13065,7 @@
           <w:sz w:val="19"/>
           <w:szCs w:val="19"/>
         </w:rPr>
-        <w:t>先完成 SDK 权威源、新安全协议和旧协议拒绝策略，再做桥板双槽并行。</w:t>
+        <w:t>D/Z第1天开展安全/驱动/隔离预检，第2天前明确跨仓SDK来源/哈希和修复路线；L并行采购及双槽电气核验。不得把完整SDK发布工具后移P2当作跳过P0一致性核对的理由。</w:t>
       </w:r>
     </w:p>
     <w:p>
@@ -13078,7 +13079,7 @@
         <w:ind w:left="420" w:hanging="220"/>
       </w:pPr>
       <w:r>
-        <w:t>啸天最终方向是开放场地可配置红外围界；首轮按两对探头/一 ESP，验证单线、平行双线方向/平均速度和折线段。10×10 m 闭合区需按周界边数扩展，尚未采购/实测。</w:t>
+        <w:t>啸天最终目标仍为可调红外围界与门口方向/速度；本P0仅要求两路真实输入、安全页面和双模块并行。10×10m闭合区、测速/户外属后续；采购/接线状态需L回执，本轮不代签。</w:t>
       </w:r>
     </w:p>
     <w:p>
@@ -13164,7 +13165,7 @@
         <w:ind w:left="420" w:hanging="220"/>
       </w:pPr>
       <w:r>
-        <w:t>以上为规划建议，不是实现或实测状态。已确认项已经写入正文；第 17 节只保留尚待器件、环境或拓扑确认的工程决策。</w:t>
+        <w:t>本报告v4.1是按源码/历史记录核对后的规划与F文档审定，不是实现或实机结论；D/Z/L技术确认、密码协议细节和B-01～B-07证据仍待完成，T-01/IT-001及T-17/P0均未通过。确认范围与未检查项见docs/devdocs/04-dev-tasks-f-review.md。</w:t>
       </w:r>
     </w:p>
     <w:p>
@@ -13915,7 +13916,35 @@
     <w:p>
       <w:pPr/>
       <w:r>
-        <w:t xml:space="preserve">审查结论：初始需求主题与后续用户决策均已映射。最新桥板固件有上游记录的 RC522 UID/PBR1 单次实测，但 Pi 接收/绑卡登录、桥板逐板 AEAD、新安全 PBR 和桥板 MAX17043 读取仍未完成或验收。啸天已按最新多模式开放围界目标更新；当前仍处设计准备阶段。建议不代表已实现功能或实机结论。</w:t>
+        <w:t>覆盖复核：初始主题与后续P0扩展已映射，旧分期/SDK一致性/锁屏偏差已订正。当前RC522/PBR仅有上游历史实测记录；本轮通过的是主机CRC/RC522子集与盆栽历史ABI逻辑，不是AEAD、Qt6.5.3目标驱动、双槽或实机验收。私有固件及嵌入产物已被Git跟踪，B-07未关闭，不得以gitignore或未见PEM作安全背书。</w:t>
+      </w:r>
+    </w:p>
+    <w:p>
+      <w:pPr>
+        <w:pStyle w:val="Heading1"/>
+      </w:pPr>
+      <w:r>
+        <w:t>附录 B｜F 授权审定与执行门禁</w:t>
+      </w:r>
+    </w:p>
+    <w:p>
+      <w:r>
+        <w:t>用户于2026-10-26明确授权“修改我的审核稿，然后替我确认”。代理代表Mr.F确认本轮事实订正、四人职责、14天P0范围、权限/任务归属/密钥边界与分阶段冻结规则；允许按既定边界开展可行性预检和实现设计。此为文档审定，不是未提交密码方案的提前安全认可。</w:t>
+      </w:r>
+    </w:p>
+    <w:p>
+      <w:r>
+        <w:t>D/Z/L技术签认、B-01～B-07证据和发布风险处置尚未完成；T-01/IT-001及T-17/P0未通过。F不会代签采购到货、真实设备状态、电气测试或未执行结果。最高优先级先处理已跟踪私有固件，再收口SDK来源和安全协议/驱动/隔离可行性。</w:t>
+      </w:r>
+    </w:p>
+    <w:p>
+      <w:r>
+        <w:t>未检查：第三方逐行审计、完整应用编译/全套GUI媒体、真实凭据有效性、在线Pi/ESP、双槽电气/探头实物及DOCX最终分页渲染。无部署、烧录、凭据轮换或Git历史清理。详见docs/devdocs/04-dev-tasks-f-review.md；工作分支docs/f-day1-interface-freeze，记录尚未提交。</w:t>
+      </w:r>
+    </w:p>
+    <w:p>
+      <w:r>
+        <w:t>互动澄清确认（2026-10-26）：用户逐项选择并最终确认7项决策：离槽继续有效无线任务；桥板失联继续已有任务；授权只读产物核查；关键预检失败保P0范围并重新排期；任务按设备/原用户而非占槽绑定；允许本机PIN解锁；控制恢复核对绑定且保留有效业务。第3天关键预检或第7天闭环失败时由F记录负责人/新截止日，第14天可作标注的阶段演示但P0未通过。本文与F审核稿据此修订，不代表实现或实机验收。</w:t>
       </w:r>
     </w:p>
     <w:sectPr>

--- a/docs/TECHNICAL-ADVISORY-REPORT.docx
+++ b/docs/TECHNICAL-ADVISORY-REPORT.docx
@@ -7395,7 +7395,7 @@
           <w:sz w:val="19"/>
           <w:szCs w:val="19"/>
         </w:rPr>
-        <w:t>不做蜂窝热点；离线、弱网、高延迟、低带宽及频繁断开均需考虑。P0固定LAN-only业务TLS及设备认证，BLE profile禁用并测拒绝；若后续启用BLE，先完成认证加密并经F审查，不允许回退明文。模块公网授权/域名代理属P1，P0默认拒绝worker公网和热点WAN转发，不把主机浏览器/音乐联网权限给模块。</w:t>
+        <w:t>不做蜂窝热点；离线、弱网、高延迟、低带宽及频繁断开均需考虑。P0同时实现LAN与BLE两条业务lane：LAN固定TLS及设备认证（模块自签证书+Pi固定SHA-256指纹）；BLE须链路层配对加应用层挑战-响应两层，未通过前不接收业务数据，不允许回退明文。BLE实现随P0交付，实机验收依赖模块固件提供NVS密钥存储。模块公网授权/域名代理属P1，P0默认拒绝worker公网和热点WAN转发，不把主机浏览器/音乐联网权限给模块。</w:t>
       </w:r>
     </w:p>
     <w:p>
